--- a/report/Отчет_по_курсовой.docx
+++ b/report/Отчет_по_курсовой.docx
@@ -70,7 +70,7 @@
                 <w:lang w:eastAsia="ru-RU"/>
               </w:rPr>
               <w:drawing>
-                <wp:inline distT="0" distB="0" distL="0" distR="0" wp14:anchorId="3D4140DE" wp14:editId="0B626B74">
+                <wp:inline distT="0" distB="0" distL="0" distR="0" wp14:anchorId="51F6CE00" wp14:editId="0449B4F0">
                   <wp:extent cx="891540" cy="1005840"/>
                   <wp:effectExtent l="0" t="0" r="3810" b="3810"/>
                   <wp:docPr id="7" name="Рисунок 1"/>
@@ -290,7 +290,7 @@
               <mc:AlternateContent>
                 <mc:Choice Requires="wpc">
                   <w:drawing>
-                    <wp:inline distT="0" distB="0" distL="0" distR="0" wp14:anchorId="59C0FCB5" wp14:editId="5BAB951A">
+                    <wp:inline distT="0" distB="0" distL="0" distR="0" wp14:anchorId="1AAF13FC" wp14:editId="499E783F">
                       <wp:extent cx="5829300" cy="342900"/>
                       <wp:effectExtent l="0" t="0" r="19050" b="0"/>
                       <wp:docPr id="11" name="Полотно 5"/>
@@ -442,27 +442,7 @@
           <w:szCs w:val="28"/>
           <w:lang w:eastAsia="ru-RU"/>
         </w:rPr>
-        <w:t>программного обеспечения (</w:t>
-      </w:r>
-      <w:proofErr w:type="spellStart"/>
-      <w:r>
-        <w:rPr>
-          <w:rFonts w:eastAsia="Times New Roman" w:cs="Times New Roman"/>
-          <w:b/>
-          <w:szCs w:val="28"/>
-          <w:lang w:eastAsia="ru-RU"/>
-        </w:rPr>
-        <w:t>ИиППО</w:t>
-      </w:r>
-      <w:proofErr w:type="spellEnd"/>
-      <w:r>
-        <w:rPr>
-          <w:rFonts w:eastAsia="Times New Roman" w:cs="Times New Roman"/>
-          <w:b/>
-          <w:szCs w:val="28"/>
-          <w:lang w:eastAsia="ru-RU"/>
-        </w:rPr>
-        <w:t>)</w:t>
+        <w:t>программного обеспечения (ИиППО)</w:t>
       </w:r>
     </w:p>
     <w:p>
@@ -771,7 +751,15 @@
           <w:szCs w:val="28"/>
           <w:lang w:eastAsia="ru-RU"/>
         </w:rPr>
-        <w:t xml:space="preserve">             (</w:t>
+        <w:t xml:space="preserve">    </w:t>
+      </w:r>
+      <w:r>
+        <w:rPr>
+          <w:rFonts w:eastAsia="Times New Roman" w:cs="Times New Roman"/>
+          <w:szCs w:val="28"/>
+          <w:lang w:eastAsia="ru-RU"/>
+        </w:rPr>
+        <w:t xml:space="preserve"> (</w:t>
       </w:r>
       <w:r>
         <w:rPr>
@@ -780,27 +768,7 @@
           <w:szCs w:val="28"/>
           <w:lang w:eastAsia="ru-RU"/>
         </w:rPr>
-        <w:t xml:space="preserve">подпись и </w:t>
-      </w:r>
-      <w:proofErr w:type="spellStart"/>
-      <w:r>
-        <w:rPr>
-          <w:rFonts w:eastAsia="Times New Roman" w:cs="Times New Roman"/>
-          <w:sz w:val="22"/>
-          <w:szCs w:val="28"/>
-          <w:lang w:eastAsia="ru-RU"/>
-        </w:rPr>
-        <w:t>ф.и.о.</w:t>
-      </w:r>
-      <w:proofErr w:type="spellEnd"/>
-      <w:r>
-        <w:rPr>
-          <w:rFonts w:eastAsia="Times New Roman" w:cs="Times New Roman"/>
-          <w:sz w:val="22"/>
-          <w:szCs w:val="28"/>
-          <w:lang w:eastAsia="ru-RU"/>
-        </w:rPr>
-        <w:t xml:space="preserve"> студента</w:t>
+        <w:t>подпись и ф.и.о. студента</w:t>
       </w:r>
       <w:r>
         <w:rPr>
@@ -847,27 +815,7 @@
           <w:u w:val="single"/>
           <w:lang w:eastAsia="ru-RU"/>
         </w:rPr>
-        <w:t xml:space="preserve">ст. преподаватель кафедры </w:t>
-      </w:r>
-      <w:proofErr w:type="spellStart"/>
-      <w:r>
-        <w:rPr>
-          <w:rFonts w:eastAsia="Times New Roman" w:cs="Times New Roman"/>
-          <w:szCs w:val="28"/>
-          <w:u w:val="single"/>
-          <w:lang w:eastAsia="ru-RU"/>
-        </w:rPr>
-        <w:t>ИиППО</w:t>
-      </w:r>
-      <w:proofErr w:type="spellEnd"/>
-      <w:r>
-        <w:rPr>
-          <w:rFonts w:eastAsia="Times New Roman" w:cs="Times New Roman"/>
-          <w:szCs w:val="28"/>
-          <w:u w:val="single"/>
-          <w:lang w:eastAsia="ru-RU"/>
-        </w:rPr>
-        <w:t xml:space="preserve"> Рачков А.В.</w:t>
+        <w:t>ст. преподаватель кафедры ИиППО Рачков А.В.</w:t>
       </w:r>
     </w:p>
     <w:p>
@@ -951,7 +899,15 @@
           <w:szCs w:val="28"/>
           <w:lang w:eastAsia="ru-RU"/>
         </w:rPr>
-        <w:t xml:space="preserve">       (</w:t>
+        <w:t xml:space="preserve">  </w:t>
+      </w:r>
+      <w:r>
+        <w:rPr>
+          <w:rFonts w:eastAsia="Times New Roman" w:cs="Times New Roman"/>
+          <w:szCs w:val="28"/>
+          <w:lang w:eastAsia="ru-RU"/>
+        </w:rPr>
+        <w:t xml:space="preserve"> (</w:t>
       </w:r>
       <w:r>
         <w:rPr>
@@ -960,27 +916,7 @@
           <w:szCs w:val="28"/>
           <w:lang w:eastAsia="ru-RU"/>
         </w:rPr>
-        <w:t xml:space="preserve">подпись и </w:t>
-      </w:r>
-      <w:proofErr w:type="spellStart"/>
-      <w:r>
-        <w:rPr>
-          <w:rFonts w:eastAsia="Times New Roman" w:cs="Times New Roman"/>
-          <w:sz w:val="22"/>
-          <w:szCs w:val="28"/>
-          <w:lang w:eastAsia="ru-RU"/>
-        </w:rPr>
-        <w:t>ф.и.о.</w:t>
-      </w:r>
-      <w:proofErr w:type="spellEnd"/>
-      <w:r>
-        <w:rPr>
-          <w:rFonts w:eastAsia="Times New Roman" w:cs="Times New Roman"/>
-          <w:sz w:val="22"/>
-          <w:szCs w:val="28"/>
-          <w:lang w:eastAsia="ru-RU"/>
-        </w:rPr>
-        <w:t xml:space="preserve"> рук-ля</w:t>
+        <w:t>подпись и ф.и.о. рук-ля</w:t>
       </w:r>
       <w:r>
         <w:rPr>
@@ -1086,25 +1022,7 @@
           <w:szCs w:val="28"/>
           <w:lang w:eastAsia="ru-RU"/>
         </w:rPr>
-        <w:t xml:space="preserve"> (подписи, дата, </w:t>
-      </w:r>
-      <w:proofErr w:type="spellStart"/>
-      <w:r>
-        <w:rPr>
-          <w:rFonts w:eastAsia="Times New Roman" w:cs="Times New Roman"/>
-          <w:szCs w:val="28"/>
-          <w:lang w:eastAsia="ru-RU"/>
-        </w:rPr>
-        <w:t>ф.и.о.</w:t>
-      </w:r>
-      <w:proofErr w:type="spellEnd"/>
-      <w:r>
-        <w:rPr>
-          <w:rFonts w:eastAsia="Times New Roman" w:cs="Times New Roman"/>
-          <w:szCs w:val="28"/>
-          <w:lang w:eastAsia="ru-RU"/>
-        </w:rPr>
-        <w:t>, должность, звание, уч. степень двух преподавателей, принявших защиту)</w:t>
+        <w:t xml:space="preserve"> (подписи, дата, ф.и.о., должность, звание, уч. степень двух преподавателей, принявших защиту)</w:t>
       </w:r>
     </w:p>
     <w:p>
@@ -1147,7 +1065,7 @@
         </w:rPr>
         <w:lastRenderedPageBreak/>
         <w:drawing>
-          <wp:inline distT="0" distB="0" distL="0" distR="0" wp14:anchorId="6083EF1E" wp14:editId="40794896">
+          <wp:inline distT="0" distB="0" distL="0" distR="0" wp14:anchorId="5F77F096" wp14:editId="17559352">
             <wp:extent cx="6233204" cy="8798755"/>
             <wp:effectExtent l="0" t="0" r="0" b="2540"/>
             <wp:docPr id="5" name="Рисунок 5"/>
@@ -2949,14 +2867,12 @@
                 <w:szCs w:val="28"/>
               </w:rPr>
             </w:pPr>
-            <w:proofErr w:type="spellStart"/>
             <w:r>
               <w:rPr>
                 <w:szCs w:val="28"/>
               </w:rPr>
               <w:t>Чекбокс</w:t>
             </w:r>
-            <w:proofErr w:type="spellEnd"/>
           </w:p>
         </w:tc>
         <w:tc>
@@ -3041,21 +2957,7 @@
               <w:rPr>
                 <w:szCs w:val="28"/>
               </w:rPr>
-              <w:t xml:space="preserve">сервис, использующий </w:t>
-            </w:r>
-            <w:proofErr w:type="spellStart"/>
-            <w:r>
-              <w:rPr>
-                <w:szCs w:val="28"/>
-              </w:rPr>
-              <w:t>Git</w:t>
-            </w:r>
-            <w:proofErr w:type="spellEnd"/>
-            <w:r>
-              <w:rPr>
-                <w:szCs w:val="28"/>
-              </w:rPr>
-              <w:t xml:space="preserve"> для управления версиями кода, где пользователи могут хранить репозитории, делиться кодом, участвовать в совместной разработке</w:t>
+              <w:t>сервис, использующий Git для управления версиями кода, где пользователи могут хранить репозитории, делиться кодом, участвовать в совместной разработке</w:t>
             </w:r>
           </w:p>
         </w:tc>
@@ -3107,16 +3009,8 @@
               <w:rPr>
                 <w:szCs w:val="28"/>
               </w:rPr>
-              <w:t xml:space="preserve">сервис хостинга статических сайтов, который принимает файлы HTML, CSS и JavaScript из репозитория на </w:t>
-            </w:r>
-            <w:proofErr w:type="spellStart"/>
-            <w:r>
-              <w:rPr>
-                <w:szCs w:val="28"/>
-              </w:rPr>
-              <w:t>GitHub</w:t>
-            </w:r>
-            <w:proofErr w:type="spellEnd"/>
+              <w:t>сервис хостинга статических сайтов, который принимает файлы HTML, CSS и JavaScript из репозитория на GitHub</w:t>
+            </w:r>
           </w:p>
         </w:tc>
       </w:tr>
@@ -4003,13 +3897,7 @@
         <w:pStyle w:val="afa"/>
       </w:pPr>
       <w:r>
-        <w:t xml:space="preserve">В современном мире, </w:t>
-      </w:r>
-      <w:r>
-        <w:t>характеризующемся высокой динамикой и многозадачностью, эффективное управление личным временем становится ключевым фактором продуктивности. Повседневная жизнь требует систематизации множества повторяющихся активностей, таких как учебные занятия, рабочие об</w:t>
-      </w:r>
-      <w:r>
-        <w:t xml:space="preserve">язанности и личные хобби. </w:t>
+        <w:t xml:space="preserve">В современном мире, характеризующемся высокой динамикой и многозадачностью, эффективное управление личным временем становится ключевым фактором продуктивности. Повседневная жизнь требует систематизации множества повторяющихся активностей, таких как учебные занятия, рабочие обязанности и личные хобби. </w:t>
       </w:r>
     </w:p>
     <w:p>
@@ -4017,13 +3905,7 @@
         <w:pStyle w:val="afa"/>
       </w:pPr>
       <w:r>
-        <w:t>Для решения этой задачи существуют специализированные приложения, помогающие визуализировать и структурировать недельную рутину. В отличие от сложных календарных систем, ориентированных на конкретные даты, или таск-менеджеров, сфо</w:t>
-      </w:r>
-      <w:r>
-        <w:t>кусированных на выполнении отдельных задач, эти инструменты делают акцент на управлении повторяющимися событиями в рамках недели. Их основная цель — предоставить пользователю ясный и удобный обзор своего регулярного расписания, способствуя формированию орг</w:t>
-      </w:r>
-      <w:r>
-        <w:t>анизованного образа жизни.</w:t>
+        <w:t>Для решения этой задачи существуют специализированные приложения, помогающие визуализировать и структурировать недельную рутину. В отличие от сложных календарных систем, ориентированных на конкретные даты, или таск-менеджеров, сфокусированных на выполнении отдельных задач, эти инструменты делают акцент на управлении повторяющимися событиями в рамках недели. Их основная цель — предоставить пользователю ясный и удобный обзор своего регулярного расписания, способствуя формированию организованного образа жизни.</w:t>
       </w:r>
     </w:p>
     <w:p>
@@ -4387,7 +4269,7 @@
           <w:lang w:val="en-US" w:eastAsia="ru-RU"/>
         </w:rPr>
         <w:drawing>
-          <wp:inline distT="0" distB="0" distL="0" distR="0" wp14:anchorId="531034EB" wp14:editId="3EF6FED2">
+          <wp:inline distT="0" distB="0" distL="0" distR="0" wp14:anchorId="490168AF" wp14:editId="5619EEBE">
             <wp:extent cx="5219700" cy="5170459"/>
             <wp:effectExtent l="0" t="0" r="0" b="0"/>
             <wp:docPr id="9" name="Рисунок 9"/>
@@ -4437,10 +4319,152 @@
         </w:rPr>
       </w:pPr>
       <w:r>
+        <w:t xml:space="preserve">Рисунок 1.3.1 </w:t>
+      </w:r>
+      <w:r>
+        <w:rPr>
+          <w:lang w:eastAsia="ru-RU"/>
+        </w:rPr>
+        <w:t xml:space="preserve">– </w:t>
+      </w:r>
+      <w:r>
+        <w:rPr>
+          <w:lang w:val="en-US" w:eastAsia="ru-RU"/>
+        </w:rPr>
+        <w:t>UML</w:t>
+      </w:r>
+      <w:r>
+        <w:rPr>
+          <w:lang w:eastAsia="ru-RU"/>
+        </w:rPr>
+        <w:t>-</w:t>
+      </w:r>
+      <w:r>
+        <w:rPr>
+          <w:lang w:eastAsia="ru-RU"/>
+        </w:rPr>
+        <w:t>диаграмма вариантов использования приложения</w:t>
+      </w:r>
+    </w:p>
+    <w:p>
+      <w:pPr>
+        <w:pStyle w:val="2"/>
+      </w:pPr>
+      <w:bookmarkStart w:id="25" w:name="_Toc213444219"/>
+      <w:r>
+        <w:t>2 Проектирование веб-приложения</w:t>
+      </w:r>
+      <w:bookmarkEnd w:id="25"/>
+    </w:p>
+    <w:p>
+      <w:pPr>
+        <w:pStyle w:val="3"/>
+      </w:pPr>
+      <w:r>
+        <w:t>2.1 Проектирование архитектуры</w:t>
+      </w:r>
+      <w:r>
+        <w:t xml:space="preserve"> веб-приложения</w:t>
+      </w:r>
+    </w:p>
+    <w:p>
+      <w:pPr>
+        <w:pStyle w:val="afa"/>
+      </w:pPr>
+      <w:r>
+        <w:t xml:space="preserve">Для веб-приложения была выбрана классическая трёхзвенная клиент-серверная архитектура, являющаяся отраслевым стандартом для подобных </w:t>
+      </w:r>
+      <w:r>
+        <w:lastRenderedPageBreak/>
+        <w:t>систем. Эта архитектура разделяет приложение на три основных звена, что обеспечив</w:t>
+      </w:r>
+      <w:r>
+        <w:t>ает гибкость разработки, независимость компонентов и масштабируемость. Взаимодействие этих звеньев представлено на рисунке 2.1.1.</w:t>
+      </w:r>
+    </w:p>
+    <w:p>
+      <w:pPr>
+        <w:jc w:val="center"/>
+        <w:rPr>
+          <w:rFonts w:eastAsia="Times New Roman" w:cs="Times New Roman"/>
+          <w:szCs w:val="28"/>
+          <w:lang w:val="en-US" w:eastAsia="ru-RU"/>
+        </w:rPr>
+      </w:pPr>
+      <w:r>
+        <w:rPr>
+          <w:rFonts w:eastAsia="Times New Roman" w:cs="Times New Roman"/>
+          <w:noProof/>
+          <w:szCs w:val="28"/>
+          <w:lang w:val="en-US" w:eastAsia="ru-RU"/>
+        </w:rPr>
+        <w:drawing>
+          <wp:inline distT="0" distB="0" distL="0" distR="0" wp14:anchorId="358E3674" wp14:editId="7C113610">
+            <wp:extent cx="5226886" cy="2664025"/>
+            <wp:effectExtent l="0" t="0" r="0" b="3175"/>
+            <wp:docPr id="1" name="Рисунок 1"/>
+            <wp:cNvGraphicFramePr>
+              <a:graphicFrameLocks xmlns:a="http://schemas.openxmlformats.org/drawingml/2006/main" noChangeAspect="1"/>
+            </wp:cNvGraphicFramePr>
+            <a:graphic xmlns:a="http://schemas.openxmlformats.org/drawingml/2006/main">
+              <a:graphicData uri="http://schemas.openxmlformats.org/drawingml/2006/picture">
+                <pic:pic xmlns:pic="http://schemas.openxmlformats.org/drawingml/2006/picture">
+                  <pic:nvPicPr>
+                    <pic:cNvPr id="1" name="Рисунок 1"/>
+                    <pic:cNvPicPr/>
+                  </pic:nvPicPr>
+                  <pic:blipFill>
+                    <a:blip r:embed="rId17">
+                      <a:extLst>
+                        <a:ext uri="{28A0092B-C50C-407E-A947-70E740481C1C}">
+                          <a14:useLocalDpi xmlns:a14="http://schemas.microsoft.com/office/drawing/2010/main" val="0"/>
+                        </a:ext>
+                      </a:extLst>
+                    </a:blip>
+                    <a:stretch>
+                      <a:fillRect/>
+                    </a:stretch>
+                  </pic:blipFill>
+                  <pic:spPr>
+                    <a:xfrm>
+                      <a:off x="0" y="0"/>
+                      <a:ext cx="5226886" cy="2664025"/>
+                    </a:xfrm>
+                    <a:prstGeom prst="rect">
+                      <a:avLst/>
+                    </a:prstGeom>
+                  </pic:spPr>
+                </pic:pic>
+              </a:graphicData>
+            </a:graphic>
+          </wp:inline>
+        </w:drawing>
+      </w:r>
+    </w:p>
+    <w:p>
+      <w:pPr>
+        <w:pStyle w:val="af9"/>
+        <w:rPr>
+          <w:lang w:eastAsia="ru-RU"/>
+        </w:rPr>
+      </w:pPr>
+      <w:r>
         <w:t xml:space="preserve">Рисунок </w:t>
       </w:r>
       <w:r>
-        <w:t>1.3.1</w:t>
+        <w:t>2</w:t>
+      </w:r>
+      <w:r>
+        <w:t>.</w:t>
+      </w:r>
+      <w:r>
+        <w:t>1</w:t>
+      </w:r>
+      <w:r>
+        <w:t>.</w:t>
+      </w:r>
+      <w:r>
+        <w:t>1</w:t>
       </w:r>
       <w:r>
         <w:t xml:space="preserve"> </w:t>
@@ -4453,52 +4477,345 @@
       </w:r>
       <w:r>
         <w:rPr>
+          <w:lang w:eastAsia="ru-RU"/>
+        </w:rPr>
+        <w:t>Схема трёхзвенной клиент-серверной архитектуры</w:t>
+      </w:r>
+    </w:p>
+    <w:p>
+      <w:pPr>
+        <w:pStyle w:val="afa"/>
+      </w:pPr>
+      <w:r>
+        <w:t>Клиентское звено, представленное веб-браузером пользователя, отправляет запросы на звено сервера приложений. Звено сервера при</w:t>
+      </w:r>
+      <w:r>
+        <w:t xml:space="preserve">ложений обрабатывает эти запросы, выполняет необходимую бизнес-логику и, при необходимости, взаимодействует со звеном сервера баз данных для получения или сохранения данных. После обработки запроса звено сервера приложений формирует ответ и отправляет его </w:t>
+      </w:r>
+      <w:r>
+        <w:t>обратно клиентскому звену. Звено сервера баз данных отвечает исключительно за надёжное хранение и управление данными, предоставляя их по запросу звена сервера приложений.</w:t>
+      </w:r>
+    </w:p>
+    <w:p>
+      <w:pPr>
+        <w:pStyle w:val="afa"/>
+      </w:pPr>
+      <w:r>
+        <w:t>Для организации кода на сервере приложений был выбран паттерн проектирования «Модель-</w:t>
+      </w:r>
+      <w:r>
+        <w:t>Представление-Контроллер» (MVC), схема которого показана на рисунке 2.1.2.</w:t>
+      </w:r>
+    </w:p>
+    <w:p>
+      <w:pPr>
+        <w:jc w:val="center"/>
+        <w:rPr>
+          <w:rFonts w:eastAsia="Times New Roman" w:cs="Times New Roman"/>
+          <w:szCs w:val="28"/>
           <w:lang w:val="en-US" w:eastAsia="ru-RU"/>
         </w:rPr>
-        <w:t>UML</w:t>
-      </w:r>
-      <w:r>
-        <w:rPr>
-          <w:lang w:eastAsia="ru-RU"/>
-        </w:rPr>
-        <w:t>-</w:t>
-      </w:r>
-      <w:r>
-        <w:rPr>
-          <w:lang w:eastAsia="ru-RU"/>
-        </w:rPr>
-        <w:t>диаграмма вариантов использования приложения</w:t>
-      </w:r>
-    </w:p>
-    <w:p>
-      <w:pPr>
-        <w:pStyle w:val="2"/>
-      </w:pPr>
-      <w:bookmarkStart w:id="25" w:name="_Toc213444219"/>
-      <w:r>
-        <w:t>2 Проектирование веб-приложения</w:t>
-      </w:r>
-      <w:bookmarkEnd w:id="25"/>
+      </w:pPr>
+      <w:r>
+        <w:rPr>
+          <w:rFonts w:eastAsia="Times New Roman" w:cs="Times New Roman"/>
+          <w:noProof/>
+          <w:szCs w:val="28"/>
+          <w:lang w:val="en-US" w:eastAsia="ru-RU"/>
+        </w:rPr>
+        <w:lastRenderedPageBreak/>
+        <w:drawing>
+          <wp:inline distT="0" distB="0" distL="0" distR="0" wp14:anchorId="1ED1248C" wp14:editId="0F9908AF">
+            <wp:extent cx="5226886" cy="1964106"/>
+            <wp:effectExtent l="0" t="0" r="0" b="0"/>
+            <wp:docPr id="3" name="Рисунок 3"/>
+            <wp:cNvGraphicFramePr>
+              <a:graphicFrameLocks xmlns:a="http://schemas.openxmlformats.org/drawingml/2006/main" noChangeAspect="1"/>
+            </wp:cNvGraphicFramePr>
+            <a:graphic xmlns:a="http://schemas.openxmlformats.org/drawingml/2006/main">
+              <a:graphicData uri="http://schemas.openxmlformats.org/drawingml/2006/picture">
+                <pic:pic xmlns:pic="http://schemas.openxmlformats.org/drawingml/2006/picture">
+                  <pic:nvPicPr>
+                    <pic:cNvPr id="3" name="Рисунок 3"/>
+                    <pic:cNvPicPr/>
+                  </pic:nvPicPr>
+                  <pic:blipFill>
+                    <a:blip r:embed="rId18">
+                      <a:extLst>
+                        <a:ext uri="{28A0092B-C50C-407E-A947-70E740481C1C}">
+                          <a14:useLocalDpi xmlns:a14="http://schemas.microsoft.com/office/drawing/2010/main" val="0"/>
+                        </a:ext>
+                      </a:extLst>
+                    </a:blip>
+                    <a:stretch>
+                      <a:fillRect/>
+                    </a:stretch>
+                  </pic:blipFill>
+                  <pic:spPr>
+                    <a:xfrm>
+                      <a:off x="0" y="0"/>
+                      <a:ext cx="5226886" cy="1964106"/>
+                    </a:xfrm>
+                    <a:prstGeom prst="rect">
+                      <a:avLst/>
+                    </a:prstGeom>
+                  </pic:spPr>
+                </pic:pic>
+              </a:graphicData>
+            </a:graphic>
+          </wp:inline>
+        </w:drawing>
+      </w:r>
+    </w:p>
+    <w:p>
+      <w:pPr>
+        <w:pStyle w:val="af9"/>
+        <w:rPr>
+          <w:lang w:eastAsia="ru-RU"/>
+        </w:rPr>
+      </w:pPr>
+      <w:r>
+        <w:t>Рисунок 2.1.</w:t>
+      </w:r>
+      <w:r>
+        <w:t>2</w:t>
+      </w:r>
+      <w:r>
+        <w:t xml:space="preserve"> </w:t>
+      </w:r>
+      <w:r>
+        <w:rPr>
+          <w:lang w:eastAsia="ru-RU"/>
+        </w:rPr>
+        <w:t xml:space="preserve">– Схема </w:t>
+      </w:r>
+      <w:r>
+        <w:rPr>
+          <w:lang w:eastAsia="ru-RU"/>
+        </w:rPr>
+        <w:t xml:space="preserve">паттерна проектирования </w:t>
+      </w:r>
+      <w:r>
+        <w:rPr>
+          <w:lang w:val="en-US" w:eastAsia="ru-RU"/>
+        </w:rPr>
+        <w:t>MVC</w:t>
+      </w:r>
+    </w:p>
+    <w:p>
+      <w:pPr>
+        <w:pStyle w:val="afa"/>
+      </w:pPr>
+      <w:r>
+        <w:t>Выбор этого паттерна обусловлен его ключевым преимуществом — разделением ответственност</w:t>
+      </w:r>
+      <w:r>
+        <w:t>и</w:t>
+      </w:r>
+      <w:r>
+        <w:t xml:space="preserve">. MVC позволяет чётко отделить логику </w:t>
+      </w:r>
+      <w:r>
+        <w:t>работы с</w:t>
+      </w:r>
+      <w:r>
+        <w:t xml:space="preserve"> данны</w:t>
+      </w:r>
+      <w:r>
+        <w:t>ми</w:t>
+      </w:r>
+      <w:r>
+        <w:t xml:space="preserve"> (Модель) от их визуального представле</w:t>
+      </w:r>
+      <w:r>
+        <w:t xml:space="preserve">ния (Представление) и от логики обработки действий пользователя (Контроллер). </w:t>
+      </w:r>
+    </w:p>
+    <w:p>
+      <w:pPr>
+        <w:pStyle w:val="afa"/>
+      </w:pPr>
+      <w:r>
+        <w:t xml:space="preserve">Такое разделение делает код более структурированным, упрощает </w:t>
+      </w:r>
+      <w:r>
+        <w:t xml:space="preserve">разработку, </w:t>
+      </w:r>
+      <w:r>
+        <w:t xml:space="preserve">тестирование и </w:t>
+      </w:r>
+      <w:r>
+        <w:t>поддержку</w:t>
+      </w:r>
+      <w:r>
+        <w:t xml:space="preserve"> приложения</w:t>
+      </w:r>
+      <w:r>
+        <w:t>.</w:t>
+      </w:r>
     </w:p>
     <w:p>
       <w:pPr>
         <w:pStyle w:val="3"/>
       </w:pPr>
       <w:r>
-        <w:t>2.1 Проектирование архитектуры</w:t>
-      </w:r>
-      <w:r>
-        <w:t xml:space="preserve"> веб-приложения</w:t>
-      </w:r>
-    </w:p>
-    <w:p/>
-    <w:p>
-      <w:pPr>
-        <w:pStyle w:val="3"/>
-      </w:pPr>
+        <w:t xml:space="preserve">2.2 </w:t>
+      </w:r>
+      <w:r>
+        <w:t>Выбор и обоснование используемых технологий</w:t>
+      </w:r>
+    </w:p>
+    <w:p>
+      <w:pPr>
+        <w:pStyle w:val="afa"/>
+      </w:pPr>
+      <w:r>
+        <w:t>Структура и внешний вид страниц веб-приложения будут создаваться с использованием стандартов HTML5 и CSS3. HTML5</w:t>
+      </w:r>
+      <w:r>
+        <w:t xml:space="preserve"> </w:t>
+      </w:r>
+      <w:r>
+        <w:t xml:space="preserve">предоставляет семантическую разметку для контента, а CSS3 — широкие возможности для его стилизации. Для ускорения разработки пользовательского интерфейса и обеспечения его адаптивности </w:t>
+      </w:r>
+      <w:r>
+        <w:t>был</w:t>
+      </w:r>
+      <w:r>
+        <w:t xml:space="preserve"> использова</w:t>
+      </w:r>
+      <w:r>
+        <w:t>н</w:t>
+      </w:r>
+      <w:r>
+        <w:t xml:space="preserve"> CSS-фреймворк Bootstrap</w:t>
+      </w:r>
+      <w:r>
+        <w:t>,</w:t>
+      </w:r>
+      <w:r>
+        <w:t xml:space="preserve"> </w:t>
+      </w:r>
+      <w:r>
+        <w:t xml:space="preserve">который </w:t>
+      </w:r>
+      <w:r>
+        <w:t>предоставляет готовую сетку и набор стилизованных компонентов, что позвол</w:t>
+      </w:r>
+      <w:r>
+        <w:t xml:space="preserve">ило </w:t>
+      </w:r>
+      <w:r>
+        <w:t>быстро создавать чистый и современный дизайн.</w:t>
+      </w:r>
+    </w:p>
+    <w:p>
+      <w:pPr>
+        <w:pStyle w:val="afa"/>
+      </w:pPr>
+      <w:r>
+        <w:t xml:space="preserve">В рамках клиентской части интернет-ресурса также был использован </w:t>
+      </w:r>
+      <w:r>
+        <w:t>JavaScript для реализации интерактивных элементов пользовательского интерфейса и обеспечения асинхронного взаимодействия с сервером, что улучшило пользовательский опыт.</w:t>
+      </w:r>
+    </w:p>
+    <w:p>
+      <w:pPr>
+        <w:pStyle w:val="afa"/>
+      </w:pPr>
+      <w:r>
+        <w:t xml:space="preserve">Серверная часть веб-приложения реализована на языке </w:t>
+      </w:r>
+      <w:r>
+        <w:rPr>
+          <w:lang w:val="en-US"/>
+        </w:rPr>
+        <w:t>PHP</w:t>
+      </w:r>
+      <w:r>
+        <w:t xml:space="preserve"> </w:t>
+      </w:r>
+      <w:r>
+        <w:t xml:space="preserve">с использованием фреймворка </w:t>
+      </w:r>
+      <w:r>
+        <w:rPr>
+          <w:lang w:val="en-US"/>
+        </w:rPr>
+        <w:t>Laravel</w:t>
+      </w:r>
+      <w:r>
+        <w:t xml:space="preserve">. Выбор PHP обусловлен его широкой </w:t>
+      </w:r>
       <w:r>
         <w:lastRenderedPageBreak/>
-        <w:t>2.2 Обоснование выбора технологий разработки</w:t>
+        <w:t>распространённостью в веб-разработке</w:t>
+      </w:r>
+      <w:r>
+        <w:t>, а также наличием собственных знаний по работе с языком, полученных в рамках дисциплины «Проектирование и разработка серверных частей интернет-ресурсов». Выбор фреймворка Laravel обусловлен его строгим следованием паттерну MVC и богатой экосистемой.</w:t>
+      </w:r>
+    </w:p>
+    <w:p>
+      <w:pPr>
+        <w:pStyle w:val="afa"/>
+      </w:pPr>
+      <w:r>
+        <w:t>В качестве СУБД была выбрана PostgreSQL. Это мощная и надёжная СУБД</w:t>
+      </w:r>
+      <w:r>
+        <w:t>,</w:t>
+      </w:r>
+      <w:r>
+        <w:t xml:space="preserve"> функциональность которой полностью покрывает требования проекта к хранению и обработке информации и с который имеется личный опыт работы в рамках дисциплин «Проектирование баз данных» и «Разработка баз данных».</w:t>
+      </w:r>
+    </w:p>
+    <w:p>
+      <w:pPr>
+        <w:pStyle w:val="afa"/>
+      </w:pPr>
+      <w:r>
+        <w:t>Для создания и управления средой разработки использовалась система контейнеризации Docker. Она позволила создать отдельные контейнеры для сервера приложений и сервера базы данных, обеспечив изолированность и идентичность окружения на всех этапах разработки.</w:t>
+      </w:r>
+    </w:p>
+    <w:p>
+      <w:pPr>
+        <w:pStyle w:val="afa"/>
+      </w:pPr>
+      <w:r>
+        <w:t>Для контроля версий исходного кода использовалась система Git. Она позволила отслеживать все изменения в проекте</w:t>
+      </w:r>
+      <w:r>
+        <w:t>, откатываться к предыдущей версии при необходимости, а также вести</w:t>
+      </w:r>
+      <w:r>
+        <w:t xml:space="preserve"> историю разработки.</w:t>
+      </w:r>
+    </w:p>
+    <w:p>
+      <w:pPr>
+        <w:pStyle w:val="afa"/>
+      </w:pPr>
+      <w:r>
+        <w:t>В качестве среды разработки был выбран Visual Studio Code</w:t>
+      </w:r>
+      <w:r>
+        <w:t>,</w:t>
+      </w:r>
+      <w:r>
+        <w:t xml:space="preserve"> обусловлен</w:t>
+      </w:r>
+      <w:r>
+        <w:t>ный</w:t>
+      </w:r>
+      <w:r>
+        <w:t xml:space="preserve"> </w:t>
+      </w:r>
+      <w:r>
+        <w:t>его</w:t>
+      </w:r>
+      <w:r>
+        <w:t xml:space="preserve"> высокой производительностью и наличием богатой библиотеки расширений для работы со всеми выбранными инструментами.</w:t>
       </w:r>
     </w:p>
     <w:p>
@@ -4619,6 +4936,7 @@
                 <w:sz w:val="24"/>
                 <w:szCs w:val="24"/>
               </w:rPr>
+              <w:lastRenderedPageBreak/>
               <w:t>Сайт</w:t>
             </w:r>
           </w:p>
@@ -4812,7 +5130,6 @@
                 <w:szCs w:val="24"/>
               </w:rPr>
             </w:pPr>
-            <w:proofErr w:type="spellStart"/>
             <w:r>
               <w:rPr>
                 <w:rFonts w:cs="Times New Roman"/>
@@ -4821,7 +5138,6 @@
               </w:rPr>
               <w:t>Кинопоиск</w:t>
             </w:r>
-            <w:proofErr w:type="spellEnd"/>
           </w:p>
         </w:tc>
         <w:tc>
@@ -5108,7 +5424,6 @@
                 <w:lang w:val="en-US"/>
               </w:rPr>
             </w:pPr>
-            <w:proofErr w:type="spellStart"/>
             <w:r>
               <w:rPr>
                 <w:rFonts w:cs="Times New Roman"/>
@@ -5117,7 +5432,6 @@
               </w:rPr>
               <w:t>Кинориум</w:t>
             </w:r>
-            <w:proofErr w:type="spellEnd"/>
           </w:p>
         </w:tc>
         <w:tc>
@@ -5258,7 +5572,6 @@
                 <w:szCs w:val="24"/>
               </w:rPr>
             </w:pPr>
-            <w:proofErr w:type="spellStart"/>
             <w:r>
               <w:rPr>
                 <w:rFonts w:eastAsia="Times New Roman" w:cs="Times New Roman"/>
@@ -5268,7 +5581,6 @@
               </w:rPr>
               <w:t>Letterboxd</w:t>
             </w:r>
-            <w:proofErr w:type="spellEnd"/>
           </w:p>
         </w:tc>
         <w:tc>
@@ -5769,17 +6081,9 @@
         <w:ind w:firstLine="709"/>
       </w:pPr>
       <w:r>
-        <w:t xml:space="preserve">Исходный код проекта доступен в репозитории на </w:t>
-      </w:r>
-      <w:proofErr w:type="spellStart"/>
-      <w:r>
-        <w:t>GitHub</w:t>
-      </w:r>
-      <w:proofErr w:type="spellEnd"/>
-      <w:r>
-        <w:t xml:space="preserve"> по следующей ссылке: </w:t>
-      </w:r>
-      <w:hyperlink r:id="rId17" w:history="1">
+        <w:t xml:space="preserve">Исходный код проекта доступен в репозитории на GitHub по следующей ссылке: </w:t>
+      </w:r>
+      <w:hyperlink r:id="rId19" w:history="1">
         <w:r>
           <w:rPr>
             <w:rStyle w:val="ab"/>
@@ -5796,40 +6100,27 @@
         <w:ind w:firstLine="709"/>
       </w:pPr>
       <w:r>
-        <w:t xml:space="preserve">Готовая версия клиентской части интернет-ресурса опубликована на </w:t>
-      </w:r>
-      <w:proofErr w:type="spellStart"/>
-      <w:r>
-        <w:t>GitHub</w:t>
-      </w:r>
-      <w:proofErr w:type="spellEnd"/>
+        <w:t>Готовая версия клиентской части интернет-ресурса опубликована на GitHub Pages</w:t>
+      </w:r>
+      <w:r>
+        <w:t>.</w:t>
+      </w:r>
       <w:r>
         <w:t xml:space="preserve"> </w:t>
       </w:r>
-      <w:proofErr w:type="spellStart"/>
-      <w:r>
-        <w:t>Pages</w:t>
-      </w:r>
-      <w:proofErr w:type="spellEnd"/>
-      <w:r>
-        <w:t>.</w:t>
+      <w:r>
+        <w:t>Ознакомиться с сайтом можно по</w:t>
       </w:r>
       <w:r>
         <w:t xml:space="preserve"> </w:t>
       </w:r>
       <w:r>
-        <w:t>Ознакомиться с сайтом можно по</w:t>
-      </w:r>
-      <w:r>
-        <w:t xml:space="preserve"> </w:t>
-      </w:r>
-      <w:r>
         <w:t>ссылке</w:t>
       </w:r>
       <w:r>
         <w:t xml:space="preserve">: </w:t>
       </w:r>
-      <w:hyperlink r:id="rId18" w:history="1">
+      <w:hyperlink r:id="rId20" w:history="1">
         <w:r>
           <w:rPr>
             <w:rStyle w:val="ab"/>
@@ -6002,7 +6293,7 @@
       <w:r>
         <w:t xml:space="preserve">: </w:t>
       </w:r>
-      <w:hyperlink r:id="rId19" w:history="1">
+      <w:hyperlink r:id="rId21" w:history="1">
         <w:r>
           <w:rPr>
             <w:rStyle w:val="ab"/>
@@ -6029,7 +6320,6 @@
           </w:rPr>
           <w:t>.</w:t>
         </w:r>
-        <w:proofErr w:type="spellStart"/>
         <w:r>
           <w:rPr>
             <w:rStyle w:val="ab"/>
@@ -6037,7 +6327,6 @@
           </w:rPr>
           <w:t>figma</w:t>
         </w:r>
-        <w:proofErr w:type="spellEnd"/>
         <w:r>
           <w:rPr>
             <w:rStyle w:val="ab"/>
@@ -6135,7 +6424,7 @@
       <w:r>
         <w:t xml:space="preserve">: </w:t>
       </w:r>
-      <w:hyperlink r:id="rId20" w:history="1">
+      <w:hyperlink r:id="rId22" w:history="1">
         <w:r>
           <w:rPr>
             <w:rStyle w:val="ab"/>
@@ -6226,7 +6515,7 @@
         </w:rPr>
         <w:t xml:space="preserve">: </w:t>
       </w:r>
-      <w:hyperlink r:id="rId21" w:history="1">
+      <w:hyperlink r:id="rId23" w:history="1">
         <w:r>
           <w:rPr>
             <w:rStyle w:val="ab"/>
@@ -6327,7 +6616,7 @@
         </w:rPr>
         <w:t xml:space="preserve">: </w:t>
       </w:r>
-      <w:hyperlink r:id="rId22" w:history="1">
+      <w:hyperlink r:id="rId24" w:history="1">
         <w:r>
           <w:rPr>
             <w:rStyle w:val="ab"/>
@@ -6422,12 +6711,8 @@
       </w:r>
       <w:r>
         <w:tab/>
-      </w:r>
-      <w:proofErr w:type="spellStart"/>
-      <w:r>
         <w:t>Кинопоиск</w:t>
       </w:r>
-      <w:proofErr w:type="spellEnd"/>
       <w:r>
         <w:t xml:space="preserve"> </w:t>
       </w:r>
@@ -6446,7 +6731,7 @@
       <w:r>
         <w:t xml:space="preserve">: </w:t>
       </w:r>
-      <w:hyperlink r:id="rId23" w:history="1">
+      <w:hyperlink r:id="rId25" w:history="1">
         <w:r>
           <w:rPr>
             <w:rStyle w:val="ab"/>
@@ -6507,7 +6792,7 @@
       <w:r>
         <w:t xml:space="preserve">: </w:t>
       </w:r>
-      <w:hyperlink r:id="rId24" w:history="1">
+      <w:hyperlink r:id="rId26" w:history="1">
         <w:r>
           <w:rPr>
             <w:rStyle w:val="ab"/>
@@ -6551,11 +6836,9 @@
       <w:r>
         <w:tab/>
       </w:r>
-      <w:proofErr w:type="spellStart"/>
       <w:r>
         <w:t>Кинориум</w:t>
       </w:r>
-      <w:proofErr w:type="spellEnd"/>
       <w:r>
         <w:t xml:space="preserve"> </w:t>
       </w:r>
@@ -6574,7 +6857,7 @@
       <w:r>
         <w:t xml:space="preserve">: </w:t>
       </w:r>
-      <w:hyperlink r:id="rId25" w:history="1">
+      <w:hyperlink r:id="rId27" w:history="1">
         <w:r>
           <w:rPr>
             <w:rStyle w:val="ab"/>
@@ -6611,14 +6894,12 @@
       <w:r>
         <w:tab/>
       </w:r>
-      <w:proofErr w:type="spellStart"/>
       <w:r>
         <w:rPr>
           <w:lang w:val="en-US"/>
         </w:rPr>
         <w:t>Letterboxd</w:t>
       </w:r>
-      <w:proofErr w:type="spellEnd"/>
       <w:r>
         <w:t xml:space="preserve"> </w:t>
       </w:r>
@@ -6637,7 +6918,7 @@
       <w:r>
         <w:t xml:space="preserve">: </w:t>
       </w:r>
-      <w:hyperlink r:id="rId26" w:history="1">
+      <w:hyperlink r:id="rId28" w:history="1">
         <w:r>
           <w:rPr>
             <w:rStyle w:val="ab"/>
@@ -6695,7 +6976,7 @@
       <w:r>
         <w:t xml:space="preserve">: </w:t>
       </w:r>
-      <w:hyperlink r:id="rId27" w:history="1">
+      <w:hyperlink r:id="rId29" w:history="1">
         <w:r>
           <w:rPr>
             <w:rStyle w:val="ab"/>
@@ -6756,7 +7037,7 @@
       <w:r>
         <w:t xml:space="preserve">: </w:t>
       </w:r>
-      <w:hyperlink r:id="rId28" w:history="1">
+      <w:hyperlink r:id="rId30" w:history="1">
         <w:r>
           <w:rPr>
             <w:rStyle w:val="ab"/>
@@ -6801,13 +7082,8 @@
         <w:tab/>
       </w:r>
       <w:r>
-        <w:t xml:space="preserve">Фреймворки в веб разработке | </w:t>
-      </w:r>
-      <w:proofErr w:type="spellStart"/>
-      <w:r>
-        <w:t>DevEducation</w:t>
-      </w:r>
-      <w:proofErr w:type="spellEnd"/>
+        <w:t>Фреймворки в веб разработке | DevEducation</w:t>
+      </w:r>
       <w:r>
         <w:t xml:space="preserve"> [Электронный ресурс</w:t>
       </w:r>
@@ -6823,7 +7099,7 @@
       <w:r>
         <w:t xml:space="preserve">: </w:t>
       </w:r>
-      <w:hyperlink r:id="rId29" w:history="1">
+      <w:hyperlink r:id="rId31" w:history="1">
         <w:r>
           <w:rPr>
             <w:rStyle w:val="ab"/>
@@ -6959,14 +7235,12 @@
         </w:rPr>
         <w:t xml:space="preserve">: </w:t>
       </w:r>
-      <w:proofErr w:type="spellStart"/>
       <w:r>
         <w:rPr>
           <w:lang w:val="en-US"/>
         </w:rPr>
         <w:t>HyperText</w:t>
       </w:r>
-      <w:proofErr w:type="spellEnd"/>
       <w:r>
         <w:rPr>
           <w:lang w:val="en-US"/>
@@ -7039,7 +7313,7 @@
         </w:rPr>
         <w:t xml:space="preserve">: </w:t>
       </w:r>
-      <w:hyperlink r:id="rId30" w:history="1">
+      <w:hyperlink r:id="rId32" w:history="1">
         <w:r>
           <w:rPr>
             <w:rStyle w:val="ab"/>
@@ -7188,7 +7462,7 @@
         </w:rPr>
         <w:t xml:space="preserve">: </w:t>
       </w:r>
-      <w:hyperlink r:id="rId31" w:history="1">
+      <w:hyperlink r:id="rId33" w:history="1">
         <w:r>
           <w:rPr>
             <w:rStyle w:val="ab"/>
@@ -7341,7 +7615,7 @@
       <w:r>
         <w:t xml:space="preserve">: </w:t>
       </w:r>
-      <w:hyperlink r:id="rId32" w:history="1">
+      <w:hyperlink r:id="rId34" w:history="1">
         <w:r>
           <w:rPr>
             <w:rStyle w:val="ab"/>
@@ -7417,14 +7691,12 @@
       <w:r>
         <w:t xml:space="preserve">как его применять / </w:t>
       </w:r>
-      <w:proofErr w:type="spellStart"/>
       <w:r>
         <w:rPr>
           <w:lang w:val="en-US"/>
         </w:rPr>
         <w:t>Skillbox</w:t>
       </w:r>
-      <w:proofErr w:type="spellEnd"/>
       <w:r>
         <w:t xml:space="preserve"> </w:t>
       </w:r>
@@ -7452,7 +7724,7 @@
       <w:r>
         <w:t xml:space="preserve">: </w:t>
       </w:r>
-      <w:hyperlink r:id="rId33" w:history="1">
+      <w:hyperlink r:id="rId35" w:history="1">
         <w:r>
           <w:rPr>
             <w:rStyle w:val="ab"/>
@@ -7499,27 +7771,11 @@
         <w:tab/>
       </w:r>
       <w:r>
-        <w:t xml:space="preserve">Что такое </w:t>
-      </w:r>
-      <w:proofErr w:type="spellStart"/>
-      <w:r>
-        <w:t>flat</w:t>
-      </w:r>
-      <w:proofErr w:type="spellEnd"/>
+        <w:t>Что такое flat design или плоский дизайн, его принципы и плюсы</w:t>
+      </w:r>
       <w:r>
         <w:t xml:space="preserve"> </w:t>
       </w:r>
-      <w:proofErr w:type="spellStart"/>
-      <w:r>
-        <w:t>design</w:t>
-      </w:r>
-      <w:proofErr w:type="spellEnd"/>
-      <w:r>
-        <w:t xml:space="preserve"> или плоский дизайн, его принципы и плюсы</w:t>
-      </w:r>
-      <w:r>
-        <w:t xml:space="preserve"> </w:t>
-      </w:r>
       <w:r>
         <w:t>[</w:t>
       </w:r>
@@ -7541,7 +7797,7 @@
       <w:r>
         <w:t xml:space="preserve">: </w:t>
       </w:r>
-      <w:hyperlink r:id="rId34" w:history="1">
+      <w:hyperlink r:id="rId36" w:history="1">
         <w:r>
           <w:rPr>
             <w:rStyle w:val="ab"/>
@@ -7590,11 +7846,9 @@
       <w:r>
         <w:tab/>
       </w:r>
-      <w:proofErr w:type="spellStart"/>
       <w:r>
         <w:t>Флэнаган</w:t>
       </w:r>
-      <w:proofErr w:type="spellEnd"/>
       <w:r>
         <w:t xml:space="preserve"> Д.</w:t>
       </w:r>
@@ -7720,7 +7974,7 @@
       <w:r>
         <w:t xml:space="preserve">: </w:t>
       </w:r>
-      <w:hyperlink r:id="rId35" w:history="1">
+      <w:hyperlink r:id="rId37" w:history="1">
         <w:r>
           <w:rPr>
             <w:rStyle w:val="ab"/>
@@ -7734,7 +7988,6 @@
           </w:rPr>
           <w:t>://</w:t>
         </w:r>
-        <w:proofErr w:type="spellStart"/>
         <w:r>
           <w:rPr>
             <w:rStyle w:val="ab"/>
@@ -7742,7 +7995,6 @@
           </w:rPr>
           <w:t>swiperjs</w:t>
         </w:r>
-        <w:proofErr w:type="spellEnd"/>
         <w:r>
           <w:rPr>
             <w:rStyle w:val="ab"/>
@@ -7792,13 +8044,8 @@
       <w:r>
         <w:tab/>
       </w:r>
-      <w:proofErr w:type="spellStart"/>
-      <w:r>
-        <w:t>Кедлек</w:t>
-      </w:r>
-      <w:proofErr w:type="spellEnd"/>
-      <w:r>
-        <w:t xml:space="preserve"> Т. </w:t>
+      <w:r>
+        <w:t xml:space="preserve">Кедлек Т. </w:t>
       </w:r>
       <w:r>
         <w:t>Адаптивный дизайн. Делаем сайты для любых устройств</w:t>
@@ -7818,13 +8065,8 @@
       <w:r>
         <w:t xml:space="preserve">. </w:t>
       </w:r>
-      <w:proofErr w:type="spellStart"/>
-      <w:r>
-        <w:t>Силинский</w:t>
-      </w:r>
-      <w:proofErr w:type="spellEnd"/>
-      <w:r>
-        <w:t xml:space="preserve">, </w:t>
+      <w:r>
+        <w:t xml:space="preserve">Силинский, </w:t>
       </w:r>
       <w:r>
         <w:t>И.</w:t>
@@ -7832,11 +8074,9 @@
       <w:r>
         <w:t xml:space="preserve"> </w:t>
       </w:r>
-      <w:proofErr w:type="spellStart"/>
       <w:r>
         <w:t>Рузмайкина</w:t>
       </w:r>
-      <w:proofErr w:type="spellEnd"/>
       <w:r>
         <w:t>]</w:t>
       </w:r>
@@ -7987,7 +8227,7 @@
       <w:r>
         <w:t xml:space="preserve">: </w:t>
       </w:r>
-      <w:hyperlink r:id="rId36" w:history="1">
+      <w:hyperlink r:id="rId38" w:history="1">
         <w:r>
           <w:rPr>
             <w:rStyle w:val="ab"/>
@@ -8014,7 +8254,6 @@
           </w:rPr>
           <w:t>.</w:t>
         </w:r>
-        <w:proofErr w:type="spellStart"/>
         <w:r>
           <w:rPr>
             <w:rStyle w:val="ab"/>
@@ -8022,7 +8261,6 @@
           </w:rPr>
           <w:t>freecodecamp</w:t>
         </w:r>
-        <w:proofErr w:type="spellEnd"/>
         <w:r>
           <w:rPr>
             <w:rStyle w:val="ab"/>
@@ -8094,7 +8332,6 @@
           </w:rPr>
           <w:t>-</w:t>
         </w:r>
-        <w:proofErr w:type="spellStart"/>
         <w:r>
           <w:rPr>
             <w:rStyle w:val="ab"/>
@@ -8102,7 +8339,6 @@
           </w:rPr>
           <w:t>css</w:t>
         </w:r>
-        <w:proofErr w:type="spellEnd"/>
         <w:r>
           <w:rPr>
             <w:rStyle w:val="ab"/>
@@ -8224,7 +8460,7 @@
         </w:rPr>
         <w:t xml:space="preserve">: </w:t>
       </w:r>
-      <w:hyperlink r:id="rId37" w:history="1">
+      <w:hyperlink r:id="rId39" w:history="1">
         <w:r>
           <w:rPr>
             <w:rStyle w:val="ab"/>
@@ -8316,7 +8552,7 @@
       <w:r>
         <w:t xml:space="preserve">: </w:t>
       </w:r>
-      <w:hyperlink r:id="rId38" w:history="1">
+      <w:hyperlink r:id="rId40" w:history="1">
         <w:r>
           <w:rPr>
             <w:rStyle w:val="ab"/>
@@ -8343,7 +8579,6 @@
           </w:rPr>
           <w:t>.</w:t>
         </w:r>
-        <w:proofErr w:type="spellStart"/>
         <w:r>
           <w:rPr>
             <w:rStyle w:val="ab"/>
@@ -8351,14 +8586,12 @@
           </w:rPr>
           <w:t>gost</w:t>
         </w:r>
-        <w:proofErr w:type="spellEnd"/>
         <w:r>
           <w:rPr>
             <w:rStyle w:val="ab"/>
           </w:rPr>
           <w:t>.</w:t>
         </w:r>
-        <w:proofErr w:type="spellStart"/>
         <w:r>
           <w:rPr>
             <w:rStyle w:val="ab"/>
@@ -8366,7 +8599,6 @@
           </w:rPr>
           <w:t>ru</w:t>
         </w:r>
-        <w:proofErr w:type="spellEnd"/>
         <w:r>
           <w:rPr>
             <w:rStyle w:val="ab"/>
@@ -8386,7 +8618,6 @@
           </w:rPr>
           <w:t>.</w:t>
         </w:r>
-        <w:proofErr w:type="spellStart"/>
         <w:r>
           <w:rPr>
             <w:rStyle w:val="ab"/>
@@ -8394,7 +8625,6 @@
           </w:rPr>
           <w:t>aspx</w:t>
         </w:r>
-        <w:proofErr w:type="spellEnd"/>
         <w:r>
           <w:rPr>
             <w:rStyle w:val="ab"/>
@@ -8448,7 +8678,7 @@
       </w:pPr>
     </w:p>
     <w:sectPr>
-      <w:footerReference w:type="default" r:id="rId39"/>
+      <w:footerReference w:type="default" r:id="rId41"/>
       <w:pgSz w:w="11906" w:h="16838"/>
       <w:pgMar w:top="1134" w:right="850" w:bottom="1134" w:left="1701" w:header="708" w:footer="708" w:gutter="0"/>
       <w:cols w:space="708"/>
@@ -10230,7 +10460,7 @@
   <w:style w:type="paragraph" w:default="1" w:styleId="a">
     <w:name w:val="Normal"/>
     <w:qFormat/>
-    <w:rsid w:val="00A31575"/>
+    <w:rsid w:val="007B586E"/>
     <w:pPr>
       <w:spacing w:after="0" w:line="360" w:lineRule="auto"/>
       <w:jc w:val="both"/>

--- a/report/Отчет_по_курсовой.docx
+++ b/report/Отчет_по_курсовой.docx
@@ -70,7 +70,7 @@
                 <w:lang w:eastAsia="ru-RU"/>
               </w:rPr>
               <w:drawing>
-                <wp:inline distT="0" distB="0" distL="0" distR="0" wp14:anchorId="51F6CE00" wp14:editId="0449B4F0">
+                <wp:inline distT="0" distB="0" distL="0" distR="0" wp14:anchorId="14EBA025" wp14:editId="2E6B55DA">
                   <wp:extent cx="891540" cy="1005840"/>
                   <wp:effectExtent l="0" t="0" r="3810" b="3810"/>
                   <wp:docPr id="7" name="Рисунок 1"/>
@@ -290,7 +290,7 @@
               <mc:AlternateContent>
                 <mc:Choice Requires="wpc">
                   <w:drawing>
-                    <wp:inline distT="0" distB="0" distL="0" distR="0" wp14:anchorId="1AAF13FC" wp14:editId="499E783F">
+                    <wp:inline distT="0" distB="0" distL="0" distR="0" wp14:anchorId="66C95EB0" wp14:editId="5642859D">
                       <wp:extent cx="5829300" cy="342900"/>
                       <wp:effectExtent l="0" t="0" r="19050" b="0"/>
                       <wp:docPr id="11" name="Полотно 5"/>
@@ -442,7 +442,27 @@
           <w:szCs w:val="28"/>
           <w:lang w:eastAsia="ru-RU"/>
         </w:rPr>
-        <w:t>программного обеспечения (ИиППО)</w:t>
+        <w:t>программного обеспечения (</w:t>
+      </w:r>
+      <w:proofErr w:type="spellStart"/>
+      <w:r>
+        <w:rPr>
+          <w:rFonts w:eastAsia="Times New Roman" w:cs="Times New Roman"/>
+          <w:b/>
+          <w:szCs w:val="28"/>
+          <w:lang w:eastAsia="ru-RU"/>
+        </w:rPr>
+        <w:t>ИиППО</w:t>
+      </w:r>
+      <w:proofErr w:type="spellEnd"/>
+      <w:r>
+        <w:rPr>
+          <w:rFonts w:eastAsia="Times New Roman" w:cs="Times New Roman"/>
+          <w:b/>
+          <w:szCs w:val="28"/>
+          <w:lang w:eastAsia="ru-RU"/>
+        </w:rPr>
+        <w:t>)</w:t>
       </w:r>
     </w:p>
     <w:p>
@@ -768,7 +788,27 @@
           <w:szCs w:val="28"/>
           <w:lang w:eastAsia="ru-RU"/>
         </w:rPr>
-        <w:t>подпись и ф.и.о. студента</w:t>
+        <w:t xml:space="preserve">подпись и </w:t>
+      </w:r>
+      <w:proofErr w:type="spellStart"/>
+      <w:r>
+        <w:rPr>
+          <w:rFonts w:eastAsia="Times New Roman" w:cs="Times New Roman"/>
+          <w:sz w:val="22"/>
+          <w:szCs w:val="28"/>
+          <w:lang w:eastAsia="ru-RU"/>
+        </w:rPr>
+        <w:t>ф.и.о.</w:t>
+      </w:r>
+      <w:proofErr w:type="spellEnd"/>
+      <w:r>
+        <w:rPr>
+          <w:rFonts w:eastAsia="Times New Roman" w:cs="Times New Roman"/>
+          <w:sz w:val="22"/>
+          <w:szCs w:val="28"/>
+          <w:lang w:eastAsia="ru-RU"/>
+        </w:rPr>
+        <w:t xml:space="preserve"> студента</w:t>
       </w:r>
       <w:r>
         <w:rPr>
@@ -815,7 +855,27 @@
           <w:u w:val="single"/>
           <w:lang w:eastAsia="ru-RU"/>
         </w:rPr>
-        <w:t>ст. преподаватель кафедры ИиППО Рачков А.В.</w:t>
+        <w:t xml:space="preserve">ст. преподаватель кафедры </w:t>
+      </w:r>
+      <w:proofErr w:type="spellStart"/>
+      <w:r>
+        <w:rPr>
+          <w:rFonts w:eastAsia="Times New Roman" w:cs="Times New Roman"/>
+          <w:szCs w:val="28"/>
+          <w:u w:val="single"/>
+          <w:lang w:eastAsia="ru-RU"/>
+        </w:rPr>
+        <w:t>ИиППО</w:t>
+      </w:r>
+      <w:proofErr w:type="spellEnd"/>
+      <w:r>
+        <w:rPr>
+          <w:rFonts w:eastAsia="Times New Roman" w:cs="Times New Roman"/>
+          <w:szCs w:val="28"/>
+          <w:u w:val="single"/>
+          <w:lang w:eastAsia="ru-RU"/>
+        </w:rPr>
+        <w:t xml:space="preserve"> Рачков А.В.</w:t>
       </w:r>
     </w:p>
     <w:p>
@@ -916,7 +976,27 @@
           <w:szCs w:val="28"/>
           <w:lang w:eastAsia="ru-RU"/>
         </w:rPr>
-        <w:t>подпись и ф.и.о. рук-ля</w:t>
+        <w:t xml:space="preserve">подпись и </w:t>
+      </w:r>
+      <w:proofErr w:type="spellStart"/>
+      <w:r>
+        <w:rPr>
+          <w:rFonts w:eastAsia="Times New Roman" w:cs="Times New Roman"/>
+          <w:sz w:val="22"/>
+          <w:szCs w:val="28"/>
+          <w:lang w:eastAsia="ru-RU"/>
+        </w:rPr>
+        <w:t>ф.и.о.</w:t>
+      </w:r>
+      <w:proofErr w:type="spellEnd"/>
+      <w:r>
+        <w:rPr>
+          <w:rFonts w:eastAsia="Times New Roman" w:cs="Times New Roman"/>
+          <w:sz w:val="22"/>
+          <w:szCs w:val="28"/>
+          <w:lang w:eastAsia="ru-RU"/>
+        </w:rPr>
+        <w:t xml:space="preserve"> рук-ля</w:t>
       </w:r>
       <w:r>
         <w:rPr>
@@ -1022,7 +1102,25 @@
           <w:szCs w:val="28"/>
           <w:lang w:eastAsia="ru-RU"/>
         </w:rPr>
-        <w:t xml:space="preserve"> (подписи, дата, ф.и.о., должность, звание, уч. степень двух преподавателей, принявших защиту)</w:t>
+        <w:t xml:space="preserve"> (подписи, дата, </w:t>
+      </w:r>
+      <w:proofErr w:type="spellStart"/>
+      <w:r>
+        <w:rPr>
+          <w:rFonts w:eastAsia="Times New Roman" w:cs="Times New Roman"/>
+          <w:szCs w:val="28"/>
+          <w:lang w:eastAsia="ru-RU"/>
+        </w:rPr>
+        <w:t>ф.и.о.</w:t>
+      </w:r>
+      <w:proofErr w:type="spellEnd"/>
+      <w:r>
+        <w:rPr>
+          <w:rFonts w:eastAsia="Times New Roman" w:cs="Times New Roman"/>
+          <w:szCs w:val="28"/>
+          <w:lang w:eastAsia="ru-RU"/>
+        </w:rPr>
+        <w:t>, должность, звание, уч. степень двух преподавателей, принявших защиту)</w:t>
       </w:r>
     </w:p>
     <w:p>
@@ -1065,7 +1163,7 @@
         </w:rPr>
         <w:lastRenderedPageBreak/>
         <w:drawing>
-          <wp:inline distT="0" distB="0" distL="0" distR="0" wp14:anchorId="5F77F096" wp14:editId="17559352">
+          <wp:inline distT="0" distB="0" distL="0" distR="0" wp14:anchorId="510CC5A8" wp14:editId="72078DE7">
             <wp:extent cx="6233204" cy="8798755"/>
             <wp:effectExtent l="0" t="0" r="0" b="2540"/>
             <wp:docPr id="5" name="Рисунок 5"/>
@@ -2867,12 +2965,14 @@
                 <w:szCs w:val="28"/>
               </w:rPr>
             </w:pPr>
+            <w:proofErr w:type="spellStart"/>
             <w:r>
               <w:rPr>
                 <w:szCs w:val="28"/>
               </w:rPr>
               <w:t>Чекбокс</w:t>
             </w:r>
+            <w:proofErr w:type="spellEnd"/>
           </w:p>
         </w:tc>
         <w:tc>
@@ -2957,7 +3057,21 @@
               <w:rPr>
                 <w:szCs w:val="28"/>
               </w:rPr>
-              <w:t>сервис, использующий Git для управления версиями кода, где пользователи могут хранить репозитории, делиться кодом, участвовать в совместной разработке</w:t>
+              <w:t xml:space="preserve">сервис, использующий </w:t>
+            </w:r>
+            <w:proofErr w:type="spellStart"/>
+            <w:r>
+              <w:rPr>
+                <w:szCs w:val="28"/>
+              </w:rPr>
+              <w:t>Git</w:t>
+            </w:r>
+            <w:proofErr w:type="spellEnd"/>
+            <w:r>
+              <w:rPr>
+                <w:szCs w:val="28"/>
+              </w:rPr>
+              <w:t xml:space="preserve"> для управления версиями кода, где пользователи могут хранить репозитории, делиться кодом, участвовать в совместной разработке</w:t>
             </w:r>
           </w:p>
         </w:tc>
@@ -3009,8 +3123,16 @@
               <w:rPr>
                 <w:szCs w:val="28"/>
               </w:rPr>
-              <w:t>сервис хостинга статических сайтов, который принимает файлы HTML, CSS и JavaScript из репозитория на GitHub</w:t>
-            </w:r>
+              <w:t xml:space="preserve">сервис хостинга статических сайтов, который принимает файлы HTML, CSS и JavaScript из репозитория на </w:t>
+            </w:r>
+            <w:proofErr w:type="spellStart"/>
+            <w:r>
+              <w:rPr>
+                <w:szCs w:val="28"/>
+              </w:rPr>
+              <w:t>GitHub</w:t>
+            </w:r>
+            <w:proofErr w:type="spellEnd"/>
           </w:p>
         </w:tc>
       </w:tr>
@@ -3905,7 +4027,15 @@
         <w:pStyle w:val="afa"/>
       </w:pPr>
       <w:r>
-        <w:t>Для решения этой задачи существуют специализированные приложения, помогающие визуализировать и структурировать недельную рутину. В отличие от сложных календарных систем, ориентированных на конкретные даты, или таск-менеджеров, сфокусированных на выполнении отдельных задач, эти инструменты делают акцент на управлении повторяющимися событиями в рамках недели. Их основная цель — предоставить пользователю ясный и удобный обзор своего регулярного расписания, способствуя формированию организованного образа жизни.</w:t>
+        <w:t xml:space="preserve">Для решения этой задачи существуют специализированные приложения, помогающие визуализировать и структурировать недельную рутину. В отличие от сложных календарных систем, ориентированных на конкретные даты, или </w:t>
+      </w:r>
+      <w:proofErr w:type="spellStart"/>
+      <w:r>
+        <w:t>таск</w:t>
+      </w:r>
+      <w:proofErr w:type="spellEnd"/>
+      <w:r>
+        <w:t>-менеджеров, сфокусированных на выполнении отдельных задач, эти инструменты делают акцент на управлении повторяющимися событиями в рамках недели. Их основная цель — предоставить пользователю ясный и удобный обзор своего регулярного расписания, способствуя формированию организованного образа жизни.</w:t>
       </w:r>
     </w:p>
     <w:p>
@@ -4269,7 +4399,7 @@
           <w:lang w:val="en-US" w:eastAsia="ru-RU"/>
         </w:rPr>
         <w:drawing>
-          <wp:inline distT="0" distB="0" distL="0" distR="0" wp14:anchorId="490168AF" wp14:editId="5619EEBE">
+          <wp:inline distT="0" distB="0" distL="0" distR="0" wp14:anchorId="26DBC8E3" wp14:editId="58B66A94">
             <wp:extent cx="5219700" cy="5170459"/>
             <wp:effectExtent l="0" t="0" r="0" b="0"/>
             <wp:docPr id="9" name="Рисунок 9"/>
@@ -4376,10 +4506,7 @@
       </w:r>
       <w:r>
         <w:lastRenderedPageBreak/>
-        <w:t>систем. Эта архитектура разделяет приложение на три основных звена, что обеспечив</w:t>
-      </w:r>
-      <w:r>
-        <w:t>ает гибкость разработки, независимость компонентов и масштабируемость. Взаимодействие этих звеньев представлено на рисунке 2.1.1.</w:t>
+        <w:t>систем. Эта архитектура разделяет приложение на три основных звена, что обеспечивает гибкость разработки, независимость компонентов и масштабируемость. Взаимодействие этих звеньев представлено на рисунке 2.1.1.</w:t>
       </w:r>
     </w:p>
     <w:p>
@@ -4399,7 +4526,7 @@
           <w:lang w:val="en-US" w:eastAsia="ru-RU"/>
         </w:rPr>
         <w:drawing>
-          <wp:inline distT="0" distB="0" distL="0" distR="0" wp14:anchorId="358E3674" wp14:editId="7C113610">
+          <wp:inline distT="0" distB="0" distL="0" distR="0" wp14:anchorId="69239FDB" wp14:editId="16B88A93">
             <wp:extent cx="5226886" cy="2664025"/>
             <wp:effectExtent l="0" t="0" r="0" b="3175"/>
             <wp:docPr id="1" name="Рисунок 1"/>
@@ -4449,37 +4576,13 @@
         </w:rPr>
       </w:pPr>
       <w:r>
-        <w:t xml:space="preserve">Рисунок </w:t>
-      </w:r>
-      <w:r>
-        <w:t>2</w:t>
-      </w:r>
-      <w:r>
-        <w:t>.</w:t>
-      </w:r>
-      <w:r>
-        <w:t>1</w:t>
-      </w:r>
-      <w:r>
-        <w:t>.</w:t>
-      </w:r>
-      <w:r>
-        <w:t>1</w:t>
-      </w:r>
-      <w:r>
-        <w:t xml:space="preserve"> </w:t>
-      </w:r>
-      <w:r>
-        <w:rPr>
-          <w:lang w:eastAsia="ru-RU"/>
-        </w:rPr>
-        <w:t xml:space="preserve">– </w:t>
-      </w:r>
-      <w:r>
-        <w:rPr>
-          <w:lang w:eastAsia="ru-RU"/>
-        </w:rPr>
-        <w:t>Схема трёхзвенной клиент-серверной архитектуры</w:t>
+        <w:t xml:space="preserve">Рисунок 2.1.1 </w:t>
+      </w:r>
+      <w:r>
+        <w:rPr>
+          <w:lang w:eastAsia="ru-RU"/>
+        </w:rPr>
+        <w:t>– Схема трёхзвенной клиент-серверной архитектуры</w:t>
       </w:r>
     </w:p>
     <w:p>
@@ -4487,13 +4590,7 @@
         <w:pStyle w:val="afa"/>
       </w:pPr>
       <w:r>
-        <w:t>Клиентское звено, представленное веб-браузером пользователя, отправляет запросы на звено сервера приложений. Звено сервера при</w:t>
-      </w:r>
-      <w:r>
-        <w:t xml:space="preserve">ложений обрабатывает эти запросы, выполняет необходимую бизнес-логику и, при необходимости, взаимодействует со звеном сервера баз данных для получения или сохранения данных. После обработки запроса звено сервера приложений формирует ответ и отправляет его </w:t>
-      </w:r>
-      <w:r>
-        <w:t>обратно клиентскому звену. Звено сервера баз данных отвечает исключительно за надёжное хранение и управление данными, предоставляя их по запросу звена сервера приложений.</w:t>
+        <w:t>Клиентское звено, представленное веб-браузером пользователя, отправляет запросы на звено сервера приложений. Звено сервера приложений обрабатывает эти запросы, выполняет необходимую бизнес-логику и, при необходимости, взаимодействует со звеном сервера баз данных для получения или сохранения данных. После обработки запроса звено сервера приложений формирует ответ и отправляет его обратно клиентскому звену. Звено сервера баз данных отвечает исключительно за надёжное хранение и управление данными, предоставляя их по запросу звена сервера приложений.</w:t>
       </w:r>
     </w:p>
     <w:p>
@@ -4501,10 +4598,7 @@
         <w:pStyle w:val="afa"/>
       </w:pPr>
       <w:r>
-        <w:t>Для организации кода на сервере приложений был выбран паттерн проектирования «Модель-</w:t>
-      </w:r>
-      <w:r>
-        <w:t>Представление-Контроллер» (MVC), схема которого показана на рисунке 2.1.2.</w:t>
+        <w:t>Для организации кода на сервере приложений был выбран паттерн проектирования «Модель-Представление-Контроллер» (MVC), схема которого показана на рисунке 2.1.2.</w:t>
       </w:r>
     </w:p>
     <w:p>
@@ -4525,7 +4619,7 @@
         </w:rPr>
         <w:lastRenderedPageBreak/>
         <w:drawing>
-          <wp:inline distT="0" distB="0" distL="0" distR="0" wp14:anchorId="1ED1248C" wp14:editId="0F9908AF">
+          <wp:inline distT="0" distB="0" distL="0" distR="0" wp14:anchorId="40A8E01A" wp14:editId="29AA0FDA">
             <wp:extent cx="5226886" cy="1964106"/>
             <wp:effectExtent l="0" t="0" r="0" b="0"/>
             <wp:docPr id="3" name="Рисунок 3"/>
@@ -4575,31 +4669,119 @@
         </w:rPr>
       </w:pPr>
       <w:r>
-        <w:t>Рисунок 2.1.</w:t>
-      </w:r>
-      <w:r>
-        <w:t>2</w:t>
+        <w:t xml:space="preserve">Рисунок 2.1.2 </w:t>
+      </w:r>
+      <w:r>
+        <w:rPr>
+          <w:lang w:eastAsia="ru-RU"/>
+        </w:rPr>
+        <w:t xml:space="preserve">– Схема паттерна проектирования </w:t>
+      </w:r>
+      <w:r>
+        <w:rPr>
+          <w:lang w:val="en-US" w:eastAsia="ru-RU"/>
+        </w:rPr>
+        <w:t>MVC</w:t>
+      </w:r>
+    </w:p>
+    <w:p>
+      <w:pPr>
+        <w:pStyle w:val="afa"/>
+      </w:pPr>
+      <w:r>
+        <w:t>Выбор этого паттерна обусловлен его ключевым преимуществом — разделением ответственност</w:t>
+      </w:r>
+      <w:r>
+        <w:t>и</w:t>
+      </w:r>
+      <w:r>
+        <w:t xml:space="preserve">. MVC позволяет чётко отделить логику </w:t>
+      </w:r>
+      <w:r>
+        <w:t>работы с</w:t>
+      </w:r>
+      <w:r>
+        <w:t xml:space="preserve"> данны</w:t>
+      </w:r>
+      <w:r>
+        <w:t>ми</w:t>
+      </w:r>
+      <w:r>
+        <w:t xml:space="preserve"> (Модель) от их визуального представления (Представление) и от логики обработки действий пользователя (Контроллер). </w:t>
+      </w:r>
+    </w:p>
+    <w:p>
+      <w:pPr>
+        <w:pStyle w:val="afa"/>
+      </w:pPr>
+      <w:r>
+        <w:t xml:space="preserve">Такое разделение делает код более структурированным, упрощает </w:t>
+      </w:r>
+      <w:r>
+        <w:t xml:space="preserve">разработку, </w:t>
+      </w:r>
+      <w:r>
+        <w:t>тестирование и поддержку</w:t>
+      </w:r>
+      <w:r>
+        <w:t xml:space="preserve"> приложения</w:t>
+      </w:r>
+      <w:r>
+        <w:t>.</w:t>
+      </w:r>
+    </w:p>
+    <w:p>
+      <w:pPr>
+        <w:pStyle w:val="3"/>
+      </w:pPr>
+      <w:r>
+        <w:t xml:space="preserve">2.2 </w:t>
+      </w:r>
+      <w:r>
+        <w:t>Выбор и обоснование используемых технологий</w:t>
+      </w:r>
+    </w:p>
+    <w:p>
+      <w:pPr>
+        <w:pStyle w:val="afa"/>
+      </w:pPr>
+      <w:r>
+        <w:t xml:space="preserve">Структура и внешний вид страниц веб-приложения будут создаваться с использованием стандартов HTML5 и CSS3. HTML5 предоставляет семантическую разметку для контента, а CSS3 — широкие возможности для его стилизации. Для ускорения разработки пользовательского интерфейса и обеспечения его адаптивности </w:t>
+      </w:r>
+      <w:r>
+        <w:t>был</w:t>
+      </w:r>
+      <w:r>
+        <w:t xml:space="preserve"> использова</w:t>
+      </w:r>
+      <w:r>
+        <w:t>н</w:t>
+      </w:r>
+      <w:r>
+        <w:t xml:space="preserve"> CSS-фреймворк </w:t>
+      </w:r>
+      <w:proofErr w:type="spellStart"/>
+      <w:r>
+        <w:t>Bootstrap</w:t>
+      </w:r>
+      <w:proofErr w:type="spellEnd"/>
+      <w:r>
+        <w:t>,</w:t>
       </w:r>
       <w:r>
         <w:t xml:space="preserve"> </w:t>
       </w:r>
       <w:r>
-        <w:rPr>
-          <w:lang w:eastAsia="ru-RU"/>
-        </w:rPr>
-        <w:t xml:space="preserve">– Схема </w:t>
-      </w:r>
-      <w:r>
-        <w:rPr>
-          <w:lang w:eastAsia="ru-RU"/>
-        </w:rPr>
-        <w:t xml:space="preserve">паттерна проектирования </w:t>
-      </w:r>
-      <w:r>
-        <w:rPr>
-          <w:lang w:val="en-US" w:eastAsia="ru-RU"/>
-        </w:rPr>
-        <w:t>MVC</w:t>
+        <w:t xml:space="preserve">который </w:t>
+      </w:r>
+      <w:r>
+        <w:t>предоставляет готовую сетку и набор стилизованных компонентов, что позвол</w:t>
+      </w:r>
+      <w:r>
+        <w:t xml:space="preserve">ило </w:t>
+      </w:r>
+      <w:r>
+        <w:t>быстро создавать чистый и современный дизайн.</w:t>
       </w:r>
     </w:p>
     <w:p>
@@ -4607,117 +4789,7 @@
         <w:pStyle w:val="afa"/>
       </w:pPr>
       <w:r>
-        <w:t>Выбор этого паттерна обусловлен его ключевым преимуществом — разделением ответственност</w:t>
-      </w:r>
-      <w:r>
-        <w:t>и</w:t>
-      </w:r>
-      <w:r>
-        <w:t xml:space="preserve">. MVC позволяет чётко отделить логику </w:t>
-      </w:r>
-      <w:r>
-        <w:t>работы с</w:t>
-      </w:r>
-      <w:r>
-        <w:t xml:space="preserve"> данны</w:t>
-      </w:r>
-      <w:r>
-        <w:t>ми</w:t>
-      </w:r>
-      <w:r>
-        <w:t xml:space="preserve"> (Модель) от их визуального представле</w:t>
-      </w:r>
-      <w:r>
-        <w:t xml:space="preserve">ния (Представление) и от логики обработки действий пользователя (Контроллер). </w:t>
-      </w:r>
-    </w:p>
-    <w:p>
-      <w:pPr>
-        <w:pStyle w:val="afa"/>
-      </w:pPr>
-      <w:r>
-        <w:t xml:space="preserve">Такое разделение делает код более структурированным, упрощает </w:t>
-      </w:r>
-      <w:r>
-        <w:t xml:space="preserve">разработку, </w:t>
-      </w:r>
-      <w:r>
-        <w:t xml:space="preserve">тестирование и </w:t>
-      </w:r>
-      <w:r>
-        <w:t>поддержку</w:t>
-      </w:r>
-      <w:r>
-        <w:t xml:space="preserve"> приложения</w:t>
-      </w:r>
-      <w:r>
-        <w:t>.</w:t>
-      </w:r>
-    </w:p>
-    <w:p>
-      <w:pPr>
-        <w:pStyle w:val="3"/>
-      </w:pPr>
-      <w:r>
-        <w:t xml:space="preserve">2.2 </w:t>
-      </w:r>
-      <w:r>
-        <w:t>Выбор и обоснование используемых технологий</w:t>
-      </w:r>
-    </w:p>
-    <w:p>
-      <w:pPr>
-        <w:pStyle w:val="afa"/>
-      </w:pPr>
-      <w:r>
-        <w:t>Структура и внешний вид страниц веб-приложения будут создаваться с использованием стандартов HTML5 и CSS3. HTML5</w:t>
-      </w:r>
-      <w:r>
-        <w:t xml:space="preserve"> </w:t>
-      </w:r>
-      <w:r>
-        <w:t xml:space="preserve">предоставляет семантическую разметку для контента, а CSS3 — широкие возможности для его стилизации. Для ускорения разработки пользовательского интерфейса и обеспечения его адаптивности </w:t>
-      </w:r>
-      <w:r>
-        <w:t>был</w:t>
-      </w:r>
-      <w:r>
-        <w:t xml:space="preserve"> использова</w:t>
-      </w:r>
-      <w:r>
-        <w:t>н</w:t>
-      </w:r>
-      <w:r>
-        <w:t xml:space="preserve"> CSS-фреймворк Bootstrap</w:t>
-      </w:r>
-      <w:r>
-        <w:t>,</w:t>
-      </w:r>
-      <w:r>
-        <w:t xml:space="preserve"> </w:t>
-      </w:r>
-      <w:r>
-        <w:t xml:space="preserve">который </w:t>
-      </w:r>
-      <w:r>
-        <w:t>предоставляет готовую сетку и набор стилизованных компонентов, что позвол</w:t>
-      </w:r>
-      <w:r>
-        <w:t xml:space="preserve">ило </w:t>
-      </w:r>
-      <w:r>
-        <w:t>быстро создавать чистый и современный дизайн.</w:t>
-      </w:r>
-    </w:p>
-    <w:p>
-      <w:pPr>
-        <w:pStyle w:val="afa"/>
-      </w:pPr>
-      <w:r>
-        <w:t xml:space="preserve">В рамках клиентской части интернет-ресурса также был использован </w:t>
-      </w:r>
-      <w:r>
-        <w:t>JavaScript для реализации интерактивных элементов пользовательского интерфейса и обеспечения асинхронного взаимодействия с сервером, что улучшило пользовательский опыт.</w:t>
+        <w:t>В рамках клиентской части интернет-ресурса также был использован JavaScript для реализации интерактивных элементов пользовательского интерфейса и обеспечения асинхронного взаимодействия с сервером, что улучшило пользовательский опыт.</w:t>
       </w:r>
     </w:p>
     <w:p>
@@ -4753,7 +4825,15 @@
         <w:t>распространённостью в веб-разработке</w:t>
       </w:r>
       <w:r>
-        <w:t>, а также наличием собственных знаний по работе с языком, полученных в рамках дисциплины «Проектирование и разработка серверных частей интернет-ресурсов». Выбор фреймворка Laravel обусловлен его строгим следованием паттерну MVC и богатой экосистемой.</w:t>
+        <w:t xml:space="preserve">, а также наличием собственных знаний по работе с языком, полученных в рамках дисциплины «Проектирование и разработка серверных частей интернет-ресурсов». Выбор фреймворка </w:t>
+      </w:r>
+      <w:proofErr w:type="spellStart"/>
+      <w:r>
+        <w:t>Laravel</w:t>
+      </w:r>
+      <w:proofErr w:type="spellEnd"/>
+      <w:r>
+        <w:t xml:space="preserve"> обусловлен его строгим следованием паттерну MVC и богатой экосистемой.</w:t>
       </w:r>
     </w:p>
     <w:p>
@@ -4761,7 +4841,15 @@
         <w:pStyle w:val="afa"/>
       </w:pPr>
       <w:r>
-        <w:t>В качестве СУБД была выбрана PostgreSQL. Это мощная и надёжная СУБД</w:t>
+        <w:t xml:space="preserve">В качестве СУБД была выбрана </w:t>
+      </w:r>
+      <w:proofErr w:type="spellStart"/>
+      <w:r>
+        <w:t>PostgreSQL</w:t>
+      </w:r>
+      <w:proofErr w:type="spellEnd"/>
+      <w:r>
+        <w:t>. Это мощная и надёжная СУБД</w:t>
       </w:r>
       <w:r>
         <w:t>,</w:t>
@@ -4775,7 +4863,15 @@
         <w:pStyle w:val="afa"/>
       </w:pPr>
       <w:r>
-        <w:t>Для создания и управления средой разработки использовалась система контейнеризации Docker. Она позволила создать отдельные контейнеры для сервера приложений и сервера базы данных, обеспечив изолированность и идентичность окружения на всех этапах разработки.</w:t>
+        <w:t xml:space="preserve">Для создания и управления средой разработки использовалась система контейнеризации </w:t>
+      </w:r>
+      <w:proofErr w:type="spellStart"/>
+      <w:r>
+        <w:t>Docker</w:t>
+      </w:r>
+      <w:proofErr w:type="spellEnd"/>
+      <w:r>
+        <w:t>. Она позволила создать отдельные контейнеры для сервера приложений и сервера базы данных, обеспечив изолированность и идентичность окружения на всех этапах разработки.</w:t>
       </w:r>
     </w:p>
     <w:p>
@@ -4783,13 +4879,15 @@
         <w:pStyle w:val="afa"/>
       </w:pPr>
       <w:r>
-        <w:t>Для контроля версий исходного кода использовалась система Git. Она позволила отслеживать все изменения в проекте</w:t>
-      </w:r>
-      <w:r>
-        <w:t>, откатываться к предыдущей версии при необходимости, а также вести</w:t>
-      </w:r>
-      <w:r>
-        <w:t xml:space="preserve"> историю разработки.</w:t>
+        <w:t xml:space="preserve">Для контроля версий исходного кода использовалась система </w:t>
+      </w:r>
+      <w:proofErr w:type="spellStart"/>
+      <w:r>
+        <w:t>Git</w:t>
+      </w:r>
+      <w:proofErr w:type="spellEnd"/>
+      <w:r>
+        <w:t>. Она позволила отслеживать все изменения в проекте, откатываться к предыдущей версии при необходимости, а также вести историю разработки.</w:t>
       </w:r>
     </w:p>
     <w:p>
@@ -4797,25 +4895,435 @@
         <w:pStyle w:val="afa"/>
       </w:pPr>
       <w:r>
-        <w:t>В качестве среды разработки был выбран Visual Studio Code</w:t>
-      </w:r>
-      <w:r>
+        <w:t>В качестве среды разработки был выбран Visual Studio Code, обусловленный его высокой производительностью и наличием богатой библиотеки расширений для работы со всеми выбранными инструментами.</w:t>
+      </w:r>
+    </w:p>
+    <w:p>
+      <w:pPr>
+        <w:pStyle w:val="3"/>
+      </w:pPr>
+      <w:r>
+        <w:t>2.3 Проектирование структуры базы данных</w:t>
+      </w:r>
+    </w:p>
+    <w:p>
+      <w:pPr>
+        <w:pStyle w:val="afa"/>
+      </w:pPr>
+      <w:r>
+        <w:t>На этапе проектирования базы данных были выделены три ключевые сущности, необходи</w:t>
+      </w:r>
+      <w:r>
+        <w:t>мые для реализации функционала веб-приложения: «Пользователь», «Запись в расписании» и «Тег».</w:t>
+      </w:r>
+    </w:p>
+    <w:p>
+      <w:pPr>
+        <w:pStyle w:val="afa"/>
+      </w:pPr>
+      <w:r>
+        <w:t>Сущность «Пользователь» описывает</w:t>
+      </w:r>
+      <w:r>
+        <w:t xml:space="preserve"> пользователя приложения</w:t>
+      </w:r>
+      <w:r>
+        <w:t>, который владеет своим расписанием. Она включает атрибуты</w:t>
+      </w:r>
+      <w:r>
+        <w:t>: имя, адрес электронной почты и пароль.</w:t>
+      </w:r>
+    </w:p>
+    <w:p>
+      <w:pPr>
+        <w:pStyle w:val="afa"/>
+      </w:pPr>
+      <w:r>
+        <w:lastRenderedPageBreak/>
+        <w:t>Сущность «Запись в расписании» описывает отдельное событие в рамках недели. Она включает атрибуты: название, описание, день недели, время начала и время окончания</w:t>
+      </w:r>
+      <w:r>
+        <w:t>.</w:t>
+      </w:r>
+    </w:p>
+    <w:p>
+      <w:pPr>
+        <w:pStyle w:val="afa"/>
+      </w:pPr>
+      <w:r>
+        <w:t xml:space="preserve">Сущность «Тег» </w:t>
+      </w:r>
+      <w:r>
+        <w:t>описывает</w:t>
+      </w:r>
+      <w:r>
+        <w:t xml:space="preserve"> метк</w:t>
+      </w:r>
+      <w:r>
+        <w:t>у</w:t>
+      </w:r>
+      <w:r>
+        <w:t xml:space="preserve"> для категоризации записей. </w:t>
+      </w:r>
+      <w:r>
+        <w:t>Она включает атрибуты:</w:t>
+      </w:r>
+      <w:r>
+        <w:t xml:space="preserve"> название и цве</w:t>
+      </w:r>
+      <w:r>
+        <w:t>т</w:t>
+      </w:r>
+      <w:r>
+        <w:t>.</w:t>
+      </w:r>
+    </w:p>
+    <w:p>
+      <w:pPr>
+        <w:pStyle w:val="afa"/>
+      </w:pPr>
+      <w:r>
+        <w:t>Между сущностями были определены следующие связи:</w:t>
+      </w:r>
+    </w:p>
+    <w:p>
+      <w:pPr>
+        <w:ind w:firstLine="709"/>
+        <w:rPr>
+          <w:rFonts w:cs="Times New Roman"/>
+          <w:szCs w:val="28"/>
+        </w:rPr>
+      </w:pPr>
+      <w:r>
+        <w:rPr>
+          <w:rFonts w:cs="Times New Roman"/>
+          <w:szCs w:val="28"/>
+        </w:rPr>
+        <w:t>–</w:t>
+      </w:r>
+      <w:r>
+        <w:rPr>
+          <w:rFonts w:cs="Times New Roman"/>
+          <w:szCs w:val="28"/>
+        </w:rPr>
+        <w:tab/>
+      </w:r>
+      <w:r>
+        <w:rPr>
+          <w:rFonts w:cs="Times New Roman"/>
+          <w:szCs w:val="28"/>
+        </w:rPr>
+        <w:t>к</w:t>
+      </w:r>
+      <w:r>
+        <w:rPr>
+          <w:rFonts w:cs="Times New Roman"/>
+          <w:szCs w:val="28"/>
+        </w:rPr>
+        <w:t>аждый «Пользователь» может иметь множество «Записей в расписании»</w:t>
+      </w:r>
+      <w:r>
+        <w:rPr>
+          <w:rFonts w:cs="Times New Roman"/>
+          <w:szCs w:val="28"/>
+        </w:rPr>
         <w:t>,</w:t>
       </w:r>
-      <w:r>
-        <w:t xml:space="preserve"> обусловлен</w:t>
-      </w:r>
-      <w:r>
-        <w:t>ный</w:t>
-      </w:r>
-      <w:r>
+    </w:p>
+    <w:p>
+      <w:pPr>
+        <w:ind w:firstLine="709"/>
+        <w:rPr>
+          <w:rFonts w:cs="Times New Roman"/>
+          <w:szCs w:val="28"/>
+        </w:rPr>
+      </w:pPr>
+      <w:r>
+        <w:rPr>
+          <w:rFonts w:cs="Times New Roman"/>
+          <w:szCs w:val="28"/>
+        </w:rPr>
+        <w:t>–</w:t>
+      </w:r>
+      <w:r>
+        <w:rPr>
+          <w:rFonts w:cs="Times New Roman"/>
+          <w:szCs w:val="28"/>
+        </w:rPr>
+        <w:tab/>
+      </w:r>
+      <w:r>
+        <w:t>к</w:t>
+      </w:r>
+      <w:r>
+        <w:t>аждый «Пользователь» может иметь множество «</w:t>
+      </w:r>
+      <w:r>
+        <w:t>Тегов</w:t>
+      </w:r>
+      <w:r>
+        <w:t>»</w:t>
+      </w:r>
+      <w:r>
+        <w:rPr>
+          <w:rFonts w:cs="Times New Roman"/>
+          <w:szCs w:val="28"/>
+        </w:rPr>
+        <w:t>,</w:t>
+      </w:r>
+    </w:p>
+    <w:p>
+      <w:pPr>
+        <w:ind w:firstLine="709"/>
+        <w:rPr>
+          <w:rFonts w:cs="Times New Roman"/>
+          <w:szCs w:val="28"/>
+        </w:rPr>
+      </w:pPr>
+      <w:r>
+        <w:rPr>
+          <w:rFonts w:cs="Times New Roman"/>
+          <w:szCs w:val="28"/>
+        </w:rPr>
+        <w:t>–</w:t>
+      </w:r>
+      <w:r>
+        <w:rPr>
+          <w:rFonts w:cs="Times New Roman"/>
+          <w:szCs w:val="28"/>
+        </w:rPr>
+        <w:tab/>
+      </w:r>
+      <w:r>
+        <w:rPr>
+          <w:rFonts w:cs="Times New Roman"/>
+          <w:szCs w:val="28"/>
+        </w:rPr>
+        <w:t>каждая «Запись в расписании» может быть помечена с помощью множества «Тегов»</w:t>
+      </w:r>
+      <w:r>
+        <w:rPr>
+          <w:rFonts w:cs="Times New Roman"/>
+          <w:szCs w:val="28"/>
+        </w:rPr>
+        <w:t>,</w:t>
+      </w:r>
+    </w:p>
+    <w:p>
+      <w:pPr>
+        <w:ind w:firstLine="709"/>
+        <w:rPr>
+          <w:rFonts w:cs="Times New Roman"/>
+          <w:szCs w:val="28"/>
+        </w:rPr>
+      </w:pPr>
+      <w:r>
+        <w:rPr>
+          <w:rFonts w:cs="Times New Roman"/>
+          <w:szCs w:val="28"/>
+        </w:rPr>
+        <w:t>–</w:t>
+      </w:r>
+      <w:r>
+        <w:rPr>
+          <w:rFonts w:cs="Times New Roman"/>
+          <w:szCs w:val="28"/>
+        </w:rPr>
+        <w:tab/>
+        <w:t>кажд</w:t>
+      </w:r>
+      <w:r>
+        <w:rPr>
+          <w:rFonts w:cs="Times New Roman"/>
+          <w:szCs w:val="28"/>
+        </w:rPr>
+        <w:t>ым</w:t>
+      </w:r>
+      <w:r>
+        <w:rPr>
+          <w:rFonts w:cs="Times New Roman"/>
+          <w:szCs w:val="28"/>
+        </w:rPr>
+        <w:t xml:space="preserve"> «</w:t>
+      </w:r>
+      <w:r>
+        <w:rPr>
+          <w:rFonts w:cs="Times New Roman"/>
+          <w:szCs w:val="28"/>
+        </w:rPr>
+        <w:t>Тегом</w:t>
+      </w:r>
+      <w:r>
+        <w:rPr>
+          <w:rFonts w:cs="Times New Roman"/>
+          <w:szCs w:val="28"/>
+        </w:rPr>
+        <w:t>» может</w:t>
+      </w:r>
+      <w:r>
+        <w:rPr>
+          <w:rFonts w:cs="Times New Roman"/>
+          <w:szCs w:val="28"/>
+        </w:rPr>
+        <w:t xml:space="preserve"> быть помечено множество</w:t>
+      </w:r>
+      <w:r>
+        <w:rPr>
+          <w:rFonts w:cs="Times New Roman"/>
+          <w:szCs w:val="28"/>
+        </w:rPr>
+        <w:t xml:space="preserve"> «</w:t>
+      </w:r>
+      <w:r>
+        <w:rPr>
+          <w:rFonts w:cs="Times New Roman"/>
+          <w:szCs w:val="28"/>
+        </w:rPr>
+        <w:t>Записей в расписании</w:t>
+      </w:r>
+      <w:r>
+        <w:rPr>
+          <w:rFonts w:cs="Times New Roman"/>
+          <w:szCs w:val="28"/>
+        </w:rPr>
+        <w:t>»</w:t>
+      </w:r>
+      <w:r>
+        <w:rPr>
+          <w:rFonts w:cs="Times New Roman"/>
+          <w:szCs w:val="28"/>
+        </w:rPr>
+        <w:t>.</w:t>
+      </w:r>
+    </w:p>
+    <w:p>
+      <w:pPr>
+        <w:ind w:firstLine="709"/>
+        <w:rPr>
+          <w:rFonts w:cs="Times New Roman"/>
+          <w:szCs w:val="28"/>
+        </w:rPr>
+      </w:pPr>
+      <w:r>
+        <w:rPr>
+          <w:rFonts w:cs="Times New Roman"/>
+          <w:szCs w:val="28"/>
+        </w:rPr>
+        <w:t>Для наглядного представления спроектированной структуры была построена ER-диаграмма в нотации Мартина (рисунок</w:t>
+      </w:r>
+      <w:r>
+        <w:rPr>
+          <w:rFonts w:cs="Times New Roman"/>
+          <w:szCs w:val="28"/>
+        </w:rPr>
         <w:t xml:space="preserve"> </w:t>
       </w:r>
       <w:r>
-        <w:t>его</w:t>
-      </w:r>
-      <w:r>
-        <w:t xml:space="preserve"> высокой производительностью и наличием богатой библиотеки расширений для работы со всеми выбранными инструментами.</w:t>
+        <w:rPr>
+          <w:rFonts w:cs="Times New Roman"/>
+          <w:szCs w:val="28"/>
+        </w:rPr>
+        <w:t>2.3.1).</w:t>
+      </w:r>
+    </w:p>
+    <w:p>
+      <w:pPr>
+        <w:jc w:val="center"/>
+        <w:rPr>
+          <w:rFonts w:eastAsia="Times New Roman" w:cs="Times New Roman"/>
+          <w:szCs w:val="28"/>
+          <w:lang w:val="en-US" w:eastAsia="ru-RU"/>
+        </w:rPr>
+      </w:pPr>
+      <w:r>
+        <w:rPr>
+          <w:rFonts w:eastAsia="Times New Roman" w:cs="Times New Roman"/>
+          <w:noProof/>
+          <w:szCs w:val="28"/>
+          <w:lang w:val="en-US" w:eastAsia="ru-RU"/>
+        </w:rPr>
+        <w:drawing>
+          <wp:inline distT="0" distB="0" distL="0" distR="0" wp14:anchorId="4441DA76" wp14:editId="5952671D">
+            <wp:extent cx="4511040" cy="3672748"/>
+            <wp:effectExtent l="0" t="0" r="3810" b="4445"/>
+            <wp:docPr id="4" name="Рисунок 4"/>
+            <wp:cNvGraphicFramePr>
+              <a:graphicFrameLocks xmlns:a="http://schemas.openxmlformats.org/drawingml/2006/main" noChangeAspect="1"/>
+            </wp:cNvGraphicFramePr>
+            <a:graphic xmlns:a="http://schemas.openxmlformats.org/drawingml/2006/main">
+              <a:graphicData uri="http://schemas.openxmlformats.org/drawingml/2006/picture">
+                <pic:pic xmlns:pic="http://schemas.openxmlformats.org/drawingml/2006/picture">
+                  <pic:nvPicPr>
+                    <pic:cNvPr id="4" name="Рисунок 4"/>
+                    <pic:cNvPicPr/>
+                  </pic:nvPicPr>
+                  <pic:blipFill>
+                    <a:blip r:embed="rId19">
+                      <a:extLst>
+                        <a:ext uri="{28A0092B-C50C-407E-A947-70E740481C1C}">
+                          <a14:useLocalDpi xmlns:a14="http://schemas.microsoft.com/office/drawing/2010/main" val="0"/>
+                        </a:ext>
+                      </a:extLst>
+                    </a:blip>
+                    <a:stretch>
+                      <a:fillRect/>
+                    </a:stretch>
+                  </pic:blipFill>
+                  <pic:spPr>
+                    <a:xfrm>
+                      <a:off x="0" y="0"/>
+                      <a:ext cx="4517853" cy="3678295"/>
+                    </a:xfrm>
+                    <a:prstGeom prst="rect">
+                      <a:avLst/>
+                    </a:prstGeom>
+                  </pic:spPr>
+                </pic:pic>
+              </a:graphicData>
+            </a:graphic>
+          </wp:inline>
+        </w:drawing>
+      </w:r>
+    </w:p>
+    <w:p>
+      <w:pPr>
+        <w:pStyle w:val="af9"/>
+        <w:rPr>
+          <w:lang w:eastAsia="ru-RU"/>
+        </w:rPr>
+      </w:pPr>
+      <w:r>
+        <w:t>Рисунок 2.</w:t>
+      </w:r>
+      <w:r>
+        <w:t>3</w:t>
+      </w:r>
+      <w:r>
+        <w:t>.</w:t>
+      </w:r>
+      <w:r>
+        <w:t>1</w:t>
+      </w:r>
+      <w:r>
+        <w:t xml:space="preserve"> </w:t>
+      </w:r>
+      <w:r>
+        <w:rPr>
+          <w:lang w:eastAsia="ru-RU"/>
+        </w:rPr>
+        <w:t xml:space="preserve">– </w:t>
+      </w:r>
+      <w:r>
+        <w:rPr>
+          <w:szCs w:val="28"/>
+        </w:rPr>
+        <w:t>ER-диаграмма</w:t>
+      </w:r>
+      <w:r>
+        <w:rPr>
+          <w:szCs w:val="28"/>
+        </w:rPr>
+        <w:t xml:space="preserve"> для представления основных сущностей</w:t>
       </w:r>
     </w:p>
     <w:p>
@@ -4823,19 +5331,19 @@
         <w:pStyle w:val="3"/>
       </w:pPr>
       <w:r>
-        <w:t>2.3 Проектирование структуры базы данных</w:t>
-      </w:r>
-    </w:p>
-    <w:p>
-      <w:pPr>
-        <w:pStyle w:val="3"/>
-      </w:pPr>
-      <w:r>
+        <w:lastRenderedPageBreak/>
         <w:t xml:space="preserve">2.4 </w:t>
       </w:r>
       <w:r>
         <w:t>Проектирование пользовательского интерфейса и навигации</w:t>
       </w:r>
+    </w:p>
+    <w:p>
+      <w:pPr>
+        <w:rPr>
+          <w:lang w:val="en-US"/>
+        </w:rPr>
+      </w:pPr>
     </w:p>
     <w:p>
       <w:pPr>
@@ -4936,7 +5444,6 @@
                 <w:sz w:val="24"/>
                 <w:szCs w:val="24"/>
               </w:rPr>
-              <w:lastRenderedPageBreak/>
               <w:t>Сайт</w:t>
             </w:r>
           </w:p>
@@ -5130,6 +5637,7 @@
                 <w:szCs w:val="24"/>
               </w:rPr>
             </w:pPr>
+            <w:proofErr w:type="spellStart"/>
             <w:r>
               <w:rPr>
                 <w:rFonts w:cs="Times New Roman"/>
@@ -5138,6 +5646,7 @@
               </w:rPr>
               <w:t>Кинопоиск</w:t>
             </w:r>
+            <w:proofErr w:type="spellEnd"/>
           </w:p>
         </w:tc>
         <w:tc>
@@ -5424,6 +5933,7 @@
                 <w:lang w:val="en-US"/>
               </w:rPr>
             </w:pPr>
+            <w:proofErr w:type="spellStart"/>
             <w:r>
               <w:rPr>
                 <w:rFonts w:cs="Times New Roman"/>
@@ -5432,6 +5942,7 @@
               </w:rPr>
               <w:t>Кинориум</w:t>
             </w:r>
+            <w:proofErr w:type="spellEnd"/>
           </w:p>
         </w:tc>
         <w:tc>
@@ -5572,6 +6083,7 @@
                 <w:szCs w:val="24"/>
               </w:rPr>
             </w:pPr>
+            <w:proofErr w:type="spellStart"/>
             <w:r>
               <w:rPr>
                 <w:rFonts w:eastAsia="Times New Roman" w:cs="Times New Roman"/>
@@ -5581,6 +6093,7 @@
               </w:rPr>
               <w:t>Letterboxd</w:t>
             </w:r>
+            <w:proofErr w:type="spellEnd"/>
           </w:p>
         </w:tc>
         <w:tc>
@@ -6081,9 +6594,17 @@
         <w:ind w:firstLine="709"/>
       </w:pPr>
       <w:r>
-        <w:t xml:space="preserve">Исходный код проекта доступен в репозитории на GitHub по следующей ссылке: </w:t>
-      </w:r>
-      <w:hyperlink r:id="rId19" w:history="1">
+        <w:t xml:space="preserve">Исходный код проекта доступен в репозитории на </w:t>
+      </w:r>
+      <w:proofErr w:type="spellStart"/>
+      <w:r>
+        <w:t>GitHub</w:t>
+      </w:r>
+      <w:proofErr w:type="spellEnd"/>
+      <w:r>
+        <w:t xml:space="preserve"> по следующей ссылке: </w:t>
+      </w:r>
+      <w:hyperlink r:id="rId20" w:history="1">
         <w:r>
           <w:rPr>
             <w:rStyle w:val="ab"/>
@@ -6100,8 +6621,21 @@
         <w:ind w:firstLine="709"/>
       </w:pPr>
       <w:r>
-        <w:t>Готовая версия клиентской части интернет-ресурса опубликована на GitHub Pages</w:t>
-      </w:r>
+        <w:t xml:space="preserve">Готовая версия клиентской части интернет-ресурса опубликована на </w:t>
+      </w:r>
+      <w:proofErr w:type="spellStart"/>
+      <w:r>
+        <w:t>GitHub</w:t>
+      </w:r>
+      <w:proofErr w:type="spellEnd"/>
+      <w:r>
+        <w:t xml:space="preserve"> </w:t>
+      </w:r>
+      <w:proofErr w:type="spellStart"/>
+      <w:r>
+        <w:t>Pages</w:t>
+      </w:r>
+      <w:proofErr w:type="spellEnd"/>
       <w:r>
         <w:t>.</w:t>
       </w:r>
@@ -6120,7 +6654,7 @@
       <w:r>
         <w:t xml:space="preserve">: </w:t>
       </w:r>
-      <w:hyperlink r:id="rId20" w:history="1">
+      <w:hyperlink r:id="rId21" w:history="1">
         <w:r>
           <w:rPr>
             <w:rStyle w:val="ab"/>
@@ -6293,7 +6827,7 @@
       <w:r>
         <w:t xml:space="preserve">: </w:t>
       </w:r>
-      <w:hyperlink r:id="rId21" w:history="1">
+      <w:hyperlink r:id="rId22" w:history="1">
         <w:r>
           <w:rPr>
             <w:rStyle w:val="ab"/>
@@ -6320,6 +6854,7 @@
           </w:rPr>
           <w:t>.</w:t>
         </w:r>
+        <w:proofErr w:type="spellStart"/>
         <w:r>
           <w:rPr>
             <w:rStyle w:val="ab"/>
@@ -6327,6 +6862,7 @@
           </w:rPr>
           <w:t>figma</w:t>
         </w:r>
+        <w:proofErr w:type="spellEnd"/>
         <w:r>
           <w:rPr>
             <w:rStyle w:val="ab"/>
@@ -6424,7 +6960,7 @@
       <w:r>
         <w:t xml:space="preserve">: </w:t>
       </w:r>
-      <w:hyperlink r:id="rId22" w:history="1">
+      <w:hyperlink r:id="rId23" w:history="1">
         <w:r>
           <w:rPr>
             <w:rStyle w:val="ab"/>
@@ -6515,7 +7051,7 @@
         </w:rPr>
         <w:t xml:space="preserve">: </w:t>
       </w:r>
-      <w:hyperlink r:id="rId23" w:history="1">
+      <w:hyperlink r:id="rId24" w:history="1">
         <w:r>
           <w:rPr>
             <w:rStyle w:val="ab"/>
@@ -6616,7 +7152,7 @@
         </w:rPr>
         <w:t xml:space="preserve">: </w:t>
       </w:r>
-      <w:hyperlink r:id="rId24" w:history="1">
+      <w:hyperlink r:id="rId25" w:history="1">
         <w:r>
           <w:rPr>
             <w:rStyle w:val="ab"/>
@@ -6711,8 +7247,12 @@
       </w:r>
       <w:r>
         <w:tab/>
+      </w:r>
+      <w:proofErr w:type="spellStart"/>
+      <w:r>
         <w:t>Кинопоиск</w:t>
       </w:r>
+      <w:proofErr w:type="spellEnd"/>
       <w:r>
         <w:t xml:space="preserve"> </w:t>
       </w:r>
@@ -6731,7 +7271,7 @@
       <w:r>
         <w:t xml:space="preserve">: </w:t>
       </w:r>
-      <w:hyperlink r:id="rId25" w:history="1">
+      <w:hyperlink r:id="rId26" w:history="1">
         <w:r>
           <w:rPr>
             <w:rStyle w:val="ab"/>
@@ -6792,7 +7332,7 @@
       <w:r>
         <w:t xml:space="preserve">: </w:t>
       </w:r>
-      <w:hyperlink r:id="rId26" w:history="1">
+      <w:hyperlink r:id="rId27" w:history="1">
         <w:r>
           <w:rPr>
             <w:rStyle w:val="ab"/>
@@ -6836,9 +7376,11 @@
       <w:r>
         <w:tab/>
       </w:r>
+      <w:proofErr w:type="spellStart"/>
       <w:r>
         <w:t>Кинориум</w:t>
       </w:r>
+      <w:proofErr w:type="spellEnd"/>
       <w:r>
         <w:t xml:space="preserve"> </w:t>
       </w:r>
@@ -6857,7 +7399,7 @@
       <w:r>
         <w:t xml:space="preserve">: </w:t>
       </w:r>
-      <w:hyperlink r:id="rId27" w:history="1">
+      <w:hyperlink r:id="rId28" w:history="1">
         <w:r>
           <w:rPr>
             <w:rStyle w:val="ab"/>
@@ -6894,12 +7436,14 @@
       <w:r>
         <w:tab/>
       </w:r>
+      <w:proofErr w:type="spellStart"/>
       <w:r>
         <w:rPr>
           <w:lang w:val="en-US"/>
         </w:rPr>
         <w:t>Letterboxd</w:t>
       </w:r>
+      <w:proofErr w:type="spellEnd"/>
       <w:r>
         <w:t xml:space="preserve"> </w:t>
       </w:r>
@@ -6918,7 +7462,7 @@
       <w:r>
         <w:t xml:space="preserve">: </w:t>
       </w:r>
-      <w:hyperlink r:id="rId28" w:history="1">
+      <w:hyperlink r:id="rId29" w:history="1">
         <w:r>
           <w:rPr>
             <w:rStyle w:val="ab"/>
@@ -6976,7 +7520,7 @@
       <w:r>
         <w:t xml:space="preserve">: </w:t>
       </w:r>
-      <w:hyperlink r:id="rId29" w:history="1">
+      <w:hyperlink r:id="rId30" w:history="1">
         <w:r>
           <w:rPr>
             <w:rStyle w:val="ab"/>
@@ -7037,7 +7581,7 @@
       <w:r>
         <w:t xml:space="preserve">: </w:t>
       </w:r>
-      <w:hyperlink r:id="rId30" w:history="1">
+      <w:hyperlink r:id="rId31" w:history="1">
         <w:r>
           <w:rPr>
             <w:rStyle w:val="ab"/>
@@ -7082,8 +7626,13 @@
         <w:tab/>
       </w:r>
       <w:r>
-        <w:t>Фреймворки в веб разработке | DevEducation</w:t>
-      </w:r>
+        <w:t xml:space="preserve">Фреймворки в веб разработке | </w:t>
+      </w:r>
+      <w:proofErr w:type="spellStart"/>
+      <w:r>
+        <w:t>DevEducation</w:t>
+      </w:r>
+      <w:proofErr w:type="spellEnd"/>
       <w:r>
         <w:t xml:space="preserve"> [Электронный ресурс</w:t>
       </w:r>
@@ -7099,7 +7648,7 @@
       <w:r>
         <w:t xml:space="preserve">: </w:t>
       </w:r>
-      <w:hyperlink r:id="rId31" w:history="1">
+      <w:hyperlink r:id="rId32" w:history="1">
         <w:r>
           <w:rPr>
             <w:rStyle w:val="ab"/>
@@ -7235,12 +7784,14 @@
         </w:rPr>
         <w:t xml:space="preserve">: </w:t>
       </w:r>
+      <w:proofErr w:type="spellStart"/>
       <w:r>
         <w:rPr>
           <w:lang w:val="en-US"/>
         </w:rPr>
         <w:t>HyperText</w:t>
       </w:r>
+      <w:proofErr w:type="spellEnd"/>
       <w:r>
         <w:rPr>
           <w:lang w:val="en-US"/>
@@ -7313,7 +7864,7 @@
         </w:rPr>
         <w:t xml:space="preserve">: </w:t>
       </w:r>
-      <w:hyperlink r:id="rId32" w:history="1">
+      <w:hyperlink r:id="rId33" w:history="1">
         <w:r>
           <w:rPr>
             <w:rStyle w:val="ab"/>
@@ -7462,7 +8013,7 @@
         </w:rPr>
         <w:t xml:space="preserve">: </w:t>
       </w:r>
-      <w:hyperlink r:id="rId33" w:history="1">
+      <w:hyperlink r:id="rId34" w:history="1">
         <w:r>
           <w:rPr>
             <w:rStyle w:val="ab"/>
@@ -7615,7 +8166,7 @@
       <w:r>
         <w:t xml:space="preserve">: </w:t>
       </w:r>
-      <w:hyperlink r:id="rId34" w:history="1">
+      <w:hyperlink r:id="rId35" w:history="1">
         <w:r>
           <w:rPr>
             <w:rStyle w:val="ab"/>
@@ -7691,12 +8242,14 @@
       <w:r>
         <w:t xml:space="preserve">как его применять / </w:t>
       </w:r>
+      <w:proofErr w:type="spellStart"/>
       <w:r>
         <w:rPr>
           <w:lang w:val="en-US"/>
         </w:rPr>
         <w:t>Skillbox</w:t>
       </w:r>
+      <w:proofErr w:type="spellEnd"/>
       <w:r>
         <w:t xml:space="preserve"> </w:t>
       </w:r>
@@ -7724,7 +8277,7 @@
       <w:r>
         <w:t xml:space="preserve">: </w:t>
       </w:r>
-      <w:hyperlink r:id="rId35" w:history="1">
+      <w:hyperlink r:id="rId36" w:history="1">
         <w:r>
           <w:rPr>
             <w:rStyle w:val="ab"/>
@@ -7771,11 +8324,27 @@
         <w:tab/>
       </w:r>
       <w:r>
-        <w:t>Что такое flat design или плоский дизайн, его принципы и плюсы</w:t>
-      </w:r>
+        <w:t xml:space="preserve">Что такое </w:t>
+      </w:r>
+      <w:proofErr w:type="spellStart"/>
+      <w:r>
+        <w:t>flat</w:t>
+      </w:r>
+      <w:proofErr w:type="spellEnd"/>
       <w:r>
         <w:t xml:space="preserve"> </w:t>
       </w:r>
+      <w:proofErr w:type="spellStart"/>
+      <w:r>
+        <w:t>design</w:t>
+      </w:r>
+      <w:proofErr w:type="spellEnd"/>
+      <w:r>
+        <w:t xml:space="preserve"> или плоский дизайн, его принципы и плюсы</w:t>
+      </w:r>
+      <w:r>
+        <w:t xml:space="preserve"> </w:t>
+      </w:r>
       <w:r>
         <w:t>[</w:t>
       </w:r>
@@ -7797,7 +8366,7 @@
       <w:r>
         <w:t xml:space="preserve">: </w:t>
       </w:r>
-      <w:hyperlink r:id="rId36" w:history="1">
+      <w:hyperlink r:id="rId37" w:history="1">
         <w:r>
           <w:rPr>
             <w:rStyle w:val="ab"/>
@@ -7846,9 +8415,11 @@
       <w:r>
         <w:tab/>
       </w:r>
+      <w:proofErr w:type="spellStart"/>
       <w:r>
         <w:t>Флэнаган</w:t>
       </w:r>
+      <w:proofErr w:type="spellEnd"/>
       <w:r>
         <w:t xml:space="preserve"> Д.</w:t>
       </w:r>
@@ -7974,7 +8545,7 @@
       <w:r>
         <w:t xml:space="preserve">: </w:t>
       </w:r>
-      <w:hyperlink r:id="rId37" w:history="1">
+      <w:hyperlink r:id="rId38" w:history="1">
         <w:r>
           <w:rPr>
             <w:rStyle w:val="ab"/>
@@ -7988,6 +8559,7 @@
           </w:rPr>
           <w:t>://</w:t>
         </w:r>
+        <w:proofErr w:type="spellStart"/>
         <w:r>
           <w:rPr>
             <w:rStyle w:val="ab"/>
@@ -7995,6 +8567,7 @@
           </w:rPr>
           <w:t>swiperjs</w:t>
         </w:r>
+        <w:proofErr w:type="spellEnd"/>
         <w:r>
           <w:rPr>
             <w:rStyle w:val="ab"/>
@@ -8044,8 +8617,13 @@
       <w:r>
         <w:tab/>
       </w:r>
-      <w:r>
-        <w:t xml:space="preserve">Кедлек Т. </w:t>
+      <w:proofErr w:type="spellStart"/>
+      <w:r>
+        <w:t>Кедлек</w:t>
+      </w:r>
+      <w:proofErr w:type="spellEnd"/>
+      <w:r>
+        <w:t xml:space="preserve"> Т. </w:t>
       </w:r>
       <w:r>
         <w:t>Адаптивный дизайн. Делаем сайты для любых устройств</w:t>
@@ -8065,8 +8643,13 @@
       <w:r>
         <w:t xml:space="preserve">. </w:t>
       </w:r>
-      <w:r>
-        <w:t xml:space="preserve">Силинский, </w:t>
+      <w:proofErr w:type="spellStart"/>
+      <w:r>
+        <w:t>Силинский</w:t>
+      </w:r>
+      <w:proofErr w:type="spellEnd"/>
+      <w:r>
+        <w:t xml:space="preserve">, </w:t>
       </w:r>
       <w:r>
         <w:t>И.</w:t>
@@ -8074,9 +8657,11 @@
       <w:r>
         <w:t xml:space="preserve"> </w:t>
       </w:r>
+      <w:proofErr w:type="spellStart"/>
       <w:r>
         <w:t>Рузмайкина</w:t>
       </w:r>
+      <w:proofErr w:type="spellEnd"/>
       <w:r>
         <w:t>]</w:t>
       </w:r>
@@ -8227,7 +8812,7 @@
       <w:r>
         <w:t xml:space="preserve">: </w:t>
       </w:r>
-      <w:hyperlink r:id="rId38" w:history="1">
+      <w:hyperlink r:id="rId39" w:history="1">
         <w:r>
           <w:rPr>
             <w:rStyle w:val="ab"/>
@@ -8254,6 +8839,7 @@
           </w:rPr>
           <w:t>.</w:t>
         </w:r>
+        <w:proofErr w:type="spellStart"/>
         <w:r>
           <w:rPr>
             <w:rStyle w:val="ab"/>
@@ -8261,6 +8847,7 @@
           </w:rPr>
           <w:t>freecodecamp</w:t>
         </w:r>
+        <w:proofErr w:type="spellEnd"/>
         <w:r>
           <w:rPr>
             <w:rStyle w:val="ab"/>
@@ -8332,6 +8919,7 @@
           </w:rPr>
           <w:t>-</w:t>
         </w:r>
+        <w:proofErr w:type="spellStart"/>
         <w:r>
           <w:rPr>
             <w:rStyle w:val="ab"/>
@@ -8339,6 +8927,7 @@
           </w:rPr>
           <w:t>css</w:t>
         </w:r>
+        <w:proofErr w:type="spellEnd"/>
         <w:r>
           <w:rPr>
             <w:rStyle w:val="ab"/>
@@ -8460,7 +9049,7 @@
         </w:rPr>
         <w:t xml:space="preserve">: </w:t>
       </w:r>
-      <w:hyperlink r:id="rId39" w:history="1">
+      <w:hyperlink r:id="rId40" w:history="1">
         <w:r>
           <w:rPr>
             <w:rStyle w:val="ab"/>
@@ -8552,7 +9141,7 @@
       <w:r>
         <w:t xml:space="preserve">: </w:t>
       </w:r>
-      <w:hyperlink r:id="rId40" w:history="1">
+      <w:hyperlink r:id="rId41" w:history="1">
         <w:r>
           <w:rPr>
             <w:rStyle w:val="ab"/>
@@ -8579,6 +9168,7 @@
           </w:rPr>
           <w:t>.</w:t>
         </w:r>
+        <w:proofErr w:type="spellStart"/>
         <w:r>
           <w:rPr>
             <w:rStyle w:val="ab"/>
@@ -8586,12 +9176,14 @@
           </w:rPr>
           <w:t>gost</w:t>
         </w:r>
+        <w:proofErr w:type="spellEnd"/>
         <w:r>
           <w:rPr>
             <w:rStyle w:val="ab"/>
           </w:rPr>
           <w:t>.</w:t>
         </w:r>
+        <w:proofErr w:type="spellStart"/>
         <w:r>
           <w:rPr>
             <w:rStyle w:val="ab"/>
@@ -8599,6 +9191,7 @@
           </w:rPr>
           <w:t>ru</w:t>
         </w:r>
+        <w:proofErr w:type="spellEnd"/>
         <w:r>
           <w:rPr>
             <w:rStyle w:val="ab"/>
@@ -8618,6 +9211,7 @@
           </w:rPr>
           <w:t>.</w:t>
         </w:r>
+        <w:proofErr w:type="spellStart"/>
         <w:r>
           <w:rPr>
             <w:rStyle w:val="ab"/>
@@ -8625,6 +9219,7 @@
           </w:rPr>
           <w:t>aspx</w:t>
         </w:r>
+        <w:proofErr w:type="spellEnd"/>
         <w:r>
           <w:rPr>
             <w:rStyle w:val="ab"/>
@@ -8678,7 +9273,7 @@
       </w:pPr>
     </w:p>
     <w:sectPr>
-      <w:footerReference w:type="default" r:id="rId41"/>
+      <w:footerReference w:type="default" r:id="rId42"/>
       <w:pgSz w:w="11906" w:h="16838"/>
       <w:pgMar w:top="1134" w:right="850" w:bottom="1134" w:left="1701" w:header="708" w:footer="708" w:gutter="0"/>
       <w:cols w:space="708"/>
@@ -10460,7 +11055,7 @@
   <w:style w:type="paragraph" w:default="1" w:styleId="a">
     <w:name w:val="Normal"/>
     <w:qFormat/>
-    <w:rsid w:val="007B586E"/>
+    <w:rsid w:val="004C59A3"/>
     <w:pPr>
       <w:spacing w:after="0" w:line="360" w:lineRule="auto"/>
       <w:jc w:val="both"/>
@@ -10576,7 +11171,6 @@
   <w:style w:type="character" w:default="1" w:styleId="a0">
     <w:name w:val="Default Paragraph Font"/>
     <w:uiPriority w:val="1"/>
-    <w:semiHidden/>
     <w:unhideWhenUsed/>
   </w:style>
   <w:style w:type="table" w:default="1" w:styleId="a1">

--- a/report/Отчет_по_курсовой.docx
+++ b/report/Отчет_по_курсовой.docx
@@ -4922,13 +4922,22 @@
         <w:pStyle w:val="afa"/>
       </w:pPr>
       <w:r>
-        <w:t>Сущность «Пользователь» описывает</w:t>
-      </w:r>
-      <w:r>
-        <w:t xml:space="preserve"> пользователя приложения</w:t>
-      </w:r>
-      <w:r>
-        <w:t>, который владеет своим расписанием. Она включает атрибуты</w:t>
+        <w:t xml:space="preserve">Сущность «Пользователь» </w:t>
+      </w:r>
+      <w:r>
+        <w:t>описывает</w:t>
+      </w:r>
+      <w:r>
+        <w:t xml:space="preserve"> </w:t>
+      </w:r>
+      <w:r>
+        <w:t>пользователя приложения</w:t>
+      </w:r>
+      <w:r>
+        <w:t xml:space="preserve">, который владеет своим расписанием. </w:t>
+      </w:r>
+      <w:r>
+        <w:t>Она включает атрибуты</w:t>
       </w:r>
       <w:r>
         <w:t>: имя, адрес электронной почты и пароль.</w:t>
@@ -4940,7 +4949,10 @@
       </w:pPr>
       <w:r>
         <w:lastRenderedPageBreak/>
-        <w:t>Сущность «Запись в расписании» описывает отдельное событие в рамках недели. Она включает атрибуты: название, описание, день недели, время начала и время окончания</w:t>
+        <w:t xml:space="preserve">Сущность «Запись в расписании» описывает отдельное событие в рамках недели. Она включает атрибуты: название, описание, день недели, </w:t>
+      </w:r>
+      <w:r>
+        <w:t>время начала и время окончания</w:t>
       </w:r>
       <w:r>
         <w:t>.</w:t>
@@ -5340,10 +5352,142 @@
     </w:p>
     <w:p>
       <w:pPr>
-        <w:rPr>
-          <w:lang w:val="en-US"/>
-        </w:rPr>
-      </w:pPr>
+        <w:pStyle w:val="afa"/>
+      </w:pPr>
+      <w:r>
+        <w:t>Путь пользователя начинается со страниц аутентификации</w:t>
+      </w:r>
+      <w:r>
+        <w:t xml:space="preserve"> (входа и регистрации)</w:t>
+      </w:r>
+      <w:r>
+        <w:t xml:space="preserve">, после прохождения которых он попадает на основную страницу для работы с расписанием. Навигация между страницей для работы с расписанием и страницей для работы с тегами, а также выход из системы, осуществляются через </w:t>
+      </w:r>
+      <w:r>
+        <w:t xml:space="preserve">элементы меню, представленные в </w:t>
+      </w:r>
+      <w:r>
+        <w:t>хедере приложения.</w:t>
+      </w:r>
+    </w:p>
+    <w:p>
+      <w:pPr>
+        <w:pStyle w:val="afa"/>
+      </w:pPr>
+      <w:r>
+        <w:t>Создание,</w:t>
+      </w:r>
+      <w:r>
+        <w:t xml:space="preserve"> редактирование </w:t>
+      </w:r>
+      <w:r>
+        <w:t xml:space="preserve">и удаление </w:t>
+      </w:r>
+      <w:r>
+        <w:t>записей</w:t>
+      </w:r>
+      <w:r>
+        <w:t xml:space="preserve"> и тегов</w:t>
+      </w:r>
+      <w:r>
+        <w:t>, реализованы через модальные окна. Это позволяет пользователю выполнять операции без перезагрузки страницы, что соответствует современным стандартам веб-разработки и улучшает общий пользовательский опыт.</w:t>
+      </w:r>
+    </w:p>
+    <w:p>
+      <w:pPr>
+        <w:pStyle w:val="afa"/>
+      </w:pPr>
+      <w:r>
+        <w:t>Схема, иллюстрирующая основные страницы приложения и навигационные переходы между ними, представлена на рисунке 2.4.1.</w:t>
+      </w:r>
+    </w:p>
+    <w:p>
+      <w:pPr>
+        <w:jc w:val="center"/>
+        <w:rPr>
+          <w:rFonts w:eastAsia="Times New Roman" w:cs="Times New Roman"/>
+          <w:szCs w:val="28"/>
+          <w:lang w:val="en-US" w:eastAsia="ru-RU"/>
+        </w:rPr>
+      </w:pPr>
+      <w:r>
+        <w:rPr>
+          <w:rFonts w:eastAsia="Times New Roman" w:cs="Times New Roman"/>
+          <w:noProof/>
+          <w:szCs w:val="28"/>
+          <w:lang w:val="en-US" w:eastAsia="ru-RU"/>
+        </w:rPr>
+        <w:drawing>
+          <wp:inline distT="0" distB="0" distL="0" distR="0" wp14:anchorId="5A972C1D" wp14:editId="183CBEFC">
+            <wp:extent cx="4517853" cy="3283776"/>
+            <wp:effectExtent l="0" t="0" r="0" b="0"/>
+            <wp:docPr id="8" name="Рисунок 8"/>
+            <wp:cNvGraphicFramePr>
+              <a:graphicFrameLocks xmlns:a="http://schemas.openxmlformats.org/drawingml/2006/main" noChangeAspect="1"/>
+            </wp:cNvGraphicFramePr>
+            <a:graphic xmlns:a="http://schemas.openxmlformats.org/drawingml/2006/main">
+              <a:graphicData uri="http://schemas.openxmlformats.org/drawingml/2006/picture">
+                <pic:pic xmlns:pic="http://schemas.openxmlformats.org/drawingml/2006/picture">
+                  <pic:nvPicPr>
+                    <pic:cNvPr id="8" name="Рисунок 8"/>
+                    <pic:cNvPicPr/>
+                  </pic:nvPicPr>
+                  <pic:blipFill>
+                    <a:blip r:embed="rId20">
+                      <a:extLst>
+                        <a:ext uri="{28A0092B-C50C-407E-A947-70E740481C1C}">
+                          <a14:useLocalDpi xmlns:a14="http://schemas.microsoft.com/office/drawing/2010/main" val="0"/>
+                        </a:ext>
+                      </a:extLst>
+                    </a:blip>
+                    <a:stretch>
+                      <a:fillRect/>
+                    </a:stretch>
+                  </pic:blipFill>
+                  <pic:spPr>
+                    <a:xfrm>
+                      <a:off x="0" y="0"/>
+                      <a:ext cx="4517853" cy="3283776"/>
+                    </a:xfrm>
+                    <a:prstGeom prst="rect">
+                      <a:avLst/>
+                    </a:prstGeom>
+                  </pic:spPr>
+                </pic:pic>
+              </a:graphicData>
+            </a:graphic>
+          </wp:inline>
+        </w:drawing>
+      </w:r>
+    </w:p>
+    <w:p>
+      <w:pPr>
+        <w:pStyle w:val="af9"/>
+        <w:rPr>
+          <w:lang w:eastAsia="ru-RU"/>
+        </w:rPr>
+      </w:pPr>
+      <w:r>
+        <w:t>Рисунок 2.</w:t>
+      </w:r>
+      <w:r>
+        <w:t>4</w:t>
+      </w:r>
+      <w:r>
+        <w:t xml:space="preserve">.1 </w:t>
+      </w:r>
+      <w:r>
+        <w:rPr>
+          <w:lang w:eastAsia="ru-RU"/>
+        </w:rPr>
+        <w:t xml:space="preserve">– </w:t>
+      </w:r>
+      <w:r>
+        <w:rPr>
+          <w:szCs w:val="28"/>
+        </w:rPr>
+        <w:t>Схема навигации между страницами веб-приложения</w:t>
+      </w:r>
     </w:p>
     <w:p>
       <w:pPr>
@@ -6604,7 +6748,7 @@
       <w:r>
         <w:t xml:space="preserve"> по следующей ссылке: </w:t>
       </w:r>
-      <w:hyperlink r:id="rId20" w:history="1">
+      <w:hyperlink r:id="rId21" w:history="1">
         <w:r>
           <w:rPr>
             <w:rStyle w:val="ab"/>
@@ -6654,7 +6798,7 @@
       <w:r>
         <w:t xml:space="preserve">: </w:t>
       </w:r>
-      <w:hyperlink r:id="rId21" w:history="1">
+      <w:hyperlink r:id="rId22" w:history="1">
         <w:r>
           <w:rPr>
             <w:rStyle w:val="ab"/>
@@ -6827,7 +6971,7 @@
       <w:r>
         <w:t xml:space="preserve">: </w:t>
       </w:r>
-      <w:hyperlink r:id="rId22" w:history="1">
+      <w:hyperlink r:id="rId23" w:history="1">
         <w:r>
           <w:rPr>
             <w:rStyle w:val="ab"/>
@@ -6960,7 +7104,7 @@
       <w:r>
         <w:t xml:space="preserve">: </w:t>
       </w:r>
-      <w:hyperlink r:id="rId23" w:history="1">
+      <w:hyperlink r:id="rId24" w:history="1">
         <w:r>
           <w:rPr>
             <w:rStyle w:val="ab"/>
@@ -7051,7 +7195,7 @@
         </w:rPr>
         <w:t xml:space="preserve">: </w:t>
       </w:r>
-      <w:hyperlink r:id="rId24" w:history="1">
+      <w:hyperlink r:id="rId25" w:history="1">
         <w:r>
           <w:rPr>
             <w:rStyle w:val="ab"/>
@@ -7152,7 +7296,7 @@
         </w:rPr>
         <w:t xml:space="preserve">: </w:t>
       </w:r>
-      <w:hyperlink r:id="rId25" w:history="1">
+      <w:hyperlink r:id="rId26" w:history="1">
         <w:r>
           <w:rPr>
             <w:rStyle w:val="ab"/>
@@ -7271,7 +7415,7 @@
       <w:r>
         <w:t xml:space="preserve">: </w:t>
       </w:r>
-      <w:hyperlink r:id="rId26" w:history="1">
+      <w:hyperlink r:id="rId27" w:history="1">
         <w:r>
           <w:rPr>
             <w:rStyle w:val="ab"/>
@@ -7332,7 +7476,7 @@
       <w:r>
         <w:t xml:space="preserve">: </w:t>
       </w:r>
-      <w:hyperlink r:id="rId27" w:history="1">
+      <w:hyperlink r:id="rId28" w:history="1">
         <w:r>
           <w:rPr>
             <w:rStyle w:val="ab"/>
@@ -7399,7 +7543,7 @@
       <w:r>
         <w:t xml:space="preserve">: </w:t>
       </w:r>
-      <w:hyperlink r:id="rId28" w:history="1">
+      <w:hyperlink r:id="rId29" w:history="1">
         <w:r>
           <w:rPr>
             <w:rStyle w:val="ab"/>
@@ -7462,7 +7606,7 @@
       <w:r>
         <w:t xml:space="preserve">: </w:t>
       </w:r>
-      <w:hyperlink r:id="rId29" w:history="1">
+      <w:hyperlink r:id="rId30" w:history="1">
         <w:r>
           <w:rPr>
             <w:rStyle w:val="ab"/>
@@ -7520,7 +7664,7 @@
       <w:r>
         <w:t xml:space="preserve">: </w:t>
       </w:r>
-      <w:hyperlink r:id="rId30" w:history="1">
+      <w:hyperlink r:id="rId31" w:history="1">
         <w:r>
           <w:rPr>
             <w:rStyle w:val="ab"/>
@@ -7581,7 +7725,7 @@
       <w:r>
         <w:t xml:space="preserve">: </w:t>
       </w:r>
-      <w:hyperlink r:id="rId31" w:history="1">
+      <w:hyperlink r:id="rId32" w:history="1">
         <w:r>
           <w:rPr>
             <w:rStyle w:val="ab"/>
@@ -7648,7 +7792,7 @@
       <w:r>
         <w:t xml:space="preserve">: </w:t>
       </w:r>
-      <w:hyperlink r:id="rId32" w:history="1">
+      <w:hyperlink r:id="rId33" w:history="1">
         <w:r>
           <w:rPr>
             <w:rStyle w:val="ab"/>
@@ -7864,7 +8008,7 @@
         </w:rPr>
         <w:t xml:space="preserve">: </w:t>
       </w:r>
-      <w:hyperlink r:id="rId33" w:history="1">
+      <w:hyperlink r:id="rId34" w:history="1">
         <w:r>
           <w:rPr>
             <w:rStyle w:val="ab"/>
@@ -8013,7 +8157,7 @@
         </w:rPr>
         <w:t xml:space="preserve">: </w:t>
       </w:r>
-      <w:hyperlink r:id="rId34" w:history="1">
+      <w:hyperlink r:id="rId35" w:history="1">
         <w:r>
           <w:rPr>
             <w:rStyle w:val="ab"/>
@@ -8166,7 +8310,7 @@
       <w:r>
         <w:t xml:space="preserve">: </w:t>
       </w:r>
-      <w:hyperlink r:id="rId35" w:history="1">
+      <w:hyperlink r:id="rId36" w:history="1">
         <w:r>
           <w:rPr>
             <w:rStyle w:val="ab"/>
@@ -8277,7 +8421,7 @@
       <w:r>
         <w:t xml:space="preserve">: </w:t>
       </w:r>
-      <w:hyperlink r:id="rId36" w:history="1">
+      <w:hyperlink r:id="rId37" w:history="1">
         <w:r>
           <w:rPr>
             <w:rStyle w:val="ab"/>
@@ -8366,7 +8510,7 @@
       <w:r>
         <w:t xml:space="preserve">: </w:t>
       </w:r>
-      <w:hyperlink r:id="rId37" w:history="1">
+      <w:hyperlink r:id="rId38" w:history="1">
         <w:r>
           <w:rPr>
             <w:rStyle w:val="ab"/>
@@ -8545,7 +8689,7 @@
       <w:r>
         <w:t xml:space="preserve">: </w:t>
       </w:r>
-      <w:hyperlink r:id="rId38" w:history="1">
+      <w:hyperlink r:id="rId39" w:history="1">
         <w:r>
           <w:rPr>
             <w:rStyle w:val="ab"/>
@@ -8812,7 +8956,7 @@
       <w:r>
         <w:t xml:space="preserve">: </w:t>
       </w:r>
-      <w:hyperlink r:id="rId39" w:history="1">
+      <w:hyperlink r:id="rId40" w:history="1">
         <w:r>
           <w:rPr>
             <w:rStyle w:val="ab"/>
@@ -9049,7 +9193,7 @@
         </w:rPr>
         <w:t xml:space="preserve">: </w:t>
       </w:r>
-      <w:hyperlink r:id="rId40" w:history="1">
+      <w:hyperlink r:id="rId41" w:history="1">
         <w:r>
           <w:rPr>
             <w:rStyle w:val="ab"/>
@@ -9141,7 +9285,7 @@
       <w:r>
         <w:t xml:space="preserve">: </w:t>
       </w:r>
-      <w:hyperlink r:id="rId41" w:history="1">
+      <w:hyperlink r:id="rId42" w:history="1">
         <w:r>
           <w:rPr>
             <w:rStyle w:val="ab"/>
@@ -9273,7 +9417,7 @@
       </w:pPr>
     </w:p>
     <w:sectPr>
-      <w:footerReference w:type="default" r:id="rId42"/>
+      <w:footerReference w:type="default" r:id="rId43"/>
       <w:pgSz w:w="11906" w:h="16838"/>
       <w:pgMar w:top="1134" w:right="850" w:bottom="1134" w:left="1701" w:header="708" w:footer="708" w:gutter="0"/>
       <w:cols w:space="708"/>
@@ -11055,7 +11199,7 @@
   <w:style w:type="paragraph" w:default="1" w:styleId="a">
     <w:name w:val="Normal"/>
     <w:qFormat/>
-    <w:rsid w:val="004C59A3"/>
+    <w:rsid w:val="00E8099D"/>
     <w:pPr>
       <w:spacing w:after="0" w:line="360" w:lineRule="auto"/>
       <w:jc w:val="both"/>

--- a/report/Отчет_по_курсовой.docx
+++ b/report/Отчет_по_курсовой.docx
@@ -70,7 +70,7 @@
                 <w:lang w:eastAsia="ru-RU"/>
               </w:rPr>
               <w:drawing>
-                <wp:inline distT="0" distB="0" distL="0" distR="0" wp14:anchorId="14EBA025" wp14:editId="2E6B55DA">
+                <wp:inline distT="0" distB="0" distL="0" distR="0" wp14:anchorId="424C81DB" wp14:editId="0C1E7F09">
                   <wp:extent cx="891540" cy="1005840"/>
                   <wp:effectExtent l="0" t="0" r="3810" b="3810"/>
                   <wp:docPr id="7" name="Рисунок 1"/>
@@ -290,7 +290,7 @@
               <mc:AlternateContent>
                 <mc:Choice Requires="wpc">
                   <w:drawing>
-                    <wp:inline distT="0" distB="0" distL="0" distR="0" wp14:anchorId="66C95EB0" wp14:editId="5642859D">
+                    <wp:inline distT="0" distB="0" distL="0" distR="0" wp14:anchorId="08FC32E5" wp14:editId="4E393EA0">
                       <wp:extent cx="5829300" cy="342900"/>
                       <wp:effectExtent l="0" t="0" r="19050" b="0"/>
                       <wp:docPr id="11" name="Полотно 5"/>
@@ -442,27 +442,7 @@
           <w:szCs w:val="28"/>
           <w:lang w:eastAsia="ru-RU"/>
         </w:rPr>
-        <w:t>программного обеспечения (</w:t>
-      </w:r>
-      <w:proofErr w:type="spellStart"/>
-      <w:r>
-        <w:rPr>
-          <w:rFonts w:eastAsia="Times New Roman" w:cs="Times New Roman"/>
-          <w:b/>
-          <w:szCs w:val="28"/>
-          <w:lang w:eastAsia="ru-RU"/>
-        </w:rPr>
-        <w:t>ИиППО</w:t>
-      </w:r>
-      <w:proofErr w:type="spellEnd"/>
-      <w:r>
-        <w:rPr>
-          <w:rFonts w:eastAsia="Times New Roman" w:cs="Times New Roman"/>
-          <w:b/>
-          <w:szCs w:val="28"/>
-          <w:lang w:eastAsia="ru-RU"/>
-        </w:rPr>
-        <w:t>)</w:t>
+        <w:t>программного обеспечения (ИиППО)</w:t>
       </w:r>
     </w:p>
     <w:p>
@@ -788,27 +768,7 @@
           <w:szCs w:val="28"/>
           <w:lang w:eastAsia="ru-RU"/>
         </w:rPr>
-        <w:t xml:space="preserve">подпись и </w:t>
-      </w:r>
-      <w:proofErr w:type="spellStart"/>
-      <w:r>
-        <w:rPr>
-          <w:rFonts w:eastAsia="Times New Roman" w:cs="Times New Roman"/>
-          <w:sz w:val="22"/>
-          <w:szCs w:val="28"/>
-          <w:lang w:eastAsia="ru-RU"/>
-        </w:rPr>
-        <w:t>ф.и.о.</w:t>
-      </w:r>
-      <w:proofErr w:type="spellEnd"/>
-      <w:r>
-        <w:rPr>
-          <w:rFonts w:eastAsia="Times New Roman" w:cs="Times New Roman"/>
-          <w:sz w:val="22"/>
-          <w:szCs w:val="28"/>
-          <w:lang w:eastAsia="ru-RU"/>
-        </w:rPr>
-        <w:t xml:space="preserve"> студента</w:t>
+        <w:t>подпись и ф.и.о. студента</w:t>
       </w:r>
       <w:r>
         <w:rPr>
@@ -855,27 +815,7 @@
           <w:u w:val="single"/>
           <w:lang w:eastAsia="ru-RU"/>
         </w:rPr>
-        <w:t xml:space="preserve">ст. преподаватель кафедры </w:t>
-      </w:r>
-      <w:proofErr w:type="spellStart"/>
-      <w:r>
-        <w:rPr>
-          <w:rFonts w:eastAsia="Times New Roman" w:cs="Times New Roman"/>
-          <w:szCs w:val="28"/>
-          <w:u w:val="single"/>
-          <w:lang w:eastAsia="ru-RU"/>
-        </w:rPr>
-        <w:t>ИиППО</w:t>
-      </w:r>
-      <w:proofErr w:type="spellEnd"/>
-      <w:r>
-        <w:rPr>
-          <w:rFonts w:eastAsia="Times New Roman" w:cs="Times New Roman"/>
-          <w:szCs w:val="28"/>
-          <w:u w:val="single"/>
-          <w:lang w:eastAsia="ru-RU"/>
-        </w:rPr>
-        <w:t xml:space="preserve"> Рачков А.В.</w:t>
+        <w:t>ст. преподаватель кафедры ИиППО Рачков А.В.</w:t>
       </w:r>
     </w:p>
     <w:p>
@@ -976,27 +916,7 @@
           <w:szCs w:val="28"/>
           <w:lang w:eastAsia="ru-RU"/>
         </w:rPr>
-        <w:t xml:space="preserve">подпись и </w:t>
-      </w:r>
-      <w:proofErr w:type="spellStart"/>
-      <w:r>
-        <w:rPr>
-          <w:rFonts w:eastAsia="Times New Roman" w:cs="Times New Roman"/>
-          <w:sz w:val="22"/>
-          <w:szCs w:val="28"/>
-          <w:lang w:eastAsia="ru-RU"/>
-        </w:rPr>
-        <w:t>ф.и.о.</w:t>
-      </w:r>
-      <w:proofErr w:type="spellEnd"/>
-      <w:r>
-        <w:rPr>
-          <w:rFonts w:eastAsia="Times New Roman" w:cs="Times New Roman"/>
-          <w:sz w:val="22"/>
-          <w:szCs w:val="28"/>
-          <w:lang w:eastAsia="ru-RU"/>
-        </w:rPr>
-        <w:t xml:space="preserve"> рук-ля</w:t>
+        <w:t>подпись и ф.и.о. рук-ля</w:t>
       </w:r>
       <w:r>
         <w:rPr>
@@ -1102,25 +1022,7 @@
           <w:szCs w:val="28"/>
           <w:lang w:eastAsia="ru-RU"/>
         </w:rPr>
-        <w:t xml:space="preserve"> (подписи, дата, </w:t>
-      </w:r>
-      <w:proofErr w:type="spellStart"/>
-      <w:r>
-        <w:rPr>
-          <w:rFonts w:eastAsia="Times New Roman" w:cs="Times New Roman"/>
-          <w:szCs w:val="28"/>
-          <w:lang w:eastAsia="ru-RU"/>
-        </w:rPr>
-        <w:t>ф.и.о.</w:t>
-      </w:r>
-      <w:proofErr w:type="spellEnd"/>
-      <w:r>
-        <w:rPr>
-          <w:rFonts w:eastAsia="Times New Roman" w:cs="Times New Roman"/>
-          <w:szCs w:val="28"/>
-          <w:lang w:eastAsia="ru-RU"/>
-        </w:rPr>
-        <w:t>, должность, звание, уч. степень двух преподавателей, принявших защиту)</w:t>
+        <w:t xml:space="preserve"> (подписи, дата, ф.и.о., должность, звание, уч. степень двух преподавателей, принявших защиту)</w:t>
       </w:r>
     </w:p>
     <w:p>
@@ -1163,7 +1065,7 @@
         </w:rPr>
         <w:lastRenderedPageBreak/>
         <w:drawing>
-          <wp:inline distT="0" distB="0" distL="0" distR="0" wp14:anchorId="510CC5A8" wp14:editId="72078DE7">
+          <wp:inline distT="0" distB="0" distL="0" distR="0" wp14:anchorId="05246C40" wp14:editId="61598AD8">
             <wp:extent cx="6233204" cy="8798755"/>
             <wp:effectExtent l="0" t="0" r="0" b="2540"/>
             <wp:docPr id="5" name="Рисунок 5"/>
@@ -2965,14 +2867,12 @@
                 <w:szCs w:val="28"/>
               </w:rPr>
             </w:pPr>
-            <w:proofErr w:type="spellStart"/>
             <w:r>
               <w:rPr>
                 <w:szCs w:val="28"/>
               </w:rPr>
               <w:t>Чекбокс</w:t>
             </w:r>
-            <w:proofErr w:type="spellEnd"/>
           </w:p>
         </w:tc>
         <w:tc>
@@ -3057,21 +2957,7 @@
               <w:rPr>
                 <w:szCs w:val="28"/>
               </w:rPr>
-              <w:t xml:space="preserve">сервис, использующий </w:t>
-            </w:r>
-            <w:proofErr w:type="spellStart"/>
-            <w:r>
-              <w:rPr>
-                <w:szCs w:val="28"/>
-              </w:rPr>
-              <w:t>Git</w:t>
-            </w:r>
-            <w:proofErr w:type="spellEnd"/>
-            <w:r>
-              <w:rPr>
-                <w:szCs w:val="28"/>
-              </w:rPr>
-              <w:t xml:space="preserve"> для управления версиями кода, где пользователи могут хранить репозитории, делиться кодом, участвовать в совместной разработке</w:t>
+              <w:t>сервис, использующий Git для управления версиями кода, где пользователи могут хранить репозитории, делиться кодом, участвовать в совместной разработке</w:t>
             </w:r>
           </w:p>
         </w:tc>
@@ -3123,16 +3009,8 @@
               <w:rPr>
                 <w:szCs w:val="28"/>
               </w:rPr>
-              <w:t xml:space="preserve">сервис хостинга статических сайтов, который принимает файлы HTML, CSS и JavaScript из репозитория на </w:t>
-            </w:r>
-            <w:proofErr w:type="spellStart"/>
-            <w:r>
-              <w:rPr>
-                <w:szCs w:val="28"/>
-              </w:rPr>
-              <w:t>GitHub</w:t>
-            </w:r>
-            <w:proofErr w:type="spellEnd"/>
+              <w:t>сервис хостинга статических сайтов, который принимает файлы HTML, CSS и JavaScript из репозитория на GitHub</w:t>
+            </w:r>
           </w:p>
         </w:tc>
       </w:tr>
@@ -4027,15 +3905,7 @@
         <w:pStyle w:val="afa"/>
       </w:pPr>
       <w:r>
-        <w:t xml:space="preserve">Для решения этой задачи существуют специализированные приложения, помогающие визуализировать и структурировать недельную рутину. В отличие от сложных календарных систем, ориентированных на конкретные даты, или </w:t>
-      </w:r>
-      <w:proofErr w:type="spellStart"/>
-      <w:r>
-        <w:t>таск</w:t>
-      </w:r>
-      <w:proofErr w:type="spellEnd"/>
-      <w:r>
-        <w:t>-менеджеров, сфокусированных на выполнении отдельных задач, эти инструменты делают акцент на управлении повторяющимися событиями в рамках недели. Их основная цель — предоставить пользователю ясный и удобный обзор своего регулярного расписания, способствуя формированию организованного образа жизни.</w:t>
+        <w:t>Для решения этой задачи существуют специализированные приложения, помогающие визуализировать и структурировать недельную рутину. В отличие от сложных календарных систем, ориентированных на конкретные даты, или таск-менеджеров, сфокусированных на выполнении отдельных задач, эти инструменты делают акцент на управлении повторяющимися событиями в рамках недели. Их основная цель — предоставить пользователю ясный и удобный обзор своего регулярного расписания, способствуя формированию организованного образа жизни.</w:t>
       </w:r>
     </w:p>
     <w:p>
@@ -4399,7 +4269,7 @@
           <w:lang w:val="en-US" w:eastAsia="ru-RU"/>
         </w:rPr>
         <w:drawing>
-          <wp:inline distT="0" distB="0" distL="0" distR="0" wp14:anchorId="26DBC8E3" wp14:editId="58B66A94">
+          <wp:inline distT="0" distB="0" distL="0" distR="0" wp14:anchorId="43307821" wp14:editId="357D66E6">
             <wp:extent cx="5219700" cy="5170459"/>
             <wp:effectExtent l="0" t="0" r="0" b="0"/>
             <wp:docPr id="9" name="Рисунок 9"/>
@@ -4526,7 +4396,7 @@
           <w:lang w:val="en-US" w:eastAsia="ru-RU"/>
         </w:rPr>
         <w:drawing>
-          <wp:inline distT="0" distB="0" distL="0" distR="0" wp14:anchorId="69239FDB" wp14:editId="16B88A93">
+          <wp:inline distT="0" distB="0" distL="0" distR="0" wp14:anchorId="26E16863" wp14:editId="306E67D8">
             <wp:extent cx="5226886" cy="2664025"/>
             <wp:effectExtent l="0" t="0" r="0" b="3175"/>
             <wp:docPr id="1" name="Рисунок 1"/>
@@ -4619,7 +4489,7 @@
         </w:rPr>
         <w:lastRenderedPageBreak/>
         <w:drawing>
-          <wp:inline distT="0" distB="0" distL="0" distR="0" wp14:anchorId="40A8E01A" wp14:editId="29AA0FDA">
+          <wp:inline distT="0" distB="0" distL="0" distR="0" wp14:anchorId="1692A70F" wp14:editId="131F98E8">
             <wp:extent cx="5226886" cy="1964106"/>
             <wp:effectExtent l="0" t="0" r="0" b="0"/>
             <wp:docPr id="3" name="Рисунок 3"/>
@@ -4758,13 +4628,8 @@
         <w:t>н</w:t>
       </w:r>
       <w:r>
-        <w:t xml:space="preserve"> CSS-фреймворк </w:t>
-      </w:r>
-      <w:proofErr w:type="spellStart"/>
-      <w:r>
-        <w:t>Bootstrap</w:t>
-      </w:r>
-      <w:proofErr w:type="spellEnd"/>
+        <w:t xml:space="preserve"> CSS-фреймворк Bootstrap</w:t>
+      </w:r>
       <w:r>
         <w:t>,</w:t>
       </w:r>
@@ -4825,15 +4690,7 @@
         <w:t>распространённостью в веб-разработке</w:t>
       </w:r>
       <w:r>
-        <w:t xml:space="preserve">, а также наличием собственных знаний по работе с языком, полученных в рамках дисциплины «Проектирование и разработка серверных частей интернет-ресурсов». Выбор фреймворка </w:t>
-      </w:r>
-      <w:proofErr w:type="spellStart"/>
-      <w:r>
-        <w:t>Laravel</w:t>
-      </w:r>
-      <w:proofErr w:type="spellEnd"/>
-      <w:r>
-        <w:t xml:space="preserve"> обусловлен его строгим следованием паттерну MVC и богатой экосистемой.</w:t>
+        <w:t>, а также наличием собственных знаний по работе с языком, полученных в рамках дисциплины «Проектирование и разработка серверных частей интернет-ресурсов». Выбор фреймворка Laravel обусловлен его строгим следованием паттерну MVC и богатой экосистемой.</w:t>
       </w:r>
     </w:p>
     <w:p>
@@ -4841,15 +4698,7 @@
         <w:pStyle w:val="afa"/>
       </w:pPr>
       <w:r>
-        <w:t xml:space="preserve">В качестве СУБД была выбрана </w:t>
-      </w:r>
-      <w:proofErr w:type="spellStart"/>
-      <w:r>
-        <w:t>PostgreSQL</w:t>
-      </w:r>
-      <w:proofErr w:type="spellEnd"/>
-      <w:r>
-        <w:t>. Это мощная и надёжная СУБД</w:t>
+        <w:t>В качестве СУБД была выбрана PostgreSQL. Это мощная и надёжная СУБД</w:t>
       </w:r>
       <w:r>
         <w:t>,</w:t>
@@ -4863,15 +4712,7 @@
         <w:pStyle w:val="afa"/>
       </w:pPr>
       <w:r>
-        <w:t xml:space="preserve">Для создания и управления средой разработки использовалась система контейнеризации </w:t>
-      </w:r>
-      <w:proofErr w:type="spellStart"/>
-      <w:r>
-        <w:t>Docker</w:t>
-      </w:r>
-      <w:proofErr w:type="spellEnd"/>
-      <w:r>
-        <w:t>. Она позволила создать отдельные контейнеры для сервера приложений и сервера базы данных, обеспечив изолированность и идентичность окружения на всех этапах разработки.</w:t>
+        <w:t>Для создания и управления средой разработки использовалась система контейнеризации Docker. Она позволила создать отдельные контейнеры для сервера приложений и сервера базы данных, обеспечив изолированность и идентичность окружения на всех этапах разработки.</w:t>
       </w:r>
     </w:p>
     <w:p>
@@ -4879,15 +4720,7 @@
         <w:pStyle w:val="afa"/>
       </w:pPr>
       <w:r>
-        <w:t xml:space="preserve">Для контроля версий исходного кода использовалась система </w:t>
-      </w:r>
-      <w:proofErr w:type="spellStart"/>
-      <w:r>
-        <w:t>Git</w:t>
-      </w:r>
-      <w:proofErr w:type="spellEnd"/>
-      <w:r>
-        <w:t>. Она позволила отслеживать все изменения в проекте, откатываться к предыдущей версии при необходимости, а также вести историю разработки.</w:t>
+        <w:t>Для контроля версий исходного кода использовалась система Git. Она позволила отслеживать все изменения в проекте, откатываться к предыдущей версии при необходимости, а также вести историю разработки.</w:t>
       </w:r>
     </w:p>
     <w:p>
@@ -4911,10 +4744,7 @@
         <w:pStyle w:val="afa"/>
       </w:pPr>
       <w:r>
-        <w:t>На этапе проектирования базы данных были выделены три ключевые сущности, необходи</w:t>
-      </w:r>
-      <w:r>
-        <w:t>мые для реализации функционала веб-приложения: «Пользователь», «Запись в расписании» и «Тег».</w:t>
+        <w:t>На этапе проектирования базы данных были выделены три ключевые сущности, необходимые для реализации функционала веб-приложения: «Пользователь», «Запись в расписании» и «Тег».</w:t>
       </w:r>
     </w:p>
     <w:p>
@@ -4963,31 +4793,7 @@
         <w:pStyle w:val="afa"/>
       </w:pPr>
       <w:r>
-        <w:t xml:space="preserve">Сущность «Тег» </w:t>
-      </w:r>
-      <w:r>
-        <w:t>описывает</w:t>
-      </w:r>
-      <w:r>
-        <w:t xml:space="preserve"> метк</w:t>
-      </w:r>
-      <w:r>
-        <w:t>у</w:t>
-      </w:r>
-      <w:r>
-        <w:t xml:space="preserve"> для категоризации записей. </w:t>
-      </w:r>
-      <w:r>
-        <w:t>Она включает атрибуты:</w:t>
-      </w:r>
-      <w:r>
-        <w:t xml:space="preserve"> название и цве</w:t>
-      </w:r>
-      <w:r>
-        <w:t>т</w:t>
-      </w:r>
-      <w:r>
-        <w:t>.</w:t>
+        <w:t>Сущность «Тег» описывает метку для категоризации записей. Она включает атрибуты: название и цвет.</w:t>
       </w:r>
     </w:p>
     <w:p>
@@ -5019,27 +4825,87 @@
           <w:szCs w:val="28"/>
         </w:rPr>
         <w:tab/>
+        <w:t>к</w:t>
       </w:r>
       <w:r>
         <w:rPr>
           <w:rFonts w:cs="Times New Roman"/>
           <w:szCs w:val="28"/>
         </w:rPr>
+        <w:t>аждый «Пользователь» может иметь множество «Записей в расписании»</w:t>
+      </w:r>
+      <w:r>
+        <w:rPr>
+          <w:rFonts w:cs="Times New Roman"/>
+          <w:szCs w:val="28"/>
+        </w:rPr>
+        <w:t>,</w:t>
+      </w:r>
+    </w:p>
+    <w:p>
+      <w:pPr>
+        <w:ind w:firstLine="709"/>
+        <w:rPr>
+          <w:rFonts w:cs="Times New Roman"/>
+          <w:szCs w:val="28"/>
+        </w:rPr>
+      </w:pPr>
+      <w:r>
+        <w:rPr>
+          <w:rFonts w:cs="Times New Roman"/>
+          <w:szCs w:val="28"/>
+        </w:rPr>
+        <w:t>–</w:t>
+      </w:r>
+      <w:r>
+        <w:rPr>
+          <w:rFonts w:cs="Times New Roman"/>
+          <w:szCs w:val="28"/>
+        </w:rPr>
+        <w:tab/>
+      </w:r>
+      <w:r>
         <w:t>к</w:t>
       </w:r>
       <w:r>
+        <w:t>аждый «Пользователь» может иметь множество «</w:t>
+      </w:r>
+      <w:r>
+        <w:t>Тегов</w:t>
+      </w:r>
+      <w:r>
+        <w:t>»</w:t>
+      </w:r>
+      <w:r>
         <w:rPr>
           <w:rFonts w:cs="Times New Roman"/>
           <w:szCs w:val="28"/>
         </w:rPr>
-        <w:t>аждый «Пользователь» может иметь множество «Записей в расписании»</w:t>
-      </w:r>
-      <w:r>
+        <w:t>,</w:t>
+      </w:r>
+    </w:p>
+    <w:p>
+      <w:pPr>
+        <w:ind w:firstLine="709"/>
         <w:rPr>
           <w:rFonts w:cs="Times New Roman"/>
           <w:szCs w:val="28"/>
         </w:rPr>
-        <w:t>,</w:t>
+      </w:pPr>
+      <w:r>
+        <w:rPr>
+          <w:rFonts w:cs="Times New Roman"/>
+          <w:szCs w:val="28"/>
+        </w:rPr>
+        <w:t>–</w:t>
+      </w:r>
+      <w:r>
+        <w:rPr>
+          <w:rFonts w:cs="Times New Roman"/>
+          <w:szCs w:val="28"/>
+        </w:rPr>
+        <w:tab/>
+        <w:t>каждая «Запись в расписании» может быть помечена с помощью множества «Тегов»,</w:t>
       </w:r>
     </w:p>
     <w:p>
@@ -5063,149 +4929,7 @@
           <w:szCs w:val="28"/>
         </w:rPr>
         <w:tab/>
-      </w:r>
-      <w:r>
-        <w:t>к</w:t>
-      </w:r>
-      <w:r>
-        <w:t>аждый «Пользователь» может иметь множество «</w:t>
-      </w:r>
-      <w:r>
-        <w:t>Тегов</w:t>
-      </w:r>
-      <w:r>
-        <w:t>»</w:t>
-      </w:r>
-      <w:r>
-        <w:rPr>
-          <w:rFonts w:cs="Times New Roman"/>
-          <w:szCs w:val="28"/>
-        </w:rPr>
-        <w:t>,</w:t>
-      </w:r>
-    </w:p>
-    <w:p>
-      <w:pPr>
-        <w:ind w:firstLine="709"/>
-        <w:rPr>
-          <w:rFonts w:cs="Times New Roman"/>
-          <w:szCs w:val="28"/>
-        </w:rPr>
-      </w:pPr>
-      <w:r>
-        <w:rPr>
-          <w:rFonts w:cs="Times New Roman"/>
-          <w:szCs w:val="28"/>
-        </w:rPr>
-        <w:t>–</w:t>
-      </w:r>
-      <w:r>
-        <w:rPr>
-          <w:rFonts w:cs="Times New Roman"/>
-          <w:szCs w:val="28"/>
-        </w:rPr>
-        <w:tab/>
-      </w:r>
-      <w:r>
-        <w:rPr>
-          <w:rFonts w:cs="Times New Roman"/>
-          <w:szCs w:val="28"/>
-        </w:rPr>
-        <w:t>каждая «Запись в расписании» может быть помечена с помощью множества «Тегов»</w:t>
-      </w:r>
-      <w:r>
-        <w:rPr>
-          <w:rFonts w:cs="Times New Roman"/>
-          <w:szCs w:val="28"/>
-        </w:rPr>
-        <w:t>,</w:t>
-      </w:r>
-    </w:p>
-    <w:p>
-      <w:pPr>
-        <w:ind w:firstLine="709"/>
-        <w:rPr>
-          <w:rFonts w:cs="Times New Roman"/>
-          <w:szCs w:val="28"/>
-        </w:rPr>
-      </w:pPr>
-      <w:r>
-        <w:rPr>
-          <w:rFonts w:cs="Times New Roman"/>
-          <w:szCs w:val="28"/>
-        </w:rPr>
-        <w:t>–</w:t>
-      </w:r>
-      <w:r>
-        <w:rPr>
-          <w:rFonts w:cs="Times New Roman"/>
-          <w:szCs w:val="28"/>
-        </w:rPr>
-        <w:tab/>
-        <w:t>кажд</w:t>
-      </w:r>
-      <w:r>
-        <w:rPr>
-          <w:rFonts w:cs="Times New Roman"/>
-          <w:szCs w:val="28"/>
-        </w:rPr>
-        <w:t>ым</w:t>
-      </w:r>
-      <w:r>
-        <w:rPr>
-          <w:rFonts w:cs="Times New Roman"/>
-          <w:szCs w:val="28"/>
-        </w:rPr>
-        <w:t xml:space="preserve"> «</w:t>
-      </w:r>
-      <w:r>
-        <w:rPr>
-          <w:rFonts w:cs="Times New Roman"/>
-          <w:szCs w:val="28"/>
-        </w:rPr>
-        <w:t>Тегом</w:t>
-      </w:r>
-      <w:r>
-        <w:rPr>
-          <w:rFonts w:cs="Times New Roman"/>
-          <w:szCs w:val="28"/>
-        </w:rPr>
-        <w:t>» может</w:t>
-      </w:r>
-      <w:r>
-        <w:rPr>
-          <w:rFonts w:cs="Times New Roman"/>
-          <w:szCs w:val="28"/>
-        </w:rPr>
-        <w:t xml:space="preserve"> быть помечено множество</w:t>
-      </w:r>
-      <w:r>
-        <w:rPr>
-          <w:rFonts w:cs="Times New Roman"/>
-          <w:szCs w:val="28"/>
-        </w:rPr>
-        <w:t xml:space="preserve"> «</w:t>
-      </w:r>
-      <w:r>
-        <w:rPr>
-          <w:rFonts w:cs="Times New Roman"/>
-          <w:szCs w:val="28"/>
-        </w:rPr>
-        <w:t>Записей в расписании</w:t>
-      </w:r>
-      <w:r>
-        <w:rPr>
-          <w:rFonts w:cs="Times New Roman"/>
-          <w:szCs w:val="28"/>
-        </w:rPr>
-        <w:t>»</w:t>
-      </w:r>
-      <w:r>
-        <w:rPr>
-          <w:rFonts w:cs="Times New Roman"/>
-          <w:szCs w:val="28"/>
-        </w:rPr>
-        <w:t>.</w:t>
+        <w:t>каждым «Тегом» может быть помечено множество «Записей в расписании».</w:t>
       </w:r>
     </w:p>
     <w:p>
@@ -5255,7 +4979,7 @@
           <w:lang w:val="en-US" w:eastAsia="ru-RU"/>
         </w:rPr>
         <w:drawing>
-          <wp:inline distT="0" distB="0" distL="0" distR="0" wp14:anchorId="4441DA76" wp14:editId="5952671D">
+          <wp:inline distT="0" distB="0" distL="0" distR="0" wp14:anchorId="3E39C76F" wp14:editId="49A4CE48">
             <wp:extent cx="4511040" cy="3672748"/>
             <wp:effectExtent l="0" t="0" r="3810" b="4445"/>
             <wp:docPr id="4" name="Рисунок 4"/>
@@ -5305,19 +5029,7 @@
         </w:rPr>
       </w:pPr>
       <w:r>
-        <w:t>Рисунок 2.</w:t>
-      </w:r>
-      <w:r>
-        <w:t>3</w:t>
-      </w:r>
-      <w:r>
-        <w:t>.</w:t>
-      </w:r>
-      <w:r>
-        <w:t>1</w:t>
-      </w:r>
-      <w:r>
-        <w:t xml:space="preserve"> </w:t>
+        <w:t xml:space="preserve">Рисунок 2.3.1 </w:t>
       </w:r>
       <w:r>
         <w:rPr>
@@ -5355,19 +5067,7 @@
         <w:pStyle w:val="afa"/>
       </w:pPr>
       <w:r>
-        <w:t>Путь пользователя начинается со страниц аутентификации</w:t>
-      </w:r>
-      <w:r>
-        <w:t xml:space="preserve"> (входа и регистрации)</w:t>
-      </w:r>
-      <w:r>
-        <w:t xml:space="preserve">, после прохождения которых он попадает на основную страницу для работы с расписанием. Навигация между страницей для работы с расписанием и страницей для работы с тегами, а также выход из системы, осуществляются через </w:t>
-      </w:r>
-      <w:r>
-        <w:t xml:space="preserve">элементы меню, представленные в </w:t>
-      </w:r>
-      <w:r>
-        <w:t>хедере приложения.</w:t>
+        <w:t>Путь пользователя начинается со страниц аутентификации (входа и регистрации), после прохождения которых он попадает на основную страницу для работы с расписанием. Навигация между страницей для работы с расписанием и страницей для работы с тегами, а также выход из системы, осуществляются через элементы меню, представленные в хедере приложения.</w:t>
       </w:r>
     </w:p>
     <w:p>
@@ -5375,22 +5075,7 @@
         <w:pStyle w:val="afa"/>
       </w:pPr>
       <w:r>
-        <w:t>Создание,</w:t>
-      </w:r>
-      <w:r>
-        <w:t xml:space="preserve"> редактирование </w:t>
-      </w:r>
-      <w:r>
-        <w:t xml:space="preserve">и удаление </w:t>
-      </w:r>
-      <w:r>
-        <w:t>записей</w:t>
-      </w:r>
-      <w:r>
-        <w:t xml:space="preserve"> и тегов</w:t>
-      </w:r>
-      <w:r>
-        <w:t>, реализованы через модальные окна. Это позволяет пользователю выполнять операции без перезагрузки страницы, что соответствует современным стандартам веб-разработки и улучшает общий пользовательский опыт.</w:t>
+        <w:t>Создание, редактирование и удаление записей и тегов, реализованы через модальные окна. Это позволяет пользователю выполнять операции без перезагрузки страницы, что соответствует современным стандартам веб-разработки и улучшает общий пользовательский опыт.</w:t>
       </w:r>
     </w:p>
     <w:p>
@@ -5418,7 +5103,7 @@
           <w:lang w:val="en-US" w:eastAsia="ru-RU"/>
         </w:rPr>
         <w:drawing>
-          <wp:inline distT="0" distB="0" distL="0" distR="0" wp14:anchorId="5A972C1D" wp14:editId="183CBEFC">
+          <wp:inline distT="0" distB="0" distL="0" distR="0" wp14:anchorId="528A7BA5" wp14:editId="25B63A77">
             <wp:extent cx="4517853" cy="3283776"/>
             <wp:effectExtent l="0" t="0" r="0" b="0"/>
             <wp:docPr id="8" name="Рисунок 8"/>
@@ -5468,13 +5153,7 @@
         </w:rPr>
       </w:pPr>
       <w:r>
-        <w:t>Рисунок 2.</w:t>
-      </w:r>
-      <w:r>
-        <w:t>4</w:t>
-      </w:r>
-      <w:r>
-        <w:t xml:space="preserve">.1 </w:t>
+        <w:t xml:space="preserve">Рисунок 2.4.1 </w:t>
       </w:r>
       <w:r>
         <w:rPr>
@@ -5495,58 +5174,76 @@
       </w:pPr>
       <w:bookmarkStart w:id="26" w:name="_Toc213444220"/>
       <w:r>
+        <w:lastRenderedPageBreak/>
         <w:t>3 Разработка веб-приложения</w:t>
       </w:r>
       <w:bookmarkEnd w:id="26"/>
     </w:p>
     <w:p>
       <w:pPr>
-        <w:pStyle w:val="2"/>
-      </w:pPr>
-      <w:bookmarkStart w:id="27" w:name="_Toc213444221"/>
-      <w:r>
-        <w:t>4 Тестирование веб-приложения</w:t>
-      </w:r>
-      <w:bookmarkEnd w:id="27"/>
-    </w:p>
-    <w:p/>
-    <w:p/>
-    <w:p/>
-    <w:p>
-      <w:pPr>
-        <w:spacing w:before="240" w:after="120" w:line="240" w:lineRule="auto"/>
-        <w:rPr>
-          <w:rFonts w:cs="Times New Roman"/>
-          <w:szCs w:val="28"/>
-        </w:rPr>
-      </w:pPr>
-      <w:r>
-        <w:rPr>
-          <w:rFonts w:cs="Times New Roman"/>
-          <w:szCs w:val="28"/>
-        </w:rPr>
-        <w:t xml:space="preserve">Таблица 1 – </w:t>
-      </w:r>
-      <w:r>
-        <w:rPr>
-          <w:rFonts w:cs="Times New Roman"/>
-          <w:szCs w:val="28"/>
-        </w:rPr>
-        <w:t>Сравнительная таблица сайтов</w:t>
-      </w:r>
-      <w:r>
-        <w:rPr>
-          <w:rFonts w:cs="Times New Roman"/>
-          <w:szCs w:val="28"/>
-        </w:rPr>
-        <w:t>-</w:t>
-      </w:r>
-      <w:r>
-        <w:rPr>
-          <w:rFonts w:cs="Times New Roman"/>
-          <w:szCs w:val="28"/>
-        </w:rPr>
-        <w:t>аналогов</w:t>
+        <w:pStyle w:val="3"/>
+      </w:pPr>
+      <w:r>
+        <w:t>3.1 Реализация слоя данных</w:t>
+      </w:r>
+    </w:p>
+    <w:p>
+      <w:pPr>
+        <w:pStyle w:val="4"/>
+      </w:pPr>
+      <w:r>
+        <w:t>3.1.1 Миграции базы данных</w:t>
+      </w:r>
+    </w:p>
+    <w:p>
+      <w:pPr>
+        <w:pStyle w:val="afa"/>
+      </w:pPr>
+      <w:r>
+        <w:t xml:space="preserve">Для управления структурой базы данных и обеспечения её версионного контроля в веб-приложении использовались миграции Laravel. Каждая миграция представляет собой файл, описывающий изменения в схеме БД, такие как создание или изменение таблиц. Это позволяет легко применять изменения к базе данных и, при необходимости, откатывать их до предыдущего состояния. </w:t>
+      </w:r>
+    </w:p>
+    <w:p>
+      <w:pPr>
+        <w:pStyle w:val="afa"/>
+      </w:pPr>
+      <w:r>
+        <w:t>Код файла класса-миграции</w:t>
+      </w:r>
+      <w:r>
+        <w:t xml:space="preserve"> для создания таблицы записей</w:t>
+      </w:r>
+      <w:r>
+        <w:t xml:space="preserve"> в</w:t>
+      </w:r>
+      <w:r>
+        <w:t xml:space="preserve"> расписани</w:t>
+      </w:r>
+      <w:r>
+        <w:t>и</w:t>
+      </w:r>
+      <w:r>
+        <w:t xml:space="preserve"> представлен в листинге 3.1.1</w:t>
+      </w:r>
+      <w:r>
+        <w:t>.1</w:t>
+      </w:r>
+      <w:r>
+        <w:t>.</w:t>
+      </w:r>
+    </w:p>
+    <w:p>
+      <w:pPr>
+        <w:pStyle w:val="af8"/>
+      </w:pPr>
+      <w:r>
+        <w:t>Листинг 3.1.1</w:t>
+      </w:r>
+      <w:r>
+        <w:t>.1</w:t>
+      </w:r>
+      <w:r>
+        <w:t xml:space="preserve"> — Код миграции по созданию таблицы записей в расписании</w:t>
       </w:r>
     </w:p>
     <w:tbl>
@@ -5558,809 +5255,794 @@
         <w:tblLook w:val="04A0" w:firstRow="1" w:lastRow="0" w:firstColumn="1" w:lastColumn="0" w:noHBand="0" w:noVBand="1"/>
       </w:tblPr>
       <w:tblGrid>
-        <w:gridCol w:w="1555"/>
-        <w:gridCol w:w="1701"/>
-        <w:gridCol w:w="1701"/>
-        <w:gridCol w:w="1275"/>
-        <w:gridCol w:w="1560"/>
-        <w:gridCol w:w="1559"/>
+        <w:gridCol w:w="9351"/>
       </w:tblGrid>
       <w:tr>
-        <w:tc>
-          <w:tcPr>
-            <w:tcW w:w="1555" w:type="dxa"/>
-            <w:vMerge w:val="restart"/>
-          </w:tcPr>
-          <w:p>
-            <w:pPr>
-              <w:spacing w:after="120" w:line="240" w:lineRule="auto"/>
-              <w:jc w:val="center"/>
-              <w:rPr>
-                <w:rFonts w:cs="Times New Roman"/>
-                <w:sz w:val="24"/>
-                <w:szCs w:val="24"/>
-                <w:lang w:val="en-US"/>
-              </w:rPr>
-            </w:pPr>
-            <w:r>
-              <w:rPr>
-                <w:rFonts w:cs="Times New Roman"/>
-                <w:sz w:val="24"/>
-                <w:szCs w:val="24"/>
-              </w:rPr>
-              <w:t>Сайт</w:t>
-            </w:r>
-          </w:p>
-        </w:tc>
-        <w:tc>
-          <w:tcPr>
-            <w:tcW w:w="7796" w:type="dxa"/>
-            <w:gridSpan w:val="5"/>
-          </w:tcPr>
-          <w:p>
-            <w:pPr>
-              <w:spacing w:after="120" w:line="240" w:lineRule="auto"/>
-              <w:jc w:val="center"/>
-              <w:rPr>
-                <w:rFonts w:cs="Times New Roman"/>
-                <w:sz w:val="24"/>
-                <w:szCs w:val="24"/>
-              </w:rPr>
-            </w:pPr>
-            <w:r>
-              <w:rPr>
-                <w:rFonts w:cs="Times New Roman"/>
-                <w:sz w:val="24"/>
-                <w:szCs w:val="24"/>
-              </w:rPr>
-              <w:t>Критерии</w:t>
-            </w:r>
-          </w:p>
-        </w:tc>
-      </w:tr>
-      <w:tr>
         <w:trPr>
-          <w:trHeight w:val="1435"/>
+          <w:trHeight w:val="1841"/>
         </w:trPr>
         <w:tc>
           <w:tcPr>
-            <w:tcW w:w="1555" w:type="dxa"/>
-            <w:vMerge/>
+            <w:tcW w:w="9351" w:type="dxa"/>
           </w:tcPr>
           <w:p>
             <w:pPr>
               <w:spacing w:after="120" w:line="240" w:lineRule="auto"/>
-              <w:jc w:val="center"/>
-              <w:rPr>
-                <w:rFonts w:cs="Times New Roman"/>
-                <w:sz w:val="24"/>
-                <w:szCs w:val="24"/>
-              </w:rPr>
-            </w:pPr>
-          </w:p>
-        </w:tc>
-        <w:tc>
-          <w:tcPr>
-            <w:tcW w:w="1701" w:type="dxa"/>
-          </w:tcPr>
-          <w:p>
-            <w:pPr>
-              <w:spacing w:after="120" w:line="240" w:lineRule="auto"/>
-              <w:jc w:val="center"/>
-              <w:rPr>
-                <w:rFonts w:cs="Times New Roman"/>
-                <w:sz w:val="24"/>
-                <w:szCs w:val="24"/>
-              </w:rPr>
-            </w:pPr>
-            <w:r>
-              <w:rPr>
-                <w:rFonts w:cs="Times New Roman"/>
-                <w:sz w:val="24"/>
-                <w:szCs w:val="24"/>
-              </w:rPr>
-              <w:t>Список популярных фильмов</w:t>
-            </w:r>
-          </w:p>
-        </w:tc>
-        <w:tc>
-          <w:tcPr>
-            <w:tcW w:w="1701" w:type="dxa"/>
-          </w:tcPr>
-          <w:p>
-            <w:pPr>
-              <w:spacing w:after="120" w:line="240" w:lineRule="auto"/>
-              <w:jc w:val="center"/>
-              <w:rPr>
-                <w:rFonts w:cs="Times New Roman"/>
-                <w:sz w:val="24"/>
-                <w:szCs w:val="24"/>
-              </w:rPr>
-            </w:pPr>
-            <w:r>
-              <w:rPr>
-                <w:rFonts w:cs="Times New Roman"/>
-                <w:sz w:val="24"/>
-                <w:szCs w:val="24"/>
-              </w:rPr>
-              <w:t>Список популярных персон</w:t>
-            </w:r>
-          </w:p>
-        </w:tc>
-        <w:tc>
-          <w:tcPr>
-            <w:tcW w:w="1275" w:type="dxa"/>
-          </w:tcPr>
-          <w:p>
-            <w:pPr>
-              <w:spacing w:after="120" w:line="240" w:lineRule="auto"/>
-              <w:jc w:val="center"/>
-              <w:rPr>
-                <w:rFonts w:cs="Times New Roman"/>
-                <w:sz w:val="24"/>
-                <w:szCs w:val="24"/>
-              </w:rPr>
-            </w:pPr>
-            <w:r>
-              <w:rPr>
-                <w:rFonts w:cs="Times New Roman"/>
-                <w:sz w:val="24"/>
-                <w:szCs w:val="24"/>
-              </w:rPr>
-              <w:t>Новости</w:t>
-            </w:r>
-          </w:p>
-        </w:tc>
-        <w:tc>
-          <w:tcPr>
-            <w:tcW w:w="1560" w:type="dxa"/>
-          </w:tcPr>
-          <w:p>
-            <w:pPr>
-              <w:spacing w:after="120" w:line="240" w:lineRule="auto"/>
-              <w:jc w:val="center"/>
-              <w:rPr>
-                <w:rFonts w:cs="Times New Roman"/>
-                <w:sz w:val="24"/>
-                <w:szCs w:val="24"/>
-              </w:rPr>
-            </w:pPr>
-            <w:r>
-              <w:rPr>
-                <w:rFonts w:cs="Times New Roman"/>
-                <w:sz w:val="24"/>
-                <w:szCs w:val="24"/>
-              </w:rPr>
-              <w:t xml:space="preserve">Страница </w:t>
-            </w:r>
-            <w:r>
-              <w:rPr>
-                <w:rFonts w:cs="Times New Roman"/>
-                <w:sz w:val="24"/>
-                <w:szCs w:val="24"/>
-              </w:rPr>
-              <w:t>новостной статьи</w:t>
-            </w:r>
-          </w:p>
-        </w:tc>
-        <w:tc>
-          <w:tcPr>
-            <w:tcW w:w="1559" w:type="dxa"/>
-          </w:tcPr>
-          <w:p>
-            <w:pPr>
-              <w:spacing w:after="120" w:line="240" w:lineRule="auto"/>
-              <w:jc w:val="center"/>
-              <w:rPr>
-                <w:sz w:val="24"/>
-                <w:szCs w:val="24"/>
-              </w:rPr>
-            </w:pPr>
-            <w:r>
-              <w:rPr>
-                <w:sz w:val="24"/>
-                <w:szCs w:val="24"/>
-              </w:rPr>
-              <w:t>Авторизация</w:t>
-            </w:r>
-          </w:p>
-        </w:tc>
-      </w:tr>
-      <w:tr>
-        <w:tc>
-          <w:tcPr>
-            <w:tcW w:w="1555" w:type="dxa"/>
-          </w:tcPr>
-          <w:p>
-            <w:pPr>
-              <w:spacing w:after="120" w:line="240" w:lineRule="auto"/>
-              <w:jc w:val="center"/>
-              <w:rPr>
-                <w:rFonts w:cs="Times New Roman"/>
-                <w:sz w:val="24"/>
-                <w:szCs w:val="24"/>
-              </w:rPr>
-            </w:pPr>
-            <w:proofErr w:type="spellStart"/>
-            <w:r>
-              <w:rPr>
-                <w:rFonts w:cs="Times New Roman"/>
-                <w:sz w:val="24"/>
-                <w:szCs w:val="24"/>
-              </w:rPr>
-              <w:t>Кинопоиск</w:t>
-            </w:r>
-            <w:proofErr w:type="spellEnd"/>
-          </w:p>
-        </w:tc>
-        <w:tc>
-          <w:tcPr>
-            <w:tcW w:w="1701" w:type="dxa"/>
-          </w:tcPr>
-          <w:p>
-            <w:pPr>
-              <w:spacing w:after="120" w:line="240" w:lineRule="auto"/>
-              <w:jc w:val="center"/>
-              <w:rPr>
-                <w:rFonts w:cs="Times New Roman"/>
-                <w:sz w:val="24"/>
-                <w:szCs w:val="24"/>
-              </w:rPr>
-            </w:pPr>
-            <w:r>
-              <w:rPr>
-                <w:rFonts w:cs="Times New Roman"/>
-                <w:sz w:val="24"/>
-                <w:szCs w:val="24"/>
-              </w:rPr>
-              <w:t>+</w:t>
-            </w:r>
-          </w:p>
-        </w:tc>
-        <w:tc>
-          <w:tcPr>
-            <w:tcW w:w="1701" w:type="dxa"/>
-          </w:tcPr>
-          <w:p>
-            <w:pPr>
-              <w:spacing w:after="120" w:line="240" w:lineRule="auto"/>
-              <w:jc w:val="center"/>
-              <w:rPr>
-                <w:rFonts w:cs="Times New Roman"/>
-                <w:sz w:val="24"/>
-                <w:szCs w:val="24"/>
-              </w:rPr>
-            </w:pPr>
-            <w:r>
-              <w:rPr>
-                <w:rFonts w:cs="Times New Roman"/>
-                <w:sz w:val="24"/>
-                <w:szCs w:val="24"/>
-              </w:rPr>
-              <w:t>+</w:t>
-            </w:r>
-          </w:p>
-        </w:tc>
-        <w:tc>
-          <w:tcPr>
-            <w:tcW w:w="1275" w:type="dxa"/>
-          </w:tcPr>
-          <w:p>
-            <w:pPr>
-              <w:spacing w:after="120" w:line="240" w:lineRule="auto"/>
-              <w:jc w:val="center"/>
-              <w:rPr>
-                <w:rFonts w:cs="Times New Roman"/>
-                <w:sz w:val="24"/>
-                <w:szCs w:val="24"/>
-              </w:rPr>
-            </w:pPr>
-            <w:r>
-              <w:rPr>
-                <w:rFonts w:cs="Times New Roman"/>
-                <w:sz w:val="24"/>
-                <w:szCs w:val="24"/>
-              </w:rPr>
-              <w:t>+</w:t>
-            </w:r>
-          </w:p>
-        </w:tc>
-        <w:tc>
-          <w:tcPr>
-            <w:tcW w:w="1560" w:type="dxa"/>
-          </w:tcPr>
-          <w:p>
-            <w:pPr>
-              <w:spacing w:after="120" w:line="240" w:lineRule="auto"/>
-              <w:jc w:val="center"/>
-              <w:rPr>
-                <w:rFonts w:cs="Times New Roman"/>
-                <w:sz w:val="24"/>
-                <w:szCs w:val="24"/>
-              </w:rPr>
-            </w:pPr>
-            <w:r>
-              <w:rPr>
-                <w:rFonts w:cs="Times New Roman"/>
-                <w:sz w:val="24"/>
-                <w:szCs w:val="24"/>
-              </w:rPr>
-              <w:t>+</w:t>
-            </w:r>
-          </w:p>
-        </w:tc>
-        <w:tc>
-          <w:tcPr>
-            <w:tcW w:w="1559" w:type="dxa"/>
-          </w:tcPr>
-          <w:p>
-            <w:pPr>
-              <w:spacing w:after="120" w:line="240" w:lineRule="auto"/>
-              <w:jc w:val="center"/>
-              <w:rPr>
-                <w:rFonts w:cs="Times New Roman"/>
-                <w:sz w:val="24"/>
-                <w:szCs w:val="24"/>
-              </w:rPr>
-            </w:pPr>
-            <w:r>
-              <w:rPr>
-                <w:rFonts w:cs="Times New Roman"/>
-                <w:sz w:val="24"/>
-                <w:szCs w:val="24"/>
-              </w:rPr>
-              <w:t>+</w:t>
-            </w:r>
-          </w:p>
-        </w:tc>
-      </w:tr>
-      <w:tr>
-        <w:tc>
-          <w:tcPr>
-            <w:tcW w:w="1555" w:type="dxa"/>
-          </w:tcPr>
-          <w:p>
-            <w:pPr>
-              <w:spacing w:after="120" w:line="240" w:lineRule="auto"/>
-              <w:jc w:val="center"/>
-              <w:rPr>
-                <w:rFonts w:cs="Times New Roman"/>
-                <w:sz w:val="24"/>
-                <w:szCs w:val="24"/>
-              </w:rPr>
-            </w:pPr>
-            <w:r>
-              <w:rPr>
-                <w:rFonts w:eastAsia="Times New Roman" w:cs="Times New Roman"/>
-                <w:sz w:val="24"/>
-                <w:szCs w:val="24"/>
-                <w:lang w:val="en-US" w:eastAsia="ru-RU"/>
-              </w:rPr>
-              <w:t>IMDb</w:t>
-            </w:r>
-          </w:p>
-        </w:tc>
-        <w:tc>
-          <w:tcPr>
-            <w:tcW w:w="1701" w:type="dxa"/>
-          </w:tcPr>
-          <w:p>
-            <w:pPr>
-              <w:spacing w:after="120" w:line="240" w:lineRule="auto"/>
-              <w:jc w:val="center"/>
-              <w:rPr>
-                <w:rFonts w:cs="Times New Roman"/>
-                <w:sz w:val="24"/>
-                <w:szCs w:val="24"/>
-              </w:rPr>
-            </w:pPr>
-            <w:r>
-              <w:rPr>
-                <w:rFonts w:cs="Times New Roman"/>
-                <w:sz w:val="24"/>
-                <w:szCs w:val="24"/>
-              </w:rPr>
-              <w:t>+</w:t>
-            </w:r>
-          </w:p>
-        </w:tc>
-        <w:tc>
-          <w:tcPr>
-            <w:tcW w:w="1701" w:type="dxa"/>
-          </w:tcPr>
-          <w:p>
-            <w:pPr>
-              <w:spacing w:after="120" w:line="240" w:lineRule="auto"/>
-              <w:jc w:val="center"/>
-              <w:rPr>
-                <w:rFonts w:cs="Times New Roman"/>
-                <w:sz w:val="24"/>
-                <w:szCs w:val="24"/>
-              </w:rPr>
-            </w:pPr>
-            <w:r>
-              <w:rPr>
-                <w:rFonts w:cs="Times New Roman"/>
-                <w:sz w:val="24"/>
-                <w:szCs w:val="24"/>
-              </w:rPr>
-              <w:t>+</w:t>
-            </w:r>
-          </w:p>
-        </w:tc>
-        <w:tc>
-          <w:tcPr>
-            <w:tcW w:w="1275" w:type="dxa"/>
-          </w:tcPr>
-          <w:p>
-            <w:pPr>
-              <w:spacing w:after="120" w:line="240" w:lineRule="auto"/>
-              <w:jc w:val="center"/>
-              <w:rPr>
-                <w:rFonts w:cs="Times New Roman"/>
-                <w:sz w:val="24"/>
-                <w:szCs w:val="24"/>
-              </w:rPr>
-            </w:pPr>
-            <w:r>
-              <w:rPr>
-                <w:rFonts w:cs="Times New Roman"/>
-                <w:sz w:val="24"/>
-                <w:szCs w:val="24"/>
-              </w:rPr>
-              <w:t>+</w:t>
-            </w:r>
-          </w:p>
-        </w:tc>
-        <w:tc>
-          <w:tcPr>
-            <w:tcW w:w="1560" w:type="dxa"/>
-          </w:tcPr>
-          <w:p>
-            <w:pPr>
-              <w:spacing w:after="120" w:line="240" w:lineRule="auto"/>
-              <w:jc w:val="center"/>
-              <w:rPr>
-                <w:rFonts w:cs="Times New Roman"/>
-                <w:sz w:val="24"/>
-                <w:szCs w:val="24"/>
-              </w:rPr>
-            </w:pPr>
-            <w:r>
-              <w:rPr>
-                <w:rFonts w:cs="Times New Roman"/>
-                <w:sz w:val="24"/>
-                <w:szCs w:val="24"/>
-              </w:rPr>
-              <w:t>+</w:t>
-            </w:r>
-          </w:p>
-        </w:tc>
-        <w:tc>
-          <w:tcPr>
-            <w:tcW w:w="1559" w:type="dxa"/>
-          </w:tcPr>
-          <w:p>
-            <w:pPr>
-              <w:spacing w:after="120" w:line="240" w:lineRule="auto"/>
-              <w:jc w:val="center"/>
-              <w:rPr>
-                <w:rFonts w:cs="Times New Roman"/>
-                <w:sz w:val="24"/>
-                <w:szCs w:val="24"/>
-              </w:rPr>
-            </w:pPr>
-            <w:r>
-              <w:rPr>
-                <w:rFonts w:cs="Times New Roman"/>
-                <w:sz w:val="24"/>
-                <w:szCs w:val="24"/>
-              </w:rPr>
-              <w:t>+</w:t>
-            </w:r>
-          </w:p>
-        </w:tc>
-      </w:tr>
-      <w:tr>
-        <w:tc>
-          <w:tcPr>
-            <w:tcW w:w="1555" w:type="dxa"/>
-          </w:tcPr>
-          <w:p>
-            <w:pPr>
-              <w:spacing w:after="120" w:line="240" w:lineRule="auto"/>
-              <w:jc w:val="center"/>
-              <w:rPr>
-                <w:rFonts w:cs="Times New Roman"/>
-                <w:sz w:val="24"/>
-                <w:szCs w:val="24"/>
-                <w:lang w:val="en-US"/>
-              </w:rPr>
-            </w:pPr>
-            <w:proofErr w:type="spellStart"/>
-            <w:r>
-              <w:rPr>
-                <w:rFonts w:cs="Times New Roman"/>
-                <w:sz w:val="24"/>
-                <w:szCs w:val="24"/>
-              </w:rPr>
-              <w:t>Кинориум</w:t>
-            </w:r>
-            <w:proofErr w:type="spellEnd"/>
-          </w:p>
-        </w:tc>
-        <w:tc>
-          <w:tcPr>
-            <w:tcW w:w="1701" w:type="dxa"/>
-          </w:tcPr>
-          <w:p>
-            <w:pPr>
-              <w:spacing w:after="120" w:line="240" w:lineRule="auto"/>
-              <w:jc w:val="center"/>
-              <w:rPr>
-                <w:rFonts w:cs="Times New Roman"/>
-                <w:sz w:val="24"/>
-                <w:szCs w:val="24"/>
-              </w:rPr>
-            </w:pPr>
-            <w:r>
-              <w:rPr>
-                <w:rFonts w:cs="Times New Roman"/>
-                <w:sz w:val="24"/>
-                <w:szCs w:val="24"/>
-              </w:rPr>
-              <w:t>+</w:t>
-            </w:r>
-          </w:p>
-        </w:tc>
-        <w:tc>
-          <w:tcPr>
-            <w:tcW w:w="1701" w:type="dxa"/>
-          </w:tcPr>
-          <w:p>
-            <w:pPr>
-              <w:spacing w:after="120" w:line="240" w:lineRule="auto"/>
-              <w:jc w:val="center"/>
-              <w:rPr>
-                <w:rFonts w:cs="Times New Roman"/>
-                <w:sz w:val="24"/>
-                <w:szCs w:val="24"/>
-                <w:lang w:val="en-US"/>
-              </w:rPr>
-            </w:pPr>
-            <w:r>
-              <w:rPr>
-                <w:rFonts w:cs="Times New Roman"/>
-                <w:sz w:val="24"/>
-                <w:szCs w:val="24"/>
-                <w:lang w:val="en-US"/>
-              </w:rPr>
-              <w:t>-</w:t>
-            </w:r>
-          </w:p>
-        </w:tc>
-        <w:tc>
-          <w:tcPr>
-            <w:tcW w:w="1275" w:type="dxa"/>
-          </w:tcPr>
-          <w:p>
-            <w:pPr>
-              <w:spacing w:after="120" w:line="240" w:lineRule="auto"/>
-              <w:jc w:val="center"/>
-              <w:rPr>
-                <w:rFonts w:cs="Times New Roman"/>
-                <w:sz w:val="24"/>
-                <w:szCs w:val="24"/>
-              </w:rPr>
-            </w:pPr>
-            <w:r>
-              <w:rPr>
-                <w:rFonts w:cs="Times New Roman"/>
-                <w:sz w:val="24"/>
-                <w:szCs w:val="24"/>
-              </w:rPr>
-              <w:t>+</w:t>
-            </w:r>
-          </w:p>
-        </w:tc>
-        <w:tc>
-          <w:tcPr>
-            <w:tcW w:w="1560" w:type="dxa"/>
-          </w:tcPr>
-          <w:p>
-            <w:pPr>
-              <w:spacing w:after="120" w:line="240" w:lineRule="auto"/>
-              <w:jc w:val="center"/>
-              <w:rPr>
-                <w:rFonts w:cs="Times New Roman"/>
-                <w:sz w:val="24"/>
-                <w:szCs w:val="24"/>
-              </w:rPr>
-            </w:pPr>
-            <w:r>
-              <w:rPr>
-                <w:rFonts w:cs="Times New Roman"/>
-                <w:sz w:val="24"/>
-                <w:szCs w:val="24"/>
-              </w:rPr>
-              <w:t>-</w:t>
-            </w:r>
-          </w:p>
-        </w:tc>
-        <w:tc>
-          <w:tcPr>
-            <w:tcW w:w="1559" w:type="dxa"/>
-          </w:tcPr>
-          <w:p>
-            <w:pPr>
-              <w:spacing w:after="120" w:line="240" w:lineRule="auto"/>
-              <w:jc w:val="center"/>
-              <w:rPr>
-                <w:rFonts w:cs="Times New Roman"/>
-                <w:sz w:val="24"/>
-                <w:szCs w:val="24"/>
-              </w:rPr>
-            </w:pPr>
-            <w:r>
-              <w:rPr>
-                <w:rFonts w:cs="Times New Roman"/>
-                <w:sz w:val="24"/>
-                <w:szCs w:val="24"/>
-              </w:rPr>
-              <w:t>+</w:t>
-            </w:r>
-          </w:p>
-        </w:tc>
-      </w:tr>
-      <w:tr>
-        <w:tc>
-          <w:tcPr>
-            <w:tcW w:w="1555" w:type="dxa"/>
-          </w:tcPr>
-          <w:p>
-            <w:pPr>
-              <w:spacing w:after="120" w:line="240" w:lineRule="auto"/>
-              <w:jc w:val="center"/>
-              <w:rPr>
-                <w:rFonts w:cs="Times New Roman"/>
-                <w:sz w:val="24"/>
-                <w:szCs w:val="24"/>
-              </w:rPr>
-            </w:pPr>
-            <w:proofErr w:type="spellStart"/>
-            <w:r>
-              <w:rPr>
-                <w:rFonts w:eastAsia="Times New Roman" w:cs="Times New Roman"/>
-                <w:sz w:val="24"/>
-                <w:szCs w:val="24"/>
-                <w:lang w:val="en-US" w:eastAsia="ru-RU"/>
-              </w:rPr>
-              <w:t>Letterboxd</w:t>
-            </w:r>
-            <w:proofErr w:type="spellEnd"/>
-          </w:p>
-        </w:tc>
-        <w:tc>
-          <w:tcPr>
-            <w:tcW w:w="1701" w:type="dxa"/>
-          </w:tcPr>
-          <w:p>
-            <w:pPr>
-              <w:spacing w:after="120" w:line="240" w:lineRule="auto"/>
-              <w:jc w:val="center"/>
-              <w:rPr>
-                <w:rFonts w:cs="Times New Roman"/>
-                <w:sz w:val="24"/>
-                <w:szCs w:val="24"/>
-              </w:rPr>
-            </w:pPr>
-            <w:r>
-              <w:rPr>
-                <w:rFonts w:cs="Times New Roman"/>
-                <w:sz w:val="24"/>
-                <w:szCs w:val="24"/>
-              </w:rPr>
-              <w:t>+</w:t>
-            </w:r>
-          </w:p>
-        </w:tc>
-        <w:tc>
-          <w:tcPr>
-            <w:tcW w:w="1701" w:type="dxa"/>
-          </w:tcPr>
-          <w:p>
-            <w:pPr>
-              <w:spacing w:after="120" w:line="240" w:lineRule="auto"/>
-              <w:jc w:val="center"/>
-              <w:rPr>
-                <w:rFonts w:cs="Times New Roman"/>
-                <w:sz w:val="24"/>
-                <w:szCs w:val="24"/>
-              </w:rPr>
-            </w:pPr>
-            <w:r>
-              <w:rPr>
-                <w:rFonts w:cs="Times New Roman"/>
-                <w:sz w:val="24"/>
-                <w:szCs w:val="24"/>
-              </w:rPr>
-              <w:t>-</w:t>
-            </w:r>
-          </w:p>
-        </w:tc>
-        <w:tc>
-          <w:tcPr>
-            <w:tcW w:w="1275" w:type="dxa"/>
-          </w:tcPr>
-          <w:p>
-            <w:pPr>
-              <w:spacing w:after="120" w:line="240" w:lineRule="auto"/>
-              <w:jc w:val="center"/>
-              <w:rPr>
-                <w:rFonts w:cs="Times New Roman"/>
-                <w:sz w:val="24"/>
-                <w:szCs w:val="24"/>
-              </w:rPr>
-            </w:pPr>
-            <w:r>
-              <w:rPr>
-                <w:rFonts w:cs="Times New Roman"/>
-                <w:sz w:val="24"/>
-                <w:szCs w:val="24"/>
-                <w:lang w:val="en-US"/>
-              </w:rPr>
-              <w:t>+</w:t>
-            </w:r>
-          </w:p>
-        </w:tc>
-        <w:tc>
-          <w:tcPr>
-            <w:tcW w:w="1560" w:type="dxa"/>
-          </w:tcPr>
-          <w:p>
-            <w:pPr>
-              <w:spacing w:after="120" w:line="240" w:lineRule="auto"/>
-              <w:jc w:val="center"/>
-              <w:rPr>
-                <w:rFonts w:cs="Times New Roman"/>
-                <w:sz w:val="24"/>
-                <w:szCs w:val="24"/>
-                <w:lang w:val="en-US"/>
-              </w:rPr>
-            </w:pPr>
-            <w:r>
-              <w:rPr>
-                <w:rFonts w:cs="Times New Roman"/>
-                <w:sz w:val="24"/>
-                <w:szCs w:val="24"/>
-                <w:lang w:val="en-US"/>
-              </w:rPr>
-              <w:t>+</w:t>
-            </w:r>
-          </w:p>
-        </w:tc>
-        <w:tc>
-          <w:tcPr>
-            <w:tcW w:w="1559" w:type="dxa"/>
-          </w:tcPr>
-          <w:p>
-            <w:pPr>
-              <w:spacing w:after="120" w:line="240" w:lineRule="auto"/>
-              <w:jc w:val="center"/>
-              <w:rPr>
-                <w:rFonts w:cs="Times New Roman"/>
-                <w:sz w:val="24"/>
-                <w:szCs w:val="24"/>
-                <w:lang w:val="en-US"/>
-              </w:rPr>
-            </w:pPr>
-            <w:r>
-              <w:rPr>
-                <w:rFonts w:cs="Times New Roman"/>
-                <w:sz w:val="24"/>
-                <w:szCs w:val="24"/>
-              </w:rPr>
-              <w:t>+</w:t>
+              <w:jc w:val="left"/>
+              <w:rPr>
+                <w:i/>
+                <w:iCs/>
+                <w:sz w:val="24"/>
+                <w:szCs w:val="20"/>
+                <w:lang w:val="en-US"/>
+              </w:rPr>
+            </w:pPr>
+            <w:r>
+              <w:rPr>
+                <w:i/>
+                <w:iCs/>
+                <w:sz w:val="24"/>
+                <w:szCs w:val="20"/>
+                <w:lang w:val="en-US"/>
+              </w:rPr>
+              <w:t>&lt;?php</w:t>
+            </w:r>
+          </w:p>
+          <w:p>
+            <w:pPr>
+              <w:spacing w:after="120" w:line="240" w:lineRule="auto"/>
+              <w:jc w:val="left"/>
+              <w:rPr>
+                <w:i/>
+                <w:iCs/>
+                <w:sz w:val="24"/>
+                <w:szCs w:val="20"/>
+                <w:lang w:val="en-US"/>
+              </w:rPr>
+            </w:pPr>
+            <w:r>
+              <w:rPr>
+                <w:i/>
+                <w:iCs/>
+                <w:sz w:val="24"/>
+                <w:szCs w:val="20"/>
+                <w:lang w:val="en-US"/>
+              </w:rPr>
+              <w:t>…</w:t>
+            </w:r>
+          </w:p>
+          <w:p>
+            <w:pPr>
+              <w:spacing w:after="120" w:line="240" w:lineRule="auto"/>
+              <w:jc w:val="left"/>
+              <w:rPr>
+                <w:i/>
+                <w:iCs/>
+                <w:sz w:val="24"/>
+                <w:szCs w:val="20"/>
+                <w:lang w:val="en-US"/>
+              </w:rPr>
+            </w:pPr>
+            <w:r>
+              <w:rPr>
+                <w:i/>
+                <w:iCs/>
+                <w:sz w:val="24"/>
+                <w:szCs w:val="20"/>
+                <w:lang w:val="en-US"/>
+              </w:rPr>
+              <w:t>return new class extends Migration</w:t>
+            </w:r>
+          </w:p>
+          <w:p>
+            <w:pPr>
+              <w:spacing w:after="120" w:line="240" w:lineRule="auto"/>
+              <w:jc w:val="left"/>
+              <w:rPr>
+                <w:i/>
+                <w:iCs/>
+                <w:sz w:val="24"/>
+                <w:szCs w:val="20"/>
+                <w:lang w:val="en-US"/>
+              </w:rPr>
+            </w:pPr>
+            <w:r>
+              <w:rPr>
+                <w:i/>
+                <w:iCs/>
+                <w:sz w:val="24"/>
+                <w:szCs w:val="20"/>
+                <w:lang w:val="en-US"/>
+              </w:rPr>
+              <w:t>{</w:t>
+            </w:r>
+          </w:p>
+          <w:p>
+            <w:pPr>
+              <w:spacing w:after="120" w:line="240" w:lineRule="auto"/>
+              <w:jc w:val="left"/>
+              <w:rPr>
+                <w:i/>
+                <w:iCs/>
+                <w:sz w:val="24"/>
+                <w:szCs w:val="20"/>
+                <w:lang w:val="en-US"/>
+              </w:rPr>
+            </w:pPr>
+            <w:r>
+              <w:rPr>
+                <w:i/>
+                <w:iCs/>
+                <w:sz w:val="24"/>
+                <w:szCs w:val="20"/>
+                <w:lang w:val="en-US"/>
+              </w:rPr>
+              <w:t>    public function up(): void</w:t>
+            </w:r>
+          </w:p>
+          <w:p>
+            <w:pPr>
+              <w:spacing w:after="120" w:line="240" w:lineRule="auto"/>
+              <w:jc w:val="left"/>
+              <w:rPr>
+                <w:i/>
+                <w:iCs/>
+                <w:sz w:val="24"/>
+                <w:szCs w:val="20"/>
+                <w:lang w:val="en-US"/>
+              </w:rPr>
+            </w:pPr>
+            <w:r>
+              <w:rPr>
+                <w:i/>
+                <w:iCs/>
+                <w:sz w:val="24"/>
+                <w:szCs w:val="20"/>
+                <w:lang w:val="en-US"/>
+              </w:rPr>
+              <w:t>    {</w:t>
+            </w:r>
+          </w:p>
+          <w:p>
+            <w:pPr>
+              <w:spacing w:after="120" w:line="240" w:lineRule="auto"/>
+              <w:jc w:val="left"/>
+              <w:rPr>
+                <w:i/>
+                <w:iCs/>
+                <w:sz w:val="24"/>
+                <w:szCs w:val="20"/>
+                <w:lang w:val="en-US"/>
+              </w:rPr>
+            </w:pPr>
+            <w:r>
+              <w:rPr>
+                <w:i/>
+                <w:iCs/>
+                <w:sz w:val="24"/>
+                <w:szCs w:val="20"/>
+                <w:lang w:val="en-US"/>
+              </w:rPr>
+              <w:t>        Schema::create('schedule_entries', function (Blueprint $table) {</w:t>
+            </w:r>
+          </w:p>
+          <w:p>
+            <w:pPr>
+              <w:spacing w:after="120" w:line="240" w:lineRule="auto"/>
+              <w:jc w:val="left"/>
+              <w:rPr>
+                <w:i/>
+                <w:iCs/>
+                <w:sz w:val="24"/>
+                <w:szCs w:val="20"/>
+                <w:lang w:val="en-US"/>
+              </w:rPr>
+            </w:pPr>
+            <w:r>
+              <w:rPr>
+                <w:i/>
+                <w:iCs/>
+                <w:sz w:val="24"/>
+                <w:szCs w:val="20"/>
+                <w:lang w:val="en-US"/>
+              </w:rPr>
+              <w:t>            $table-&gt;id();</w:t>
+            </w:r>
+          </w:p>
+          <w:p>
+            <w:pPr>
+              <w:spacing w:after="120" w:line="240" w:lineRule="auto"/>
+              <w:jc w:val="left"/>
+              <w:rPr>
+                <w:i/>
+                <w:iCs/>
+                <w:sz w:val="24"/>
+                <w:szCs w:val="20"/>
+                <w:lang w:val="en-US"/>
+              </w:rPr>
+            </w:pPr>
+            <w:r>
+              <w:rPr>
+                <w:i/>
+                <w:iCs/>
+                <w:sz w:val="24"/>
+                <w:szCs w:val="20"/>
+                <w:lang w:val="en-US"/>
+              </w:rPr>
+              <w:t xml:space="preserve">            $table-&gt;foreignId('user_id')-&gt;constrained()-&gt;onDelete('cascade'); // </w:t>
+            </w:r>
+            <w:r>
+              <w:rPr>
+                <w:i/>
+                <w:iCs/>
+                <w:sz w:val="24"/>
+                <w:szCs w:val="20"/>
+              </w:rPr>
+              <w:t>Внешний</w:t>
+            </w:r>
+            <w:r>
+              <w:rPr>
+                <w:i/>
+                <w:iCs/>
+                <w:sz w:val="24"/>
+                <w:szCs w:val="20"/>
+                <w:lang w:val="en-US"/>
+              </w:rPr>
+              <w:t xml:space="preserve"> </w:t>
+            </w:r>
+            <w:r>
+              <w:rPr>
+                <w:i/>
+                <w:iCs/>
+                <w:sz w:val="24"/>
+                <w:szCs w:val="20"/>
+              </w:rPr>
+              <w:t>ключ</w:t>
+            </w:r>
+            <w:r>
+              <w:rPr>
+                <w:i/>
+                <w:iCs/>
+                <w:sz w:val="24"/>
+                <w:szCs w:val="20"/>
+                <w:lang w:val="en-US"/>
+              </w:rPr>
+              <w:t xml:space="preserve"> </w:t>
+            </w:r>
+            <w:r>
+              <w:rPr>
+                <w:i/>
+                <w:iCs/>
+                <w:sz w:val="24"/>
+                <w:szCs w:val="20"/>
+              </w:rPr>
+              <w:t>к</w:t>
+            </w:r>
+            <w:r>
+              <w:rPr>
+                <w:i/>
+                <w:iCs/>
+                <w:sz w:val="24"/>
+                <w:szCs w:val="20"/>
+                <w:lang w:val="en-US"/>
+              </w:rPr>
+              <w:t xml:space="preserve"> </w:t>
+            </w:r>
+            <w:r>
+              <w:rPr>
+                <w:i/>
+                <w:iCs/>
+                <w:sz w:val="24"/>
+                <w:szCs w:val="20"/>
+              </w:rPr>
+              <w:t>таблице</w:t>
+            </w:r>
+            <w:r>
+              <w:rPr>
+                <w:i/>
+                <w:iCs/>
+                <w:sz w:val="24"/>
+                <w:szCs w:val="20"/>
+                <w:lang w:val="en-US"/>
+              </w:rPr>
+              <w:t xml:space="preserve"> users</w:t>
+            </w:r>
+          </w:p>
+          <w:p>
+            <w:pPr>
+              <w:spacing w:after="120" w:line="240" w:lineRule="auto"/>
+              <w:jc w:val="left"/>
+              <w:rPr>
+                <w:i/>
+                <w:iCs/>
+                <w:sz w:val="24"/>
+                <w:szCs w:val="20"/>
+                <w:lang w:val="en-US"/>
+              </w:rPr>
+            </w:pPr>
+            <w:r>
+              <w:rPr>
+                <w:i/>
+                <w:iCs/>
+                <w:sz w:val="24"/>
+                <w:szCs w:val="20"/>
+                <w:lang w:val="en-US"/>
+              </w:rPr>
+              <w:t>            $table-&gt;string('title');</w:t>
+            </w:r>
+          </w:p>
+          <w:p>
+            <w:pPr>
+              <w:spacing w:after="120" w:line="240" w:lineRule="auto"/>
+              <w:jc w:val="left"/>
+              <w:rPr>
+                <w:i/>
+                <w:iCs/>
+                <w:sz w:val="24"/>
+                <w:szCs w:val="20"/>
+                <w:lang w:val="en-US"/>
+              </w:rPr>
+            </w:pPr>
+            <w:r>
+              <w:rPr>
+                <w:i/>
+                <w:iCs/>
+                <w:sz w:val="24"/>
+                <w:szCs w:val="20"/>
+                <w:lang w:val="en-US"/>
+              </w:rPr>
+              <w:t>            $table-&gt;text('description')-&gt;nullable();</w:t>
+            </w:r>
+          </w:p>
+          <w:p>
+            <w:pPr>
+              <w:spacing w:after="120" w:line="240" w:lineRule="auto"/>
+              <w:jc w:val="left"/>
+              <w:rPr>
+                <w:i/>
+                <w:iCs/>
+                <w:sz w:val="24"/>
+                <w:szCs w:val="20"/>
+                <w:lang w:val="en-US"/>
+              </w:rPr>
+            </w:pPr>
+            <w:r>
+              <w:rPr>
+                <w:i/>
+                <w:iCs/>
+                <w:sz w:val="24"/>
+                <w:szCs w:val="20"/>
+                <w:lang w:val="en-US"/>
+              </w:rPr>
+              <w:t xml:space="preserve">            $table-&gt;integer('day_of_week'); // 1 = </w:t>
+            </w:r>
+            <w:r>
+              <w:rPr>
+                <w:i/>
+                <w:iCs/>
+                <w:sz w:val="24"/>
+                <w:szCs w:val="20"/>
+              </w:rPr>
+              <w:t>Пн</w:t>
+            </w:r>
+            <w:r>
+              <w:rPr>
+                <w:i/>
+                <w:iCs/>
+                <w:sz w:val="24"/>
+                <w:szCs w:val="20"/>
+                <w:lang w:val="en-US"/>
+              </w:rPr>
+              <w:t xml:space="preserve">, 7 = </w:t>
+            </w:r>
+            <w:r>
+              <w:rPr>
+                <w:i/>
+                <w:iCs/>
+                <w:sz w:val="24"/>
+                <w:szCs w:val="20"/>
+              </w:rPr>
+              <w:t>Вс</w:t>
+            </w:r>
+          </w:p>
+          <w:p>
+            <w:pPr>
+              <w:spacing w:after="120" w:line="240" w:lineRule="auto"/>
+              <w:jc w:val="left"/>
+              <w:rPr>
+                <w:i/>
+                <w:iCs/>
+                <w:sz w:val="24"/>
+                <w:szCs w:val="20"/>
+                <w:lang w:val="en-US"/>
+              </w:rPr>
+            </w:pPr>
+            <w:r>
+              <w:rPr>
+                <w:i/>
+                <w:iCs/>
+                <w:sz w:val="24"/>
+                <w:szCs w:val="20"/>
+                <w:lang w:val="en-US"/>
+              </w:rPr>
+              <w:t>            $table-&gt;time('start_time');</w:t>
+            </w:r>
+          </w:p>
+          <w:p>
+            <w:pPr>
+              <w:spacing w:after="120" w:line="240" w:lineRule="auto"/>
+              <w:jc w:val="left"/>
+              <w:rPr>
+                <w:i/>
+                <w:iCs/>
+                <w:sz w:val="24"/>
+                <w:szCs w:val="20"/>
+                <w:lang w:val="en-US"/>
+              </w:rPr>
+            </w:pPr>
+            <w:r>
+              <w:rPr>
+                <w:i/>
+                <w:iCs/>
+                <w:sz w:val="24"/>
+                <w:szCs w:val="20"/>
+                <w:lang w:val="en-US"/>
+              </w:rPr>
+              <w:t>            $table-&gt;time('end_time');</w:t>
+            </w:r>
+          </w:p>
+          <w:p>
+            <w:pPr>
+              <w:spacing w:after="120" w:line="240" w:lineRule="auto"/>
+              <w:jc w:val="left"/>
+              <w:rPr>
+                <w:i/>
+                <w:iCs/>
+                <w:sz w:val="24"/>
+                <w:szCs w:val="20"/>
+                <w:lang w:val="en-US"/>
+              </w:rPr>
+            </w:pPr>
+            <w:r>
+              <w:rPr>
+                <w:i/>
+                <w:iCs/>
+                <w:sz w:val="24"/>
+                <w:szCs w:val="20"/>
+                <w:lang w:val="en-US"/>
+              </w:rPr>
+              <w:t>            $table-&gt;timestamps();</w:t>
+            </w:r>
+          </w:p>
+          <w:p>
+            <w:pPr>
+              <w:spacing w:after="120" w:line="240" w:lineRule="auto"/>
+              <w:jc w:val="left"/>
+              <w:rPr>
+                <w:i/>
+                <w:iCs/>
+                <w:sz w:val="24"/>
+                <w:szCs w:val="20"/>
+                <w:lang w:val="en-US"/>
+              </w:rPr>
+            </w:pPr>
+            <w:r>
+              <w:rPr>
+                <w:i/>
+                <w:iCs/>
+                <w:sz w:val="24"/>
+                <w:szCs w:val="20"/>
+                <w:lang w:val="en-US"/>
+              </w:rPr>
+              <w:t>        });</w:t>
+            </w:r>
+          </w:p>
+          <w:p>
+            <w:pPr>
+              <w:spacing w:after="120" w:line="240" w:lineRule="auto"/>
+              <w:jc w:val="left"/>
+              <w:rPr>
+                <w:i/>
+                <w:iCs/>
+                <w:sz w:val="24"/>
+                <w:szCs w:val="20"/>
+                <w:lang w:val="en-US"/>
+              </w:rPr>
+            </w:pPr>
+          </w:p>
+          <w:p>
+            <w:pPr>
+              <w:spacing w:after="120" w:line="240" w:lineRule="auto"/>
+              <w:jc w:val="left"/>
+              <w:rPr>
+                <w:i/>
+                <w:iCs/>
+                <w:sz w:val="24"/>
+                <w:szCs w:val="20"/>
+                <w:lang w:val="en-US"/>
+              </w:rPr>
+            </w:pPr>
+            <w:r>
+              <w:rPr>
+                <w:i/>
+                <w:iCs/>
+                <w:sz w:val="24"/>
+                <w:szCs w:val="20"/>
+                <w:lang w:val="en-US"/>
+              </w:rPr>
+              <w:t xml:space="preserve">        // </w:t>
+            </w:r>
+            <w:r>
+              <w:rPr>
+                <w:i/>
+                <w:iCs/>
+                <w:sz w:val="24"/>
+                <w:szCs w:val="20"/>
+              </w:rPr>
+              <w:t>Добавляем</w:t>
+            </w:r>
+            <w:r>
+              <w:rPr>
+                <w:i/>
+                <w:iCs/>
+                <w:sz w:val="24"/>
+                <w:szCs w:val="20"/>
+                <w:lang w:val="en-US"/>
+              </w:rPr>
+              <w:t xml:space="preserve"> </w:t>
+            </w:r>
+            <w:r>
+              <w:rPr>
+                <w:i/>
+                <w:iCs/>
+                <w:sz w:val="24"/>
+                <w:szCs w:val="20"/>
+              </w:rPr>
+              <w:t>ограничения</w:t>
+            </w:r>
+            <w:r>
+              <w:rPr>
+                <w:i/>
+                <w:iCs/>
+                <w:sz w:val="24"/>
+                <w:szCs w:val="20"/>
+                <w:lang w:val="en-US"/>
+              </w:rPr>
+              <w:t xml:space="preserve"> (check constraint) </w:t>
+            </w:r>
+            <w:r>
+              <w:rPr>
+                <w:i/>
+                <w:iCs/>
+                <w:sz w:val="24"/>
+                <w:szCs w:val="20"/>
+              </w:rPr>
+              <w:t>после</w:t>
+            </w:r>
+            <w:r>
+              <w:rPr>
+                <w:i/>
+                <w:iCs/>
+                <w:sz w:val="24"/>
+                <w:szCs w:val="20"/>
+                <w:lang w:val="en-US"/>
+              </w:rPr>
+              <w:t xml:space="preserve"> </w:t>
+            </w:r>
+            <w:r>
+              <w:rPr>
+                <w:i/>
+                <w:iCs/>
+                <w:sz w:val="24"/>
+                <w:szCs w:val="20"/>
+              </w:rPr>
+              <w:t>создания</w:t>
+            </w:r>
+            <w:r>
+              <w:rPr>
+                <w:i/>
+                <w:iCs/>
+                <w:sz w:val="24"/>
+                <w:szCs w:val="20"/>
+                <w:lang w:val="en-US"/>
+              </w:rPr>
+              <w:t xml:space="preserve"> </w:t>
+            </w:r>
+            <w:r>
+              <w:rPr>
+                <w:i/>
+                <w:iCs/>
+                <w:sz w:val="24"/>
+                <w:szCs w:val="20"/>
+              </w:rPr>
+              <w:t>таблицы</w:t>
+            </w:r>
+          </w:p>
+          <w:p>
+            <w:pPr>
+              <w:spacing w:after="120" w:line="240" w:lineRule="auto"/>
+              <w:jc w:val="left"/>
+              <w:rPr>
+                <w:i/>
+                <w:iCs/>
+                <w:sz w:val="24"/>
+                <w:szCs w:val="20"/>
+                <w:lang w:val="en-US"/>
+              </w:rPr>
+            </w:pPr>
+            <w:r>
+              <w:rPr>
+                <w:i/>
+                <w:iCs/>
+                <w:sz w:val="24"/>
+                <w:szCs w:val="20"/>
+                <w:lang w:val="en-US"/>
+              </w:rPr>
+              <w:lastRenderedPageBreak/>
+              <w:t>        DB::statement('ALTER TABLE schedule_entries ADD CONSTRAINT check_end_time_gt_start_time CHECK (end_time &gt; start_time)');</w:t>
+            </w:r>
+          </w:p>
+          <w:p>
+            <w:pPr>
+              <w:spacing w:after="120" w:line="240" w:lineRule="auto"/>
+              <w:jc w:val="left"/>
+              <w:rPr>
+                <w:i/>
+                <w:iCs/>
+                <w:sz w:val="24"/>
+                <w:szCs w:val="20"/>
+                <w:lang w:val="en-US"/>
+              </w:rPr>
+            </w:pPr>
+            <w:r>
+              <w:rPr>
+                <w:i/>
+                <w:iCs/>
+                <w:sz w:val="24"/>
+                <w:szCs w:val="20"/>
+                <w:lang w:val="en-US"/>
+              </w:rPr>
+              <w:t>        DB::statement('ALTER TABLE schedule_entries ADD CONSTRAINT check_day_of_week_range CHECK (day_of_week BETWEEN 1 AND 7)');</w:t>
+            </w:r>
+          </w:p>
+          <w:p>
+            <w:pPr>
+              <w:spacing w:after="120" w:line="240" w:lineRule="auto"/>
+              <w:jc w:val="left"/>
+              <w:rPr>
+                <w:i/>
+                <w:iCs/>
+                <w:sz w:val="24"/>
+                <w:szCs w:val="20"/>
+                <w:lang w:val="en-US"/>
+              </w:rPr>
+            </w:pPr>
+            <w:r>
+              <w:rPr>
+                <w:i/>
+                <w:iCs/>
+                <w:sz w:val="24"/>
+                <w:szCs w:val="20"/>
+                <w:lang w:val="en-US"/>
+              </w:rPr>
+              <w:t>    }</w:t>
+            </w:r>
+          </w:p>
+          <w:p>
+            <w:pPr>
+              <w:spacing w:after="120" w:line="240" w:lineRule="auto"/>
+              <w:jc w:val="left"/>
+              <w:rPr>
+                <w:i/>
+                <w:iCs/>
+                <w:sz w:val="24"/>
+                <w:szCs w:val="20"/>
+                <w:lang w:val="en-US"/>
+              </w:rPr>
+            </w:pPr>
+            <w:r>
+              <w:rPr>
+                <w:i/>
+                <w:iCs/>
+                <w:sz w:val="24"/>
+                <w:szCs w:val="20"/>
+                <w:lang w:val="en-US"/>
+              </w:rPr>
+              <w:t>    public function down(): void</w:t>
+            </w:r>
+          </w:p>
+          <w:p>
+            <w:pPr>
+              <w:spacing w:after="120" w:line="240" w:lineRule="auto"/>
+              <w:jc w:val="left"/>
+              <w:rPr>
+                <w:i/>
+                <w:iCs/>
+                <w:sz w:val="24"/>
+                <w:szCs w:val="20"/>
+                <w:lang w:val="en-US"/>
+              </w:rPr>
+            </w:pPr>
+            <w:r>
+              <w:rPr>
+                <w:i/>
+                <w:iCs/>
+                <w:sz w:val="24"/>
+                <w:szCs w:val="20"/>
+                <w:lang w:val="en-US"/>
+              </w:rPr>
+              <w:t xml:space="preserve">    </w:t>
+            </w:r>
+            <w:r>
+              <w:rPr>
+                <w:i/>
+                <w:iCs/>
+                <w:sz w:val="24"/>
+                <w:szCs w:val="20"/>
+                <w:lang w:val="en-US"/>
+              </w:rPr>
+              <w:t>{</w:t>
+            </w:r>
+          </w:p>
+          <w:p>
+            <w:pPr>
+              <w:spacing w:after="120" w:line="240" w:lineRule="auto"/>
+              <w:jc w:val="left"/>
+              <w:rPr>
+                <w:i/>
+                <w:iCs/>
+                <w:sz w:val="24"/>
+                <w:szCs w:val="20"/>
+                <w:lang w:val="en-US"/>
+              </w:rPr>
+            </w:pPr>
+            <w:r>
+              <w:rPr>
+                <w:i/>
+                <w:iCs/>
+                <w:sz w:val="24"/>
+                <w:szCs w:val="20"/>
+                <w:lang w:val="en-US"/>
+              </w:rPr>
+              <w:t>        Schema::dropIfExists('schedule_entries');</w:t>
+            </w:r>
+          </w:p>
+          <w:p>
+            <w:pPr>
+              <w:spacing w:after="120" w:line="240" w:lineRule="auto"/>
+              <w:jc w:val="left"/>
+              <w:rPr>
+                <w:i/>
+                <w:iCs/>
+                <w:sz w:val="24"/>
+                <w:szCs w:val="20"/>
+                <w:lang w:val="en-US"/>
+              </w:rPr>
+            </w:pPr>
+            <w:r>
+              <w:rPr>
+                <w:i/>
+                <w:iCs/>
+                <w:sz w:val="24"/>
+                <w:szCs w:val="20"/>
+                <w:lang w:val="en-US"/>
+              </w:rPr>
+              <w:t>    }</w:t>
+            </w:r>
+          </w:p>
+          <w:p>
+            <w:pPr>
+              <w:spacing w:after="120" w:line="240" w:lineRule="auto"/>
+              <w:jc w:val="left"/>
+            </w:pPr>
+            <w:r>
+              <w:rPr>
+                <w:i/>
+                <w:iCs/>
+                <w:sz w:val="24"/>
+                <w:szCs w:val="20"/>
+              </w:rPr>
+              <w:t>};</w:t>
             </w:r>
           </w:p>
         </w:tc>
@@ -6368,279 +6050,4608 @@
     </w:tbl>
     <w:p>
       <w:pPr>
-        <w:spacing w:before="240"/>
-        <w:ind w:firstLine="709"/>
-        <w:rPr>
-          <w:rFonts w:cs="Times New Roman"/>
-          <w:szCs w:val="28"/>
-        </w:rPr>
-      </w:pPr>
-      <w:r>
-        <w:rPr>
-          <w:rFonts w:cs="Times New Roman"/>
-          <w:szCs w:val="28"/>
-        </w:rPr>
-        <w:t>Определены основные страницы для разработки в собственном интернет-ресурсе:</w:t>
-      </w:r>
-    </w:p>
-    <w:p>
-      <w:pPr>
-        <w:ind w:firstLine="709"/>
-        <w:rPr>
-          <w:rFonts w:cs="Times New Roman"/>
-          <w:szCs w:val="28"/>
-        </w:rPr>
-      </w:pPr>
-      <w:r>
-        <w:rPr>
-          <w:rFonts w:cs="Times New Roman"/>
-          <w:szCs w:val="28"/>
-        </w:rPr>
-        <w:t>–</w:t>
-      </w:r>
-      <w:r>
-        <w:rPr>
-          <w:rFonts w:cs="Times New Roman"/>
-          <w:szCs w:val="28"/>
-        </w:rPr>
-        <w:tab/>
-      </w:r>
-      <w:r>
-        <w:rPr>
-          <w:rFonts w:cs="Times New Roman"/>
-          <w:szCs w:val="28"/>
-        </w:rPr>
-        <w:t xml:space="preserve">главная страница </w:t>
-      </w:r>
-      <w:r>
-        <w:rPr>
-          <w:rFonts w:cs="Times New Roman"/>
-          <w:szCs w:val="28"/>
-        </w:rPr>
-        <w:t>сайта</w:t>
-      </w:r>
-      <w:r>
-        <w:rPr>
-          <w:rFonts w:cs="Times New Roman"/>
-          <w:szCs w:val="28"/>
-        </w:rPr>
-        <w:t>,</w:t>
-      </w:r>
-    </w:p>
-    <w:p>
-      <w:pPr>
-        <w:ind w:firstLine="709"/>
-        <w:rPr>
-          <w:rFonts w:cs="Times New Roman"/>
-          <w:szCs w:val="28"/>
-        </w:rPr>
-      </w:pPr>
-      <w:r>
-        <w:rPr>
-          <w:rFonts w:cs="Times New Roman"/>
-          <w:szCs w:val="28"/>
-        </w:rPr>
-        <w:t>–</w:t>
-      </w:r>
-      <w:r>
-        <w:rPr>
-          <w:rFonts w:cs="Times New Roman"/>
-          <w:szCs w:val="28"/>
-        </w:rPr>
-        <w:tab/>
-      </w:r>
-      <w:r>
-        <w:rPr>
-          <w:rFonts w:cs="Times New Roman"/>
-          <w:szCs w:val="28"/>
-        </w:rPr>
-        <w:t>страница авторизации</w:t>
-      </w:r>
-      <w:r>
-        <w:rPr>
-          <w:rFonts w:cs="Times New Roman"/>
-          <w:szCs w:val="28"/>
-        </w:rPr>
-        <w:t>,</w:t>
-      </w:r>
-    </w:p>
-    <w:p>
-      <w:pPr>
-        <w:ind w:firstLine="709"/>
-        <w:rPr>
-          <w:rFonts w:cs="Times New Roman"/>
-          <w:szCs w:val="28"/>
-        </w:rPr>
-      </w:pPr>
-      <w:r>
-        <w:rPr>
-          <w:rFonts w:cs="Times New Roman"/>
-          <w:szCs w:val="28"/>
-        </w:rPr>
-        <w:t>–</w:t>
-      </w:r>
-      <w:r>
-        <w:rPr>
-          <w:rFonts w:cs="Times New Roman"/>
-          <w:szCs w:val="28"/>
-        </w:rPr>
-        <w:tab/>
-      </w:r>
-      <w:r>
-        <w:rPr>
-          <w:rFonts w:cs="Times New Roman"/>
-          <w:szCs w:val="28"/>
-        </w:rPr>
-        <w:t xml:space="preserve">страница </w:t>
-      </w:r>
-      <w:r>
-        <w:rPr>
-          <w:rFonts w:cs="Times New Roman"/>
-          <w:szCs w:val="28"/>
-        </w:rPr>
-        <w:t>с подборкой новостей</w:t>
-      </w:r>
-      <w:r>
-        <w:rPr>
-          <w:rFonts w:cs="Times New Roman"/>
-          <w:szCs w:val="28"/>
-        </w:rPr>
-        <w:t>,</w:t>
-      </w:r>
-    </w:p>
-    <w:p>
-      <w:pPr>
-        <w:ind w:firstLine="709"/>
-        <w:rPr>
-          <w:rFonts w:cs="Times New Roman"/>
-          <w:szCs w:val="28"/>
-        </w:rPr>
-      </w:pPr>
-      <w:r>
-        <w:rPr>
-          <w:rFonts w:cs="Times New Roman"/>
-          <w:szCs w:val="28"/>
-        </w:rPr>
-        <w:t>–</w:t>
-      </w:r>
-      <w:r>
-        <w:rPr>
-          <w:rFonts w:cs="Times New Roman"/>
-          <w:szCs w:val="28"/>
-        </w:rPr>
-        <w:tab/>
-      </w:r>
-      <w:r>
-        <w:rPr>
-          <w:rFonts w:cs="Times New Roman"/>
-          <w:szCs w:val="28"/>
-        </w:rPr>
-        <w:t xml:space="preserve">страница </w:t>
-      </w:r>
-      <w:r>
-        <w:rPr>
-          <w:rFonts w:cs="Times New Roman"/>
-          <w:szCs w:val="28"/>
-        </w:rPr>
-        <w:t>новостной статьи</w:t>
-      </w:r>
-      <w:r>
-        <w:rPr>
-          <w:rFonts w:cs="Times New Roman"/>
-          <w:szCs w:val="28"/>
-        </w:rPr>
-        <w:t>,</w:t>
-      </w:r>
-    </w:p>
-    <w:p>
-      <w:pPr>
-        <w:ind w:firstLine="709"/>
-        <w:rPr>
-          <w:rFonts w:cs="Times New Roman"/>
-          <w:szCs w:val="28"/>
-        </w:rPr>
-      </w:pPr>
-      <w:r>
-        <w:rPr>
-          <w:rFonts w:cs="Times New Roman"/>
-          <w:szCs w:val="28"/>
-        </w:rPr>
-        <w:t>–</w:t>
-      </w:r>
-      <w:r>
-        <w:rPr>
-          <w:rFonts w:cs="Times New Roman"/>
-          <w:szCs w:val="28"/>
-        </w:rPr>
-        <w:tab/>
-      </w:r>
-      <w:r>
-        <w:rPr>
-          <w:rFonts w:cs="Times New Roman"/>
-          <w:szCs w:val="28"/>
-        </w:rPr>
-        <w:t>страница</w:t>
-      </w:r>
-      <w:r>
-        <w:rPr>
-          <w:rFonts w:cs="Times New Roman"/>
-          <w:szCs w:val="28"/>
-        </w:rPr>
+        <w:pStyle w:val="afa"/>
+      </w:pPr>
+    </w:p>
+    <w:p>
+      <w:pPr>
+        <w:pStyle w:val="afa"/>
+      </w:pPr>
+      <w:r>
+        <w:t>Каждая миграция Laravel содержит два основных метода: up() и down(). Метод up() отвечает за применение изменений к базе данных, например, создание таблиц с помощью Schema::create(), где определяется их структура и поля. Метод down() предназначен для отката этих изменений. В некоторых случаях, для добавления специфичных ограничений базы данных, таких как CHECK ограничения, использовался DB::statement, позволяющий выполнять произвольные SQL-запросы.</w:t>
+      </w:r>
+    </w:p>
+    <w:p>
+      <w:pPr>
+        <w:pStyle w:val="4"/>
+      </w:pPr>
+      <w:r>
+        <w:t xml:space="preserve">3.1.2 Модели </w:t>
+      </w:r>
+      <w:r>
+        <w:rPr>
+          <w:lang w:val="en-US"/>
+        </w:rPr>
+        <w:t>Eloquent</w:t>
+      </w:r>
+    </w:p>
+    <w:p>
+      <w:pPr>
+        <w:pStyle w:val="afa"/>
+      </w:pPr>
+      <w:r>
+        <w:t xml:space="preserve">Для взаимодействия с данными на уровне приложения использовались модели Eloquent. Каждая модель представляет собой класс, реализующий паттерн Active Record и напрямую связанный с таблицей в базе данных. Это позволяет работать с записями как с объектами PHP, абстрагируясь от написания прямых SQL-запросов и упрощая выполнение CRUD-операций. </w:t>
+      </w:r>
+    </w:p>
+    <w:p>
+      <w:pPr>
+        <w:pStyle w:val="afa"/>
+      </w:pPr>
+      <w:r>
+        <w:t>Код класса-модели</w:t>
+      </w:r>
+      <w:r>
+        <w:t xml:space="preserve"> для записей в расписании представлен в листинге 3.1.2</w:t>
+      </w:r>
+      <w:r>
+        <w:t>.1</w:t>
+      </w:r>
+      <w:r>
+        <w:t>.</w:t>
+      </w:r>
+    </w:p>
+    <w:p>
+      <w:pPr>
+        <w:pStyle w:val="af8"/>
+      </w:pPr>
+      <w:r>
+        <w:lastRenderedPageBreak/>
+        <w:t>Листинг 3.1.</w:t>
+      </w:r>
+      <w:r>
+        <w:t>2</w:t>
+      </w:r>
+      <w:r>
+        <w:t>.1</w:t>
+      </w:r>
+      <w:r>
+        <w:t xml:space="preserve"> — Код </w:t>
+      </w:r>
+      <w:r>
+        <w:t>класса</w:t>
+      </w:r>
+      <w:r>
+        <w:t>-</w:t>
+      </w:r>
+      <w:r>
+        <w:t xml:space="preserve">модели </w:t>
+      </w:r>
+      <w:r>
+        <w:t>“</w:t>
+      </w:r>
+      <w:r>
+        <w:rPr>
+          <w:lang w:val="en-US"/>
+        </w:rPr>
+        <w:t>Schedule</w:t>
+      </w:r>
+      <w:r>
         <w:t xml:space="preserve"> </w:t>
       </w:r>
       <w:r>
         <w:rPr>
-          <w:rFonts w:cs="Times New Roman"/>
-          <w:szCs w:val="28"/>
-        </w:rPr>
-        <w:t>с</w:t>
-      </w:r>
-      <w:r>
-        <w:rPr>
-          <w:rFonts w:cs="Times New Roman"/>
-          <w:szCs w:val="28"/>
-        </w:rPr>
-        <w:t xml:space="preserve"> личностями</w:t>
-      </w:r>
-      <w:r>
-        <w:rPr>
-          <w:rFonts w:cs="Times New Roman"/>
-          <w:szCs w:val="28"/>
-        </w:rPr>
-        <w:t xml:space="preserve"> </w:t>
-      </w:r>
-      <w:r>
-        <w:rPr>
-          <w:rFonts w:cs="Times New Roman"/>
-          <w:szCs w:val="28"/>
-        </w:rPr>
-        <w:t>из</w:t>
-      </w:r>
-      <w:r>
-        <w:rPr>
-          <w:rFonts w:cs="Times New Roman"/>
-          <w:szCs w:val="28"/>
-        </w:rPr>
-        <w:t xml:space="preserve"> киноиндустрии</w:t>
-      </w:r>
-      <w:r>
-        <w:rPr>
-          <w:rFonts w:cs="Times New Roman"/>
-          <w:szCs w:val="28"/>
-        </w:rPr>
+          <w:lang w:val="en-US"/>
+        </w:rPr>
+        <w:t>Entry</w:t>
+      </w:r>
+      <w:r>
+        <w:t>”</w:t>
+      </w:r>
+    </w:p>
+    <w:tbl>
+      <w:tblPr>
+        <w:tblStyle w:val="ad"/>
+        <w:tblW w:w="9351" w:type="dxa"/>
+        <w:tblInd w:w="0" w:type="dxa"/>
+        <w:tblLayout w:type="fixed"/>
+        <w:tblLook w:val="04A0" w:firstRow="1" w:lastRow="0" w:firstColumn="1" w:lastColumn="0" w:noHBand="0" w:noVBand="1"/>
+      </w:tblPr>
+      <w:tblGrid>
+        <w:gridCol w:w="9351"/>
+      </w:tblGrid>
+      <w:tr>
+        <w:trPr>
+          <w:trHeight w:val="1841"/>
+        </w:trPr>
+        <w:tc>
+          <w:tcPr>
+            <w:tcW w:w="9351" w:type="dxa"/>
+          </w:tcPr>
+          <w:p>
+            <w:pPr>
+              <w:spacing w:after="120" w:line="240" w:lineRule="auto"/>
+              <w:jc w:val="left"/>
+              <w:rPr>
+                <w:i/>
+                <w:iCs/>
+                <w:sz w:val="24"/>
+                <w:szCs w:val="20"/>
+                <w:lang w:val="en-US"/>
+              </w:rPr>
+            </w:pPr>
+            <w:r>
+              <w:rPr>
+                <w:i/>
+                <w:iCs/>
+                <w:sz w:val="24"/>
+                <w:szCs w:val="20"/>
+                <w:lang w:val="en-US"/>
+              </w:rPr>
+              <w:t>&lt;?php</w:t>
+            </w:r>
+          </w:p>
+          <w:p>
+            <w:pPr>
+              <w:spacing w:after="120" w:line="240" w:lineRule="auto"/>
+              <w:jc w:val="left"/>
+              <w:rPr>
+                <w:i/>
+                <w:iCs/>
+                <w:sz w:val="24"/>
+                <w:szCs w:val="20"/>
+                <w:lang w:val="en-US"/>
+              </w:rPr>
+            </w:pPr>
+            <w:r>
+              <w:rPr>
+                <w:i/>
+                <w:iCs/>
+                <w:sz w:val="24"/>
+                <w:szCs w:val="20"/>
+                <w:lang w:val="en-US"/>
+              </w:rPr>
+              <w:t>…</w:t>
+            </w:r>
+          </w:p>
+          <w:p>
+            <w:pPr>
+              <w:spacing w:after="120" w:line="240" w:lineRule="auto"/>
+              <w:jc w:val="left"/>
+              <w:rPr>
+                <w:i/>
+                <w:iCs/>
+                <w:sz w:val="24"/>
+                <w:szCs w:val="20"/>
+                <w:lang w:val="en-US"/>
+              </w:rPr>
+            </w:pPr>
+            <w:r>
+              <w:rPr>
+                <w:i/>
+                <w:iCs/>
+                <w:sz w:val="24"/>
+                <w:szCs w:val="20"/>
+                <w:lang w:val="en-US"/>
+              </w:rPr>
+              <w:t>class ScheduleEntry extends Model</w:t>
+            </w:r>
+          </w:p>
+          <w:p>
+            <w:pPr>
+              <w:spacing w:after="120" w:line="240" w:lineRule="auto"/>
+              <w:jc w:val="left"/>
+              <w:rPr>
+                <w:i/>
+                <w:iCs/>
+                <w:sz w:val="24"/>
+                <w:szCs w:val="20"/>
+                <w:lang w:val="en-US"/>
+              </w:rPr>
+            </w:pPr>
+            <w:r>
+              <w:rPr>
+                <w:i/>
+                <w:iCs/>
+                <w:sz w:val="24"/>
+                <w:szCs w:val="20"/>
+                <w:lang w:val="en-US"/>
+              </w:rPr>
+              <w:t>{</w:t>
+            </w:r>
+          </w:p>
+          <w:p>
+            <w:pPr>
+              <w:spacing w:after="120" w:line="240" w:lineRule="auto"/>
+              <w:jc w:val="left"/>
+              <w:rPr>
+                <w:i/>
+                <w:iCs/>
+                <w:sz w:val="24"/>
+                <w:szCs w:val="20"/>
+                <w:lang w:val="en-US"/>
+              </w:rPr>
+            </w:pPr>
+            <w:r>
+              <w:rPr>
+                <w:i/>
+                <w:iCs/>
+                <w:sz w:val="24"/>
+                <w:szCs w:val="20"/>
+                <w:lang w:val="en-US"/>
+              </w:rPr>
+              <w:t>    protected $fillable = [</w:t>
+            </w:r>
+          </w:p>
+          <w:p>
+            <w:pPr>
+              <w:spacing w:after="120" w:line="240" w:lineRule="auto"/>
+              <w:jc w:val="left"/>
+              <w:rPr>
+                <w:i/>
+                <w:iCs/>
+                <w:sz w:val="24"/>
+                <w:szCs w:val="20"/>
+                <w:lang w:val="en-US"/>
+              </w:rPr>
+            </w:pPr>
+            <w:r>
+              <w:rPr>
+                <w:i/>
+                <w:iCs/>
+                <w:sz w:val="24"/>
+                <w:szCs w:val="20"/>
+                <w:lang w:val="en-US"/>
+              </w:rPr>
+              <w:t>        'user_id', 'title', 'description', 'day_of_week', 'start_time', 'end_time',</w:t>
+            </w:r>
+          </w:p>
+          <w:p>
+            <w:pPr>
+              <w:spacing w:after="120" w:line="240" w:lineRule="auto"/>
+              <w:jc w:val="left"/>
+              <w:rPr>
+                <w:i/>
+                <w:iCs/>
+                <w:sz w:val="24"/>
+                <w:szCs w:val="20"/>
+              </w:rPr>
+            </w:pPr>
+            <w:r>
+              <w:rPr>
+                <w:i/>
+                <w:iCs/>
+                <w:sz w:val="24"/>
+                <w:szCs w:val="20"/>
+                <w:lang w:val="en-US"/>
+              </w:rPr>
+              <w:t xml:space="preserve">    </w:t>
+            </w:r>
+            <w:r>
+              <w:rPr>
+                <w:i/>
+                <w:iCs/>
+                <w:sz w:val="24"/>
+                <w:szCs w:val="20"/>
+              </w:rPr>
+              <w:t>];</w:t>
+            </w:r>
+          </w:p>
+          <w:p>
+            <w:pPr>
+              <w:spacing w:after="120" w:line="240" w:lineRule="auto"/>
+              <w:jc w:val="left"/>
+              <w:rPr>
+                <w:i/>
+                <w:iCs/>
+                <w:sz w:val="24"/>
+                <w:szCs w:val="20"/>
+              </w:rPr>
+            </w:pPr>
+          </w:p>
+          <w:p>
+            <w:pPr>
+              <w:spacing w:after="120" w:line="240" w:lineRule="auto"/>
+              <w:jc w:val="left"/>
+              <w:rPr>
+                <w:i/>
+                <w:iCs/>
+                <w:sz w:val="24"/>
+                <w:szCs w:val="20"/>
+              </w:rPr>
+            </w:pPr>
+            <w:r>
+              <w:rPr>
+                <w:i/>
+                <w:iCs/>
+                <w:sz w:val="24"/>
+                <w:szCs w:val="20"/>
+              </w:rPr>
+              <w:t>    /**</w:t>
+            </w:r>
+          </w:p>
+          <w:p>
+            <w:pPr>
+              <w:spacing w:after="120" w:line="240" w:lineRule="auto"/>
+              <w:jc w:val="left"/>
+              <w:rPr>
+                <w:i/>
+                <w:iCs/>
+                <w:sz w:val="24"/>
+                <w:szCs w:val="20"/>
+              </w:rPr>
+            </w:pPr>
+            <w:r>
+              <w:rPr>
+                <w:i/>
+                <w:iCs/>
+                <w:sz w:val="24"/>
+                <w:szCs w:val="20"/>
+              </w:rPr>
+              <w:t>     * Получить пользователя, которому принадлежит запись расписания.</w:t>
+            </w:r>
+          </w:p>
+          <w:p>
+            <w:pPr>
+              <w:spacing w:after="120" w:line="240" w:lineRule="auto"/>
+              <w:jc w:val="left"/>
+              <w:rPr>
+                <w:i/>
+                <w:iCs/>
+                <w:sz w:val="24"/>
+                <w:szCs w:val="20"/>
+                <w:lang w:val="en-US"/>
+              </w:rPr>
+            </w:pPr>
+            <w:r>
+              <w:rPr>
+                <w:i/>
+                <w:iCs/>
+                <w:sz w:val="24"/>
+                <w:szCs w:val="20"/>
+              </w:rPr>
+              <w:t>     </w:t>
+            </w:r>
+            <w:r>
+              <w:rPr>
+                <w:i/>
+                <w:iCs/>
+                <w:sz w:val="24"/>
+                <w:szCs w:val="20"/>
+                <w:lang w:val="en-US"/>
+              </w:rPr>
+              <w:t>*/</w:t>
+            </w:r>
+          </w:p>
+          <w:p>
+            <w:pPr>
+              <w:spacing w:after="120" w:line="240" w:lineRule="auto"/>
+              <w:jc w:val="left"/>
+              <w:rPr>
+                <w:i/>
+                <w:iCs/>
+                <w:sz w:val="24"/>
+                <w:szCs w:val="20"/>
+                <w:lang w:val="en-US"/>
+              </w:rPr>
+            </w:pPr>
+            <w:r>
+              <w:rPr>
+                <w:i/>
+                <w:iCs/>
+                <w:sz w:val="24"/>
+                <w:szCs w:val="20"/>
+                <w:lang w:val="en-US"/>
+              </w:rPr>
+              <w:t>    public function user()</w:t>
+            </w:r>
+          </w:p>
+          <w:p>
+            <w:pPr>
+              <w:spacing w:after="120" w:line="240" w:lineRule="auto"/>
+              <w:jc w:val="left"/>
+              <w:rPr>
+                <w:i/>
+                <w:iCs/>
+                <w:sz w:val="24"/>
+                <w:szCs w:val="20"/>
+                <w:lang w:val="en-US"/>
+              </w:rPr>
+            </w:pPr>
+            <w:r>
+              <w:rPr>
+                <w:i/>
+                <w:iCs/>
+                <w:sz w:val="24"/>
+                <w:szCs w:val="20"/>
+                <w:lang w:val="en-US"/>
+              </w:rPr>
+              <w:t>    {</w:t>
+            </w:r>
+          </w:p>
+          <w:p>
+            <w:pPr>
+              <w:spacing w:after="120" w:line="240" w:lineRule="auto"/>
+              <w:jc w:val="left"/>
+              <w:rPr>
+                <w:i/>
+                <w:iCs/>
+                <w:sz w:val="24"/>
+                <w:szCs w:val="20"/>
+                <w:lang w:val="en-US"/>
+              </w:rPr>
+            </w:pPr>
+            <w:r>
+              <w:rPr>
+                <w:i/>
+                <w:iCs/>
+                <w:sz w:val="24"/>
+                <w:szCs w:val="20"/>
+                <w:lang w:val="en-US"/>
+              </w:rPr>
+              <w:t>        return $this-&gt;belongsTo(User::class);</w:t>
+            </w:r>
+          </w:p>
+          <w:p>
+            <w:pPr>
+              <w:spacing w:after="120" w:line="240" w:lineRule="auto"/>
+              <w:jc w:val="left"/>
+              <w:rPr>
+                <w:i/>
+                <w:iCs/>
+                <w:sz w:val="24"/>
+                <w:szCs w:val="20"/>
+              </w:rPr>
+            </w:pPr>
+            <w:r>
+              <w:rPr>
+                <w:i/>
+                <w:iCs/>
+                <w:sz w:val="24"/>
+                <w:szCs w:val="20"/>
+                <w:lang w:val="en-US"/>
+              </w:rPr>
+              <w:t xml:space="preserve">    </w:t>
+            </w:r>
+            <w:r>
+              <w:rPr>
+                <w:i/>
+                <w:iCs/>
+                <w:sz w:val="24"/>
+                <w:szCs w:val="20"/>
+              </w:rPr>
+              <w:t>}</w:t>
+            </w:r>
+          </w:p>
+          <w:p>
+            <w:pPr>
+              <w:spacing w:after="120" w:line="240" w:lineRule="auto"/>
+              <w:jc w:val="left"/>
+              <w:rPr>
+                <w:i/>
+                <w:iCs/>
+                <w:sz w:val="24"/>
+                <w:szCs w:val="20"/>
+              </w:rPr>
+            </w:pPr>
+          </w:p>
+          <w:p>
+            <w:pPr>
+              <w:spacing w:after="120" w:line="240" w:lineRule="auto"/>
+              <w:jc w:val="left"/>
+              <w:rPr>
+                <w:i/>
+                <w:iCs/>
+                <w:sz w:val="24"/>
+                <w:szCs w:val="20"/>
+              </w:rPr>
+            </w:pPr>
+            <w:r>
+              <w:rPr>
+                <w:i/>
+                <w:iCs/>
+                <w:sz w:val="24"/>
+                <w:szCs w:val="20"/>
+              </w:rPr>
+              <w:t>    /**</w:t>
+            </w:r>
+          </w:p>
+          <w:p>
+            <w:pPr>
+              <w:spacing w:after="120" w:line="240" w:lineRule="auto"/>
+              <w:jc w:val="left"/>
+              <w:rPr>
+                <w:i/>
+                <w:iCs/>
+                <w:sz w:val="24"/>
+                <w:szCs w:val="20"/>
+              </w:rPr>
+            </w:pPr>
+            <w:r>
+              <w:rPr>
+                <w:i/>
+                <w:iCs/>
+                <w:sz w:val="24"/>
+                <w:szCs w:val="20"/>
+              </w:rPr>
+              <w:t>     * Получить все теги, связанные с этой записью.</w:t>
+            </w:r>
+          </w:p>
+          <w:p>
+            <w:pPr>
+              <w:spacing w:after="120" w:line="240" w:lineRule="auto"/>
+              <w:jc w:val="left"/>
+              <w:rPr>
+                <w:i/>
+                <w:iCs/>
+                <w:sz w:val="24"/>
+                <w:szCs w:val="20"/>
+                <w:lang w:val="en-US"/>
+              </w:rPr>
+            </w:pPr>
+            <w:r>
+              <w:rPr>
+                <w:i/>
+                <w:iCs/>
+                <w:sz w:val="24"/>
+                <w:szCs w:val="20"/>
+              </w:rPr>
+              <w:t>     </w:t>
+            </w:r>
+            <w:r>
+              <w:rPr>
+                <w:i/>
+                <w:iCs/>
+                <w:sz w:val="24"/>
+                <w:szCs w:val="20"/>
+                <w:lang w:val="en-US"/>
+              </w:rPr>
+              <w:t>*/</w:t>
+            </w:r>
+          </w:p>
+          <w:p>
+            <w:pPr>
+              <w:spacing w:after="120" w:line="240" w:lineRule="auto"/>
+              <w:jc w:val="left"/>
+              <w:rPr>
+                <w:i/>
+                <w:iCs/>
+                <w:sz w:val="24"/>
+                <w:szCs w:val="20"/>
+                <w:lang w:val="en-US"/>
+              </w:rPr>
+            </w:pPr>
+            <w:r>
+              <w:rPr>
+                <w:i/>
+                <w:iCs/>
+                <w:sz w:val="24"/>
+                <w:szCs w:val="20"/>
+                <w:lang w:val="en-US"/>
+              </w:rPr>
+              <w:t>    public function tags()</w:t>
+            </w:r>
+          </w:p>
+          <w:p>
+            <w:pPr>
+              <w:spacing w:after="120" w:line="240" w:lineRule="auto"/>
+              <w:jc w:val="left"/>
+              <w:rPr>
+                <w:i/>
+                <w:iCs/>
+                <w:sz w:val="24"/>
+                <w:szCs w:val="20"/>
+                <w:lang w:val="en-US"/>
+              </w:rPr>
+            </w:pPr>
+            <w:r>
+              <w:rPr>
+                <w:i/>
+                <w:iCs/>
+                <w:sz w:val="24"/>
+                <w:szCs w:val="20"/>
+                <w:lang w:val="en-US"/>
+              </w:rPr>
+              <w:t>    {</w:t>
+            </w:r>
+          </w:p>
+          <w:p>
+            <w:pPr>
+              <w:spacing w:after="120" w:line="240" w:lineRule="auto"/>
+              <w:jc w:val="left"/>
+              <w:rPr>
+                <w:i/>
+                <w:iCs/>
+                <w:sz w:val="24"/>
+                <w:szCs w:val="20"/>
+                <w:lang w:val="en-US"/>
+              </w:rPr>
+            </w:pPr>
+            <w:r>
+              <w:rPr>
+                <w:i/>
+                <w:iCs/>
+                <w:sz w:val="24"/>
+                <w:szCs w:val="20"/>
+                <w:lang w:val="en-US"/>
+              </w:rPr>
+              <w:t>        return $this-&gt;belongsToMany(Tag::class);</w:t>
+            </w:r>
+          </w:p>
+          <w:p>
+            <w:pPr>
+              <w:spacing w:after="120" w:line="240" w:lineRule="auto"/>
+              <w:jc w:val="left"/>
+              <w:rPr>
+                <w:i/>
+                <w:iCs/>
+                <w:sz w:val="24"/>
+                <w:szCs w:val="20"/>
+              </w:rPr>
+            </w:pPr>
+            <w:r>
+              <w:rPr>
+                <w:i/>
+                <w:iCs/>
+                <w:sz w:val="24"/>
+                <w:szCs w:val="20"/>
+                <w:lang w:val="en-US"/>
+              </w:rPr>
+              <w:t xml:space="preserve">    </w:t>
+            </w:r>
+            <w:r>
+              <w:rPr>
+                <w:i/>
+                <w:iCs/>
+                <w:sz w:val="24"/>
+                <w:szCs w:val="20"/>
+              </w:rPr>
+              <w:t>}</w:t>
+            </w:r>
+          </w:p>
+          <w:p>
+            <w:pPr>
+              <w:spacing w:after="120" w:line="240" w:lineRule="auto"/>
+              <w:jc w:val="left"/>
+            </w:pPr>
+            <w:r>
+              <w:rPr>
+                <w:i/>
+                <w:iCs/>
+                <w:sz w:val="24"/>
+                <w:szCs w:val="20"/>
+              </w:rPr>
+              <w:t>}</w:t>
+            </w:r>
+          </w:p>
+        </w:tc>
+      </w:tr>
+    </w:tbl>
+    <w:p>
+      <w:pPr>
+        <w:pStyle w:val="afa"/>
+      </w:pPr>
+    </w:p>
+    <w:p>
+      <w:pPr>
+        <w:pStyle w:val="afa"/>
+      </w:pPr>
+      <w:r>
+        <w:t>Свойство $fillable определяет, какие атрибуты можно массово присваивать, обеспечивая защиту от уязвимостей. Для описания отношений между сущностями используются специальные методы, такие как belongsTo() для связи «многие-к-одному» и belongsToMany() для связи «многие-ко-многим», что позволяет легко извлекать связанные данные.</w:t>
+      </w:r>
+    </w:p>
+    <w:p>
+      <w:pPr>
+        <w:pStyle w:val="3"/>
+      </w:pPr>
+      <w:r>
+        <w:lastRenderedPageBreak/>
+        <w:t>3.2 Реализация слоя логики</w:t>
+      </w:r>
+    </w:p>
+    <w:p>
+      <w:pPr>
+        <w:pStyle w:val="4"/>
+      </w:pPr>
+      <w:r>
+        <w:t xml:space="preserve">3.2.1 </w:t>
+      </w:r>
+      <w:r>
+        <w:t>Маршрутизация</w:t>
+      </w:r>
+    </w:p>
+    <w:p>
+      <w:pPr>
+        <w:pStyle w:val="afa"/>
+      </w:pPr>
+      <w:r>
+        <w:t xml:space="preserve">Маршрутизация в Laravel является точкой входа для всех HTTP-запросов и отвечает за их направление на соответствующие методы контроллеров. Вся логика маршрутизации веб-приложения определена в файле routes/web.php. Этот файл действует как "карта" приложения, связывая URL-адреса и HTTP-методы с конкретными обработчиками, что позволяет централизованно управлять всеми доступными эндпоинтами. </w:t>
+      </w:r>
+    </w:p>
+    <w:p>
+      <w:pPr>
+        <w:pStyle w:val="afa"/>
+      </w:pPr>
+      <w:r>
+        <w:t>Код файла маршрутизации представлен в листинге 3.2.1.</w:t>
+      </w:r>
+    </w:p>
+    <w:p>
+      <w:pPr>
+        <w:pStyle w:val="af8"/>
+      </w:pPr>
+      <w:r>
+        <w:t>Листинг 3.</w:t>
+      </w:r>
+      <w:r>
+        <w:t>2</w:t>
+      </w:r>
+      <w:r>
         <w:t>.</w:t>
       </w:r>
-    </w:p>
-    <w:p>
-      <w:pPr>
-        <w:spacing w:after="160" w:line="259" w:lineRule="auto"/>
-        <w:jc w:val="left"/>
-        <w:rPr>
-          <w:rFonts w:eastAsiaTheme="majorEastAsia" w:cstheme="majorBidi"/>
-          <w:b/>
-          <w:szCs w:val="32"/>
-        </w:rPr>
-      </w:pPr>
+      <w:r>
+        <w:t>1</w:t>
+      </w:r>
+      <w:r>
+        <w:t>.1</w:t>
+      </w:r>
+      <w:r>
+        <w:t xml:space="preserve"> — Код </w:t>
+      </w:r>
+      <w:r>
+        <w:t xml:space="preserve">файла маршрутизации </w:t>
+      </w:r>
+      <w:r>
+        <w:t>“</w:t>
+      </w:r>
+      <w:r>
+        <w:rPr>
+          <w:lang w:val="en-US"/>
+        </w:rPr>
+        <w:t>routes</w:t>
+      </w:r>
+      <w:r>
+        <w:t>/</w:t>
+      </w:r>
+      <w:r>
+        <w:rPr>
+          <w:lang w:val="en-US"/>
+        </w:rPr>
+        <w:t>web</w:t>
+      </w:r>
+      <w:r>
+        <w:t>.</w:t>
+      </w:r>
+      <w:r>
+        <w:rPr>
+          <w:lang w:val="en-US"/>
+        </w:rPr>
+        <w:t>php</w:t>
+      </w:r>
+      <w:r>
+        <w:t>”</w:t>
+      </w:r>
+    </w:p>
+    <w:tbl>
+      <w:tblPr>
+        <w:tblStyle w:val="ad"/>
+        <w:tblW w:w="9351" w:type="dxa"/>
+        <w:tblInd w:w="0" w:type="dxa"/>
+        <w:tblLayout w:type="fixed"/>
+        <w:tblLook w:val="04A0" w:firstRow="1" w:lastRow="0" w:firstColumn="1" w:lastColumn="0" w:noHBand="0" w:noVBand="1"/>
+      </w:tblPr>
+      <w:tblGrid>
+        <w:gridCol w:w="9351"/>
+      </w:tblGrid>
+      <w:tr>
+        <w:trPr>
+          <w:trHeight w:val="1841"/>
+        </w:trPr>
+        <w:tc>
+          <w:tcPr>
+            <w:tcW w:w="9351" w:type="dxa"/>
+          </w:tcPr>
+          <w:p>
+            <w:pPr>
+              <w:spacing w:after="120" w:line="240" w:lineRule="auto"/>
+              <w:jc w:val="left"/>
+              <w:rPr>
+                <w:i/>
+                <w:iCs/>
+                <w:sz w:val="24"/>
+                <w:szCs w:val="20"/>
+              </w:rPr>
+            </w:pPr>
+            <w:r>
+              <w:rPr>
+                <w:i/>
+                <w:iCs/>
+                <w:sz w:val="24"/>
+                <w:szCs w:val="20"/>
+              </w:rPr>
+              <w:t>&lt;?</w:t>
+            </w:r>
+            <w:r>
+              <w:rPr>
+                <w:i/>
+                <w:iCs/>
+                <w:sz w:val="24"/>
+                <w:szCs w:val="20"/>
+                <w:lang w:val="en-US"/>
+              </w:rPr>
+              <w:t>php</w:t>
+            </w:r>
+          </w:p>
+          <w:p>
+            <w:pPr>
+              <w:spacing w:after="120" w:line="240" w:lineRule="auto"/>
+              <w:jc w:val="left"/>
+              <w:rPr>
+                <w:i/>
+                <w:iCs/>
+                <w:sz w:val="24"/>
+                <w:szCs w:val="20"/>
+              </w:rPr>
+            </w:pPr>
+            <w:r>
+              <w:rPr>
+                <w:i/>
+                <w:iCs/>
+                <w:sz w:val="24"/>
+                <w:szCs w:val="20"/>
+              </w:rPr>
+              <w:t>…</w:t>
+            </w:r>
+          </w:p>
+          <w:p>
+            <w:pPr>
+              <w:spacing w:after="120" w:line="240" w:lineRule="auto"/>
+              <w:jc w:val="left"/>
+              <w:rPr>
+                <w:i/>
+                <w:iCs/>
+                <w:sz w:val="24"/>
+                <w:szCs w:val="20"/>
+              </w:rPr>
+            </w:pPr>
+            <w:r>
+              <w:rPr>
+                <w:i/>
+                <w:iCs/>
+                <w:sz w:val="24"/>
+                <w:szCs w:val="20"/>
+              </w:rPr>
+              <w:t>// Главная страница перенаправляет на страницу расписания</w:t>
+            </w:r>
+          </w:p>
+          <w:p>
+            <w:pPr>
+              <w:spacing w:after="120" w:line="240" w:lineRule="auto"/>
+              <w:jc w:val="left"/>
+              <w:rPr>
+                <w:i/>
+                <w:iCs/>
+                <w:sz w:val="24"/>
+                <w:szCs w:val="20"/>
+                <w:lang w:val="en-US"/>
+              </w:rPr>
+            </w:pPr>
+            <w:r>
+              <w:rPr>
+                <w:i/>
+                <w:iCs/>
+                <w:sz w:val="24"/>
+                <w:szCs w:val="20"/>
+                <w:lang w:val="en-US"/>
+              </w:rPr>
+              <w:t>Route::get('/', function () {</w:t>
+            </w:r>
+          </w:p>
+          <w:p>
+            <w:pPr>
+              <w:spacing w:after="120" w:line="240" w:lineRule="auto"/>
+              <w:jc w:val="left"/>
+              <w:rPr>
+                <w:i/>
+                <w:iCs/>
+                <w:sz w:val="24"/>
+                <w:szCs w:val="20"/>
+                <w:lang w:val="en-US"/>
+              </w:rPr>
+            </w:pPr>
+            <w:r>
+              <w:rPr>
+                <w:i/>
+                <w:iCs/>
+                <w:sz w:val="24"/>
+                <w:szCs w:val="20"/>
+                <w:lang w:val="en-US"/>
+              </w:rPr>
+              <w:t>    return redirect('/schedule-entries');</w:t>
+            </w:r>
+          </w:p>
+          <w:p>
+            <w:pPr>
+              <w:spacing w:after="120" w:line="240" w:lineRule="auto"/>
+              <w:jc w:val="left"/>
+              <w:rPr>
+                <w:i/>
+                <w:iCs/>
+                <w:sz w:val="24"/>
+                <w:szCs w:val="20"/>
+                <w:lang w:val="en-US"/>
+              </w:rPr>
+            </w:pPr>
+            <w:r>
+              <w:rPr>
+                <w:i/>
+                <w:iCs/>
+                <w:sz w:val="24"/>
+                <w:szCs w:val="20"/>
+                <w:lang w:val="en-US"/>
+              </w:rPr>
+              <w:t>});</w:t>
+            </w:r>
+          </w:p>
+          <w:p>
+            <w:pPr>
+              <w:spacing w:after="120" w:line="240" w:lineRule="auto"/>
+              <w:jc w:val="left"/>
+              <w:rPr>
+                <w:i/>
+                <w:iCs/>
+                <w:sz w:val="24"/>
+                <w:szCs w:val="20"/>
+                <w:lang w:val="en-US"/>
+              </w:rPr>
+            </w:pPr>
+            <w:r>
+              <w:rPr>
+                <w:i/>
+                <w:iCs/>
+                <w:sz w:val="24"/>
+                <w:szCs w:val="20"/>
+                <w:lang w:val="en-US"/>
+              </w:rPr>
+              <w:t xml:space="preserve">// </w:t>
+            </w:r>
+            <w:r>
+              <w:rPr>
+                <w:i/>
+                <w:iCs/>
+                <w:sz w:val="24"/>
+                <w:szCs w:val="20"/>
+              </w:rPr>
+              <w:t>Маршруты</w:t>
+            </w:r>
+            <w:r>
+              <w:rPr>
+                <w:i/>
+                <w:iCs/>
+                <w:sz w:val="24"/>
+                <w:szCs w:val="20"/>
+                <w:lang w:val="en-US"/>
+              </w:rPr>
+              <w:t xml:space="preserve"> </w:t>
+            </w:r>
+            <w:r>
+              <w:rPr>
+                <w:i/>
+                <w:iCs/>
+                <w:sz w:val="24"/>
+                <w:szCs w:val="20"/>
+              </w:rPr>
+              <w:t>для</w:t>
+            </w:r>
+            <w:r>
+              <w:rPr>
+                <w:i/>
+                <w:iCs/>
+                <w:sz w:val="24"/>
+                <w:szCs w:val="20"/>
+                <w:lang w:val="en-US"/>
+              </w:rPr>
+              <w:t xml:space="preserve"> </w:t>
+            </w:r>
+            <w:r>
+              <w:rPr>
+                <w:i/>
+                <w:iCs/>
+                <w:sz w:val="24"/>
+                <w:szCs w:val="20"/>
+              </w:rPr>
+              <w:t>аутентификации</w:t>
+            </w:r>
+          </w:p>
+          <w:p>
+            <w:pPr>
+              <w:spacing w:after="120" w:line="240" w:lineRule="auto"/>
+              <w:jc w:val="left"/>
+              <w:rPr>
+                <w:i/>
+                <w:iCs/>
+                <w:sz w:val="24"/>
+                <w:szCs w:val="20"/>
+                <w:lang w:val="en-US"/>
+              </w:rPr>
+            </w:pPr>
+            <w:r>
+              <w:rPr>
+                <w:i/>
+                <w:iCs/>
+                <w:sz w:val="24"/>
+                <w:szCs w:val="20"/>
+                <w:lang w:val="en-US"/>
+              </w:rPr>
+              <w:t>Route::group([], function() {</w:t>
+            </w:r>
+          </w:p>
+          <w:p>
+            <w:pPr>
+              <w:spacing w:after="120" w:line="240" w:lineRule="auto"/>
+              <w:jc w:val="left"/>
+              <w:rPr>
+                <w:i/>
+                <w:iCs/>
+                <w:sz w:val="24"/>
+                <w:szCs w:val="20"/>
+                <w:lang w:val="en-US"/>
+              </w:rPr>
+            </w:pPr>
+            <w:r>
+              <w:rPr>
+                <w:i/>
+                <w:iCs/>
+                <w:sz w:val="24"/>
+                <w:szCs w:val="20"/>
+                <w:lang w:val="en-US"/>
+              </w:rPr>
+              <w:t xml:space="preserve">    // </w:t>
+            </w:r>
+            <w:r>
+              <w:rPr>
+                <w:i/>
+                <w:iCs/>
+                <w:sz w:val="24"/>
+                <w:szCs w:val="20"/>
+              </w:rPr>
+              <w:t>Маршруты</w:t>
+            </w:r>
+            <w:r>
+              <w:rPr>
+                <w:i/>
+                <w:iCs/>
+                <w:sz w:val="24"/>
+                <w:szCs w:val="20"/>
+                <w:lang w:val="en-US"/>
+              </w:rPr>
+              <w:t xml:space="preserve"> </w:t>
+            </w:r>
+            <w:r>
+              <w:rPr>
+                <w:i/>
+                <w:iCs/>
+                <w:sz w:val="24"/>
+                <w:szCs w:val="20"/>
+              </w:rPr>
+              <w:t>входа</w:t>
+            </w:r>
+          </w:p>
+          <w:p>
+            <w:pPr>
+              <w:spacing w:after="120" w:line="240" w:lineRule="auto"/>
+              <w:jc w:val="left"/>
+              <w:rPr>
+                <w:i/>
+                <w:iCs/>
+                <w:sz w:val="24"/>
+                <w:szCs w:val="20"/>
+                <w:lang w:val="en-US"/>
+              </w:rPr>
+            </w:pPr>
+            <w:r>
+              <w:rPr>
+                <w:i/>
+                <w:iCs/>
+                <w:sz w:val="24"/>
+                <w:szCs w:val="20"/>
+                <w:lang w:val="en-US"/>
+              </w:rPr>
+              <w:t>    Route::get('login', [LoginController::class, 'showLoginForm'])-&gt;name('login');</w:t>
+            </w:r>
+          </w:p>
+          <w:p>
+            <w:pPr>
+              <w:spacing w:after="120" w:line="240" w:lineRule="auto"/>
+              <w:jc w:val="left"/>
+              <w:rPr>
+                <w:i/>
+                <w:iCs/>
+                <w:sz w:val="24"/>
+                <w:szCs w:val="20"/>
+                <w:lang w:val="en-US"/>
+              </w:rPr>
+            </w:pPr>
+            <w:r>
+              <w:rPr>
+                <w:i/>
+                <w:iCs/>
+                <w:sz w:val="24"/>
+                <w:szCs w:val="20"/>
+                <w:lang w:val="en-US"/>
+              </w:rPr>
+              <w:t>    Route::post('login', [LoginController::class, 'login']);</w:t>
+            </w:r>
+          </w:p>
+          <w:p>
+            <w:pPr>
+              <w:spacing w:after="120" w:line="240" w:lineRule="auto"/>
+              <w:jc w:val="left"/>
+              <w:rPr>
+                <w:i/>
+                <w:iCs/>
+                <w:sz w:val="24"/>
+                <w:szCs w:val="20"/>
+                <w:lang w:val="en-US"/>
+              </w:rPr>
+            </w:pPr>
+          </w:p>
+          <w:p>
+            <w:pPr>
+              <w:spacing w:after="120" w:line="240" w:lineRule="auto"/>
+              <w:jc w:val="left"/>
+              <w:rPr>
+                <w:i/>
+                <w:iCs/>
+                <w:sz w:val="24"/>
+                <w:szCs w:val="20"/>
+                <w:lang w:val="en-US"/>
+              </w:rPr>
+            </w:pPr>
+            <w:r>
+              <w:rPr>
+                <w:i/>
+                <w:iCs/>
+                <w:sz w:val="24"/>
+                <w:szCs w:val="20"/>
+                <w:lang w:val="en-US"/>
+              </w:rPr>
+              <w:t xml:space="preserve">    // </w:t>
+            </w:r>
+            <w:r>
+              <w:rPr>
+                <w:i/>
+                <w:iCs/>
+                <w:sz w:val="24"/>
+                <w:szCs w:val="20"/>
+              </w:rPr>
+              <w:t>Маршрут</w:t>
+            </w:r>
+            <w:r>
+              <w:rPr>
+                <w:i/>
+                <w:iCs/>
+                <w:sz w:val="24"/>
+                <w:szCs w:val="20"/>
+                <w:lang w:val="en-US"/>
+              </w:rPr>
+              <w:t xml:space="preserve"> </w:t>
+            </w:r>
+            <w:r>
+              <w:rPr>
+                <w:i/>
+                <w:iCs/>
+                <w:sz w:val="24"/>
+                <w:szCs w:val="20"/>
+              </w:rPr>
+              <w:t>выхода</w:t>
+            </w:r>
+          </w:p>
+          <w:p>
+            <w:pPr>
+              <w:spacing w:after="120" w:line="240" w:lineRule="auto"/>
+              <w:jc w:val="left"/>
+              <w:rPr>
+                <w:i/>
+                <w:iCs/>
+                <w:sz w:val="24"/>
+                <w:szCs w:val="20"/>
+                <w:lang w:val="en-US"/>
+              </w:rPr>
+            </w:pPr>
+            <w:r>
+              <w:rPr>
+                <w:i/>
+                <w:iCs/>
+                <w:sz w:val="24"/>
+                <w:szCs w:val="20"/>
+                <w:lang w:val="en-US"/>
+              </w:rPr>
+              <w:t>    Route::post('logout', [LoginController::class, 'logout'])-&gt;name('logout');</w:t>
+            </w:r>
+          </w:p>
+          <w:p>
+            <w:pPr>
+              <w:spacing w:after="120" w:line="240" w:lineRule="auto"/>
+              <w:jc w:val="left"/>
+              <w:rPr>
+                <w:i/>
+                <w:iCs/>
+                <w:sz w:val="24"/>
+                <w:szCs w:val="20"/>
+                <w:lang w:val="en-US"/>
+              </w:rPr>
+            </w:pPr>
+            <w:r>
+              <w:rPr>
+                <w:i/>
+                <w:iCs/>
+                <w:sz w:val="24"/>
+                <w:szCs w:val="20"/>
+                <w:lang w:val="en-US"/>
+              </w:rPr>
+              <w:t xml:space="preserve">    // </w:t>
+            </w:r>
+            <w:r>
+              <w:rPr>
+                <w:i/>
+                <w:iCs/>
+                <w:sz w:val="24"/>
+                <w:szCs w:val="20"/>
+              </w:rPr>
+              <w:t>Маршруты</w:t>
+            </w:r>
+            <w:r>
+              <w:rPr>
+                <w:i/>
+                <w:iCs/>
+                <w:sz w:val="24"/>
+                <w:szCs w:val="20"/>
+                <w:lang w:val="en-US"/>
+              </w:rPr>
+              <w:t xml:space="preserve"> </w:t>
+            </w:r>
+            <w:r>
+              <w:rPr>
+                <w:i/>
+                <w:iCs/>
+                <w:sz w:val="24"/>
+                <w:szCs w:val="20"/>
+              </w:rPr>
+              <w:t>регистрации</w:t>
+            </w:r>
+          </w:p>
+          <w:p>
+            <w:pPr>
+              <w:spacing w:after="120" w:line="240" w:lineRule="auto"/>
+              <w:jc w:val="left"/>
+              <w:rPr>
+                <w:i/>
+                <w:iCs/>
+                <w:sz w:val="24"/>
+                <w:szCs w:val="20"/>
+                <w:lang w:val="en-US"/>
+              </w:rPr>
+            </w:pPr>
+            <w:r>
+              <w:rPr>
+                <w:i/>
+                <w:iCs/>
+                <w:sz w:val="24"/>
+                <w:szCs w:val="20"/>
+                <w:lang w:val="en-US"/>
+              </w:rPr>
+              <w:t>    Route::get('register', [RegisterController::class, 'showRegistrationForm'])-&gt;name('register');</w:t>
+            </w:r>
+          </w:p>
+          <w:p>
+            <w:pPr>
+              <w:spacing w:after="120" w:line="240" w:lineRule="auto"/>
+              <w:jc w:val="left"/>
+              <w:rPr>
+                <w:i/>
+                <w:iCs/>
+                <w:sz w:val="24"/>
+                <w:szCs w:val="20"/>
+                <w:lang w:val="en-US"/>
+              </w:rPr>
+            </w:pPr>
+            <w:r>
+              <w:rPr>
+                <w:i/>
+                <w:iCs/>
+                <w:sz w:val="24"/>
+                <w:szCs w:val="20"/>
+                <w:lang w:val="en-US"/>
+              </w:rPr>
+              <w:t>    Route::post('register', [RegisterController::class, 'register']);</w:t>
+            </w:r>
+          </w:p>
+          <w:p>
+            <w:pPr>
+              <w:spacing w:after="120" w:line="240" w:lineRule="auto"/>
+              <w:jc w:val="left"/>
+              <w:rPr>
+                <w:i/>
+                <w:iCs/>
+                <w:sz w:val="24"/>
+                <w:szCs w:val="20"/>
+              </w:rPr>
+            </w:pPr>
+            <w:r>
+              <w:rPr>
+                <w:i/>
+                <w:iCs/>
+                <w:sz w:val="24"/>
+                <w:szCs w:val="20"/>
+              </w:rPr>
+              <w:t>});</w:t>
+            </w:r>
+          </w:p>
+          <w:p>
+            <w:pPr>
+              <w:spacing w:after="120" w:line="240" w:lineRule="auto"/>
+              <w:jc w:val="left"/>
+              <w:rPr>
+                <w:i/>
+                <w:iCs/>
+                <w:sz w:val="24"/>
+                <w:szCs w:val="20"/>
+              </w:rPr>
+            </w:pPr>
+            <w:r>
+              <w:rPr>
+                <w:i/>
+                <w:iCs/>
+                <w:sz w:val="24"/>
+                <w:szCs w:val="20"/>
+              </w:rPr>
+              <w:t>// Группа маршрутов работы с бизнес-сущностями</w:t>
+            </w:r>
+          </w:p>
+          <w:p>
+            <w:pPr>
+              <w:spacing w:after="120" w:line="240" w:lineRule="auto"/>
+              <w:jc w:val="left"/>
+              <w:rPr>
+                <w:i/>
+                <w:iCs/>
+                <w:sz w:val="24"/>
+                <w:szCs w:val="20"/>
+                <w:lang w:val="en-US"/>
+              </w:rPr>
+            </w:pPr>
+            <w:r>
+              <w:rPr>
+                <w:i/>
+                <w:iCs/>
+                <w:sz w:val="24"/>
+                <w:szCs w:val="20"/>
+                <w:lang w:val="en-US"/>
+              </w:rPr>
+              <w:t xml:space="preserve">// </w:t>
+            </w:r>
+            <w:r>
+              <w:rPr>
+                <w:i/>
+                <w:iCs/>
+                <w:sz w:val="24"/>
+                <w:szCs w:val="20"/>
+              </w:rPr>
+              <w:t>Требует</w:t>
+            </w:r>
+            <w:r>
+              <w:rPr>
+                <w:i/>
+                <w:iCs/>
+                <w:sz w:val="24"/>
+                <w:szCs w:val="20"/>
+                <w:lang w:val="en-US"/>
+              </w:rPr>
+              <w:t xml:space="preserve"> </w:t>
+            </w:r>
+            <w:r>
+              <w:rPr>
+                <w:i/>
+                <w:iCs/>
+                <w:sz w:val="24"/>
+                <w:szCs w:val="20"/>
+              </w:rPr>
+              <w:t>аутентификации</w:t>
+            </w:r>
+          </w:p>
+          <w:p>
+            <w:pPr>
+              <w:spacing w:after="120" w:line="240" w:lineRule="auto"/>
+              <w:jc w:val="left"/>
+              <w:rPr>
+                <w:i/>
+                <w:iCs/>
+                <w:sz w:val="24"/>
+                <w:szCs w:val="20"/>
+                <w:lang w:val="en-US"/>
+              </w:rPr>
+            </w:pPr>
+            <w:r>
+              <w:rPr>
+                <w:i/>
+                <w:iCs/>
+                <w:sz w:val="24"/>
+                <w:szCs w:val="20"/>
+                <w:lang w:val="en-US"/>
+              </w:rPr>
+              <w:t>Route::middleware(['auth'])-&gt;group(function () {</w:t>
+            </w:r>
+          </w:p>
+          <w:p>
+            <w:pPr>
+              <w:spacing w:after="120" w:line="240" w:lineRule="auto"/>
+              <w:jc w:val="left"/>
+              <w:rPr>
+                <w:i/>
+                <w:iCs/>
+                <w:sz w:val="24"/>
+                <w:szCs w:val="20"/>
+                <w:lang w:val="en-US"/>
+              </w:rPr>
+            </w:pPr>
+            <w:r>
+              <w:rPr>
+                <w:i/>
+                <w:iCs/>
+                <w:sz w:val="24"/>
+                <w:szCs w:val="20"/>
+                <w:lang w:val="en-US"/>
+              </w:rPr>
+              <w:lastRenderedPageBreak/>
+              <w:t xml:space="preserve">    // </w:t>
+            </w:r>
+            <w:r>
+              <w:rPr>
+                <w:i/>
+                <w:iCs/>
+                <w:sz w:val="24"/>
+                <w:szCs w:val="20"/>
+              </w:rPr>
+              <w:t>Маршруты</w:t>
+            </w:r>
+            <w:r>
+              <w:rPr>
+                <w:i/>
+                <w:iCs/>
+                <w:sz w:val="24"/>
+                <w:szCs w:val="20"/>
+                <w:lang w:val="en-US"/>
+              </w:rPr>
+              <w:t xml:space="preserve"> </w:t>
+            </w:r>
+            <w:r>
+              <w:rPr>
+                <w:i/>
+                <w:iCs/>
+                <w:sz w:val="24"/>
+                <w:szCs w:val="20"/>
+              </w:rPr>
+              <w:t>для</w:t>
+            </w:r>
+            <w:r>
+              <w:rPr>
+                <w:i/>
+                <w:iCs/>
+                <w:sz w:val="24"/>
+                <w:szCs w:val="20"/>
+                <w:lang w:val="en-US"/>
+              </w:rPr>
+              <w:t xml:space="preserve"> </w:t>
+            </w:r>
+            <w:r>
+              <w:rPr>
+                <w:i/>
+                <w:iCs/>
+                <w:sz w:val="24"/>
+                <w:szCs w:val="20"/>
+              </w:rPr>
+              <w:t>работы</w:t>
+            </w:r>
+            <w:r>
+              <w:rPr>
+                <w:i/>
+                <w:iCs/>
+                <w:sz w:val="24"/>
+                <w:szCs w:val="20"/>
+                <w:lang w:val="en-US"/>
+              </w:rPr>
+              <w:t xml:space="preserve"> </w:t>
+            </w:r>
+            <w:r>
+              <w:rPr>
+                <w:i/>
+                <w:iCs/>
+                <w:sz w:val="24"/>
+                <w:szCs w:val="20"/>
+              </w:rPr>
+              <w:t>с</w:t>
+            </w:r>
+            <w:r>
+              <w:rPr>
+                <w:i/>
+                <w:iCs/>
+                <w:sz w:val="24"/>
+                <w:szCs w:val="20"/>
+                <w:lang w:val="en-US"/>
+              </w:rPr>
+              <w:t xml:space="preserve"> ScheduleEntry</w:t>
+            </w:r>
+          </w:p>
+          <w:p>
+            <w:pPr>
+              <w:spacing w:after="120" w:line="240" w:lineRule="auto"/>
+              <w:jc w:val="left"/>
+              <w:rPr>
+                <w:i/>
+                <w:iCs/>
+                <w:sz w:val="24"/>
+                <w:szCs w:val="20"/>
+                <w:lang w:val="en-US"/>
+              </w:rPr>
+            </w:pPr>
+            <w:r>
+              <w:rPr>
+                <w:i/>
+                <w:iCs/>
+                <w:sz w:val="24"/>
+                <w:szCs w:val="20"/>
+                <w:lang w:val="en-US"/>
+              </w:rPr>
+              <w:t>    Route::resource('schedule-entries', ScheduleEntryController::class)-&gt;only([</w:t>
+            </w:r>
+          </w:p>
+          <w:p>
+            <w:pPr>
+              <w:spacing w:after="120" w:line="240" w:lineRule="auto"/>
+              <w:jc w:val="left"/>
+              <w:rPr>
+                <w:i/>
+                <w:iCs/>
+                <w:sz w:val="24"/>
+                <w:szCs w:val="20"/>
+                <w:lang w:val="en-US"/>
+              </w:rPr>
+            </w:pPr>
+            <w:r>
+              <w:rPr>
+                <w:i/>
+                <w:iCs/>
+                <w:sz w:val="24"/>
+                <w:szCs w:val="20"/>
+                <w:lang w:val="en-US"/>
+              </w:rPr>
+              <w:t>        'index', 'store', 'update', 'destroy'</w:t>
+            </w:r>
+          </w:p>
+          <w:p>
+            <w:pPr>
+              <w:spacing w:after="120" w:line="240" w:lineRule="auto"/>
+              <w:jc w:val="left"/>
+              <w:rPr>
+                <w:i/>
+                <w:iCs/>
+                <w:sz w:val="24"/>
+                <w:szCs w:val="20"/>
+                <w:lang w:val="en-US"/>
+              </w:rPr>
+            </w:pPr>
+            <w:r>
+              <w:rPr>
+                <w:i/>
+                <w:iCs/>
+                <w:sz w:val="24"/>
+                <w:szCs w:val="20"/>
+                <w:lang w:val="en-US"/>
+              </w:rPr>
+              <w:t>    ]);</w:t>
+            </w:r>
+          </w:p>
+          <w:p>
+            <w:pPr>
+              <w:spacing w:after="120" w:line="240" w:lineRule="auto"/>
+              <w:jc w:val="left"/>
+              <w:rPr>
+                <w:i/>
+                <w:iCs/>
+                <w:sz w:val="24"/>
+                <w:szCs w:val="20"/>
+                <w:lang w:val="en-US"/>
+              </w:rPr>
+            </w:pPr>
+            <w:r>
+              <w:rPr>
+                <w:i/>
+                <w:iCs/>
+                <w:sz w:val="24"/>
+                <w:szCs w:val="20"/>
+                <w:lang w:val="en-US"/>
+              </w:rPr>
+              <w:t xml:space="preserve">    // </w:t>
+            </w:r>
+            <w:r>
+              <w:rPr>
+                <w:i/>
+                <w:iCs/>
+                <w:sz w:val="24"/>
+                <w:szCs w:val="20"/>
+              </w:rPr>
+              <w:t>Маршруты</w:t>
+            </w:r>
+            <w:r>
+              <w:rPr>
+                <w:i/>
+                <w:iCs/>
+                <w:sz w:val="24"/>
+                <w:szCs w:val="20"/>
+                <w:lang w:val="en-US"/>
+              </w:rPr>
+              <w:t xml:space="preserve"> </w:t>
+            </w:r>
+            <w:r>
+              <w:rPr>
+                <w:i/>
+                <w:iCs/>
+                <w:sz w:val="24"/>
+                <w:szCs w:val="20"/>
+              </w:rPr>
+              <w:t>для</w:t>
+            </w:r>
+            <w:r>
+              <w:rPr>
+                <w:i/>
+                <w:iCs/>
+                <w:sz w:val="24"/>
+                <w:szCs w:val="20"/>
+                <w:lang w:val="en-US"/>
+              </w:rPr>
+              <w:t xml:space="preserve"> </w:t>
+            </w:r>
+            <w:r>
+              <w:rPr>
+                <w:i/>
+                <w:iCs/>
+                <w:sz w:val="24"/>
+                <w:szCs w:val="20"/>
+              </w:rPr>
+              <w:t>работы</w:t>
+            </w:r>
+            <w:r>
+              <w:rPr>
+                <w:i/>
+                <w:iCs/>
+                <w:sz w:val="24"/>
+                <w:szCs w:val="20"/>
+                <w:lang w:val="en-US"/>
+              </w:rPr>
+              <w:t xml:space="preserve"> </w:t>
+            </w:r>
+            <w:r>
+              <w:rPr>
+                <w:i/>
+                <w:iCs/>
+                <w:sz w:val="24"/>
+                <w:szCs w:val="20"/>
+              </w:rPr>
+              <w:t>с</w:t>
+            </w:r>
+            <w:r>
+              <w:rPr>
+                <w:i/>
+                <w:iCs/>
+                <w:sz w:val="24"/>
+                <w:szCs w:val="20"/>
+                <w:lang w:val="en-US"/>
+              </w:rPr>
+              <w:t xml:space="preserve"> Tag</w:t>
+            </w:r>
+          </w:p>
+          <w:p>
+            <w:pPr>
+              <w:spacing w:after="120" w:line="240" w:lineRule="auto"/>
+              <w:jc w:val="left"/>
+              <w:rPr>
+                <w:i/>
+                <w:iCs/>
+                <w:sz w:val="24"/>
+                <w:szCs w:val="20"/>
+                <w:lang w:val="en-US"/>
+              </w:rPr>
+            </w:pPr>
+            <w:r>
+              <w:rPr>
+                <w:i/>
+                <w:iCs/>
+                <w:sz w:val="24"/>
+                <w:szCs w:val="20"/>
+                <w:lang w:val="en-US"/>
+              </w:rPr>
+              <w:t>    Route::resource('tags', TagController::class)-&gt;only([</w:t>
+            </w:r>
+          </w:p>
+          <w:p>
+            <w:pPr>
+              <w:spacing w:after="120" w:line="240" w:lineRule="auto"/>
+              <w:jc w:val="left"/>
+              <w:rPr>
+                <w:i/>
+                <w:iCs/>
+                <w:sz w:val="24"/>
+                <w:szCs w:val="20"/>
+              </w:rPr>
+            </w:pPr>
+            <w:r>
+              <w:rPr>
+                <w:i/>
+                <w:iCs/>
+                <w:sz w:val="24"/>
+                <w:szCs w:val="20"/>
+                <w:lang w:val="en-US"/>
+              </w:rPr>
+              <w:t xml:space="preserve">        </w:t>
+            </w:r>
+            <w:r>
+              <w:rPr>
+                <w:i/>
+                <w:iCs/>
+                <w:sz w:val="24"/>
+                <w:szCs w:val="20"/>
+              </w:rPr>
+              <w:t>'index', 'store', 'update', 'destroy'</w:t>
+            </w:r>
+          </w:p>
+          <w:p>
+            <w:pPr>
+              <w:spacing w:after="120" w:line="240" w:lineRule="auto"/>
+              <w:jc w:val="left"/>
+              <w:rPr>
+                <w:i/>
+                <w:iCs/>
+                <w:sz w:val="24"/>
+                <w:szCs w:val="20"/>
+              </w:rPr>
+            </w:pPr>
+            <w:r>
+              <w:rPr>
+                <w:i/>
+                <w:iCs/>
+                <w:sz w:val="24"/>
+                <w:szCs w:val="20"/>
+              </w:rPr>
+              <w:t>    ]);</w:t>
+            </w:r>
+          </w:p>
+          <w:p>
+            <w:pPr>
+              <w:spacing w:after="120" w:line="240" w:lineRule="auto"/>
+              <w:jc w:val="left"/>
+            </w:pPr>
+            <w:r>
+              <w:rPr>
+                <w:i/>
+                <w:iCs/>
+                <w:sz w:val="24"/>
+                <w:szCs w:val="20"/>
+              </w:rPr>
+              <w:t>});</w:t>
+            </w:r>
+          </w:p>
+        </w:tc>
+      </w:tr>
+    </w:tbl>
+    <w:p>
+      <w:pPr>
+        <w:pStyle w:val="afa"/>
+      </w:pPr>
+    </w:p>
+    <w:p>
+      <w:pPr>
+        <w:pStyle w:val="afa"/>
+      </w:pPr>
+      <w:r>
+        <w:t xml:space="preserve">Для определения маршрутов используется фасад Route. В приложении маршруты сгруппированы по их назначению. Маршруты, отвечающие за работу с записями расписания и тегами, объединены в группу с помощью метода group() и защищены посредником (middleware) auth, который обеспечивает доступ к ним только для аутентифицированных пользователей. </w:t>
+      </w:r>
+    </w:p>
+    <w:p>
+      <w:pPr>
+        <w:pStyle w:val="afa"/>
+      </w:pPr>
+      <w:r>
+        <w:t>Для быстрой регистрации стандартных CRUD-маршрутов был использован метод resource(), который автоматически связывает стандартные URL с методами соответствующего ресурсного контроллера.</w:t>
+      </w:r>
+    </w:p>
+    <w:p>
+      <w:pPr>
+        <w:pStyle w:val="4"/>
+      </w:pPr>
+      <w:r>
+        <w:t xml:space="preserve">3.2.2 </w:t>
+      </w:r>
+      <w:r>
+        <w:t>Валидация</w:t>
+      </w:r>
+      <w:r>
+        <w:t xml:space="preserve"> запросов</w:t>
+      </w:r>
+    </w:p>
+    <w:p>
+      <w:pPr>
+        <w:pStyle w:val="afa"/>
+      </w:pPr>
+      <w:r>
+        <w:t xml:space="preserve">Для инкапсуляции логики валидации входящих данных и авторизации действий в приложении использовались классы запросов Laravel, наследуемые от FormRequest. Такой подход позволяет вынести сложную логику из контроллеров, делая их более лаконичными и читаемыми. </w:t>
+      </w:r>
+    </w:p>
+    <w:p>
+      <w:pPr>
+        <w:pStyle w:val="afa"/>
+      </w:pPr>
+      <w:r>
+        <w:t>К</w:t>
+      </w:r>
+      <w:r>
+        <w:t>од класса для валидации запроса на обновление записи</w:t>
+      </w:r>
+      <w:r>
+        <w:t xml:space="preserve"> в</w:t>
+      </w:r>
+      <w:r>
+        <w:t xml:space="preserve"> расписани</w:t>
+      </w:r>
+      <w:r>
+        <w:t>и</w:t>
+      </w:r>
+      <w:r>
+        <w:t xml:space="preserve"> представлен в листинге 3.2.2</w:t>
+      </w:r>
+      <w:r>
+        <w:t>.1</w:t>
+      </w:r>
+      <w:r>
+        <w:t>.</w:t>
+      </w:r>
+    </w:p>
+    <w:p>
+      <w:pPr>
+        <w:pStyle w:val="af8"/>
+      </w:pPr>
+      <w:r>
+        <w:lastRenderedPageBreak/>
+        <w:t>Листинг 3.</w:t>
+      </w:r>
+      <w:r>
+        <w:t>2</w:t>
+      </w:r>
+      <w:r>
+        <w:t>.</w:t>
+      </w:r>
+      <w:r>
+        <w:t>2</w:t>
+      </w:r>
+      <w:r>
+        <w:t>.1</w:t>
+      </w:r>
+      <w:r>
+        <w:t xml:space="preserve"> — Код </w:t>
+      </w:r>
+      <w:r>
+        <w:t xml:space="preserve">класса </w:t>
+      </w:r>
+      <w:r>
+        <w:t>валидации запроса на обновление записи в расписании</w:t>
+      </w:r>
+    </w:p>
+    <w:tbl>
+      <w:tblPr>
+        <w:tblStyle w:val="ad"/>
+        <w:tblW w:w="9351" w:type="dxa"/>
+        <w:tblInd w:w="0" w:type="dxa"/>
+        <w:tblLayout w:type="fixed"/>
+        <w:tblLook w:val="04A0" w:firstRow="1" w:lastRow="0" w:firstColumn="1" w:lastColumn="0" w:noHBand="0" w:noVBand="1"/>
+      </w:tblPr>
+      <w:tblGrid>
+        <w:gridCol w:w="9351"/>
+      </w:tblGrid>
+      <w:tr>
+        <w:trPr>
+          <w:trHeight w:val="1841"/>
+        </w:trPr>
+        <w:tc>
+          <w:tcPr>
+            <w:tcW w:w="9351" w:type="dxa"/>
+          </w:tcPr>
+          <w:p>
+            <w:pPr>
+              <w:spacing w:after="120" w:line="240" w:lineRule="auto"/>
+              <w:jc w:val="left"/>
+              <w:rPr>
+                <w:i/>
+                <w:iCs/>
+                <w:sz w:val="24"/>
+                <w:szCs w:val="20"/>
+                <w:lang w:val="en-US"/>
+              </w:rPr>
+            </w:pPr>
+            <w:r>
+              <w:rPr>
+                <w:i/>
+                <w:iCs/>
+                <w:sz w:val="24"/>
+                <w:szCs w:val="20"/>
+                <w:lang w:val="en-US"/>
+              </w:rPr>
+              <w:t>&lt;?php</w:t>
+            </w:r>
+          </w:p>
+          <w:p>
+            <w:pPr>
+              <w:spacing w:after="120" w:line="240" w:lineRule="auto"/>
+              <w:jc w:val="left"/>
+              <w:rPr>
+                <w:i/>
+                <w:iCs/>
+                <w:sz w:val="24"/>
+                <w:szCs w:val="20"/>
+                <w:lang w:val="en-US"/>
+              </w:rPr>
+            </w:pPr>
+            <w:r>
+              <w:rPr>
+                <w:i/>
+                <w:iCs/>
+                <w:sz w:val="24"/>
+                <w:szCs w:val="20"/>
+                <w:lang w:val="en-US"/>
+              </w:rPr>
+              <w:t>…</w:t>
+            </w:r>
+          </w:p>
+          <w:p>
+            <w:pPr>
+              <w:spacing w:after="120" w:line="240" w:lineRule="auto"/>
+              <w:jc w:val="left"/>
+              <w:rPr>
+                <w:i/>
+                <w:iCs/>
+                <w:sz w:val="24"/>
+                <w:szCs w:val="20"/>
+                <w:lang w:val="en-US"/>
+              </w:rPr>
+            </w:pPr>
+            <w:r>
+              <w:rPr>
+                <w:i/>
+                <w:iCs/>
+                <w:sz w:val="24"/>
+                <w:szCs w:val="20"/>
+                <w:lang w:val="en-US"/>
+              </w:rPr>
+              <w:t>class UpdateScheduleEntryRequest extends FormRequest</w:t>
+            </w:r>
+          </w:p>
+          <w:p>
+            <w:pPr>
+              <w:spacing w:after="120" w:line="240" w:lineRule="auto"/>
+              <w:jc w:val="left"/>
+              <w:rPr>
+                <w:i/>
+                <w:iCs/>
+                <w:sz w:val="24"/>
+                <w:szCs w:val="20"/>
+                <w:lang w:val="en-US"/>
+              </w:rPr>
+            </w:pPr>
+            <w:r>
+              <w:rPr>
+                <w:i/>
+                <w:iCs/>
+                <w:sz w:val="24"/>
+                <w:szCs w:val="20"/>
+                <w:lang w:val="en-US"/>
+              </w:rPr>
+              <w:t>{</w:t>
+            </w:r>
+          </w:p>
+          <w:p>
+            <w:pPr>
+              <w:spacing w:after="120" w:line="240" w:lineRule="auto"/>
+              <w:jc w:val="left"/>
+              <w:rPr>
+                <w:i/>
+                <w:iCs/>
+                <w:sz w:val="24"/>
+                <w:szCs w:val="20"/>
+              </w:rPr>
+            </w:pPr>
+            <w:r>
+              <w:rPr>
+                <w:i/>
+                <w:iCs/>
+                <w:sz w:val="24"/>
+                <w:szCs w:val="20"/>
+                <w:lang w:val="en-US"/>
+              </w:rPr>
+              <w:t>    public</w:t>
+            </w:r>
+            <w:r>
+              <w:rPr>
+                <w:i/>
+                <w:iCs/>
+                <w:sz w:val="24"/>
+                <w:szCs w:val="20"/>
+              </w:rPr>
+              <w:t xml:space="preserve"> </w:t>
+            </w:r>
+            <w:r>
+              <w:rPr>
+                <w:i/>
+                <w:iCs/>
+                <w:sz w:val="24"/>
+                <w:szCs w:val="20"/>
+                <w:lang w:val="en-US"/>
+              </w:rPr>
+              <w:t>function</w:t>
+            </w:r>
+            <w:r>
+              <w:rPr>
+                <w:i/>
+                <w:iCs/>
+                <w:sz w:val="24"/>
+                <w:szCs w:val="20"/>
+              </w:rPr>
+              <w:t xml:space="preserve"> </w:t>
+            </w:r>
+            <w:r>
+              <w:rPr>
+                <w:i/>
+                <w:iCs/>
+                <w:sz w:val="24"/>
+                <w:szCs w:val="20"/>
+                <w:lang w:val="en-US"/>
+              </w:rPr>
+              <w:t>authorize</w:t>
+            </w:r>
+            <w:r>
+              <w:rPr>
+                <w:i/>
+                <w:iCs/>
+                <w:sz w:val="24"/>
+                <w:szCs w:val="20"/>
+              </w:rPr>
+              <w:t xml:space="preserve">(): </w:t>
+            </w:r>
+            <w:r>
+              <w:rPr>
+                <w:i/>
+                <w:iCs/>
+                <w:sz w:val="24"/>
+                <w:szCs w:val="20"/>
+                <w:lang w:val="en-US"/>
+              </w:rPr>
+              <w:t>bool</w:t>
+            </w:r>
+          </w:p>
+          <w:p>
+            <w:pPr>
+              <w:spacing w:after="120" w:line="240" w:lineRule="auto"/>
+              <w:jc w:val="left"/>
+              <w:rPr>
+                <w:i/>
+                <w:iCs/>
+                <w:sz w:val="24"/>
+                <w:szCs w:val="20"/>
+              </w:rPr>
+            </w:pPr>
+            <w:r>
+              <w:rPr>
+                <w:i/>
+                <w:iCs/>
+                <w:sz w:val="24"/>
+                <w:szCs w:val="20"/>
+                <w:lang w:val="en-US"/>
+              </w:rPr>
+              <w:t> </w:t>
+            </w:r>
+            <w:r>
+              <w:rPr>
+                <w:i/>
+                <w:iCs/>
+                <w:sz w:val="24"/>
+                <w:szCs w:val="20"/>
+              </w:rPr>
+              <w:t xml:space="preserve"> </w:t>
+            </w:r>
+            <w:r>
+              <w:rPr>
+                <w:i/>
+                <w:iCs/>
+                <w:sz w:val="24"/>
+                <w:szCs w:val="20"/>
+                <w:lang w:val="en-US"/>
+              </w:rPr>
+              <w:t> </w:t>
+            </w:r>
+            <w:r>
+              <w:rPr>
+                <w:i/>
+                <w:iCs/>
+                <w:sz w:val="24"/>
+                <w:szCs w:val="20"/>
+              </w:rPr>
+              <w:t xml:space="preserve"> </w:t>
+            </w:r>
+            <w:r>
+              <w:rPr>
+                <w:i/>
+                <w:iCs/>
+                <w:sz w:val="24"/>
+                <w:szCs w:val="20"/>
+              </w:rPr>
+              <w:t>{</w:t>
+            </w:r>
+          </w:p>
+          <w:p>
+            <w:pPr>
+              <w:spacing w:after="120" w:line="240" w:lineRule="auto"/>
+              <w:jc w:val="left"/>
+              <w:rPr>
+                <w:i/>
+                <w:iCs/>
+                <w:sz w:val="24"/>
+                <w:szCs w:val="20"/>
+              </w:rPr>
+            </w:pPr>
+            <w:r>
+              <w:rPr>
+                <w:i/>
+                <w:iCs/>
+                <w:sz w:val="24"/>
+                <w:szCs w:val="20"/>
+                <w:lang w:val="en-US"/>
+              </w:rPr>
+              <w:t> </w:t>
+            </w:r>
+            <w:r>
+              <w:rPr>
+                <w:i/>
+                <w:iCs/>
+                <w:sz w:val="24"/>
+                <w:szCs w:val="20"/>
+              </w:rPr>
+              <w:t xml:space="preserve"> </w:t>
+            </w:r>
+            <w:r>
+              <w:rPr>
+                <w:i/>
+                <w:iCs/>
+                <w:sz w:val="24"/>
+                <w:szCs w:val="20"/>
+                <w:lang w:val="en-US"/>
+              </w:rPr>
+              <w:t> </w:t>
+            </w:r>
+            <w:r>
+              <w:rPr>
+                <w:i/>
+                <w:iCs/>
+                <w:sz w:val="24"/>
+                <w:szCs w:val="20"/>
+              </w:rPr>
+              <w:t xml:space="preserve"> </w:t>
+            </w:r>
+            <w:r>
+              <w:rPr>
+                <w:i/>
+                <w:iCs/>
+                <w:sz w:val="24"/>
+                <w:szCs w:val="20"/>
+                <w:lang w:val="en-US"/>
+              </w:rPr>
+              <w:t> </w:t>
+            </w:r>
+            <w:r>
+              <w:rPr>
+                <w:i/>
+                <w:iCs/>
+                <w:sz w:val="24"/>
+                <w:szCs w:val="20"/>
+              </w:rPr>
+              <w:t xml:space="preserve"> </w:t>
+            </w:r>
+            <w:r>
+              <w:rPr>
+                <w:i/>
+                <w:iCs/>
+                <w:sz w:val="24"/>
+                <w:szCs w:val="20"/>
+                <w:lang w:val="en-US"/>
+              </w:rPr>
+              <w:t> </w:t>
+            </w:r>
+            <w:r>
+              <w:rPr>
+                <w:i/>
+                <w:iCs/>
+                <w:sz w:val="24"/>
+                <w:szCs w:val="20"/>
+              </w:rPr>
+              <w:t xml:space="preserve"> </w:t>
+            </w:r>
+            <w:r>
+              <w:rPr>
+                <w:i/>
+                <w:iCs/>
+                <w:sz w:val="24"/>
+                <w:szCs w:val="20"/>
+              </w:rPr>
+              <w:t>// Получаем запись расписания из параметров маршрута</w:t>
+            </w:r>
+          </w:p>
+          <w:p>
+            <w:pPr>
+              <w:spacing w:after="120" w:line="240" w:lineRule="auto"/>
+              <w:jc w:val="left"/>
+              <w:rPr>
+                <w:i/>
+                <w:iCs/>
+                <w:sz w:val="24"/>
+                <w:szCs w:val="20"/>
+                <w:lang w:val="en-US"/>
+              </w:rPr>
+            </w:pPr>
+            <w:r>
+              <w:rPr>
+                <w:i/>
+                <w:iCs/>
+                <w:sz w:val="24"/>
+                <w:szCs w:val="20"/>
+              </w:rPr>
+              <w:t xml:space="preserve">        </w:t>
+            </w:r>
+            <w:r>
+              <w:rPr>
+                <w:i/>
+                <w:iCs/>
+                <w:sz w:val="24"/>
+                <w:szCs w:val="20"/>
+                <w:lang w:val="en-US"/>
+              </w:rPr>
+              <w:t>$schedule_entry = $this-&gt;route('schedule_entry');</w:t>
+            </w:r>
+          </w:p>
+          <w:p>
+            <w:pPr>
+              <w:spacing w:after="120" w:line="240" w:lineRule="auto"/>
+              <w:jc w:val="left"/>
+              <w:rPr>
+                <w:i/>
+                <w:iCs/>
+                <w:sz w:val="24"/>
+                <w:szCs w:val="20"/>
+                <w:lang w:val="en-US"/>
+              </w:rPr>
+            </w:pPr>
+          </w:p>
+          <w:p>
+            <w:pPr>
+              <w:spacing w:after="120" w:line="240" w:lineRule="auto"/>
+              <w:jc w:val="left"/>
+              <w:rPr>
+                <w:i/>
+                <w:iCs/>
+                <w:sz w:val="24"/>
+                <w:szCs w:val="20"/>
+              </w:rPr>
+            </w:pPr>
+            <w:r>
+              <w:rPr>
+                <w:i/>
+                <w:iCs/>
+                <w:sz w:val="24"/>
+                <w:szCs w:val="20"/>
+                <w:lang w:val="en-US"/>
+              </w:rPr>
+              <w:t xml:space="preserve">        </w:t>
+            </w:r>
+            <w:r>
+              <w:rPr>
+                <w:i/>
+                <w:iCs/>
+                <w:sz w:val="24"/>
+                <w:szCs w:val="20"/>
+              </w:rPr>
+              <w:t>// Проверяем, что запись существует и принадлежит текущему пользователю</w:t>
+            </w:r>
+          </w:p>
+          <w:p>
+            <w:pPr>
+              <w:spacing w:after="120" w:line="240" w:lineRule="auto"/>
+              <w:jc w:val="left"/>
+              <w:rPr>
+                <w:i/>
+                <w:iCs/>
+                <w:sz w:val="24"/>
+                <w:szCs w:val="20"/>
+                <w:lang w:val="en-US"/>
+              </w:rPr>
+            </w:pPr>
+            <w:r>
+              <w:rPr>
+                <w:i/>
+                <w:iCs/>
+                <w:sz w:val="24"/>
+                <w:szCs w:val="20"/>
+              </w:rPr>
+              <w:t xml:space="preserve">        </w:t>
+            </w:r>
+            <w:r>
+              <w:rPr>
+                <w:i/>
+                <w:iCs/>
+                <w:sz w:val="24"/>
+                <w:szCs w:val="20"/>
+                <w:lang w:val="en-US"/>
+              </w:rPr>
+              <w:t>return $schedule_entry &amp;&amp; $schedule_entry-&gt;user_id === auth()-&gt;id();</w:t>
+            </w:r>
+          </w:p>
+          <w:p>
+            <w:pPr>
+              <w:spacing w:after="120" w:line="240" w:lineRule="auto"/>
+              <w:jc w:val="left"/>
+              <w:rPr>
+                <w:i/>
+                <w:iCs/>
+                <w:sz w:val="24"/>
+                <w:szCs w:val="20"/>
+                <w:lang w:val="en-US"/>
+              </w:rPr>
+            </w:pPr>
+            <w:r>
+              <w:rPr>
+                <w:i/>
+                <w:iCs/>
+                <w:sz w:val="24"/>
+                <w:szCs w:val="20"/>
+                <w:lang w:val="en-US"/>
+              </w:rPr>
+              <w:t>    }</w:t>
+            </w:r>
+          </w:p>
+          <w:p>
+            <w:pPr>
+              <w:spacing w:after="120" w:line="240" w:lineRule="auto"/>
+              <w:jc w:val="left"/>
+              <w:rPr>
+                <w:i/>
+                <w:iCs/>
+                <w:sz w:val="24"/>
+                <w:szCs w:val="20"/>
+                <w:lang w:val="en-US"/>
+              </w:rPr>
+            </w:pPr>
+            <w:r>
+              <w:rPr>
+                <w:i/>
+                <w:iCs/>
+                <w:sz w:val="24"/>
+                <w:szCs w:val="20"/>
+                <w:lang w:val="en-US"/>
+              </w:rPr>
+              <w:t>    public function rules(): array</w:t>
+            </w:r>
+          </w:p>
+          <w:p>
+            <w:pPr>
+              <w:spacing w:after="120" w:line="240" w:lineRule="auto"/>
+              <w:jc w:val="left"/>
+              <w:rPr>
+                <w:i/>
+                <w:iCs/>
+                <w:sz w:val="24"/>
+                <w:szCs w:val="20"/>
+                <w:lang w:val="en-US"/>
+              </w:rPr>
+            </w:pPr>
+            <w:r>
+              <w:rPr>
+                <w:i/>
+                <w:iCs/>
+                <w:sz w:val="24"/>
+                <w:szCs w:val="20"/>
+                <w:lang w:val="en-US"/>
+              </w:rPr>
+              <w:t>    {</w:t>
+            </w:r>
+          </w:p>
+          <w:p>
+            <w:pPr>
+              <w:spacing w:after="120" w:line="240" w:lineRule="auto"/>
+              <w:jc w:val="left"/>
+              <w:rPr>
+                <w:i/>
+                <w:iCs/>
+                <w:sz w:val="24"/>
+                <w:szCs w:val="20"/>
+                <w:lang w:val="en-US"/>
+              </w:rPr>
+            </w:pPr>
+            <w:r>
+              <w:rPr>
+                <w:i/>
+                <w:iCs/>
+                <w:sz w:val="24"/>
+                <w:szCs w:val="20"/>
+                <w:lang w:val="en-US"/>
+              </w:rPr>
+              <w:t>        return [</w:t>
+            </w:r>
+          </w:p>
+          <w:p>
+            <w:pPr>
+              <w:spacing w:after="120" w:line="240" w:lineRule="auto"/>
+              <w:jc w:val="left"/>
+              <w:rPr>
+                <w:i/>
+                <w:iCs/>
+                <w:sz w:val="24"/>
+                <w:szCs w:val="20"/>
+                <w:lang w:val="en-US"/>
+              </w:rPr>
+            </w:pPr>
+            <w:r>
+              <w:rPr>
+                <w:i/>
+                <w:iCs/>
+                <w:sz w:val="24"/>
+                <w:szCs w:val="20"/>
+                <w:lang w:val="en-US"/>
+              </w:rPr>
+              <w:t>            'title' =&gt; ['required', 'string', 'max:255'],</w:t>
+            </w:r>
+          </w:p>
+          <w:p>
+            <w:pPr>
+              <w:spacing w:after="120" w:line="240" w:lineRule="auto"/>
+              <w:jc w:val="left"/>
+              <w:rPr>
+                <w:i/>
+                <w:iCs/>
+                <w:sz w:val="24"/>
+                <w:szCs w:val="20"/>
+                <w:lang w:val="en-US"/>
+              </w:rPr>
+            </w:pPr>
+            <w:r>
+              <w:rPr>
+                <w:i/>
+                <w:iCs/>
+                <w:sz w:val="24"/>
+                <w:szCs w:val="20"/>
+                <w:lang w:val="en-US"/>
+              </w:rPr>
+              <w:t xml:space="preserve">            </w:t>
+            </w:r>
+            <w:r>
+              <w:rPr>
+                <w:i/>
+                <w:iCs/>
+                <w:sz w:val="24"/>
+                <w:szCs w:val="20"/>
+                <w:lang w:val="en-US"/>
+              </w:rPr>
+              <w:t>'description' =&gt; ['nullable', 'string'],</w:t>
+            </w:r>
+          </w:p>
+          <w:p>
+            <w:pPr>
+              <w:spacing w:after="120" w:line="240" w:lineRule="auto"/>
+              <w:jc w:val="left"/>
+              <w:rPr>
+                <w:i/>
+                <w:iCs/>
+                <w:sz w:val="24"/>
+                <w:szCs w:val="20"/>
+                <w:lang w:val="en-US"/>
+              </w:rPr>
+            </w:pPr>
+            <w:r>
+              <w:rPr>
+                <w:i/>
+                <w:iCs/>
+                <w:sz w:val="24"/>
+                <w:szCs w:val="20"/>
+                <w:lang w:val="en-US"/>
+              </w:rPr>
+              <w:t xml:space="preserve">            </w:t>
+            </w:r>
+            <w:r>
+              <w:rPr>
+                <w:i/>
+                <w:iCs/>
+                <w:sz w:val="24"/>
+                <w:szCs w:val="20"/>
+                <w:lang w:val="en-US"/>
+              </w:rPr>
+              <w:t>'day_of_week' =&gt; ['required', 'integer', 'between:1,7'],</w:t>
+            </w:r>
+          </w:p>
+          <w:p>
+            <w:pPr>
+              <w:spacing w:after="120" w:line="240" w:lineRule="auto"/>
+              <w:jc w:val="left"/>
+              <w:rPr>
+                <w:i/>
+                <w:iCs/>
+                <w:sz w:val="24"/>
+                <w:szCs w:val="20"/>
+                <w:lang w:val="en-US"/>
+              </w:rPr>
+            </w:pPr>
+            <w:r>
+              <w:rPr>
+                <w:i/>
+                <w:iCs/>
+                <w:sz w:val="24"/>
+                <w:szCs w:val="20"/>
+                <w:lang w:val="en-US"/>
+              </w:rPr>
+              <w:t>            'start_time' =&gt; ['required', 'date_format:H:i'],</w:t>
+            </w:r>
+          </w:p>
+          <w:p>
+            <w:pPr>
+              <w:spacing w:after="120" w:line="240" w:lineRule="auto"/>
+              <w:jc w:val="left"/>
+              <w:rPr>
+                <w:i/>
+                <w:iCs/>
+                <w:sz w:val="24"/>
+                <w:szCs w:val="20"/>
+                <w:lang w:val="en-US"/>
+              </w:rPr>
+            </w:pPr>
+            <w:r>
+              <w:rPr>
+                <w:i/>
+                <w:iCs/>
+                <w:sz w:val="24"/>
+                <w:szCs w:val="20"/>
+                <w:lang w:val="en-US"/>
+              </w:rPr>
+              <w:t>            'end_time' =&gt; ['required', 'date_format:H:i', 'after:start_time'],</w:t>
+            </w:r>
+          </w:p>
+          <w:p>
+            <w:pPr>
+              <w:spacing w:after="120" w:line="240" w:lineRule="auto"/>
+              <w:jc w:val="left"/>
+              <w:rPr>
+                <w:i/>
+                <w:iCs/>
+                <w:sz w:val="24"/>
+                <w:szCs w:val="20"/>
+                <w:lang w:val="en-US"/>
+              </w:rPr>
+            </w:pPr>
+            <w:r>
+              <w:rPr>
+                <w:i/>
+                <w:iCs/>
+                <w:sz w:val="24"/>
+                <w:szCs w:val="20"/>
+                <w:lang w:val="en-US"/>
+              </w:rPr>
+              <w:t>            'tags' =&gt; ['nullable', 'array'],</w:t>
+            </w:r>
+          </w:p>
+          <w:p>
+            <w:pPr>
+              <w:spacing w:after="120" w:line="240" w:lineRule="auto"/>
+              <w:jc w:val="left"/>
+              <w:rPr>
+                <w:i/>
+                <w:iCs/>
+                <w:sz w:val="24"/>
+                <w:szCs w:val="20"/>
+                <w:lang w:val="en-US"/>
+              </w:rPr>
+            </w:pPr>
+            <w:r>
+              <w:rPr>
+                <w:i/>
+                <w:iCs/>
+                <w:sz w:val="24"/>
+                <w:szCs w:val="20"/>
+                <w:lang w:val="en-US"/>
+              </w:rPr>
+              <w:t>            'tags.*' =&gt; ['integer', Rule::exists('tags', 'id')-&gt;where('user_id', auth()-&gt;id())],</w:t>
+            </w:r>
+          </w:p>
+          <w:p>
+            <w:pPr>
+              <w:spacing w:after="120" w:line="240" w:lineRule="auto"/>
+              <w:jc w:val="left"/>
+              <w:rPr>
+                <w:i/>
+                <w:iCs/>
+                <w:sz w:val="24"/>
+                <w:szCs w:val="20"/>
+              </w:rPr>
+            </w:pPr>
+            <w:r>
+              <w:rPr>
+                <w:i/>
+                <w:iCs/>
+                <w:sz w:val="24"/>
+                <w:szCs w:val="20"/>
+                <w:lang w:val="en-US"/>
+              </w:rPr>
+              <w:t xml:space="preserve">        </w:t>
+            </w:r>
+            <w:r>
+              <w:rPr>
+                <w:i/>
+                <w:iCs/>
+                <w:sz w:val="24"/>
+                <w:szCs w:val="20"/>
+              </w:rPr>
+              <w:t>];</w:t>
+            </w:r>
+          </w:p>
+          <w:p>
+            <w:pPr>
+              <w:spacing w:after="120" w:line="240" w:lineRule="auto"/>
+              <w:jc w:val="left"/>
+              <w:rPr>
+                <w:i/>
+                <w:iCs/>
+                <w:sz w:val="24"/>
+                <w:szCs w:val="20"/>
+              </w:rPr>
+            </w:pPr>
+            <w:r>
+              <w:rPr>
+                <w:i/>
+                <w:iCs/>
+                <w:sz w:val="24"/>
+                <w:szCs w:val="20"/>
+              </w:rPr>
+              <w:t>    }</w:t>
+            </w:r>
+          </w:p>
+          <w:p>
+            <w:pPr>
+              <w:spacing w:after="120" w:line="240" w:lineRule="auto"/>
+              <w:jc w:val="left"/>
+              <w:rPr>
+                <w:i/>
+                <w:iCs/>
+                <w:sz w:val="24"/>
+                <w:szCs w:val="20"/>
+              </w:rPr>
+            </w:pPr>
+            <w:r>
+              <w:rPr>
+                <w:i/>
+                <w:iCs/>
+                <w:sz w:val="24"/>
+                <w:szCs w:val="20"/>
+              </w:rPr>
+              <w:t>}</w:t>
+            </w:r>
+          </w:p>
+        </w:tc>
+      </w:tr>
+    </w:tbl>
+    <w:p>
+      <w:pPr>
+        <w:pStyle w:val="afa"/>
+        <w:ind w:firstLine="0"/>
+      </w:pPr>
+    </w:p>
+    <w:p>
+      <w:pPr>
+        <w:pStyle w:val="afa"/>
+      </w:pPr>
+      <w:r>
+        <w:t xml:space="preserve">Каждый класс запроса содержит два основных метода: authorize() и rules(). </w:t>
+      </w:r>
+    </w:p>
+    <w:p>
+      <w:pPr>
+        <w:pStyle w:val="afa"/>
+      </w:pPr>
+      <w:r>
+        <w:t xml:space="preserve">Метод authorize() определяет, имеет ли пользователь право выполнять данный запрос. В примере он получает редактируемую запись расписания из параметров маршрута и проверяет, что её user_id соответствует id текущего </w:t>
+      </w:r>
+      <w:r>
+        <w:lastRenderedPageBreak/>
+        <w:t xml:space="preserve">пользователя, полученному с помощью фасада </w:t>
+      </w:r>
+      <w:r>
+        <w:rPr>
+          <w:lang w:val="en-US"/>
+        </w:rPr>
+        <w:t>Auth</w:t>
+      </w:r>
+      <w:r>
+        <w:t xml:space="preserve">, созданного для простого и лаконичного </w:t>
+      </w:r>
+      <w:r>
+        <w:t>доступа к функционалу аутентификации</w:t>
+      </w:r>
+      <w:r>
+        <w:t xml:space="preserve">. </w:t>
+      </w:r>
+    </w:p>
+    <w:p>
+      <w:pPr>
+        <w:pStyle w:val="afa"/>
+      </w:pPr>
+      <w:r>
+        <w:t>Метод rules() возвращает массив правил валидации для полей формы, обеспечивая корректность и целостность данных перед их обработкой в контроллере.</w:t>
+      </w:r>
+    </w:p>
+    <w:p>
+      <w:pPr>
+        <w:pStyle w:val="4"/>
+      </w:pPr>
+      <w:r>
+        <w:t xml:space="preserve">3.2.3 Контроллеры </w:t>
+      </w:r>
+    </w:p>
+    <w:p>
+      <w:pPr>
+        <w:pStyle w:val="afa"/>
+      </w:pPr>
+      <w:r>
+        <w:t>Контроллеры в архитектуре MVC являются центральным звеном, обрабатывающ</w:t>
+      </w:r>
+      <w:r>
+        <w:t>им HTTP-запросы. Они отвечают за координацию действий, обращаясь к моделям для работы с данными и выбирая представления для формирования ответа, который может быть как HTML-страницей, так и JSON-объектом.</w:t>
+      </w:r>
+    </w:p>
+    <w:p>
+      <w:pPr>
+        <w:pStyle w:val="afa"/>
+      </w:pPr>
+      <w:r>
+        <w:t>В качестве первого примера рассмотрим метод index()</w:t>
+      </w:r>
+      <w:r>
+        <w:t xml:space="preserve"> контроллера ScheduleEntryController, который отвечает за отображение основной страницы с расписанием. Его код представлен в листинге 3.2.3.1. </w:t>
+      </w:r>
+    </w:p>
+    <w:p>
+      <w:pPr>
+        <w:pStyle w:val="af8"/>
+      </w:pPr>
+      <w:r>
+        <w:t>Листинг 3.</w:t>
+      </w:r>
+      <w:r>
+        <w:t>2</w:t>
+      </w:r>
+      <w:r>
+        <w:t>.</w:t>
+      </w:r>
+      <w:r>
+        <w:t>3</w:t>
+      </w:r>
+      <w:r>
+        <w:t>.1</w:t>
+      </w:r>
+      <w:r>
+        <w:t xml:space="preserve"> — Код </w:t>
+      </w:r>
+      <w:r>
+        <w:t xml:space="preserve">метода </w:t>
+      </w:r>
+      <w:r>
+        <w:rPr>
+          <w:lang w:val="en-US"/>
+        </w:rPr>
+        <w:t>index</w:t>
+      </w:r>
+      <w:r>
+        <w:t xml:space="preserve">() </w:t>
+      </w:r>
+      <w:r>
+        <w:t xml:space="preserve">контроллера </w:t>
+      </w:r>
+      <w:r>
+        <w:rPr>
+          <w:lang w:val="en-US"/>
+        </w:rPr>
+        <w:t>ScheduleEntryController</w:t>
+      </w:r>
+    </w:p>
+    <w:tbl>
+      <w:tblPr>
+        <w:tblStyle w:val="ad"/>
+        <w:tblW w:w="9351" w:type="dxa"/>
+        <w:tblInd w:w="0" w:type="dxa"/>
+        <w:tblLayout w:type="fixed"/>
+        <w:tblLook w:val="04A0" w:firstRow="1" w:lastRow="0" w:firstColumn="1" w:lastColumn="0" w:noHBand="0" w:noVBand="1"/>
+      </w:tblPr>
+      <w:tblGrid>
+        <w:gridCol w:w="9351"/>
+      </w:tblGrid>
+      <w:tr>
+        <w:trPr>
+          <w:trHeight w:val="1841"/>
+        </w:trPr>
+        <w:tc>
+          <w:tcPr>
+            <w:tcW w:w="9351" w:type="dxa"/>
+          </w:tcPr>
+          <w:p>
+            <w:pPr>
+              <w:spacing w:after="120" w:line="240" w:lineRule="auto"/>
+              <w:jc w:val="left"/>
+              <w:rPr>
+                <w:i/>
+                <w:iCs/>
+                <w:sz w:val="24"/>
+                <w:szCs w:val="20"/>
+                <w:lang w:val="en-US"/>
+              </w:rPr>
+            </w:pPr>
+            <w:r>
+              <w:rPr>
+                <w:i/>
+                <w:iCs/>
+                <w:sz w:val="24"/>
+                <w:szCs w:val="20"/>
+                <w:lang w:val="en-US"/>
+              </w:rPr>
+              <w:t>class ScheduleEntryController extends Controller</w:t>
+            </w:r>
+          </w:p>
+          <w:p>
+            <w:pPr>
+              <w:spacing w:after="120" w:line="240" w:lineRule="auto"/>
+              <w:jc w:val="left"/>
+              <w:rPr>
+                <w:i/>
+                <w:iCs/>
+                <w:sz w:val="24"/>
+                <w:szCs w:val="20"/>
+                <w:lang w:val="en-US"/>
+              </w:rPr>
+            </w:pPr>
+            <w:r>
+              <w:rPr>
+                <w:i/>
+                <w:iCs/>
+                <w:sz w:val="24"/>
+                <w:szCs w:val="20"/>
+                <w:lang w:val="en-US"/>
+              </w:rPr>
+              <w:t>{</w:t>
+            </w:r>
+          </w:p>
+          <w:p>
+            <w:pPr>
+              <w:spacing w:after="120" w:line="240" w:lineRule="auto"/>
+              <w:jc w:val="left"/>
+              <w:rPr>
+                <w:i/>
+                <w:iCs/>
+                <w:sz w:val="24"/>
+                <w:szCs w:val="20"/>
+                <w:lang w:val="en-US"/>
+              </w:rPr>
+            </w:pPr>
+            <w:r>
+              <w:rPr>
+                <w:i/>
+                <w:iCs/>
+                <w:sz w:val="24"/>
+                <w:szCs w:val="20"/>
+                <w:lang w:val="en-US"/>
+              </w:rPr>
+              <w:t>…</w:t>
+            </w:r>
+          </w:p>
+          <w:p>
+            <w:pPr>
+              <w:spacing w:after="120" w:line="240" w:lineRule="auto"/>
+              <w:jc w:val="left"/>
+              <w:rPr>
+                <w:i/>
+                <w:iCs/>
+                <w:sz w:val="24"/>
+                <w:szCs w:val="20"/>
+                <w:lang w:val="en-US"/>
+              </w:rPr>
+            </w:pPr>
+            <w:r>
+              <w:rPr>
+                <w:i/>
+                <w:iCs/>
+                <w:sz w:val="24"/>
+                <w:szCs w:val="20"/>
+                <w:lang w:val="en-US"/>
+              </w:rPr>
+              <w:t>    public function index(Request $request)</w:t>
+            </w:r>
+          </w:p>
+          <w:p>
+            <w:pPr>
+              <w:spacing w:after="120" w:line="240" w:lineRule="auto"/>
+              <w:jc w:val="left"/>
+              <w:rPr>
+                <w:i/>
+                <w:iCs/>
+                <w:sz w:val="24"/>
+                <w:szCs w:val="20"/>
+                <w:lang w:val="en-US"/>
+              </w:rPr>
+            </w:pPr>
+            <w:r>
+              <w:rPr>
+                <w:i/>
+                <w:iCs/>
+                <w:sz w:val="24"/>
+                <w:szCs w:val="20"/>
+                <w:lang w:val="en-US"/>
+              </w:rPr>
+              <w:t>    {</w:t>
+            </w:r>
+          </w:p>
+          <w:p>
+            <w:pPr>
+              <w:spacing w:after="120" w:line="240" w:lineRule="auto"/>
+              <w:jc w:val="left"/>
+              <w:rPr>
+                <w:i/>
+                <w:iCs/>
+                <w:sz w:val="24"/>
+                <w:szCs w:val="20"/>
+                <w:lang w:val="en-US"/>
+              </w:rPr>
+            </w:pPr>
+            <w:r>
+              <w:rPr>
+                <w:i/>
+                <w:iCs/>
+                <w:sz w:val="24"/>
+                <w:szCs w:val="20"/>
+                <w:lang w:val="en-US"/>
+              </w:rPr>
+              <w:t>        $query = auth()-&gt;user()-&gt;scheduleEntries()-&gt;with('tags');</w:t>
+            </w:r>
+            <w:r>
+              <w:rPr>
+                <w:i/>
+                <w:iCs/>
+                <w:sz w:val="24"/>
+                <w:szCs w:val="20"/>
+                <w:lang w:val="en-US"/>
+              </w:rPr>
+              <w:br/>
+            </w:r>
+          </w:p>
+          <w:p>
+            <w:pPr>
+              <w:spacing w:after="120" w:line="240" w:lineRule="auto"/>
+              <w:jc w:val="left"/>
+              <w:rPr>
+                <w:i/>
+                <w:iCs/>
+                <w:sz w:val="24"/>
+                <w:szCs w:val="20"/>
+              </w:rPr>
+            </w:pPr>
+            <w:r>
+              <w:rPr>
+                <w:i/>
+                <w:iCs/>
+                <w:sz w:val="24"/>
+                <w:szCs w:val="20"/>
+              </w:rPr>
+              <w:t xml:space="preserve">        </w:t>
+            </w:r>
+            <w:r>
+              <w:rPr>
+                <w:i/>
+                <w:iCs/>
+                <w:sz w:val="24"/>
+                <w:szCs w:val="20"/>
+                <w:lang w:val="en-US"/>
+              </w:rPr>
+              <w:t>//</w:t>
+            </w:r>
+            <w:r>
+              <w:rPr>
+                <w:i/>
+                <w:iCs/>
+                <w:sz w:val="24"/>
+                <w:szCs w:val="20"/>
+              </w:rPr>
+              <w:t xml:space="preserve"> Фильтрация по дню недели</w:t>
+            </w:r>
+          </w:p>
+          <w:p>
+            <w:pPr>
+              <w:spacing w:after="120" w:line="240" w:lineRule="auto"/>
+              <w:jc w:val="left"/>
+              <w:rPr>
+                <w:i/>
+                <w:iCs/>
+                <w:sz w:val="24"/>
+                <w:szCs w:val="20"/>
+                <w:lang w:val="en-US"/>
+              </w:rPr>
+            </w:pPr>
+            <w:r>
+              <w:rPr>
+                <w:i/>
+                <w:iCs/>
+                <w:sz w:val="24"/>
+                <w:szCs w:val="20"/>
+                <w:lang w:val="en-US"/>
+              </w:rPr>
+              <w:t>        if ($request-&gt;has('day') &amp;&amp; $request-&gt;query('day') !== 'all') {</w:t>
+            </w:r>
+          </w:p>
+          <w:p>
+            <w:pPr>
+              <w:spacing w:after="120" w:line="240" w:lineRule="auto"/>
+              <w:jc w:val="left"/>
+              <w:rPr>
+                <w:i/>
+                <w:iCs/>
+                <w:sz w:val="24"/>
+                <w:szCs w:val="20"/>
+                <w:lang w:val="en-US"/>
+              </w:rPr>
+            </w:pPr>
+            <w:r>
+              <w:rPr>
+                <w:i/>
+                <w:iCs/>
+                <w:sz w:val="24"/>
+                <w:szCs w:val="20"/>
+                <w:lang w:val="en-US"/>
+              </w:rPr>
+              <w:t>            $query-&gt;where('day_of_week', $request-&gt;query('day'));</w:t>
+            </w:r>
+          </w:p>
+          <w:p>
+            <w:pPr>
+              <w:spacing w:after="120" w:line="240" w:lineRule="auto"/>
+              <w:jc w:val="left"/>
+              <w:rPr>
+                <w:i/>
+                <w:iCs/>
+                <w:sz w:val="24"/>
+                <w:szCs w:val="20"/>
+              </w:rPr>
+            </w:pPr>
+            <w:r>
+              <w:rPr>
+                <w:i/>
+                <w:iCs/>
+                <w:sz w:val="24"/>
+                <w:szCs w:val="20"/>
+                <w:lang w:val="en-US"/>
+              </w:rPr>
+              <w:t xml:space="preserve">        </w:t>
+            </w:r>
+            <w:r>
+              <w:rPr>
+                <w:i/>
+                <w:iCs/>
+                <w:sz w:val="24"/>
+                <w:szCs w:val="20"/>
+              </w:rPr>
+              <w:t>}</w:t>
+            </w:r>
+          </w:p>
+          <w:p>
+            <w:pPr>
+              <w:spacing w:after="120" w:line="240" w:lineRule="auto"/>
+              <w:jc w:val="left"/>
+              <w:rPr>
+                <w:i/>
+                <w:iCs/>
+                <w:sz w:val="24"/>
+                <w:szCs w:val="20"/>
+              </w:rPr>
+            </w:pPr>
+          </w:p>
+          <w:p>
+            <w:pPr>
+              <w:spacing w:after="120" w:line="240" w:lineRule="auto"/>
+              <w:jc w:val="left"/>
+              <w:rPr>
+                <w:i/>
+                <w:iCs/>
+                <w:sz w:val="24"/>
+                <w:szCs w:val="20"/>
+              </w:rPr>
+            </w:pPr>
+            <w:r>
+              <w:rPr>
+                <w:i/>
+                <w:iCs/>
+                <w:sz w:val="24"/>
+                <w:szCs w:val="20"/>
+              </w:rPr>
+              <w:t xml:space="preserve">        // </w:t>
+            </w:r>
+            <w:r>
+              <w:rPr>
+                <w:i/>
+                <w:iCs/>
+                <w:sz w:val="24"/>
+                <w:szCs w:val="20"/>
+              </w:rPr>
+              <w:t>Поиск</w:t>
+            </w:r>
+            <w:r>
+              <w:rPr>
+                <w:i/>
+                <w:iCs/>
+                <w:sz w:val="24"/>
+                <w:szCs w:val="20"/>
+              </w:rPr>
+              <w:t xml:space="preserve"> по названию и описанию</w:t>
+            </w:r>
+          </w:p>
+          <w:p>
+            <w:pPr>
+              <w:spacing w:after="120" w:line="240" w:lineRule="auto"/>
+              <w:jc w:val="left"/>
+              <w:rPr>
+                <w:i/>
+                <w:iCs/>
+                <w:sz w:val="24"/>
+                <w:szCs w:val="20"/>
+                <w:lang w:val="en-US"/>
+              </w:rPr>
+            </w:pPr>
+            <w:r>
+              <w:rPr>
+                <w:i/>
+                <w:iCs/>
+                <w:sz w:val="24"/>
+                <w:szCs w:val="20"/>
+              </w:rPr>
+              <w:t xml:space="preserve">        </w:t>
+            </w:r>
+            <w:r>
+              <w:rPr>
+                <w:i/>
+                <w:iCs/>
+                <w:sz w:val="24"/>
+                <w:szCs w:val="20"/>
+                <w:lang w:val="en-US"/>
+              </w:rPr>
+              <w:t>if ($request-&gt;filled('search')) {</w:t>
+            </w:r>
+          </w:p>
+          <w:p>
+            <w:pPr>
+              <w:spacing w:after="120" w:line="240" w:lineRule="auto"/>
+              <w:jc w:val="left"/>
+              <w:rPr>
+                <w:i/>
+                <w:iCs/>
+                <w:sz w:val="24"/>
+                <w:szCs w:val="20"/>
+                <w:lang w:val="en-US"/>
+              </w:rPr>
+            </w:pPr>
+            <w:r>
+              <w:rPr>
+                <w:i/>
+                <w:iCs/>
+                <w:sz w:val="24"/>
+                <w:szCs w:val="20"/>
+                <w:lang w:val="en-US"/>
+              </w:rPr>
+              <w:t>            $searchTerm = $request-&gt;query('search');</w:t>
+            </w:r>
+          </w:p>
+          <w:p>
+            <w:pPr>
+              <w:spacing w:after="120" w:line="240" w:lineRule="auto"/>
+              <w:jc w:val="left"/>
+              <w:rPr>
+                <w:i/>
+                <w:iCs/>
+                <w:sz w:val="24"/>
+                <w:szCs w:val="20"/>
+                <w:lang w:val="en-US"/>
+              </w:rPr>
+            </w:pPr>
+            <w:r>
+              <w:rPr>
+                <w:i/>
+                <w:iCs/>
+                <w:sz w:val="24"/>
+                <w:szCs w:val="20"/>
+                <w:lang w:val="en-US"/>
+              </w:rPr>
+              <w:t>            $query-&gt;where(function ($subQuery) use ($searchTerm) {</w:t>
+            </w:r>
+          </w:p>
+          <w:p>
+            <w:pPr>
+              <w:spacing w:after="120" w:line="240" w:lineRule="auto"/>
+              <w:jc w:val="left"/>
+              <w:rPr>
+                <w:i/>
+                <w:iCs/>
+                <w:sz w:val="24"/>
+                <w:szCs w:val="20"/>
+                <w:lang w:val="en-US"/>
+              </w:rPr>
+            </w:pPr>
+            <w:r>
+              <w:rPr>
+                <w:i/>
+                <w:iCs/>
+                <w:sz w:val="24"/>
+                <w:szCs w:val="20"/>
+                <w:lang w:val="en-US"/>
+              </w:rPr>
+              <w:lastRenderedPageBreak/>
+              <w:t>                $subQuery-&gt;where('title', 'ILIKE', "%{$searchTerm}%")</w:t>
+            </w:r>
+          </w:p>
+          <w:p>
+            <w:pPr>
+              <w:spacing w:after="120" w:line="240" w:lineRule="auto"/>
+              <w:jc w:val="left"/>
+              <w:rPr>
+                <w:i/>
+                <w:iCs/>
+                <w:sz w:val="24"/>
+                <w:szCs w:val="20"/>
+                <w:lang w:val="en-US"/>
+              </w:rPr>
+            </w:pPr>
+            <w:r>
+              <w:rPr>
+                <w:i/>
+                <w:iCs/>
+                <w:sz w:val="24"/>
+                <w:szCs w:val="20"/>
+                <w:lang w:val="en-US"/>
+              </w:rPr>
+              <w:t>                         -&gt;orWhere('description', 'ILIKE', "%{$searchTerm}%");</w:t>
+            </w:r>
+          </w:p>
+          <w:p>
+            <w:pPr>
+              <w:spacing w:after="120" w:line="240" w:lineRule="auto"/>
+              <w:jc w:val="left"/>
+              <w:rPr>
+                <w:i/>
+                <w:iCs/>
+                <w:sz w:val="24"/>
+                <w:szCs w:val="20"/>
+                <w:lang w:val="en-US"/>
+              </w:rPr>
+            </w:pPr>
+            <w:r>
+              <w:rPr>
+                <w:i/>
+                <w:iCs/>
+                <w:sz w:val="24"/>
+                <w:szCs w:val="20"/>
+                <w:lang w:val="en-US"/>
+              </w:rPr>
+              <w:t>            });</w:t>
+            </w:r>
+          </w:p>
+          <w:p>
+            <w:pPr>
+              <w:spacing w:after="120" w:line="240" w:lineRule="auto"/>
+              <w:jc w:val="left"/>
+              <w:rPr>
+                <w:i/>
+                <w:iCs/>
+                <w:sz w:val="24"/>
+                <w:szCs w:val="20"/>
+                <w:lang w:val="en-US"/>
+              </w:rPr>
+            </w:pPr>
+            <w:r>
+              <w:rPr>
+                <w:i/>
+                <w:iCs/>
+                <w:sz w:val="24"/>
+                <w:szCs w:val="20"/>
+                <w:lang w:val="en-US"/>
+              </w:rPr>
+              <w:t>        }</w:t>
+            </w:r>
+          </w:p>
+          <w:p>
+            <w:pPr>
+              <w:spacing w:after="120" w:line="240" w:lineRule="auto"/>
+              <w:jc w:val="left"/>
+              <w:rPr>
+                <w:i/>
+                <w:iCs/>
+                <w:sz w:val="24"/>
+                <w:szCs w:val="20"/>
+                <w:lang w:val="en-US"/>
+              </w:rPr>
+            </w:pPr>
+          </w:p>
+          <w:p>
+            <w:pPr>
+              <w:spacing w:after="120" w:line="240" w:lineRule="auto"/>
+              <w:jc w:val="left"/>
+              <w:rPr>
+                <w:i/>
+                <w:iCs/>
+                <w:sz w:val="24"/>
+                <w:szCs w:val="20"/>
+                <w:lang w:val="en-US"/>
+              </w:rPr>
+            </w:pPr>
+            <w:r>
+              <w:rPr>
+                <w:i/>
+                <w:iCs/>
+                <w:sz w:val="24"/>
+                <w:szCs w:val="20"/>
+                <w:lang w:val="en-US"/>
+              </w:rPr>
+              <w:t xml:space="preserve">        // </w:t>
+            </w:r>
+            <w:r>
+              <w:rPr>
+                <w:i/>
+                <w:iCs/>
+                <w:sz w:val="24"/>
+                <w:szCs w:val="20"/>
+              </w:rPr>
+              <w:t>Фильтрация</w:t>
+            </w:r>
+            <w:r>
+              <w:rPr>
+                <w:i/>
+                <w:iCs/>
+                <w:sz w:val="24"/>
+                <w:szCs w:val="20"/>
+                <w:lang w:val="en-US"/>
+              </w:rPr>
+              <w:t xml:space="preserve"> </w:t>
+            </w:r>
+            <w:r>
+              <w:rPr>
+                <w:i/>
+                <w:iCs/>
+                <w:sz w:val="24"/>
+                <w:szCs w:val="20"/>
+              </w:rPr>
+              <w:t>по</w:t>
+            </w:r>
+            <w:r>
+              <w:rPr>
+                <w:i/>
+                <w:iCs/>
+                <w:sz w:val="24"/>
+                <w:szCs w:val="20"/>
+                <w:lang w:val="en-US"/>
+              </w:rPr>
+              <w:t xml:space="preserve"> </w:t>
+            </w:r>
+            <w:r>
+              <w:rPr>
+                <w:i/>
+                <w:iCs/>
+                <w:sz w:val="24"/>
+                <w:szCs w:val="20"/>
+              </w:rPr>
+              <w:t>тегам</w:t>
+            </w:r>
+          </w:p>
+          <w:p>
+            <w:pPr>
+              <w:spacing w:after="120" w:line="240" w:lineRule="auto"/>
+              <w:jc w:val="left"/>
+              <w:rPr>
+                <w:i/>
+                <w:iCs/>
+                <w:sz w:val="24"/>
+                <w:szCs w:val="20"/>
+                <w:lang w:val="en-US"/>
+              </w:rPr>
+            </w:pPr>
+            <w:r>
+              <w:rPr>
+                <w:i/>
+                <w:iCs/>
+                <w:sz w:val="24"/>
+                <w:szCs w:val="20"/>
+                <w:lang w:val="en-US"/>
+              </w:rPr>
+              <w:t>        if ($request-&gt;filled('tags')) {</w:t>
+            </w:r>
+          </w:p>
+          <w:p>
+            <w:pPr>
+              <w:spacing w:after="120" w:line="240" w:lineRule="auto"/>
+              <w:jc w:val="left"/>
+              <w:rPr>
+                <w:i/>
+                <w:iCs/>
+                <w:sz w:val="24"/>
+                <w:szCs w:val="20"/>
+                <w:lang w:val="en-US"/>
+              </w:rPr>
+            </w:pPr>
+            <w:r>
+              <w:rPr>
+                <w:i/>
+                <w:iCs/>
+                <w:sz w:val="24"/>
+                <w:szCs w:val="20"/>
+                <w:lang w:val="en-US"/>
+              </w:rPr>
+              <w:t>            $tagIds = $request-&gt;query('tags');</w:t>
+            </w:r>
+          </w:p>
+          <w:p>
+            <w:pPr>
+              <w:spacing w:after="120" w:line="240" w:lineRule="auto"/>
+              <w:jc w:val="left"/>
+              <w:rPr>
+                <w:i/>
+                <w:iCs/>
+                <w:sz w:val="24"/>
+                <w:szCs w:val="20"/>
+                <w:lang w:val="en-US"/>
+              </w:rPr>
+            </w:pPr>
+            <w:r>
+              <w:rPr>
+                <w:i/>
+                <w:iCs/>
+                <w:sz w:val="24"/>
+                <w:szCs w:val="20"/>
+                <w:lang w:val="en-US"/>
+              </w:rPr>
+              <w:t>            if (is_array($tagIds) &amp;&amp; !empty($tagIds)) {</w:t>
+            </w:r>
+          </w:p>
+          <w:p>
+            <w:pPr>
+              <w:spacing w:after="120" w:line="240" w:lineRule="auto"/>
+              <w:jc w:val="left"/>
+              <w:rPr>
+                <w:i/>
+                <w:iCs/>
+                <w:sz w:val="24"/>
+                <w:szCs w:val="20"/>
+                <w:lang w:val="en-US"/>
+              </w:rPr>
+            </w:pPr>
+            <w:r>
+              <w:rPr>
+                <w:i/>
+                <w:iCs/>
+                <w:sz w:val="24"/>
+                <w:szCs w:val="20"/>
+                <w:lang w:val="en-US"/>
+              </w:rPr>
+              <w:t>                $validatedTagIds = array_filter($tagIds, 'is_numeric');</w:t>
+            </w:r>
+          </w:p>
+          <w:p>
+            <w:pPr>
+              <w:spacing w:after="120" w:line="240" w:lineRule="auto"/>
+              <w:jc w:val="left"/>
+              <w:rPr>
+                <w:i/>
+                <w:iCs/>
+                <w:sz w:val="24"/>
+                <w:szCs w:val="20"/>
+                <w:lang w:val="en-US"/>
+              </w:rPr>
+            </w:pPr>
+            <w:r>
+              <w:rPr>
+                <w:i/>
+                <w:iCs/>
+                <w:sz w:val="24"/>
+                <w:szCs w:val="20"/>
+                <w:lang w:val="en-US"/>
+              </w:rPr>
+              <w:t>                if (!empty($validatedTagIds)) {</w:t>
+            </w:r>
+          </w:p>
+          <w:p>
+            <w:pPr>
+              <w:spacing w:after="120" w:line="240" w:lineRule="auto"/>
+              <w:jc w:val="left"/>
+              <w:rPr>
+                <w:i/>
+                <w:iCs/>
+                <w:sz w:val="24"/>
+                <w:szCs w:val="20"/>
+                <w:lang w:val="en-US"/>
+              </w:rPr>
+            </w:pPr>
+            <w:r>
+              <w:rPr>
+                <w:i/>
+                <w:iCs/>
+                <w:sz w:val="24"/>
+                <w:szCs w:val="20"/>
+                <w:lang w:val="en-US"/>
+              </w:rPr>
+              <w:t>                    $query-&gt;whereHas('tags', function ($q) use ($validatedTagIds) {</w:t>
+            </w:r>
+          </w:p>
+          <w:p>
+            <w:pPr>
+              <w:spacing w:after="120" w:line="240" w:lineRule="auto"/>
+              <w:jc w:val="left"/>
+              <w:rPr>
+                <w:i/>
+                <w:iCs/>
+                <w:sz w:val="24"/>
+                <w:szCs w:val="20"/>
+                <w:lang w:val="en-US"/>
+              </w:rPr>
+            </w:pPr>
+            <w:r>
+              <w:rPr>
+                <w:i/>
+                <w:iCs/>
+                <w:sz w:val="24"/>
+                <w:szCs w:val="20"/>
+                <w:lang w:val="en-US"/>
+              </w:rPr>
+              <w:t>                        $q-&gt;whereIn('tags.id', $validatedTagIds);</w:t>
+            </w:r>
+          </w:p>
+          <w:p>
+            <w:pPr>
+              <w:spacing w:after="120" w:line="240" w:lineRule="auto"/>
+              <w:jc w:val="left"/>
+              <w:rPr>
+                <w:i/>
+                <w:iCs/>
+                <w:sz w:val="24"/>
+                <w:szCs w:val="20"/>
+                <w:lang w:val="en-US"/>
+              </w:rPr>
+            </w:pPr>
+            <w:r>
+              <w:rPr>
+                <w:i/>
+                <w:iCs/>
+                <w:sz w:val="24"/>
+                <w:szCs w:val="20"/>
+                <w:lang w:val="en-US"/>
+              </w:rPr>
+              <w:t>                    });</w:t>
+            </w:r>
+          </w:p>
+          <w:p>
+            <w:pPr>
+              <w:spacing w:after="120" w:line="240" w:lineRule="auto"/>
+              <w:jc w:val="left"/>
+              <w:rPr>
+                <w:i/>
+                <w:iCs/>
+                <w:sz w:val="24"/>
+                <w:szCs w:val="20"/>
+                <w:lang w:val="en-US"/>
+              </w:rPr>
+            </w:pPr>
+            <w:r>
+              <w:rPr>
+                <w:i/>
+                <w:iCs/>
+                <w:sz w:val="24"/>
+                <w:szCs w:val="20"/>
+                <w:lang w:val="en-US"/>
+              </w:rPr>
+              <w:t>                }</w:t>
+            </w:r>
+          </w:p>
+          <w:p>
+            <w:pPr>
+              <w:spacing w:after="120" w:line="240" w:lineRule="auto"/>
+              <w:jc w:val="left"/>
+              <w:rPr>
+                <w:i/>
+                <w:iCs/>
+                <w:sz w:val="24"/>
+                <w:szCs w:val="20"/>
+                <w:lang w:val="en-US"/>
+              </w:rPr>
+            </w:pPr>
+            <w:r>
+              <w:rPr>
+                <w:i/>
+                <w:iCs/>
+                <w:sz w:val="24"/>
+                <w:szCs w:val="20"/>
+                <w:lang w:val="en-US"/>
+              </w:rPr>
+              <w:t>            }</w:t>
+            </w:r>
+          </w:p>
+          <w:p>
+            <w:pPr>
+              <w:spacing w:after="120" w:line="240" w:lineRule="auto"/>
+              <w:jc w:val="left"/>
+              <w:rPr>
+                <w:i/>
+                <w:iCs/>
+                <w:sz w:val="24"/>
+                <w:szCs w:val="20"/>
+                <w:lang w:val="en-US"/>
+              </w:rPr>
+            </w:pPr>
+            <w:r>
+              <w:rPr>
+                <w:i/>
+                <w:iCs/>
+                <w:sz w:val="24"/>
+                <w:szCs w:val="20"/>
+                <w:lang w:val="en-US"/>
+              </w:rPr>
+              <w:t>        }</w:t>
+            </w:r>
+          </w:p>
+          <w:p>
+            <w:pPr>
+              <w:spacing w:after="120" w:line="240" w:lineRule="auto"/>
+              <w:jc w:val="left"/>
+              <w:rPr>
+                <w:i/>
+                <w:iCs/>
+                <w:sz w:val="24"/>
+                <w:szCs w:val="20"/>
+                <w:lang w:val="en-US"/>
+              </w:rPr>
+            </w:pPr>
+          </w:p>
+          <w:p>
+            <w:pPr>
+              <w:spacing w:after="120" w:line="240" w:lineRule="auto"/>
+              <w:jc w:val="left"/>
+              <w:rPr>
+                <w:i/>
+                <w:iCs/>
+                <w:sz w:val="24"/>
+                <w:szCs w:val="20"/>
+                <w:lang w:val="en-US"/>
+              </w:rPr>
+            </w:pPr>
+            <w:r>
+              <w:rPr>
+                <w:i/>
+                <w:iCs/>
+                <w:sz w:val="24"/>
+                <w:szCs w:val="20"/>
+                <w:lang w:val="en-US"/>
+              </w:rPr>
+              <w:t>        $entries = $query-&gt;orderBy('day_of_week')-&gt;orderBy('start_time')-&gt;get();</w:t>
+            </w:r>
+          </w:p>
+          <w:p>
+            <w:pPr>
+              <w:spacing w:after="120" w:line="240" w:lineRule="auto"/>
+              <w:jc w:val="left"/>
+              <w:rPr>
+                <w:i/>
+                <w:iCs/>
+                <w:sz w:val="24"/>
+                <w:szCs w:val="20"/>
+                <w:lang w:val="en-US"/>
+              </w:rPr>
+            </w:pPr>
+          </w:p>
+          <w:p>
+            <w:pPr>
+              <w:spacing w:after="120" w:line="240" w:lineRule="auto"/>
+              <w:jc w:val="left"/>
+              <w:rPr>
+                <w:i/>
+                <w:iCs/>
+                <w:sz w:val="24"/>
+                <w:szCs w:val="20"/>
+                <w:lang w:val="en-US"/>
+              </w:rPr>
+            </w:pPr>
+            <w:r>
+              <w:rPr>
+                <w:i/>
+                <w:iCs/>
+                <w:sz w:val="24"/>
+                <w:szCs w:val="20"/>
+                <w:lang w:val="en-US"/>
+              </w:rPr>
+              <w:t>        $groupedEntries = $entries-&gt;groupBy('day_of_week');</w:t>
+            </w:r>
+          </w:p>
+          <w:p>
+            <w:pPr>
+              <w:spacing w:after="120" w:line="240" w:lineRule="auto"/>
+              <w:jc w:val="left"/>
+              <w:rPr>
+                <w:i/>
+                <w:iCs/>
+                <w:sz w:val="24"/>
+                <w:szCs w:val="20"/>
+                <w:lang w:val="en-US"/>
+              </w:rPr>
+            </w:pPr>
+            <w:r>
+              <w:rPr>
+                <w:i/>
+                <w:iCs/>
+                <w:sz w:val="24"/>
+                <w:szCs w:val="20"/>
+                <w:lang w:val="en-US"/>
+              </w:rPr>
+              <w:t>        $tags = auth()-&gt;user()-&gt;tags()-&gt;get();</w:t>
+            </w:r>
+          </w:p>
+          <w:p>
+            <w:pPr>
+              <w:spacing w:after="120" w:line="240" w:lineRule="auto"/>
+              <w:jc w:val="left"/>
+              <w:rPr>
+                <w:i/>
+                <w:iCs/>
+                <w:sz w:val="24"/>
+                <w:szCs w:val="20"/>
+              </w:rPr>
+            </w:pPr>
+            <w:r>
+              <w:rPr>
+                <w:i/>
+                <w:iCs/>
+                <w:sz w:val="24"/>
+                <w:szCs w:val="20"/>
+              </w:rPr>
+              <w:t xml:space="preserve">        </w:t>
+            </w:r>
+            <w:r>
+              <w:rPr>
+                <w:i/>
+                <w:iCs/>
+                <w:sz w:val="24"/>
+                <w:szCs w:val="20"/>
+                <w:lang w:val="en-US"/>
+              </w:rPr>
+              <w:t xml:space="preserve">// </w:t>
+            </w:r>
+          </w:p>
+          <w:p>
+            <w:pPr>
+              <w:spacing w:after="120" w:line="240" w:lineRule="auto"/>
+              <w:jc w:val="left"/>
+              <w:rPr>
+                <w:i/>
+                <w:iCs/>
+                <w:sz w:val="24"/>
+                <w:szCs w:val="20"/>
+                <w:lang w:val="en-US"/>
+              </w:rPr>
+            </w:pPr>
+            <w:r>
+              <w:rPr>
+                <w:i/>
+                <w:iCs/>
+                <w:sz w:val="24"/>
+                <w:szCs w:val="20"/>
+                <w:lang w:val="en-US"/>
+              </w:rPr>
+              <w:t>        return view('schedule-entries.index', [</w:t>
+            </w:r>
+          </w:p>
+          <w:p>
+            <w:pPr>
+              <w:spacing w:after="120" w:line="240" w:lineRule="auto"/>
+              <w:jc w:val="left"/>
+              <w:rPr>
+                <w:i/>
+                <w:iCs/>
+                <w:sz w:val="24"/>
+                <w:szCs w:val="20"/>
+              </w:rPr>
+            </w:pPr>
+            <w:r>
+              <w:rPr>
+                <w:i/>
+                <w:iCs/>
+                <w:sz w:val="24"/>
+                <w:szCs w:val="20"/>
+                <w:lang w:val="en-US"/>
+              </w:rPr>
+              <w:t xml:space="preserve">            </w:t>
+            </w:r>
+            <w:r>
+              <w:rPr>
+                <w:i/>
+                <w:iCs/>
+                <w:sz w:val="24"/>
+                <w:szCs w:val="20"/>
+              </w:rPr>
+              <w:t>'groupedEntries' =&gt; $groupedEntries,</w:t>
+            </w:r>
+          </w:p>
+          <w:p>
+            <w:pPr>
+              <w:spacing w:after="120" w:line="240" w:lineRule="auto"/>
+              <w:jc w:val="left"/>
+              <w:rPr>
+                <w:i/>
+                <w:iCs/>
+                <w:sz w:val="24"/>
+                <w:szCs w:val="20"/>
+              </w:rPr>
+            </w:pPr>
+            <w:r>
+              <w:rPr>
+                <w:i/>
+                <w:iCs/>
+                <w:sz w:val="24"/>
+                <w:szCs w:val="20"/>
+              </w:rPr>
+              <w:t>            'tags' =&gt; $tags</w:t>
+            </w:r>
+          </w:p>
+          <w:p>
+            <w:pPr>
+              <w:spacing w:after="120" w:line="240" w:lineRule="auto"/>
+              <w:jc w:val="left"/>
+              <w:rPr>
+                <w:i/>
+                <w:iCs/>
+                <w:sz w:val="24"/>
+                <w:szCs w:val="20"/>
+              </w:rPr>
+            </w:pPr>
+            <w:r>
+              <w:rPr>
+                <w:i/>
+                <w:iCs/>
+                <w:sz w:val="24"/>
+                <w:szCs w:val="20"/>
+              </w:rPr>
+              <w:t>        ]);</w:t>
+            </w:r>
+          </w:p>
+          <w:p>
+            <w:pPr>
+              <w:spacing w:after="120" w:line="240" w:lineRule="auto"/>
+              <w:jc w:val="left"/>
+              <w:rPr>
+                <w:i/>
+                <w:iCs/>
+                <w:sz w:val="24"/>
+                <w:szCs w:val="20"/>
+              </w:rPr>
+            </w:pPr>
+            <w:r>
+              <w:rPr>
+                <w:i/>
+                <w:iCs/>
+                <w:sz w:val="24"/>
+                <w:szCs w:val="20"/>
+              </w:rPr>
+              <w:t>    }</w:t>
+            </w:r>
+          </w:p>
+          <w:p>
+            <w:pPr>
+              <w:spacing w:after="120" w:line="240" w:lineRule="auto"/>
+              <w:jc w:val="left"/>
+              <w:rPr>
+                <w:i/>
+                <w:iCs/>
+                <w:sz w:val="24"/>
+                <w:szCs w:val="20"/>
+              </w:rPr>
+            </w:pPr>
+          </w:p>
+        </w:tc>
+      </w:tr>
+    </w:tbl>
+    <w:p>
+      <w:pPr>
+        <w:pStyle w:val="afa"/>
+      </w:pPr>
+    </w:p>
+    <w:p>
+      <w:pPr>
+        <w:pStyle w:val="afa"/>
+      </w:pPr>
+      <w:r>
+        <w:t>Метод index() динамически формирует запрос к базе данных с помощью конструктора запросов Eloquent, учитывая парам</w:t>
+      </w:r>
+      <w:r>
+        <w:t xml:space="preserve">етры фильтрации по дню недели, поисковые запросы и выбранные теги. После получения и </w:t>
+      </w:r>
+      <w:r>
+        <w:lastRenderedPageBreak/>
+        <w:t>группировки данных, он передает их в Blade-шаблон schedule-entries.index, который генерирует и возвращает HTML-страницу пользователю.</w:t>
+      </w:r>
+    </w:p>
+    <w:p>
+      <w:pPr>
+        <w:pStyle w:val="afa"/>
+      </w:pPr>
+      <w:r>
+        <w:t>Второй пример демонстрирует обработку</w:t>
+      </w:r>
+      <w:r>
+        <w:t xml:space="preserve"> AJAX-запроса на обновление существующей записи в методе update() того же контроллера. Его код представлен в листинге 3.2.3.2. </w:t>
+      </w:r>
+    </w:p>
+    <w:p>
+      <w:pPr>
+        <w:pStyle w:val="af8"/>
+      </w:pPr>
+      <w:r>
+        <w:t>Листинг 3.</w:t>
+      </w:r>
+      <w:r>
+        <w:t>2</w:t>
+      </w:r>
+      <w:r>
+        <w:t>.</w:t>
+      </w:r>
+      <w:r>
+        <w:t>3.</w:t>
+      </w:r>
+      <w:r>
+        <w:t>2</w:t>
+      </w:r>
+      <w:r>
+        <w:t xml:space="preserve"> — Код </w:t>
+      </w:r>
+      <w:r>
+        <w:t xml:space="preserve">метода </w:t>
+      </w:r>
+      <w:r>
+        <w:rPr>
+          <w:lang w:val="en-US"/>
+        </w:rPr>
+        <w:t>update</w:t>
+      </w:r>
+      <w:r>
+        <w:t xml:space="preserve">() </w:t>
+      </w:r>
+      <w:r>
+        <w:t xml:space="preserve">контроллера </w:t>
+      </w:r>
+      <w:r>
+        <w:rPr>
+          <w:lang w:val="en-US"/>
+        </w:rPr>
+        <w:t>ScheduleEntryController</w:t>
+      </w:r>
+    </w:p>
+    <w:tbl>
+      <w:tblPr>
+        <w:tblStyle w:val="ad"/>
+        <w:tblW w:w="9351" w:type="dxa"/>
+        <w:tblInd w:w="0" w:type="dxa"/>
+        <w:tblLayout w:type="fixed"/>
+        <w:tblLook w:val="04A0" w:firstRow="1" w:lastRow="0" w:firstColumn="1" w:lastColumn="0" w:noHBand="0" w:noVBand="1"/>
+      </w:tblPr>
+      <w:tblGrid>
+        <w:gridCol w:w="9351"/>
+      </w:tblGrid>
+      <w:tr>
+        <w:trPr>
+          <w:trHeight w:val="1841"/>
+        </w:trPr>
+        <w:tc>
+          <w:tcPr>
+            <w:tcW w:w="9351" w:type="dxa"/>
+          </w:tcPr>
+          <w:p>
+            <w:pPr>
+              <w:spacing w:after="120" w:line="240" w:lineRule="auto"/>
+              <w:jc w:val="left"/>
+              <w:rPr>
+                <w:i/>
+                <w:iCs/>
+                <w:sz w:val="24"/>
+                <w:szCs w:val="20"/>
+                <w:lang w:val="en-US"/>
+              </w:rPr>
+            </w:pPr>
+            <w:r>
+              <w:rPr>
+                <w:i/>
+                <w:iCs/>
+                <w:sz w:val="24"/>
+                <w:szCs w:val="20"/>
+                <w:lang w:val="en-US"/>
+              </w:rPr>
+              <w:t> </w:t>
+            </w:r>
+            <w:r>
+              <w:rPr>
+                <w:i/>
+                <w:iCs/>
+                <w:sz w:val="24"/>
+                <w:szCs w:val="20"/>
+              </w:rPr>
+              <w:t xml:space="preserve"> </w:t>
+            </w:r>
+            <w:r>
+              <w:rPr>
+                <w:i/>
+                <w:iCs/>
+                <w:sz w:val="24"/>
+                <w:szCs w:val="20"/>
+                <w:lang w:val="en-US"/>
+              </w:rPr>
+              <w:t> </w:t>
+            </w:r>
+            <w:r>
+              <w:rPr>
+                <w:i/>
+                <w:iCs/>
+                <w:sz w:val="24"/>
+                <w:szCs w:val="20"/>
+              </w:rPr>
+              <w:t xml:space="preserve"> </w:t>
+            </w:r>
+            <w:r>
+              <w:rPr>
+                <w:i/>
+                <w:iCs/>
+                <w:sz w:val="24"/>
+                <w:szCs w:val="20"/>
+                <w:lang w:val="en-US"/>
+              </w:rPr>
+              <w:t>public function update(UpdateScheduleEntryRequest $request, ScheduleEntry $schedule_entry)</w:t>
+            </w:r>
+          </w:p>
+          <w:p>
+            <w:pPr>
+              <w:spacing w:after="120" w:line="240" w:lineRule="auto"/>
+              <w:jc w:val="left"/>
+              <w:rPr>
+                <w:i/>
+                <w:iCs/>
+                <w:sz w:val="24"/>
+                <w:szCs w:val="20"/>
+                <w:lang w:val="en-US"/>
+              </w:rPr>
+            </w:pPr>
+            <w:r>
+              <w:rPr>
+                <w:i/>
+                <w:iCs/>
+                <w:sz w:val="24"/>
+                <w:szCs w:val="20"/>
+                <w:lang w:val="en-US"/>
+              </w:rPr>
+              <w:t>    {</w:t>
+            </w:r>
+          </w:p>
+          <w:p>
+            <w:pPr>
+              <w:spacing w:after="120" w:line="240" w:lineRule="auto"/>
+              <w:jc w:val="left"/>
+              <w:rPr>
+                <w:i/>
+                <w:iCs/>
+                <w:sz w:val="24"/>
+                <w:szCs w:val="20"/>
+                <w:lang w:val="en-US"/>
+              </w:rPr>
+            </w:pPr>
+            <w:r>
+              <w:rPr>
+                <w:i/>
+                <w:iCs/>
+                <w:sz w:val="24"/>
+                <w:szCs w:val="20"/>
+                <w:lang w:val="en-US"/>
+              </w:rPr>
+              <w:t>        $validated = $request-&gt;validated();</w:t>
+            </w:r>
+          </w:p>
+          <w:p>
+            <w:pPr>
+              <w:spacing w:after="120" w:line="240" w:lineRule="auto"/>
+              <w:jc w:val="left"/>
+              <w:rPr>
+                <w:i/>
+                <w:iCs/>
+                <w:sz w:val="24"/>
+                <w:szCs w:val="20"/>
+                <w:lang w:val="en-US"/>
+              </w:rPr>
+            </w:pPr>
+            <w:r>
+              <w:rPr>
+                <w:i/>
+                <w:iCs/>
+                <w:sz w:val="24"/>
+                <w:szCs w:val="20"/>
+                <w:lang w:val="en-US"/>
+              </w:rPr>
+              <w:t>        $schedule_entry-&gt;update($validated);</w:t>
+            </w:r>
+          </w:p>
+          <w:p>
+            <w:pPr>
+              <w:spacing w:after="120" w:line="240" w:lineRule="auto"/>
+              <w:jc w:val="left"/>
+              <w:rPr>
+                <w:i/>
+                <w:iCs/>
+                <w:sz w:val="24"/>
+                <w:szCs w:val="20"/>
+                <w:lang w:val="en-US"/>
+              </w:rPr>
+            </w:pPr>
+          </w:p>
+          <w:p>
+            <w:pPr>
+              <w:spacing w:after="120" w:line="240" w:lineRule="auto"/>
+              <w:jc w:val="left"/>
+              <w:rPr>
+                <w:i/>
+                <w:iCs/>
+                <w:sz w:val="24"/>
+                <w:szCs w:val="20"/>
+              </w:rPr>
+            </w:pPr>
+            <w:r>
+              <w:rPr>
+                <w:i/>
+                <w:iCs/>
+                <w:sz w:val="24"/>
+                <w:szCs w:val="20"/>
+                <w:lang w:val="en-US"/>
+              </w:rPr>
+              <w:t xml:space="preserve">        </w:t>
+            </w:r>
+            <w:r>
+              <w:rPr>
+                <w:i/>
+                <w:iCs/>
+                <w:sz w:val="24"/>
+                <w:szCs w:val="20"/>
+              </w:rPr>
+              <w:t>// Прикрепляем теги, если они были переданы</w:t>
+            </w:r>
+          </w:p>
+          <w:p>
+            <w:pPr>
+              <w:spacing w:after="120" w:line="240" w:lineRule="auto"/>
+              <w:jc w:val="left"/>
+              <w:rPr>
+                <w:i/>
+                <w:iCs/>
+                <w:sz w:val="24"/>
+                <w:szCs w:val="20"/>
+                <w:lang w:val="en-US"/>
+              </w:rPr>
+            </w:pPr>
+            <w:r>
+              <w:rPr>
+                <w:i/>
+                <w:iCs/>
+                <w:sz w:val="24"/>
+                <w:szCs w:val="20"/>
+              </w:rPr>
+              <w:t xml:space="preserve">        </w:t>
+            </w:r>
+            <w:r>
+              <w:rPr>
+                <w:i/>
+                <w:iCs/>
+                <w:sz w:val="24"/>
+                <w:szCs w:val="20"/>
+                <w:lang w:val="en-US"/>
+              </w:rPr>
+              <w:t>if (isset($validated['tags'])) {</w:t>
+            </w:r>
+          </w:p>
+          <w:p>
+            <w:pPr>
+              <w:spacing w:after="120" w:line="240" w:lineRule="auto"/>
+              <w:jc w:val="left"/>
+              <w:rPr>
+                <w:i/>
+                <w:iCs/>
+                <w:sz w:val="24"/>
+                <w:szCs w:val="20"/>
+                <w:lang w:val="en-US"/>
+              </w:rPr>
+            </w:pPr>
+            <w:r>
+              <w:rPr>
+                <w:i/>
+                <w:iCs/>
+                <w:sz w:val="24"/>
+                <w:szCs w:val="20"/>
+                <w:lang w:val="en-US"/>
+              </w:rPr>
+              <w:t>            $schedule_entry-&gt;tags()-&gt;sync($validated['tags']);</w:t>
+            </w:r>
+          </w:p>
+          <w:p>
+            <w:pPr>
+              <w:spacing w:after="120" w:line="240" w:lineRule="auto"/>
+              <w:jc w:val="left"/>
+              <w:rPr>
+                <w:i/>
+                <w:iCs/>
+                <w:sz w:val="24"/>
+                <w:szCs w:val="20"/>
+              </w:rPr>
+            </w:pPr>
+            <w:r>
+              <w:rPr>
+                <w:i/>
+                <w:iCs/>
+                <w:sz w:val="24"/>
+                <w:szCs w:val="20"/>
+                <w:lang w:val="en-US"/>
+              </w:rPr>
+              <w:t xml:space="preserve">        </w:t>
+            </w:r>
+            <w:r>
+              <w:rPr>
+                <w:i/>
+                <w:iCs/>
+                <w:sz w:val="24"/>
+                <w:szCs w:val="20"/>
+              </w:rPr>
+              <w:t>} else {</w:t>
+            </w:r>
+          </w:p>
+          <w:p>
+            <w:pPr>
+              <w:spacing w:after="120" w:line="240" w:lineRule="auto"/>
+              <w:jc w:val="left"/>
+              <w:rPr>
+                <w:i/>
+                <w:iCs/>
+                <w:sz w:val="24"/>
+                <w:szCs w:val="20"/>
+              </w:rPr>
+            </w:pPr>
+            <w:r>
+              <w:rPr>
+                <w:i/>
+                <w:iCs/>
+                <w:sz w:val="24"/>
+                <w:szCs w:val="20"/>
+              </w:rPr>
+              <w:t>            // Если теги не переданы (например, все были сняты), отсоединяем все теги</w:t>
+            </w:r>
+          </w:p>
+          <w:p>
+            <w:pPr>
+              <w:spacing w:after="120" w:line="240" w:lineRule="auto"/>
+              <w:jc w:val="left"/>
+              <w:rPr>
+                <w:i/>
+                <w:iCs/>
+                <w:sz w:val="24"/>
+                <w:szCs w:val="20"/>
+              </w:rPr>
+            </w:pPr>
+            <w:r>
+              <w:rPr>
+                <w:i/>
+                <w:iCs/>
+                <w:sz w:val="24"/>
+                <w:szCs w:val="20"/>
+              </w:rPr>
+              <w:t>            $schedule_entry-&gt;tags()-&gt;detach();</w:t>
+            </w:r>
+          </w:p>
+          <w:p>
+            <w:pPr>
+              <w:spacing w:after="120" w:line="240" w:lineRule="auto"/>
+              <w:jc w:val="left"/>
+              <w:rPr>
+                <w:i/>
+                <w:iCs/>
+                <w:sz w:val="24"/>
+                <w:szCs w:val="20"/>
+              </w:rPr>
+            </w:pPr>
+            <w:r>
+              <w:rPr>
+                <w:i/>
+                <w:iCs/>
+                <w:sz w:val="24"/>
+                <w:szCs w:val="20"/>
+              </w:rPr>
+              <w:t>        }</w:t>
+            </w:r>
+          </w:p>
+          <w:p>
+            <w:pPr>
+              <w:spacing w:after="120" w:line="240" w:lineRule="auto"/>
+              <w:jc w:val="left"/>
+              <w:rPr>
+                <w:i/>
+                <w:iCs/>
+                <w:sz w:val="24"/>
+                <w:szCs w:val="20"/>
+              </w:rPr>
+            </w:pPr>
+          </w:p>
+          <w:p>
+            <w:pPr>
+              <w:spacing w:after="120" w:line="240" w:lineRule="auto"/>
+              <w:jc w:val="left"/>
+              <w:rPr>
+                <w:i/>
+                <w:iCs/>
+                <w:sz w:val="24"/>
+                <w:szCs w:val="20"/>
+              </w:rPr>
+            </w:pPr>
+            <w:r>
+              <w:rPr>
+                <w:i/>
+                <w:iCs/>
+                <w:sz w:val="24"/>
+                <w:szCs w:val="20"/>
+              </w:rPr>
+              <w:t>        // Формируем успешный ответ с URL для редиректа.</w:t>
+            </w:r>
+          </w:p>
+          <w:p>
+            <w:pPr>
+              <w:spacing w:after="120" w:line="240" w:lineRule="auto"/>
+              <w:jc w:val="left"/>
+              <w:rPr>
+                <w:i/>
+                <w:iCs/>
+                <w:sz w:val="24"/>
+                <w:szCs w:val="20"/>
+                <w:lang w:val="en-US"/>
+              </w:rPr>
+            </w:pPr>
+            <w:r>
+              <w:rPr>
+                <w:i/>
+                <w:iCs/>
+                <w:sz w:val="24"/>
+                <w:szCs w:val="20"/>
+              </w:rPr>
+              <w:t xml:space="preserve">        </w:t>
+            </w:r>
+            <w:r>
+              <w:rPr>
+                <w:i/>
+                <w:iCs/>
+                <w:sz w:val="24"/>
+                <w:szCs w:val="20"/>
+                <w:lang w:val="en-US"/>
+              </w:rPr>
+              <w:t>$redirectUrl = $this-&gt;getBackUrl($this-&gt;fallbackRoute);</w:t>
+            </w:r>
+          </w:p>
+          <w:p>
+            <w:pPr>
+              <w:spacing w:after="120" w:line="240" w:lineRule="auto"/>
+              <w:jc w:val="left"/>
+              <w:rPr>
+                <w:i/>
+                <w:iCs/>
+                <w:sz w:val="24"/>
+                <w:szCs w:val="20"/>
+                <w:lang w:val="en-US"/>
+              </w:rPr>
+            </w:pPr>
+            <w:r>
+              <w:rPr>
+                <w:i/>
+                <w:iCs/>
+                <w:sz w:val="24"/>
+                <w:szCs w:val="20"/>
+                <w:lang w:val="en-US"/>
+              </w:rPr>
+              <w:t>        return JsonResponseBuilder::success('</w:t>
+            </w:r>
+            <w:r>
+              <w:rPr>
+                <w:i/>
+                <w:iCs/>
+                <w:sz w:val="24"/>
+                <w:szCs w:val="20"/>
+              </w:rPr>
+              <w:t>Запись</w:t>
+            </w:r>
+            <w:r>
+              <w:rPr>
+                <w:i/>
+                <w:iCs/>
+                <w:sz w:val="24"/>
+                <w:szCs w:val="20"/>
+                <w:lang w:val="en-US"/>
+              </w:rPr>
+              <w:t xml:space="preserve"> </w:t>
+            </w:r>
+            <w:r>
+              <w:rPr>
+                <w:i/>
+                <w:iCs/>
+                <w:sz w:val="24"/>
+                <w:szCs w:val="20"/>
+              </w:rPr>
+              <w:t>успешно</w:t>
+            </w:r>
+            <w:r>
+              <w:rPr>
+                <w:i/>
+                <w:iCs/>
+                <w:sz w:val="24"/>
+                <w:szCs w:val="20"/>
+                <w:lang w:val="en-US"/>
+              </w:rPr>
+              <w:t xml:space="preserve"> </w:t>
+            </w:r>
+            <w:r>
+              <w:rPr>
+                <w:i/>
+                <w:iCs/>
+                <w:sz w:val="24"/>
+                <w:szCs w:val="20"/>
+              </w:rPr>
+              <w:t>обновлена</w:t>
+            </w:r>
+            <w:r>
+              <w:rPr>
+                <w:i/>
+                <w:iCs/>
+                <w:sz w:val="24"/>
+                <w:szCs w:val="20"/>
+                <w:lang w:val="en-US"/>
+              </w:rPr>
+              <w:t>.', ['redirectUrl' =&gt; $redirectUrl]);</w:t>
+            </w:r>
+          </w:p>
+          <w:p>
+            <w:pPr>
+              <w:spacing w:after="120" w:line="240" w:lineRule="auto"/>
+              <w:jc w:val="left"/>
+              <w:rPr>
+                <w:i/>
+                <w:iCs/>
+                <w:sz w:val="24"/>
+                <w:szCs w:val="20"/>
+              </w:rPr>
+            </w:pPr>
+            <w:r>
+              <w:rPr>
+                <w:i/>
+                <w:iCs/>
+                <w:sz w:val="24"/>
+                <w:szCs w:val="20"/>
+                <w:lang w:val="en-US"/>
+              </w:rPr>
+              <w:t xml:space="preserve">    </w:t>
+            </w:r>
+            <w:r>
+              <w:rPr>
+                <w:i/>
+                <w:iCs/>
+                <w:sz w:val="24"/>
+                <w:szCs w:val="20"/>
+              </w:rPr>
+              <w:t>}</w:t>
+            </w:r>
+          </w:p>
+          <w:p>
+            <w:pPr>
+              <w:spacing w:after="120" w:line="240" w:lineRule="auto"/>
+              <w:jc w:val="left"/>
+              <w:rPr>
+                <w:i/>
+                <w:iCs/>
+                <w:sz w:val="24"/>
+                <w:szCs w:val="20"/>
+              </w:rPr>
+            </w:pPr>
+          </w:p>
+        </w:tc>
+      </w:tr>
+    </w:tbl>
+    <w:p>
+      <w:pPr>
+        <w:pStyle w:val="afa"/>
+      </w:pPr>
+    </w:p>
+    <w:p>
+      <w:pPr>
+        <w:pStyle w:val="afa"/>
+      </w:pPr>
+      <w:r>
+        <w:t>Метод update() использует механизм внедрения зависимостей Laravel для автоматической валидации входящих данных через класс запрос</w:t>
+      </w:r>
+      <w:r>
+        <w:t xml:space="preserve">а UpdateScheduleEntryRequest и получения экземпляра модели ScheduleEntry. После успешной валидации и обновления данных, контроллер возвращает JSON-ответ с подтверждением операции и URL для клиентского редиректа, что обеспечивает плавное взаимодействие без </w:t>
+      </w:r>
+      <w:r>
+        <w:t>перезагрузки страницы.</w:t>
+      </w:r>
+    </w:p>
+    <w:p>
+      <w:pPr>
+        <w:pStyle w:val="3"/>
+      </w:pPr>
+      <w:r>
+        <w:lastRenderedPageBreak/>
+        <w:t>3.3 Реализация слоя представления</w:t>
+      </w:r>
+    </w:p>
+    <w:p>
+      <w:pPr>
+        <w:pStyle w:val="4"/>
+      </w:pPr>
+      <w:r>
+        <w:t xml:space="preserve">3.3.1 Шаблоны </w:t>
+      </w:r>
+      <w:r>
+        <w:rPr>
+          <w:lang w:val="en-US"/>
+        </w:rPr>
+        <w:t>Blade</w:t>
+      </w:r>
+    </w:p>
+    <w:p/>
+    <w:p>
+      <w:pPr>
+        <w:pStyle w:val="4"/>
+      </w:pPr>
+      <w:r>
+        <w:t xml:space="preserve">3.3.2 Клиентская логика </w:t>
+      </w:r>
+      <w:r>
+        <w:t>(</w:t>
+      </w:r>
+      <w:r>
+        <w:rPr>
+          <w:lang w:val="en-US"/>
+        </w:rPr>
+        <w:t>JavaScript</w:t>
+      </w:r>
+      <w:r>
+        <w:t>)</w:t>
+      </w:r>
+    </w:p>
+    <w:p/>
+    <w:p>
+      <w:pPr>
+        <w:pStyle w:val="2"/>
+      </w:pPr>
+      <w:bookmarkStart w:id="27" w:name="_Toc213444221"/>
+      <w:r>
+        <w:t>4 Тестирование веб-приложения</w:t>
+      </w:r>
+      <w:bookmarkEnd w:id="27"/>
       <w:r>
         <w:br w:type="page"/>
       </w:r>
@@ -6738,15 +10749,7 @@
         <w:ind w:firstLine="709"/>
       </w:pPr>
       <w:r>
-        <w:t xml:space="preserve">Исходный код проекта доступен в репозитории на </w:t>
-      </w:r>
-      <w:proofErr w:type="spellStart"/>
-      <w:r>
-        <w:t>GitHub</w:t>
-      </w:r>
-      <w:proofErr w:type="spellEnd"/>
-      <w:r>
-        <w:t xml:space="preserve"> по следующей ссылке: </w:t>
+        <w:t xml:space="preserve">Исходный код проекта доступен в репозитории на GitHub по следующей ссылке: </w:t>
       </w:r>
       <w:hyperlink r:id="rId21" w:history="1">
         <w:r>
@@ -6765,21 +10768,8 @@
         <w:ind w:firstLine="709"/>
       </w:pPr>
       <w:r>
-        <w:t xml:space="preserve">Готовая версия клиентской части интернет-ресурса опубликована на </w:t>
-      </w:r>
-      <w:proofErr w:type="spellStart"/>
-      <w:r>
-        <w:t>GitHub</w:t>
-      </w:r>
-      <w:proofErr w:type="spellEnd"/>
-      <w:r>
-        <w:t xml:space="preserve"> </w:t>
-      </w:r>
-      <w:proofErr w:type="spellStart"/>
-      <w:r>
-        <w:t>Pages</w:t>
-      </w:r>
-      <w:proofErr w:type="spellEnd"/>
+        <w:t>Готовая версия клиентской части интернет-ресурса опубликована на GitHub Pages</w:t>
+      </w:r>
       <w:r>
         <w:t>.</w:t>
       </w:r>
@@ -6857,20 +10847,8 @@
       <w:r>
         <w:t>Все поставленные цели и задачи выполнены.</w:t>
       </w:r>
-    </w:p>
-    <w:p>
-      <w:pPr>
-        <w:spacing w:after="160" w:line="259" w:lineRule="auto"/>
-        <w:jc w:val="left"/>
-        <w:rPr>
-          <w:rFonts w:eastAsiaTheme="majorEastAsia" w:cstheme="majorBidi"/>
-          <w:b/>
-          <w:szCs w:val="32"/>
-        </w:rPr>
-      </w:pPr>
       <w:bookmarkStart w:id="29" w:name="_Toc150708566"/>
       <w:r>
-        <w:lastRenderedPageBreak/>
         <w:br w:type="page"/>
       </w:r>
     </w:p>
@@ -6998,7 +10976,6 @@
           </w:rPr>
           <w:t>.</w:t>
         </w:r>
-        <w:proofErr w:type="spellStart"/>
         <w:r>
           <w:rPr>
             <w:rStyle w:val="ab"/>
@@ -7006,7 +10983,6 @@
           </w:rPr>
           <w:t>figma</w:t>
         </w:r>
-        <w:proofErr w:type="spellEnd"/>
         <w:r>
           <w:rPr>
             <w:rStyle w:val="ab"/>
@@ -7391,12 +11367,8 @@
       </w:r>
       <w:r>
         <w:tab/>
-      </w:r>
-      <w:proofErr w:type="spellStart"/>
-      <w:r>
         <w:t>Кинопоиск</w:t>
       </w:r>
-      <w:proofErr w:type="spellEnd"/>
       <w:r>
         <w:t xml:space="preserve"> </w:t>
       </w:r>
@@ -7520,11 +11492,9 @@
       <w:r>
         <w:tab/>
       </w:r>
-      <w:proofErr w:type="spellStart"/>
       <w:r>
         <w:t>Кинориум</w:t>
       </w:r>
-      <w:proofErr w:type="spellEnd"/>
       <w:r>
         <w:t xml:space="preserve"> </w:t>
       </w:r>
@@ -7580,14 +11550,12 @@
       <w:r>
         <w:tab/>
       </w:r>
-      <w:proofErr w:type="spellStart"/>
       <w:r>
         <w:rPr>
           <w:lang w:val="en-US"/>
         </w:rPr>
         <w:t>Letterboxd</w:t>
       </w:r>
-      <w:proofErr w:type="spellEnd"/>
       <w:r>
         <w:t xml:space="preserve"> </w:t>
       </w:r>
@@ -7770,13 +11738,8 @@
         <w:tab/>
       </w:r>
       <w:r>
-        <w:t xml:space="preserve">Фреймворки в веб разработке | </w:t>
-      </w:r>
-      <w:proofErr w:type="spellStart"/>
-      <w:r>
-        <w:t>DevEducation</w:t>
-      </w:r>
-      <w:proofErr w:type="spellEnd"/>
+        <w:t>Фреймворки в веб разработке | DevEducation</w:t>
+      </w:r>
       <w:r>
         <w:t xml:space="preserve"> [Электронный ресурс</w:t>
       </w:r>
@@ -7928,14 +11891,12 @@
         </w:rPr>
         <w:t xml:space="preserve">: </w:t>
       </w:r>
-      <w:proofErr w:type="spellStart"/>
       <w:r>
         <w:rPr>
           <w:lang w:val="en-US"/>
         </w:rPr>
         <w:t>HyperText</w:t>
       </w:r>
-      <w:proofErr w:type="spellEnd"/>
       <w:r>
         <w:rPr>
           <w:lang w:val="en-US"/>
@@ -8386,14 +12347,12 @@
       <w:r>
         <w:t xml:space="preserve">как его применять / </w:t>
       </w:r>
-      <w:proofErr w:type="spellStart"/>
       <w:r>
         <w:rPr>
           <w:lang w:val="en-US"/>
         </w:rPr>
         <w:t>Skillbox</w:t>
       </w:r>
-      <w:proofErr w:type="spellEnd"/>
       <w:r>
         <w:t xml:space="preserve"> </w:t>
       </w:r>
@@ -8468,23 +12427,7 @@
         <w:tab/>
       </w:r>
       <w:r>
-        <w:t xml:space="preserve">Что такое </w:t>
-      </w:r>
-      <w:proofErr w:type="spellStart"/>
-      <w:r>
-        <w:t>flat</w:t>
-      </w:r>
-      <w:proofErr w:type="spellEnd"/>
-      <w:r>
-        <w:t xml:space="preserve"> </w:t>
-      </w:r>
-      <w:proofErr w:type="spellStart"/>
-      <w:r>
-        <w:t>design</w:t>
-      </w:r>
-      <w:proofErr w:type="spellEnd"/>
-      <w:r>
-        <w:t xml:space="preserve"> или плоский дизайн, его принципы и плюсы</w:t>
+        <w:t>Что такое flat design или плоский дизайн, его принципы и плюсы</w:t>
       </w:r>
       <w:r>
         <w:t xml:space="preserve"> </w:t>
@@ -8559,11 +12502,9 @@
       <w:r>
         <w:tab/>
       </w:r>
-      <w:proofErr w:type="spellStart"/>
       <w:r>
         <w:t>Флэнаган</w:t>
       </w:r>
-      <w:proofErr w:type="spellEnd"/>
       <w:r>
         <w:t xml:space="preserve"> Д.</w:t>
       </w:r>
@@ -8703,7 +12644,6 @@
           </w:rPr>
           <w:t>://</w:t>
         </w:r>
-        <w:proofErr w:type="spellStart"/>
         <w:r>
           <w:rPr>
             <w:rStyle w:val="ab"/>
@@ -8711,7 +12651,6 @@
           </w:rPr>
           <w:t>swiperjs</w:t>
         </w:r>
-        <w:proofErr w:type="spellEnd"/>
         <w:r>
           <w:rPr>
             <w:rStyle w:val="ab"/>
@@ -8761,13 +12700,8 @@
       <w:r>
         <w:tab/>
       </w:r>
-      <w:proofErr w:type="spellStart"/>
-      <w:r>
-        <w:t>Кедлек</w:t>
-      </w:r>
-      <w:proofErr w:type="spellEnd"/>
-      <w:r>
-        <w:t xml:space="preserve"> Т. </w:t>
+      <w:r>
+        <w:t xml:space="preserve">Кедлек Т. </w:t>
       </w:r>
       <w:r>
         <w:t>Адаптивный дизайн. Делаем сайты для любых устройств</w:t>
@@ -8787,13 +12721,8 @@
       <w:r>
         <w:t xml:space="preserve">. </w:t>
       </w:r>
-      <w:proofErr w:type="spellStart"/>
-      <w:r>
-        <w:t>Силинский</w:t>
-      </w:r>
-      <w:proofErr w:type="spellEnd"/>
-      <w:r>
-        <w:t xml:space="preserve">, </w:t>
+      <w:r>
+        <w:t xml:space="preserve">Силинский, </w:t>
       </w:r>
       <w:r>
         <w:t>И.</w:t>
@@ -8801,11 +12730,9 @@
       <w:r>
         <w:t xml:space="preserve"> </w:t>
       </w:r>
-      <w:proofErr w:type="spellStart"/>
       <w:r>
         <w:t>Рузмайкина</w:t>
       </w:r>
-      <w:proofErr w:type="spellEnd"/>
       <w:r>
         <w:t>]</w:t>
       </w:r>
@@ -8983,7 +12910,6 @@
           </w:rPr>
           <w:t>.</w:t>
         </w:r>
-        <w:proofErr w:type="spellStart"/>
         <w:r>
           <w:rPr>
             <w:rStyle w:val="ab"/>
@@ -8991,7 +12917,6 @@
           </w:rPr>
           <w:t>freecodecamp</w:t>
         </w:r>
-        <w:proofErr w:type="spellEnd"/>
         <w:r>
           <w:rPr>
             <w:rStyle w:val="ab"/>
@@ -9063,7 +12988,6 @@
           </w:rPr>
           <w:t>-</w:t>
         </w:r>
-        <w:proofErr w:type="spellStart"/>
         <w:r>
           <w:rPr>
             <w:rStyle w:val="ab"/>
@@ -9071,7 +12995,6 @@
           </w:rPr>
           <w:t>css</w:t>
         </w:r>
-        <w:proofErr w:type="spellEnd"/>
         <w:r>
           <w:rPr>
             <w:rStyle w:val="ab"/>
@@ -9312,7 +13235,6 @@
           </w:rPr>
           <w:t>.</w:t>
         </w:r>
-        <w:proofErr w:type="spellStart"/>
         <w:r>
           <w:rPr>
             <w:rStyle w:val="ab"/>
@@ -9320,14 +13242,12 @@
           </w:rPr>
           <w:t>gost</w:t>
         </w:r>
-        <w:proofErr w:type="spellEnd"/>
         <w:r>
           <w:rPr>
             <w:rStyle w:val="ab"/>
           </w:rPr>
           <w:t>.</w:t>
         </w:r>
-        <w:proofErr w:type="spellStart"/>
         <w:r>
           <w:rPr>
             <w:rStyle w:val="ab"/>
@@ -9335,7 +13255,6 @@
           </w:rPr>
           <w:t>ru</w:t>
         </w:r>
-        <w:proofErr w:type="spellEnd"/>
         <w:r>
           <w:rPr>
             <w:rStyle w:val="ab"/>
@@ -9355,7 +13274,6 @@
           </w:rPr>
           <w:t>.</w:t>
         </w:r>
-        <w:proofErr w:type="spellStart"/>
         <w:r>
           <w:rPr>
             <w:rStyle w:val="ab"/>
@@ -9363,7 +13281,6 @@
           </w:rPr>
           <w:t>aspx</w:t>
         </w:r>
-        <w:proofErr w:type="spellEnd"/>
         <w:r>
           <w:rPr>
             <w:rStyle w:val="ab"/>
@@ -11199,7 +15116,7 @@
   <w:style w:type="paragraph" w:default="1" w:styleId="a">
     <w:name w:val="Normal"/>
     <w:qFormat/>
-    <w:rsid w:val="00E8099D"/>
+    <w:rsid w:val="00F443A1"/>
     <w:pPr>
       <w:spacing w:after="0" w:line="360" w:lineRule="auto"/>
       <w:jc w:val="both"/>
@@ -11270,26 +15187,16 @@
   </w:style>
   <w:style w:type="paragraph" w:styleId="4">
     <w:name w:val="heading 4"/>
-    <w:basedOn w:val="a"/>
+    <w:basedOn w:val="3"/>
     <w:next w:val="a"/>
     <w:link w:val="40"/>
     <w:uiPriority w:val="9"/>
-    <w:semiHidden/>
     <w:unhideWhenUsed/>
     <w:qFormat/>
-    <w:rsid w:val="00B5700F"/>
+    <w:rsid w:val="000F079B"/>
     <w:pPr>
-      <w:keepNext/>
-      <w:keepLines/>
-      <w:spacing w:before="40"/>
       <w:outlineLvl w:val="3"/>
     </w:pPr>
-    <w:rPr>
-      <w:rFonts w:asciiTheme="majorHAnsi" w:eastAsiaTheme="majorEastAsia" w:hAnsiTheme="majorHAnsi" w:cstheme="majorBidi"/>
-      <w:i/>
-      <w:iCs/>
-      <w:color w:val="2F5496" w:themeColor="accent1" w:themeShade="BF"/>
-    </w:rPr>
   </w:style>
   <w:style w:type="paragraph" w:styleId="5">
     <w:name w:val="heading 5"/>
@@ -11689,14 +15596,12 @@
     <w:basedOn w:val="a0"/>
     <w:link w:val="4"/>
     <w:uiPriority w:val="9"/>
-    <w:semiHidden/>
-    <w:rsid w:val="00B5700F"/>
+    <w:rsid w:val="000F079B"/>
     <w:rPr>
-      <w:rFonts w:asciiTheme="majorHAnsi" w:eastAsiaTheme="majorEastAsia" w:hAnsiTheme="majorHAnsi" w:cstheme="majorBidi"/>
-      <w:i/>
-      <w:iCs/>
-      <w:color w:val="2F5496" w:themeColor="accent1" w:themeShade="BF"/>
+      <w:rFonts w:ascii="Times New Roman" w:eastAsiaTheme="majorEastAsia" w:hAnsi="Times New Roman" w:cstheme="majorBidi"/>
+      <w:b/>
       <w:sz w:val="28"/>
+      <w:szCs w:val="24"/>
     </w:rPr>
   </w:style>
   <w:style w:type="character" w:styleId="af3">
@@ -11773,8 +15678,9 @@
     <w:name w:val="Табличная подпись"/>
     <w:basedOn w:val="a"/>
     <w:qFormat/>
-    <w:rsid w:val="00D04945"/>
+    <w:rsid w:val="00016D32"/>
     <w:pPr>
+      <w:keepNext/>
       <w:spacing w:after="120" w:line="240" w:lineRule="auto"/>
       <w:jc w:val="left"/>
     </w:pPr>

--- a/report/Отчет_по_курсовой.docx
+++ b/report/Отчет_по_курсовой.docx
@@ -10621,7 +10621,860 @@
         <w:t>Blade</w:t>
       </w:r>
     </w:p>
-    <w:p/>
+    <w:p>
+      <w:pPr>
+        <w:pStyle w:val="afa"/>
+      </w:pPr>
+      <w:r>
+        <w:t>HTML-структура слоя представления веб-приложения реализована с помощью шаблонизатора Blade. Этот инструмент Laravel используется для генерации динамических HTML-страниц и позволяет отделить логику отображения от бизнес-логики, используя простой синтаксис для работы с данными, переданными из контроллера.</w:t>
+      </w:r>
+    </w:p>
+    <w:p>
+      <w:pPr>
+        <w:pStyle w:val="afa"/>
+      </w:pPr>
+      <w:r>
+        <w:t>Фрагмент кода, отвечающий за отображение записей расписания в виде таблицы, представлен в листинге 3.3.1.1.</w:t>
+      </w:r>
+    </w:p>
+    <w:p>
+      <w:pPr>
+        <w:pStyle w:val="af8"/>
+      </w:pPr>
+      <w:r>
+        <w:t>Листинг 3.</w:t>
+      </w:r>
+      <w:r>
+        <w:t>3</w:t>
+      </w:r>
+      <w:r>
+        <w:t>.</w:t>
+      </w:r>
+      <w:r>
+        <w:t>1</w:t>
+      </w:r>
+      <w:r>
+        <w:t>.</w:t>
+      </w:r>
+      <w:r>
+        <w:t>1</w:t>
+      </w:r>
+      <w:r>
+        <w:t xml:space="preserve"> — </w:t>
+      </w:r>
+      <w:r>
+        <w:t>Фрагмент кода</w:t>
+      </w:r>
+      <w:r>
+        <w:t xml:space="preserve"> шаблона </w:t>
+      </w:r>
+      <w:r>
+        <w:rPr>
+          <w:lang w:val="en-US"/>
+        </w:rPr>
+        <w:t>Blade</w:t>
+      </w:r>
+      <w:r>
+        <w:t>, отвечающий за отображение записей расписания в виде таблицы</w:t>
+      </w:r>
+    </w:p>
+    <w:tbl>
+      <w:tblPr>
+        <w:tblStyle w:val="ad"/>
+        <w:tblW w:w="9351" w:type="dxa"/>
+        <w:tblInd w:w="0" w:type="dxa"/>
+        <w:tblLayout w:type="fixed"/>
+        <w:tblLook w:val="04A0" w:firstRow="1" w:lastRow="0" w:firstColumn="1" w:lastColumn="0" w:noHBand="0" w:noVBand="1"/>
+      </w:tblPr>
+      <w:tblGrid>
+        <w:gridCol w:w="9351"/>
+      </w:tblGrid>
+      <w:tr>
+        <w:trPr>
+          <w:trHeight w:val="1841"/>
+        </w:trPr>
+        <w:tc>
+          <w:tcPr>
+            <w:tcW w:w="9351" w:type="dxa"/>
+          </w:tcPr>
+          <w:p>
+            <w:pPr>
+              <w:spacing w:after="120" w:line="240" w:lineRule="auto"/>
+              <w:jc w:val="left"/>
+              <w:rPr>
+                <w:i/>
+                <w:iCs/>
+                <w:sz w:val="24"/>
+                <w:szCs w:val="20"/>
+                <w:lang w:val="en-US"/>
+              </w:rPr>
+            </w:pPr>
+            <w:r>
+              <w:rPr>
+                <w:i/>
+                <w:iCs/>
+                <w:sz w:val="24"/>
+                <w:szCs w:val="20"/>
+                <w:lang w:val="en-US"/>
+              </w:rPr>
+              <w:t> </w:t>
+            </w:r>
+            <w:r>
+              <w:rPr>
+                <w:i/>
+                <w:iCs/>
+                <w:sz w:val="24"/>
+                <w:szCs w:val="20"/>
+              </w:rPr>
+              <w:t xml:space="preserve"> </w:t>
+            </w:r>
+            <w:r>
+              <w:rPr>
+                <w:i/>
+                <w:iCs/>
+                <w:sz w:val="24"/>
+                <w:szCs w:val="20"/>
+                <w:lang w:val="en-US"/>
+              </w:rPr>
+              <w:t> </w:t>
+            </w:r>
+            <w:r>
+              <w:rPr>
+                <w:i/>
+                <w:iCs/>
+                <w:sz w:val="24"/>
+                <w:szCs w:val="20"/>
+              </w:rPr>
+              <w:t xml:space="preserve"> </w:t>
+            </w:r>
+            <w:r>
+              <w:rPr>
+                <w:i/>
+                <w:iCs/>
+                <w:sz w:val="24"/>
+                <w:szCs w:val="20"/>
+                <w:lang w:val="en-US"/>
+              </w:rPr>
+              <w:t> </w:t>
+            </w:r>
+            <w:r>
+              <w:rPr>
+                <w:i/>
+                <w:iCs/>
+                <w:sz w:val="24"/>
+                <w:szCs w:val="20"/>
+              </w:rPr>
+              <w:t xml:space="preserve"> </w:t>
+            </w:r>
+            <w:r>
+              <w:rPr>
+                <w:i/>
+                <w:iCs/>
+                <w:sz w:val="24"/>
+                <w:szCs w:val="20"/>
+                <w:lang w:val="en-US"/>
+              </w:rPr>
+              <w:t> </w:t>
+            </w:r>
+            <w:r>
+              <w:rPr>
+                <w:i/>
+                <w:iCs/>
+                <w:sz w:val="24"/>
+                <w:szCs w:val="20"/>
+              </w:rPr>
+              <w:t xml:space="preserve"> </w:t>
+            </w:r>
+            <w:r>
+              <w:rPr>
+                <w:i/>
+                <w:iCs/>
+                <w:sz w:val="24"/>
+                <w:szCs w:val="20"/>
+                <w:lang w:val="en-US"/>
+              </w:rPr>
+              <w:t> </w:t>
+            </w:r>
+            <w:r>
+              <w:rPr>
+                <w:i/>
+                <w:iCs/>
+                <w:sz w:val="24"/>
+                <w:szCs w:val="20"/>
+              </w:rPr>
+              <w:t xml:space="preserve"> </w:t>
+            </w:r>
+            <w:r>
+              <w:rPr>
+                <w:i/>
+                <w:iCs/>
+                <w:sz w:val="24"/>
+                <w:szCs w:val="20"/>
+                <w:lang w:val="en-US"/>
+              </w:rPr>
+              <w:t> </w:t>
+            </w:r>
+            <w:r>
+              <w:rPr>
+                <w:i/>
+                <w:iCs/>
+                <w:sz w:val="24"/>
+                <w:szCs w:val="20"/>
+              </w:rPr>
+              <w:t xml:space="preserve"> </w:t>
+            </w:r>
+            <w:r>
+              <w:rPr>
+                <w:i/>
+                <w:iCs/>
+                <w:sz w:val="24"/>
+                <w:szCs w:val="20"/>
+                <w:lang w:val="en-US"/>
+              </w:rPr>
+              <w:t>&lt;tbody&gt;</w:t>
+            </w:r>
+          </w:p>
+          <w:p>
+            <w:pPr>
+              <w:spacing w:after="120" w:line="240" w:lineRule="auto"/>
+              <w:jc w:val="left"/>
+              <w:rPr>
+                <w:i/>
+                <w:iCs/>
+                <w:sz w:val="24"/>
+                <w:szCs w:val="20"/>
+                <w:lang w:val="en-US"/>
+              </w:rPr>
+            </w:pPr>
+            <w:r>
+              <w:rPr>
+                <w:i/>
+                <w:iCs/>
+                <w:sz w:val="24"/>
+                <w:szCs w:val="20"/>
+                <w:lang w:val="en-US"/>
+              </w:rPr>
+              <w:t>                @php $lastDay = null; @endphp</w:t>
+            </w:r>
+          </w:p>
+          <w:p>
+            <w:pPr>
+              <w:spacing w:after="120" w:line="240" w:lineRule="auto"/>
+              <w:jc w:val="left"/>
+              <w:rPr>
+                <w:i/>
+                <w:iCs/>
+                <w:sz w:val="24"/>
+                <w:szCs w:val="20"/>
+                <w:lang w:val="en-US"/>
+              </w:rPr>
+            </w:pPr>
+            <w:r>
+              <w:rPr>
+                <w:i/>
+                <w:iCs/>
+                <w:sz w:val="24"/>
+                <w:szCs w:val="20"/>
+                <w:lang w:val="en-US"/>
+              </w:rPr>
+              <w:t>                @forelse ($groupedEntries as $day =&gt; $entries)</w:t>
+            </w:r>
+          </w:p>
+          <w:p>
+            <w:pPr>
+              <w:spacing w:after="120" w:line="240" w:lineRule="auto"/>
+              <w:jc w:val="left"/>
+              <w:rPr>
+                <w:i/>
+                <w:iCs/>
+                <w:sz w:val="24"/>
+                <w:szCs w:val="20"/>
+                <w:lang w:val="en-US"/>
+              </w:rPr>
+            </w:pPr>
+            <w:r>
+              <w:rPr>
+                <w:i/>
+                <w:iCs/>
+                <w:sz w:val="24"/>
+                <w:szCs w:val="20"/>
+                <w:lang w:val="en-US"/>
+              </w:rPr>
+              <w:t>                    @foreach ($entries as $entry)</w:t>
+            </w:r>
+          </w:p>
+          <w:p>
+            <w:pPr>
+              <w:spacing w:after="120" w:line="240" w:lineRule="auto"/>
+              <w:jc w:val="left"/>
+              <w:rPr>
+                <w:i/>
+                <w:iCs/>
+                <w:sz w:val="24"/>
+                <w:szCs w:val="20"/>
+                <w:lang w:val="en-US"/>
+              </w:rPr>
+            </w:pPr>
+            <w:r>
+              <w:rPr>
+                <w:i/>
+                <w:iCs/>
+                <w:sz w:val="24"/>
+                <w:szCs w:val="20"/>
+                <w:lang w:val="en-US"/>
+              </w:rPr>
+              <w:t>                        &lt;tr class="schedule-row" id="entry-{{ $entry-&gt;id }}" data-entry="{{ json_encode($entry-&gt;load('tags')) }}" data-bs-toggle="modal" data-bs-target="#editScheduleEntryModal" style="cursor: pointer;"&gt;</w:t>
+            </w:r>
+          </w:p>
+          <w:p>
+            <w:pPr>
+              <w:spacing w:after="120" w:line="240" w:lineRule="auto"/>
+              <w:jc w:val="left"/>
+              <w:rPr>
+                <w:i/>
+                <w:iCs/>
+                <w:sz w:val="24"/>
+                <w:szCs w:val="20"/>
+                <w:lang w:val="en-US"/>
+              </w:rPr>
+            </w:pPr>
+            <w:r>
+              <w:rPr>
+                <w:i/>
+                <w:iCs/>
+                <w:sz w:val="24"/>
+                <w:szCs w:val="20"/>
+                <w:lang w:val="en-US"/>
+              </w:rPr>
+              <w:t>                            &lt;td&gt;</w:t>
+            </w:r>
+          </w:p>
+          <w:p>
+            <w:pPr>
+              <w:spacing w:after="120" w:line="240" w:lineRule="auto"/>
+              <w:jc w:val="left"/>
+              <w:rPr>
+                <w:i/>
+                <w:iCs/>
+                <w:sz w:val="24"/>
+                <w:szCs w:val="20"/>
+                <w:lang w:val="en-US"/>
+              </w:rPr>
+            </w:pPr>
+            <w:r>
+              <w:rPr>
+                <w:i/>
+                <w:iCs/>
+                <w:sz w:val="24"/>
+                <w:szCs w:val="20"/>
+                <w:lang w:val="en-US"/>
+              </w:rPr>
+              <w:t>                                @if ($day !== $lastDay)</w:t>
+            </w:r>
+          </w:p>
+          <w:p>
+            <w:pPr>
+              <w:spacing w:after="120" w:line="240" w:lineRule="auto"/>
+              <w:jc w:val="left"/>
+              <w:rPr>
+                <w:i/>
+                <w:iCs/>
+                <w:sz w:val="24"/>
+                <w:szCs w:val="20"/>
+                <w:lang w:val="en-US"/>
+              </w:rPr>
+            </w:pPr>
+            <w:r>
+              <w:rPr>
+                <w:i/>
+                <w:iCs/>
+                <w:sz w:val="24"/>
+                <w:szCs w:val="20"/>
+                <w:lang w:val="en-US"/>
+              </w:rPr>
+              <w:t>                                    &lt;strong&gt;{{ $days[$day] }}&lt;/strong&gt;</w:t>
+            </w:r>
+          </w:p>
+          <w:p>
+            <w:pPr>
+              <w:spacing w:after="120" w:line="240" w:lineRule="auto"/>
+              <w:jc w:val="left"/>
+              <w:rPr>
+                <w:i/>
+                <w:iCs/>
+                <w:sz w:val="24"/>
+                <w:szCs w:val="20"/>
+                <w:lang w:val="en-US"/>
+              </w:rPr>
+            </w:pPr>
+            <w:r>
+              <w:rPr>
+                <w:i/>
+                <w:iCs/>
+                <w:sz w:val="24"/>
+                <w:szCs w:val="20"/>
+                <w:lang w:val="en-US"/>
+              </w:rPr>
+              <w:t>                                @endif</w:t>
+            </w:r>
+          </w:p>
+          <w:p>
+            <w:pPr>
+              <w:spacing w:after="120" w:line="240" w:lineRule="auto"/>
+              <w:jc w:val="left"/>
+              <w:rPr>
+                <w:i/>
+                <w:iCs/>
+                <w:sz w:val="24"/>
+                <w:szCs w:val="20"/>
+                <w:lang w:val="en-US"/>
+              </w:rPr>
+            </w:pPr>
+            <w:r>
+              <w:rPr>
+                <w:i/>
+                <w:iCs/>
+                <w:sz w:val="24"/>
+                <w:szCs w:val="20"/>
+                <w:lang w:val="en-US"/>
+              </w:rPr>
+              <w:t>                            &lt;/td&gt;</w:t>
+            </w:r>
+          </w:p>
+          <w:p>
+            <w:pPr>
+              <w:spacing w:after="120" w:line="240" w:lineRule="auto"/>
+              <w:jc w:val="left"/>
+              <w:rPr>
+                <w:i/>
+                <w:iCs/>
+                <w:sz w:val="24"/>
+                <w:szCs w:val="20"/>
+                <w:lang w:val="en-US"/>
+              </w:rPr>
+            </w:pPr>
+            <w:r>
+              <w:rPr>
+                <w:i/>
+                <w:iCs/>
+                <w:sz w:val="24"/>
+                <w:szCs w:val="20"/>
+                <w:lang w:val="en-US"/>
+              </w:rPr>
+              <w:t>                            &lt;td&gt;{{ date('H:i', strtotime($entry-&gt;start_time)) }} - {{ date('H:i', strtotime($entry-&gt;end_time)) }}&lt;/td&gt;</w:t>
+            </w:r>
+          </w:p>
+          <w:p>
+            <w:pPr>
+              <w:spacing w:after="120" w:line="240" w:lineRule="auto"/>
+              <w:jc w:val="left"/>
+              <w:rPr>
+                <w:i/>
+                <w:iCs/>
+                <w:sz w:val="24"/>
+                <w:szCs w:val="20"/>
+                <w:lang w:val="en-US"/>
+              </w:rPr>
+            </w:pPr>
+            <w:r>
+              <w:rPr>
+                <w:i/>
+                <w:iCs/>
+                <w:sz w:val="24"/>
+                <w:szCs w:val="20"/>
+                <w:lang w:val="en-US"/>
+              </w:rPr>
+              <w:t>                            &lt;td&gt;{{ $entry-&gt;title }}&lt;/td&gt;</w:t>
+            </w:r>
+          </w:p>
+          <w:p>
+            <w:pPr>
+              <w:spacing w:after="120" w:line="240" w:lineRule="auto"/>
+              <w:jc w:val="left"/>
+              <w:rPr>
+                <w:i/>
+                <w:iCs/>
+                <w:sz w:val="24"/>
+                <w:szCs w:val="20"/>
+                <w:lang w:val="en-US"/>
+              </w:rPr>
+            </w:pPr>
+            <w:r>
+              <w:rPr>
+                <w:i/>
+                <w:iCs/>
+                <w:sz w:val="24"/>
+                <w:szCs w:val="20"/>
+                <w:lang w:val="en-US"/>
+              </w:rPr>
+              <w:t>                            &lt;td&gt;{{ $entry-&gt;description }}&lt;/td&gt;</w:t>
+            </w:r>
+          </w:p>
+          <w:p>
+            <w:pPr>
+              <w:spacing w:after="120" w:line="240" w:lineRule="auto"/>
+              <w:jc w:val="left"/>
+              <w:rPr>
+                <w:i/>
+                <w:iCs/>
+                <w:sz w:val="24"/>
+                <w:szCs w:val="20"/>
+                <w:lang w:val="en-US"/>
+              </w:rPr>
+            </w:pPr>
+            <w:r>
+              <w:rPr>
+                <w:i/>
+                <w:iCs/>
+                <w:sz w:val="24"/>
+                <w:szCs w:val="20"/>
+                <w:lang w:val="en-US"/>
+              </w:rPr>
+              <w:t>                            &lt;td&gt;</w:t>
+            </w:r>
+          </w:p>
+          <w:p>
+            <w:pPr>
+              <w:spacing w:after="120" w:line="240" w:lineRule="auto"/>
+              <w:jc w:val="left"/>
+              <w:rPr>
+                <w:i/>
+                <w:iCs/>
+                <w:sz w:val="24"/>
+                <w:szCs w:val="20"/>
+                <w:lang w:val="en-US"/>
+              </w:rPr>
+            </w:pPr>
+            <w:r>
+              <w:rPr>
+                <w:i/>
+                <w:iCs/>
+                <w:sz w:val="24"/>
+                <w:szCs w:val="20"/>
+                <w:lang w:val="en-US"/>
+              </w:rPr>
+              <w:t>                                @foreach ($entry-&gt;tags as $tag)</w:t>
+            </w:r>
+          </w:p>
+          <w:p>
+            <w:pPr>
+              <w:spacing w:after="120" w:line="240" w:lineRule="auto"/>
+              <w:jc w:val="left"/>
+              <w:rPr>
+                <w:i/>
+                <w:iCs/>
+                <w:sz w:val="24"/>
+                <w:szCs w:val="20"/>
+                <w:lang w:val="en-US"/>
+              </w:rPr>
+            </w:pPr>
+            <w:r>
+              <w:rPr>
+                <w:i/>
+                <w:iCs/>
+                <w:sz w:val="24"/>
+                <w:szCs w:val="20"/>
+                <w:lang w:val="en-US"/>
+              </w:rPr>
+              <w:t>                                    &lt;span class="badge text-bg-{{ ColorMapper::colorToBsClass($tag-&gt;color) }}"&gt;{{ $tag-&gt;name }}&lt;/span&gt;</w:t>
+            </w:r>
+          </w:p>
+          <w:p>
+            <w:pPr>
+              <w:spacing w:after="120" w:line="240" w:lineRule="auto"/>
+              <w:jc w:val="left"/>
+              <w:rPr>
+                <w:i/>
+                <w:iCs/>
+                <w:sz w:val="24"/>
+                <w:szCs w:val="20"/>
+              </w:rPr>
+            </w:pPr>
+            <w:r>
+              <w:rPr>
+                <w:i/>
+                <w:iCs/>
+                <w:sz w:val="24"/>
+                <w:szCs w:val="20"/>
+                <w:lang w:val="en-US"/>
+              </w:rPr>
+              <w:t xml:space="preserve">                                </w:t>
+            </w:r>
+            <w:r>
+              <w:rPr>
+                <w:i/>
+                <w:iCs/>
+                <w:sz w:val="24"/>
+                <w:szCs w:val="20"/>
+              </w:rPr>
+              <w:t>@endforeach</w:t>
+            </w:r>
+          </w:p>
+          <w:p>
+            <w:pPr>
+              <w:spacing w:after="120" w:line="240" w:lineRule="auto"/>
+              <w:jc w:val="left"/>
+              <w:rPr>
+                <w:i/>
+                <w:iCs/>
+                <w:sz w:val="24"/>
+                <w:szCs w:val="20"/>
+              </w:rPr>
+            </w:pPr>
+            <w:r>
+              <w:rPr>
+                <w:i/>
+                <w:iCs/>
+                <w:sz w:val="24"/>
+                <w:szCs w:val="20"/>
+              </w:rPr>
+              <w:t>                            &lt;/td&gt;</w:t>
+            </w:r>
+          </w:p>
+          <w:p>
+            <w:pPr>
+              <w:spacing w:after="120" w:line="240" w:lineRule="auto"/>
+              <w:jc w:val="left"/>
+              <w:rPr>
+                <w:i/>
+                <w:iCs/>
+                <w:sz w:val="24"/>
+                <w:szCs w:val="20"/>
+                <w:lang w:val="en-US"/>
+              </w:rPr>
+            </w:pPr>
+            <w:r>
+              <w:rPr>
+                <w:i/>
+                <w:iCs/>
+                <w:sz w:val="24"/>
+                <w:szCs w:val="20"/>
+              </w:rPr>
+              <w:lastRenderedPageBreak/>
+              <w:t xml:space="preserve">                        </w:t>
+            </w:r>
+            <w:r>
+              <w:rPr>
+                <w:i/>
+                <w:iCs/>
+                <w:sz w:val="24"/>
+                <w:szCs w:val="20"/>
+                <w:lang w:val="en-US"/>
+              </w:rPr>
+              <w:t>&lt;/tr&gt;</w:t>
+            </w:r>
+          </w:p>
+          <w:p>
+            <w:pPr>
+              <w:spacing w:after="120" w:line="240" w:lineRule="auto"/>
+              <w:jc w:val="left"/>
+              <w:rPr>
+                <w:i/>
+                <w:iCs/>
+                <w:sz w:val="24"/>
+                <w:szCs w:val="20"/>
+                <w:lang w:val="en-US"/>
+              </w:rPr>
+            </w:pPr>
+            <w:r>
+              <w:rPr>
+                <w:i/>
+                <w:iCs/>
+                <w:sz w:val="24"/>
+                <w:szCs w:val="20"/>
+                <w:lang w:val="en-US"/>
+              </w:rPr>
+              <w:t>                        @php $lastDay = $day; @endphp</w:t>
+            </w:r>
+          </w:p>
+          <w:p>
+            <w:pPr>
+              <w:spacing w:after="120" w:line="240" w:lineRule="auto"/>
+              <w:jc w:val="left"/>
+              <w:rPr>
+                <w:i/>
+                <w:iCs/>
+                <w:sz w:val="24"/>
+                <w:szCs w:val="20"/>
+                <w:lang w:val="en-US"/>
+              </w:rPr>
+            </w:pPr>
+            <w:r>
+              <w:rPr>
+                <w:i/>
+                <w:iCs/>
+                <w:sz w:val="24"/>
+                <w:szCs w:val="20"/>
+                <w:lang w:val="en-US"/>
+              </w:rPr>
+              <w:t>                    @endforeach</w:t>
+            </w:r>
+          </w:p>
+          <w:p>
+            <w:pPr>
+              <w:spacing w:after="120" w:line="240" w:lineRule="auto"/>
+              <w:jc w:val="left"/>
+              <w:rPr>
+                <w:i/>
+                <w:iCs/>
+                <w:sz w:val="24"/>
+                <w:szCs w:val="20"/>
+              </w:rPr>
+            </w:pPr>
+            <w:r>
+              <w:rPr>
+                <w:i/>
+                <w:iCs/>
+                <w:sz w:val="24"/>
+                <w:szCs w:val="20"/>
+                <w:lang w:val="en-US"/>
+              </w:rPr>
+              <w:t xml:space="preserve">                </w:t>
+            </w:r>
+            <w:r>
+              <w:rPr>
+                <w:i/>
+                <w:iCs/>
+                <w:sz w:val="24"/>
+                <w:szCs w:val="20"/>
+              </w:rPr>
+              <w:t>@empty</w:t>
+            </w:r>
+          </w:p>
+          <w:p>
+            <w:pPr>
+              <w:spacing w:after="120" w:line="240" w:lineRule="auto"/>
+              <w:jc w:val="left"/>
+              <w:rPr>
+                <w:i/>
+                <w:iCs/>
+                <w:sz w:val="24"/>
+                <w:szCs w:val="20"/>
+              </w:rPr>
+            </w:pPr>
+            <w:r>
+              <w:rPr>
+                <w:i/>
+                <w:iCs/>
+                <w:sz w:val="24"/>
+                <w:szCs w:val="20"/>
+              </w:rPr>
+              <w:t>                    &lt;tr&gt;</w:t>
+            </w:r>
+          </w:p>
+          <w:p>
+            <w:pPr>
+              <w:spacing w:after="120" w:line="240" w:lineRule="auto"/>
+              <w:jc w:val="left"/>
+              <w:rPr>
+                <w:i/>
+                <w:iCs/>
+                <w:sz w:val="24"/>
+                <w:szCs w:val="20"/>
+              </w:rPr>
+            </w:pPr>
+            <w:r>
+              <w:rPr>
+                <w:i/>
+                <w:iCs/>
+                <w:sz w:val="24"/>
+                <w:szCs w:val="20"/>
+              </w:rPr>
+              <w:t>                        &lt;td colspan="5" class="text-center"&gt;На выбранный день записей нет.&lt;/td&gt;</w:t>
+            </w:r>
+          </w:p>
+          <w:p>
+            <w:pPr>
+              <w:spacing w:after="120" w:line="240" w:lineRule="auto"/>
+              <w:jc w:val="left"/>
+              <w:rPr>
+                <w:i/>
+                <w:iCs/>
+                <w:sz w:val="24"/>
+                <w:szCs w:val="20"/>
+              </w:rPr>
+            </w:pPr>
+            <w:r>
+              <w:rPr>
+                <w:i/>
+                <w:iCs/>
+                <w:sz w:val="24"/>
+                <w:szCs w:val="20"/>
+              </w:rPr>
+              <w:t>                    &lt;/tr&gt;</w:t>
+            </w:r>
+          </w:p>
+          <w:p>
+            <w:pPr>
+              <w:spacing w:after="120" w:line="240" w:lineRule="auto"/>
+              <w:jc w:val="left"/>
+              <w:rPr>
+                <w:i/>
+                <w:iCs/>
+                <w:sz w:val="24"/>
+                <w:szCs w:val="20"/>
+              </w:rPr>
+            </w:pPr>
+            <w:r>
+              <w:rPr>
+                <w:i/>
+                <w:iCs/>
+                <w:sz w:val="24"/>
+                <w:szCs w:val="20"/>
+              </w:rPr>
+              <w:t>                @endforelse</w:t>
+            </w:r>
+          </w:p>
+          <w:p>
+            <w:pPr>
+              <w:spacing w:after="120" w:line="240" w:lineRule="auto"/>
+              <w:jc w:val="left"/>
+              <w:rPr>
+                <w:i/>
+                <w:iCs/>
+                <w:sz w:val="24"/>
+                <w:szCs w:val="20"/>
+              </w:rPr>
+            </w:pPr>
+            <w:r>
+              <w:rPr>
+                <w:i/>
+                <w:iCs/>
+                <w:sz w:val="24"/>
+                <w:szCs w:val="20"/>
+              </w:rPr>
+              <w:t>            &lt;/tbody&gt;</w:t>
+            </w:r>
+          </w:p>
+          <w:p>
+            <w:pPr>
+              <w:spacing w:after="120" w:line="240" w:lineRule="auto"/>
+              <w:jc w:val="left"/>
+              <w:rPr>
+                <w:i/>
+                <w:iCs/>
+                <w:sz w:val="24"/>
+                <w:szCs w:val="20"/>
+              </w:rPr>
+            </w:pPr>
+          </w:p>
+        </w:tc>
+      </w:tr>
+    </w:tbl>
+    <w:p>
+      <w:pPr>
+        <w:pStyle w:val="afa"/>
+        <w:ind w:firstLine="0"/>
+      </w:pPr>
+    </w:p>
+    <w:p>
+      <w:pPr>
+        <w:pStyle w:val="afa"/>
+      </w:pPr>
+      <w:r>
+        <w:t>В приведенном фрагменте кода директива @forelse используется для итерации по массиву $groupedEntries, который передается в представление из контроллера. Эта директива обрабатывает как случай наличия записей, так и их отсутствия, выводя сообщение внутри блока @empty. Для улучшения читаемости таблицы условная директива @if применяется для отображения названия дня недели только для первой записи в группе. Безопасный вывод данных обеспечивается синтаксисом {{ }}, а полные данные о записи кодируются в JSON-формат и сохраняются в data-атрибуте для последующего использования клиентским кодом.</w:t>
+      </w:r>
+    </w:p>
     <w:p>
       <w:pPr>
         <w:pStyle w:val="4"/>
@@ -10642,7 +11495,814 @@
         <w:t>)</w:t>
       </w:r>
     </w:p>
-    <w:p/>
+    <w:p>
+      <w:pPr>
+        <w:pStyle w:val="afa"/>
+      </w:pPr>
+      <w:r>
+        <w:t>Клиентская логика, реализованная на языке JavaScript, отвечает за интерактивность пользовательского интерфейса и асинхронное взаимодействие с сервером. Такой подход, известный как AJAX, позволяет выполнять операции с данными без полной перезагрузки страницы, что значительно улучшает пользовательский опыт.</w:t>
+      </w:r>
+    </w:p>
+    <w:p>
+      <w:pPr>
+        <w:pStyle w:val="afa"/>
+      </w:pPr>
+      <w:r>
+        <w:t>Код, демонстрирующий отправку формы для создания новой записи в расписании, представлен в листинге 3.3.2.1.</w:t>
+      </w:r>
+    </w:p>
+    <w:p>
+      <w:pPr>
+        <w:pStyle w:val="af8"/>
+      </w:pPr>
+      <w:r>
+        <w:lastRenderedPageBreak/>
+        <w:t>Листинг 3.</w:t>
+      </w:r>
+      <w:r>
+        <w:t>3</w:t>
+      </w:r>
+      <w:r>
+        <w:t>.</w:t>
+      </w:r>
+      <w:r>
+        <w:rPr>
+          <w:lang w:val="en-US"/>
+        </w:rPr>
+        <w:t>2</w:t>
+      </w:r>
+      <w:r>
+        <w:t>.1</w:t>
+      </w:r>
+      <w:r>
+        <w:t xml:space="preserve"> — </w:t>
+      </w:r>
+      <w:r>
+        <w:t>Код, демонстрирующий отправку формы для создания новой записи в расписании</w:t>
+      </w:r>
+    </w:p>
+    <w:tbl>
+      <w:tblPr>
+        <w:tblStyle w:val="ad"/>
+        <w:tblW w:w="9351" w:type="dxa"/>
+        <w:tblInd w:w="0" w:type="dxa"/>
+        <w:tblLayout w:type="fixed"/>
+        <w:tblLook w:val="04A0" w:firstRow="1" w:lastRow="0" w:firstColumn="1" w:lastColumn="0" w:noHBand="0" w:noVBand="1"/>
+      </w:tblPr>
+      <w:tblGrid>
+        <w:gridCol w:w="9351"/>
+      </w:tblGrid>
+      <w:tr>
+        <w:trPr>
+          <w:trHeight w:val="1841"/>
+        </w:trPr>
+        <w:tc>
+          <w:tcPr>
+            <w:tcW w:w="9351" w:type="dxa"/>
+          </w:tcPr>
+          <w:p>
+            <w:pPr>
+              <w:spacing w:after="120" w:line="240" w:lineRule="auto"/>
+              <w:jc w:val="left"/>
+              <w:rPr>
+                <w:i/>
+                <w:iCs/>
+                <w:sz w:val="24"/>
+                <w:szCs w:val="20"/>
+                <w:lang w:val="en-US"/>
+              </w:rPr>
+            </w:pPr>
+            <w:r>
+              <w:rPr>
+                <w:i/>
+                <w:iCs/>
+                <w:sz w:val="24"/>
+                <w:szCs w:val="20"/>
+                <w:lang w:val="en-US"/>
+              </w:rPr>
+              <w:t>document.addEventListener('DOMContentLoaded', () =&gt; {</w:t>
+            </w:r>
+          </w:p>
+          <w:p>
+            <w:pPr>
+              <w:spacing w:after="120" w:line="240" w:lineRule="auto"/>
+              <w:jc w:val="left"/>
+              <w:rPr>
+                <w:i/>
+                <w:iCs/>
+                <w:sz w:val="24"/>
+                <w:szCs w:val="20"/>
+                <w:lang w:val="en-US"/>
+              </w:rPr>
+            </w:pPr>
+            <w:r>
+              <w:rPr>
+                <w:i/>
+                <w:iCs/>
+                <w:sz w:val="24"/>
+                <w:szCs w:val="20"/>
+                <w:lang w:val="en-US"/>
+              </w:rPr>
+              <w:t>    const createForm = document.getElementById('createScheduleEntryForm');</w:t>
+            </w:r>
+          </w:p>
+          <w:p>
+            <w:pPr>
+              <w:spacing w:after="120" w:line="240" w:lineRule="auto"/>
+              <w:jc w:val="left"/>
+              <w:rPr>
+                <w:i/>
+                <w:iCs/>
+                <w:sz w:val="24"/>
+                <w:szCs w:val="20"/>
+                <w:lang w:val="en-US"/>
+              </w:rPr>
+            </w:pPr>
+            <w:r>
+              <w:rPr>
+                <w:i/>
+                <w:iCs/>
+                <w:sz w:val="24"/>
+                <w:szCs w:val="20"/>
+                <w:lang w:val="en-US"/>
+              </w:rPr>
+              <w:t>    const errorContainer = document.getElementById('create-error-container');</w:t>
+            </w:r>
+          </w:p>
+          <w:p>
+            <w:pPr>
+              <w:spacing w:after="120" w:line="240" w:lineRule="auto"/>
+              <w:jc w:val="left"/>
+              <w:rPr>
+                <w:i/>
+                <w:iCs/>
+                <w:sz w:val="24"/>
+                <w:szCs w:val="20"/>
+                <w:lang w:val="en-US"/>
+              </w:rPr>
+            </w:pPr>
+          </w:p>
+          <w:p>
+            <w:pPr>
+              <w:spacing w:after="120" w:line="240" w:lineRule="auto"/>
+              <w:jc w:val="left"/>
+              <w:rPr>
+                <w:i/>
+                <w:iCs/>
+                <w:sz w:val="24"/>
+                <w:szCs w:val="20"/>
+                <w:lang w:val="en-US"/>
+              </w:rPr>
+            </w:pPr>
+            <w:r>
+              <w:rPr>
+                <w:i/>
+                <w:iCs/>
+                <w:sz w:val="24"/>
+                <w:szCs w:val="20"/>
+                <w:lang w:val="en-US"/>
+              </w:rPr>
+              <w:t>    if (createForm) {</w:t>
+            </w:r>
+          </w:p>
+          <w:p>
+            <w:pPr>
+              <w:spacing w:after="120" w:line="240" w:lineRule="auto"/>
+              <w:jc w:val="left"/>
+              <w:rPr>
+                <w:i/>
+                <w:iCs/>
+                <w:sz w:val="24"/>
+                <w:szCs w:val="20"/>
+                <w:lang w:val="en-US"/>
+              </w:rPr>
+            </w:pPr>
+            <w:r>
+              <w:rPr>
+                <w:i/>
+                <w:iCs/>
+                <w:sz w:val="24"/>
+                <w:szCs w:val="20"/>
+                <w:lang w:val="en-US"/>
+              </w:rPr>
+              <w:t>        createForm.addEventListener('submit', function (event) {</w:t>
+            </w:r>
+          </w:p>
+          <w:p>
+            <w:pPr>
+              <w:spacing w:after="120" w:line="240" w:lineRule="auto"/>
+              <w:jc w:val="left"/>
+              <w:rPr>
+                <w:i/>
+                <w:iCs/>
+                <w:sz w:val="24"/>
+                <w:szCs w:val="20"/>
+                <w:lang w:val="en-US"/>
+              </w:rPr>
+            </w:pPr>
+            <w:r>
+              <w:rPr>
+                <w:i/>
+                <w:iCs/>
+                <w:sz w:val="24"/>
+                <w:szCs w:val="20"/>
+                <w:lang w:val="en-US"/>
+              </w:rPr>
+              <w:t>            event.preventDefault();</w:t>
+            </w:r>
+          </w:p>
+          <w:p>
+            <w:pPr>
+              <w:spacing w:after="120" w:line="240" w:lineRule="auto"/>
+              <w:jc w:val="left"/>
+              <w:rPr>
+                <w:i/>
+                <w:iCs/>
+                <w:sz w:val="24"/>
+                <w:szCs w:val="20"/>
+                <w:lang w:val="en-US"/>
+              </w:rPr>
+            </w:pPr>
+          </w:p>
+          <w:p>
+            <w:pPr>
+              <w:spacing w:after="120" w:line="240" w:lineRule="auto"/>
+              <w:jc w:val="left"/>
+              <w:rPr>
+                <w:i/>
+                <w:iCs/>
+                <w:sz w:val="24"/>
+                <w:szCs w:val="20"/>
+                <w:lang w:val="en-US"/>
+              </w:rPr>
+            </w:pPr>
+            <w:r>
+              <w:rPr>
+                <w:i/>
+                <w:iCs/>
+                <w:sz w:val="24"/>
+                <w:szCs w:val="20"/>
+                <w:lang w:val="en-US"/>
+              </w:rPr>
+              <w:t>            const formData = new FormData(this);</w:t>
+            </w:r>
+          </w:p>
+          <w:p>
+            <w:pPr>
+              <w:spacing w:after="120" w:line="240" w:lineRule="auto"/>
+              <w:jc w:val="left"/>
+              <w:rPr>
+                <w:i/>
+                <w:iCs/>
+                <w:sz w:val="24"/>
+                <w:szCs w:val="20"/>
+                <w:lang w:val="en-US"/>
+              </w:rPr>
+            </w:pPr>
+          </w:p>
+          <w:p>
+            <w:pPr>
+              <w:spacing w:after="120" w:line="240" w:lineRule="auto"/>
+              <w:jc w:val="left"/>
+              <w:rPr>
+                <w:i/>
+                <w:iCs/>
+                <w:sz w:val="24"/>
+                <w:szCs w:val="20"/>
+              </w:rPr>
+            </w:pPr>
+            <w:r>
+              <w:rPr>
+                <w:i/>
+                <w:iCs/>
+                <w:sz w:val="24"/>
+                <w:szCs w:val="20"/>
+                <w:lang w:val="en-US"/>
+              </w:rPr>
+              <w:t xml:space="preserve">            </w:t>
+            </w:r>
+            <w:r>
+              <w:rPr>
+                <w:i/>
+                <w:iCs/>
+                <w:sz w:val="24"/>
+                <w:szCs w:val="20"/>
+              </w:rPr>
+              <w:t>// Собираем выбранные теги и добавляем их в FormData</w:t>
+            </w:r>
+          </w:p>
+          <w:p>
+            <w:pPr>
+              <w:spacing w:after="120" w:line="240" w:lineRule="auto"/>
+              <w:jc w:val="left"/>
+              <w:rPr>
+                <w:i/>
+                <w:iCs/>
+                <w:sz w:val="24"/>
+                <w:szCs w:val="20"/>
+                <w:lang w:val="en-US"/>
+              </w:rPr>
+            </w:pPr>
+            <w:r>
+              <w:rPr>
+                <w:i/>
+                <w:iCs/>
+                <w:sz w:val="24"/>
+                <w:szCs w:val="20"/>
+              </w:rPr>
+              <w:t xml:space="preserve">            </w:t>
+            </w:r>
+            <w:r>
+              <w:rPr>
+                <w:i/>
+                <w:iCs/>
+                <w:sz w:val="24"/>
+                <w:szCs w:val="20"/>
+                <w:lang w:val="en-US"/>
+              </w:rPr>
+              <w:t>createForm.querySelectorAll('input[name="tags[]"]:checked').forEach(checkbox =&gt; {</w:t>
+            </w:r>
+          </w:p>
+          <w:p>
+            <w:pPr>
+              <w:spacing w:after="120" w:line="240" w:lineRule="auto"/>
+              <w:jc w:val="left"/>
+              <w:rPr>
+                <w:i/>
+                <w:iCs/>
+                <w:sz w:val="24"/>
+                <w:szCs w:val="20"/>
+                <w:lang w:val="en-US"/>
+              </w:rPr>
+            </w:pPr>
+            <w:r>
+              <w:rPr>
+                <w:i/>
+                <w:iCs/>
+                <w:sz w:val="24"/>
+                <w:szCs w:val="20"/>
+                <w:lang w:val="en-US"/>
+              </w:rPr>
+              <w:t>                formData.append('tags[]', checkbox.value);</w:t>
+            </w:r>
+          </w:p>
+          <w:p>
+            <w:pPr>
+              <w:spacing w:after="120" w:line="240" w:lineRule="auto"/>
+              <w:jc w:val="left"/>
+              <w:rPr>
+                <w:i/>
+                <w:iCs/>
+                <w:sz w:val="24"/>
+                <w:szCs w:val="20"/>
+                <w:lang w:val="en-US"/>
+              </w:rPr>
+            </w:pPr>
+            <w:r>
+              <w:rPr>
+                <w:i/>
+                <w:iCs/>
+                <w:sz w:val="24"/>
+                <w:szCs w:val="20"/>
+                <w:lang w:val="en-US"/>
+              </w:rPr>
+              <w:t>            });</w:t>
+            </w:r>
+          </w:p>
+          <w:p>
+            <w:pPr>
+              <w:spacing w:after="120" w:line="240" w:lineRule="auto"/>
+              <w:jc w:val="left"/>
+              <w:rPr>
+                <w:i/>
+                <w:iCs/>
+                <w:sz w:val="24"/>
+                <w:szCs w:val="20"/>
+                <w:lang w:val="en-US"/>
+              </w:rPr>
+            </w:pPr>
+          </w:p>
+          <w:p>
+            <w:pPr>
+              <w:spacing w:after="120" w:line="240" w:lineRule="auto"/>
+              <w:jc w:val="left"/>
+              <w:rPr>
+                <w:i/>
+                <w:iCs/>
+                <w:sz w:val="24"/>
+                <w:szCs w:val="20"/>
+                <w:lang w:val="en-US"/>
+              </w:rPr>
+            </w:pPr>
+            <w:r>
+              <w:rPr>
+                <w:i/>
+                <w:iCs/>
+                <w:sz w:val="24"/>
+                <w:szCs w:val="20"/>
+                <w:lang w:val="en-US"/>
+              </w:rPr>
+              <w:t>            axios.post(this.action, formData)</w:t>
+            </w:r>
+          </w:p>
+          <w:p>
+            <w:pPr>
+              <w:spacing w:after="120" w:line="240" w:lineRule="auto"/>
+              <w:jc w:val="left"/>
+              <w:rPr>
+                <w:i/>
+                <w:iCs/>
+                <w:sz w:val="24"/>
+                <w:szCs w:val="20"/>
+              </w:rPr>
+            </w:pPr>
+            <w:r>
+              <w:rPr>
+                <w:i/>
+                <w:iCs/>
+                <w:sz w:val="24"/>
+                <w:szCs w:val="20"/>
+                <w:lang w:val="en-US"/>
+              </w:rPr>
+              <w:t xml:space="preserve">                </w:t>
+            </w:r>
+            <w:r>
+              <w:rPr>
+                <w:i/>
+                <w:iCs/>
+                <w:sz w:val="24"/>
+                <w:szCs w:val="20"/>
+              </w:rPr>
+              <w:t>.then(response =&gt; {</w:t>
+            </w:r>
+          </w:p>
+          <w:p>
+            <w:pPr>
+              <w:spacing w:after="120" w:line="240" w:lineRule="auto"/>
+              <w:jc w:val="left"/>
+              <w:rPr>
+                <w:i/>
+                <w:iCs/>
+                <w:sz w:val="24"/>
+                <w:szCs w:val="20"/>
+              </w:rPr>
+            </w:pPr>
+            <w:r>
+              <w:rPr>
+                <w:i/>
+                <w:iCs/>
+                <w:sz w:val="24"/>
+                <w:szCs w:val="20"/>
+              </w:rPr>
+              <w:t>                    // В случае успеха, используем URL для редиректа из ответа сервера</w:t>
+            </w:r>
+          </w:p>
+          <w:p>
+            <w:pPr>
+              <w:spacing w:after="120" w:line="240" w:lineRule="auto"/>
+              <w:jc w:val="left"/>
+              <w:rPr>
+                <w:i/>
+                <w:iCs/>
+                <w:sz w:val="24"/>
+                <w:szCs w:val="20"/>
+                <w:lang w:val="en-US"/>
+              </w:rPr>
+            </w:pPr>
+            <w:r>
+              <w:rPr>
+                <w:i/>
+                <w:iCs/>
+                <w:sz w:val="24"/>
+                <w:szCs w:val="20"/>
+              </w:rPr>
+              <w:t xml:space="preserve">                    </w:t>
+            </w:r>
+            <w:r>
+              <w:rPr>
+                <w:i/>
+                <w:iCs/>
+                <w:sz w:val="24"/>
+                <w:szCs w:val="20"/>
+                <w:lang w:val="en-US"/>
+              </w:rPr>
+              <w:t>if (response.data?.payload?.redirectUrl) {</w:t>
+            </w:r>
+          </w:p>
+          <w:p>
+            <w:pPr>
+              <w:spacing w:after="120" w:line="240" w:lineRule="auto"/>
+              <w:jc w:val="left"/>
+              <w:rPr>
+                <w:i/>
+                <w:iCs/>
+                <w:sz w:val="24"/>
+                <w:szCs w:val="20"/>
+                <w:lang w:val="en-US"/>
+              </w:rPr>
+            </w:pPr>
+            <w:r>
+              <w:rPr>
+                <w:i/>
+                <w:iCs/>
+                <w:sz w:val="24"/>
+                <w:szCs w:val="20"/>
+                <w:lang w:val="en-US"/>
+              </w:rPr>
+              <w:t>                        window.location.href = response.data.payload.redirectUrl;</w:t>
+            </w:r>
+          </w:p>
+          <w:p>
+            <w:pPr>
+              <w:spacing w:after="120" w:line="240" w:lineRule="auto"/>
+              <w:jc w:val="left"/>
+              <w:rPr>
+                <w:i/>
+                <w:iCs/>
+                <w:sz w:val="24"/>
+                <w:szCs w:val="20"/>
+              </w:rPr>
+            </w:pPr>
+            <w:r>
+              <w:rPr>
+                <w:i/>
+                <w:iCs/>
+                <w:sz w:val="24"/>
+                <w:szCs w:val="20"/>
+                <w:lang w:val="en-US"/>
+              </w:rPr>
+              <w:t xml:space="preserve">                    </w:t>
+            </w:r>
+            <w:r>
+              <w:rPr>
+                <w:i/>
+                <w:iCs/>
+                <w:sz w:val="24"/>
+                <w:szCs w:val="20"/>
+              </w:rPr>
+              <w:t>} else {</w:t>
+            </w:r>
+          </w:p>
+          <w:p>
+            <w:pPr>
+              <w:spacing w:after="120" w:line="240" w:lineRule="auto"/>
+              <w:jc w:val="left"/>
+              <w:rPr>
+                <w:i/>
+                <w:iCs/>
+                <w:sz w:val="24"/>
+                <w:szCs w:val="20"/>
+              </w:rPr>
+            </w:pPr>
+            <w:r>
+              <w:rPr>
+                <w:i/>
+                <w:iCs/>
+                <w:sz w:val="24"/>
+                <w:szCs w:val="20"/>
+              </w:rPr>
+              <w:t>                        // Если URL не пришел, просто перезагружаем страницу</w:t>
+            </w:r>
+          </w:p>
+          <w:p>
+            <w:pPr>
+              <w:spacing w:after="120" w:line="240" w:lineRule="auto"/>
+              <w:jc w:val="left"/>
+              <w:rPr>
+                <w:i/>
+                <w:iCs/>
+                <w:sz w:val="24"/>
+                <w:szCs w:val="20"/>
+                <w:lang w:val="en-US"/>
+              </w:rPr>
+            </w:pPr>
+            <w:r>
+              <w:rPr>
+                <w:i/>
+                <w:iCs/>
+                <w:sz w:val="24"/>
+                <w:szCs w:val="20"/>
+              </w:rPr>
+              <w:t xml:space="preserve">                        </w:t>
+            </w:r>
+            <w:r>
+              <w:rPr>
+                <w:i/>
+                <w:iCs/>
+                <w:sz w:val="24"/>
+                <w:szCs w:val="20"/>
+                <w:lang w:val="en-US"/>
+              </w:rPr>
+              <w:t>window.location.reload();</w:t>
+            </w:r>
+          </w:p>
+          <w:p>
+            <w:pPr>
+              <w:spacing w:after="120" w:line="240" w:lineRule="auto"/>
+              <w:jc w:val="left"/>
+              <w:rPr>
+                <w:i/>
+                <w:iCs/>
+                <w:sz w:val="24"/>
+                <w:szCs w:val="20"/>
+                <w:lang w:val="en-US"/>
+              </w:rPr>
+            </w:pPr>
+            <w:r>
+              <w:rPr>
+                <w:i/>
+                <w:iCs/>
+                <w:sz w:val="24"/>
+                <w:szCs w:val="20"/>
+                <w:lang w:val="en-US"/>
+              </w:rPr>
+              <w:t>                    }</w:t>
+            </w:r>
+          </w:p>
+          <w:p>
+            <w:pPr>
+              <w:spacing w:after="120" w:line="240" w:lineRule="auto"/>
+              <w:jc w:val="left"/>
+              <w:rPr>
+                <w:i/>
+                <w:iCs/>
+                <w:sz w:val="24"/>
+                <w:szCs w:val="20"/>
+                <w:lang w:val="en-US"/>
+              </w:rPr>
+            </w:pPr>
+            <w:r>
+              <w:rPr>
+                <w:i/>
+                <w:iCs/>
+                <w:sz w:val="24"/>
+                <w:szCs w:val="20"/>
+                <w:lang w:val="en-US"/>
+              </w:rPr>
+              <w:t>                })</w:t>
+            </w:r>
+          </w:p>
+          <w:p>
+            <w:pPr>
+              <w:spacing w:after="120" w:line="240" w:lineRule="auto"/>
+              <w:jc w:val="left"/>
+              <w:rPr>
+                <w:i/>
+                <w:iCs/>
+                <w:sz w:val="24"/>
+                <w:szCs w:val="20"/>
+                <w:lang w:val="en-US"/>
+              </w:rPr>
+            </w:pPr>
+            <w:r>
+              <w:rPr>
+                <w:i/>
+                <w:iCs/>
+                <w:sz w:val="24"/>
+                <w:szCs w:val="20"/>
+                <w:lang w:val="en-US"/>
+              </w:rPr>
+              <w:t>                .catch(error =&gt; handleResponseError(error, errorContainer));</w:t>
+            </w:r>
+          </w:p>
+          <w:p>
+            <w:pPr>
+              <w:spacing w:after="120" w:line="240" w:lineRule="auto"/>
+              <w:jc w:val="left"/>
+              <w:rPr>
+                <w:i/>
+                <w:iCs/>
+                <w:sz w:val="24"/>
+                <w:szCs w:val="20"/>
+              </w:rPr>
+            </w:pPr>
+            <w:r>
+              <w:rPr>
+                <w:i/>
+                <w:iCs/>
+                <w:sz w:val="24"/>
+                <w:szCs w:val="20"/>
+                <w:lang w:val="en-US"/>
+              </w:rPr>
+              <w:t xml:space="preserve">        </w:t>
+            </w:r>
+            <w:r>
+              <w:rPr>
+                <w:i/>
+                <w:iCs/>
+                <w:sz w:val="24"/>
+                <w:szCs w:val="20"/>
+              </w:rPr>
+              <w:t>});</w:t>
+            </w:r>
+          </w:p>
+          <w:p>
+            <w:pPr>
+              <w:spacing w:after="120" w:line="240" w:lineRule="auto"/>
+              <w:jc w:val="left"/>
+              <w:rPr>
+                <w:i/>
+                <w:iCs/>
+                <w:sz w:val="24"/>
+                <w:szCs w:val="20"/>
+              </w:rPr>
+            </w:pPr>
+            <w:r>
+              <w:rPr>
+                <w:i/>
+                <w:iCs/>
+                <w:sz w:val="24"/>
+                <w:szCs w:val="20"/>
+              </w:rPr>
+              <w:t>    }</w:t>
+            </w:r>
+          </w:p>
+          <w:p>
+            <w:pPr>
+              <w:spacing w:after="120" w:line="240" w:lineRule="auto"/>
+              <w:jc w:val="left"/>
+              <w:rPr>
+                <w:i/>
+                <w:iCs/>
+                <w:sz w:val="24"/>
+                <w:szCs w:val="20"/>
+                <w:lang w:val="en-US"/>
+              </w:rPr>
+            </w:pPr>
+            <w:r>
+              <w:rPr>
+                <w:i/>
+                <w:iCs/>
+                <w:sz w:val="24"/>
+                <w:szCs w:val="20"/>
+                <w:lang w:val="en-US"/>
+              </w:rPr>
+              <w:t>…</w:t>
+            </w:r>
+          </w:p>
+          <w:p>
+            <w:pPr>
+              <w:spacing w:after="120" w:line="240" w:lineRule="auto"/>
+              <w:jc w:val="left"/>
+              <w:rPr>
+                <w:i/>
+                <w:iCs/>
+                <w:sz w:val="24"/>
+                <w:szCs w:val="20"/>
+              </w:rPr>
+            </w:pPr>
+            <w:r>
+              <w:rPr>
+                <w:i/>
+                <w:iCs/>
+                <w:sz w:val="24"/>
+                <w:szCs w:val="20"/>
+              </w:rPr>
+              <w:t>});</w:t>
+            </w:r>
+          </w:p>
+          <w:p>
+            <w:pPr>
+              <w:spacing w:after="120" w:line="240" w:lineRule="auto"/>
+              <w:jc w:val="left"/>
+              <w:rPr>
+                <w:i/>
+                <w:iCs/>
+                <w:sz w:val="24"/>
+                <w:szCs w:val="20"/>
+              </w:rPr>
+            </w:pPr>
+          </w:p>
+        </w:tc>
+      </w:tr>
+    </w:tbl>
+    <w:p>
+      <w:pPr>
+        <w:pStyle w:val="afa"/>
+        <w:ind w:firstLine="0"/>
+      </w:pPr>
+    </w:p>
+    <w:p>
+      <w:pPr>
+        <w:pStyle w:val="afa"/>
+      </w:pPr>
+    </w:p>
+    <w:p>
+      <w:pPr>
+        <w:pStyle w:val="afa"/>
+      </w:pPr>
+      <w:r>
+        <w:t xml:space="preserve">В приведенном фрагменте кода показан обработчик события отправки формы. Он перехватывает стандартное действие браузера с помощью event.preventDefault() и собирает все данные формы в объект FormData. Затем, с помощью библиотеки axios, выполняется асинхронный POST-запрос на сервер. </w:t>
+      </w:r>
+    </w:p>
+    <w:p>
+      <w:pPr>
+        <w:pStyle w:val="afa"/>
+      </w:pPr>
+      <w:r>
+        <w:t>Ключевой особенностью является обработка успешного ответа: клиентский код не принимает решений о дальнейших действиях, а ожидает инструкций от контроллера. В случае успеха сервер возвращает JSON-ответ, содержащий URL для перенаправления, и клиентский скрипт лишь исполняет это указание. Таким образом, ответственность за навигацию остается на серверной стороне, а слой представления отвечает только за исполнение команд.</w:t>
+      </w:r>
+    </w:p>
     <w:p>
       <w:pPr>
         <w:pStyle w:val="2"/>
@@ -15116,7 +16776,7 @@
   <w:style w:type="paragraph" w:default="1" w:styleId="a">
     <w:name w:val="Normal"/>
     <w:qFormat/>
-    <w:rsid w:val="00F443A1"/>
+    <w:rsid w:val="00411FFF"/>
     <w:pPr>
       <w:spacing w:after="0" w:line="360" w:lineRule="auto"/>
       <w:jc w:val="both"/>

--- a/report/Отчет_по_курсовой.docx
+++ b/report/Отчет_по_курсовой.docx
@@ -3386,6 +3386,7 @@
       <w:bookmarkStart w:id="12" w:name="_Toc214030941"/>
       <w:bookmarkEnd w:id="11"/>
       <w:r>
+        <w:lastRenderedPageBreak/>
         <w:t>ПЕРЕЧЕНЬ СОКРАЩЕНИЙ, ОБОЗНАЧЕНИЙ И ТЕРМИНОВ</w:t>
       </w:r>
       <w:bookmarkEnd w:id="12"/>
@@ -9257,16 +9258,14 @@
                 <w:iCs/>
                 <w:sz w:val="24"/>
                 <w:szCs w:val="20"/>
-                <w:lang w:val="en-US"/>
-              </w:rPr>
-            </w:pPr>
-            <w:r>
-              <w:rPr>
-                <w:i/>
-                <w:iCs/>
-                <w:sz w:val="24"/>
-                <w:szCs w:val="20"/>
-                <w:lang w:val="en-US"/>
+              </w:rPr>
+            </w:pPr>
+            <w:r>
+              <w:rPr>
+                <w:i/>
+                <w:iCs/>
+                <w:sz w:val="24"/>
+                <w:szCs w:val="20"/>
               </w:rPr>
               <w:t xml:space="preserve">// </w:t>
             </w:r>
@@ -9285,7 +9284,6 @@
                 <w:iCs/>
                 <w:sz w:val="24"/>
                 <w:szCs w:val="20"/>
-                <w:lang w:val="en-US"/>
               </w:rPr>
               <w:t xml:space="preserve"> </w:t>
             </w:r>
@@ -9308,7 +9306,6 @@
                 <w:iCs/>
                 <w:sz w:val="24"/>
                 <w:szCs w:val="20"/>
-                <w:lang w:val="en-US"/>
               </w:rPr>
             </w:pPr>
             <w:proofErr w:type="gramStart"/>
@@ -9320,7 +9317,16 @@
                 <w:szCs w:val="20"/>
                 <w:lang w:val="en-US"/>
               </w:rPr>
-              <w:t>Route::</w:t>
+              <w:t>Route</w:t>
+            </w:r>
+            <w:r>
+              <w:rPr>
+                <w:i/>
+                <w:iCs/>
+                <w:sz w:val="24"/>
+                <w:szCs w:val="20"/>
+              </w:rPr>
+              <w:t>::</w:t>
             </w:r>
             <w:proofErr w:type="gramEnd"/>
             <w:r>
@@ -9331,7 +9337,35 @@
                 <w:szCs w:val="20"/>
                 <w:lang w:val="en-US"/>
               </w:rPr>
-              <w:t>group([], function() {</w:t>
+              <w:t>group</w:t>
+            </w:r>
+            <w:r>
+              <w:rPr>
+                <w:i/>
+                <w:iCs/>
+                <w:sz w:val="24"/>
+                <w:szCs w:val="20"/>
+              </w:rPr>
+              <w:t xml:space="preserve">([], </w:t>
+            </w:r>
+            <w:r>
+              <w:rPr>
+                <w:i/>
+                <w:iCs/>
+                <w:sz w:val="24"/>
+                <w:szCs w:val="20"/>
+                <w:lang w:val="en-US"/>
+              </w:rPr>
+              <w:t>function</w:t>
+            </w:r>
+            <w:r>
+              <w:rPr>
+                <w:i/>
+                <w:iCs/>
+                <w:sz w:val="24"/>
+                <w:szCs w:val="20"/>
+              </w:rPr>
+              <w:t>() {</w:t>
             </w:r>
           </w:p>
           <w:p>
@@ -9354,7 +9388,35 @@
                 <w:szCs w:val="20"/>
                 <w:lang w:val="en-US"/>
               </w:rPr>
-              <w:t xml:space="preserve">    </w:t>
+              <w:t> </w:t>
+            </w:r>
+            <w:r>
+              <w:rPr>
+                <w:i/>
+                <w:iCs/>
+                <w:sz w:val="24"/>
+                <w:szCs w:val="20"/>
+              </w:rPr>
+              <w:t xml:space="preserve"> </w:t>
+            </w:r>
+            <w:r>
+              <w:rPr>
+                <w:i/>
+                <w:iCs/>
+                <w:sz w:val="24"/>
+                <w:szCs w:val="20"/>
+                <w:lang w:val="en-US"/>
+              </w:rPr>
+              <w:t> </w:t>
+            </w:r>
+            <w:r>
+              <w:rPr>
+                <w:i/>
+                <w:iCs/>
+                <w:sz w:val="24"/>
+                <w:szCs w:val="20"/>
+              </w:rPr>
+              <w:t xml:space="preserve"> </w:t>
             </w:r>
             <w:proofErr w:type="gramStart"/>
             <w:r>
@@ -10824,7 +10886,6 @@
                 <w:iCs/>
                 <w:sz w:val="24"/>
                 <w:szCs w:val="20"/>
-                <w:lang w:val="en-US"/>
               </w:rPr>
             </w:pPr>
             <w:r>
@@ -10873,7 +10934,6 @@
                 <w:iCs/>
                 <w:sz w:val="24"/>
                 <w:szCs w:val="20"/>
-                <w:lang w:val="en-US"/>
               </w:rPr>
               <w:t>{</w:t>
             </w:r>
@@ -10905,7 +10965,6 @@
                 <w:iCs/>
                 <w:sz w:val="24"/>
                 <w:szCs w:val="20"/>
-                <w:lang w:val="en-US"/>
               </w:rPr>
               <w:t xml:space="preserve"> </w:t>
             </w:r>
@@ -10925,7 +10984,6 @@
                 <w:iCs/>
                 <w:sz w:val="24"/>
                 <w:szCs w:val="20"/>
-                <w:lang w:val="en-US"/>
               </w:rPr>
               <w:t xml:space="preserve"> </w:t>
             </w:r>
@@ -10945,7 +11003,6 @@
                 <w:iCs/>
                 <w:sz w:val="24"/>
                 <w:szCs w:val="20"/>
-                <w:lang w:val="en-US"/>
               </w:rPr>
               <w:t xml:space="preserve"> </w:t>
             </w:r>
@@ -10965,7 +11022,6 @@
                 <w:iCs/>
                 <w:sz w:val="24"/>
                 <w:szCs w:val="20"/>
-                <w:lang w:val="en-US"/>
               </w:rPr>
               <w:t xml:space="preserve"> </w:t>
             </w:r>
@@ -25958,6 +26014,7 @@
         <w:docPartUnique/>
       </w:docPartObj>
     </w:sdtPr>
+    <w:sdtEndPr/>
     <w:sdtContent>
       <w:p>
         <w:pPr>
